--- a/docs/sei/2026-09-11-regulamento-servico/Minuta_Regulamento_de_Servico_CBMRO_parte_geral_e_especial.docx
+++ b/docs/sei/2026-09-11-regulamento-servico/Minuta_Regulamento_de_Servico_CBMRO_parte_geral_e_especial.docx
@@ -98,7 +98,7 @@
           <w:sz w:val="22"/>
           <w:szCs w:val="22"/>
         </w:rPr>
-        <w:t xml:space="preserve">15 de setembro de 2026</w:t>
+        <w:t xml:space="preserve">16 de setembro de 2026</w:t>
       </w:r>
     </w:p>
     <w:p>
@@ -1199,7 +1199,7 @@
           <w:sz w:val="24"/>
           <w:szCs w:val="24"/>
         </w:rPr>
-        <w:t xml:space="preserve">II - As escalas para quem trabalha no expediente e concorre ao serviço operacional:</w:t>
+        <w:t xml:space="preserve">II - As escalas para quem trabalha no expediente:</w:t>
       </w:r>
     </w:p>
     <w:p>
@@ -1214,7 +1214,7 @@
           <w:sz w:val="24"/>
           <w:szCs w:val="24"/>
         </w:rPr>
-        <w:t xml:space="preserve">a) Para as praças serão: 24 horas de trabalho por 09 dias, sendo estas terão direito a folga de 24 horas no dia seguinte ao serviço;</w:t>
+        <w:t xml:space="preserve">a) 6 horas de trabalho por 18 horas de folga da escala;</w:t>
       </w:r>
     </w:p>
     <w:p>
@@ -1253,7 +1253,7 @@
           <w:sz w:val="24"/>
           <w:szCs w:val="24"/>
         </w:rPr>
-        <w:t xml:space="preserve">Depois de publicada a escala em Boletim Geral, não será permitida a permuta ou dispensa de oficial e ou de praça em serviço, salvo ordem expressa do Comandante da OBM, nos casos devidamente justificados, respeitados os diversos escalões de Comando.</w:t>
+        <w:t xml:space="preserve">Depois de publicada a escala em Boletim Interno, não será permitida a permuta ou dispensa de oficial e ou de praça em serviço, salvo ordem expressa do Comandante da OBM, nos casos devidamente justificados, respeitados os diversos escalões de Comando.</w:t>
       </w:r>
     </w:p>
     <w:p>
@@ -2223,7 +2223,7 @@
           <w:sz w:val="24"/>
           <w:szCs w:val="24"/>
         </w:rPr>
-        <w:t xml:space="preserve">Qualquer empréstimo de material operacional, além de registrado no livro de ocorrências Diárias do Oficial de Dia da OBM cedente deverá ser realizado mediante cautela devidamente assinada pelo seu Comandante.</w:t>
+        <w:t xml:space="preserve">Qualquer empréstimo de material operacional, além de registrado na Parte Diária da OBM cedente deverá ser realizado mediante cautela devidamente assinada pelo seu Comandante.</w:t>
       </w:r>
     </w:p>
     <w:p>
@@ -2337,7 +2337,7 @@
           <w:sz w:val="24"/>
           <w:szCs w:val="24"/>
         </w:rPr>
-        <w:t xml:space="preserve">Parágrafo único. Quaisquer danos ocorridos no fardamento do bombeiro militar de serviço deverão obedecer ao mesmo parâmetro estabelecido para o material operacional, devendo as peças de fardamento danificadas, como meio de comprovação, acompanharem o procedimento administrativo adequado.</w:t>
+        <w:t xml:space="preserve">Parágrafo único. Quaisquer danos ocorridos no EPI do bombeiro militar de serviço deverão obedecer ao mesmo parâmetro estabelecido para o material operacional, devendo as peças de fardamento danificadas, como meio de comprovação, acompanharem o procedimento administrativo adequado.</w:t>
       </w:r>
     </w:p>
     <w:p>
@@ -3116,7 +3116,7 @@
           <w:sz w:val="24"/>
           <w:szCs w:val="24"/>
         </w:rPr>
-        <w:t xml:space="preserve">IX - Autorizar, por escrito, a permuta de escala do serviço de Oficial de Dia, com posterior publicação em Boletim Geral;</w:t>
+        <w:t xml:space="preserve">IX - Autorizar, via Sistema Eletrônico de Informações - SEI, a permuta de escala do serviço de Oficial de Dia;</w:t>
       </w:r>
     </w:p>
     <w:p>
@@ -4592,7 +4592,7 @@
           <w:sz w:val="24"/>
           <w:szCs w:val="24"/>
         </w:rPr>
-        <w:t xml:space="preserve">V - Coordenar o emprego dos recursos humanos e materiais das Subunidades subordinadas, podendo determinar seu emprego dentro da área de responsabilidade do Grupamento, conforme a necessidade do serviço;</w:t>
+        <w:t xml:space="preserve">V - Coordenar o emprego dos recursos humanos e materiais das unidades subordinadas, podendo determinar seu emprego dentro da área de responsabilidade do Grupamento, conforme a necessidade do serviço;</w:t>
       </w:r>
     </w:p>
     <w:p>
@@ -5351,7 +5351,7 @@
           <w:sz w:val="24"/>
           <w:szCs w:val="24"/>
         </w:rPr>
-        <w:t xml:space="preserve">§ 1º Ao final do serviço deverá assinar, via SEI, juntamente com o Oficial de Dia a Parte Diária.</w:t>
+        <w:t xml:space="preserve">§ 1º Ao final do serviço deverá assinar, via Sistema Eletrônico de Informações - SEI, juntamente com o Oficial de Dia a Parte Diária.</w:t>
       </w:r>
     </w:p>
     <w:p>
@@ -5366,7 +5366,7 @@
           <w:sz w:val="24"/>
           <w:szCs w:val="24"/>
         </w:rPr>
-        <w:t xml:space="preserve">§ 2º O regime do serviço poderá sofrer alterações mediante publicação em BG por determinação do Comandante-Geral ou pelo Subcomandante-Geral em virtude das necessidades do momento.</w:t>
+        <w:t xml:space="preserve">§ 2º O regime do serviço poderá sofrer alterações mediante publicação em Boletim Geral por determinação do Comandante-Geral ou pelo Subcomandante-Geral em virtude das necessidades do momento.</w:t>
       </w:r>
     </w:p>
     <w:p>
@@ -5391,7 +5391,7 @@
           <w:sz w:val="24"/>
           <w:szCs w:val="24"/>
         </w:rPr>
-        <w:t xml:space="preserve">A permuta de serviço do Superior de Dia, só será permitida mediante autorização por escrito do Subcomandante-Geral do CBMRO, após publicação em Boletim Geral.</w:t>
+        <w:t xml:space="preserve">A permuta de serviço do Superior de Dia, só será permitida mediante autorização por escrito do Comandante do COB I, via Sistema Eletrônico de Informações - SEI.</w:t>
       </w:r>
     </w:p>
     <w:p>
@@ -5415,7 +5415,7 @@
           <w:sz w:val="24"/>
           <w:szCs w:val="24"/>
         </w:rPr>
-        <w:t xml:space="preserve">O serviço diário de Superior de Dia ao CBMRO será coordenado pelo Subcomandante-Geral, através do gabinete do Subcomando-Geral.</w:t>
+        <w:t xml:space="preserve">O serviço diário de Superior de Dia ao CBMRO será coordenado pelo Comandante do COB I, através do gabinete do Subcomando-Geral.</w:t>
       </w:r>
     </w:p>
     <w:p>
@@ -5430,7 +5430,7 @@
           <w:sz w:val="24"/>
           <w:szCs w:val="24"/>
         </w:rPr>
-        <w:t xml:space="preserve">Parágrafo único. As escalas serão publicadas em Boletim Geral.</w:t>
+        <w:t xml:space="preserve">Parágrafo único. As escalas serão publicadas em processo eletrônico, via Sistema Eletrônico de Informações - SEI.</w:t>
       </w:r>
     </w:p>
     <w:p>
@@ -5519,13 +5519,12 @@
           <w:sz w:val="24"/>
           <w:szCs w:val="24"/>
         </w:rPr>
-        <w:t xml:space="preserve">O militar que concorre à escala aqui tratada quando tiver que se ausentar ou retornar às suas atividades normais em decorrência de férias, dispensas, licenças ou que comporão as mesmas deverá se apresentar ao Subcomandante-Geral a fim de ser reinserido ou inserido na respectiva escala.</w:t>
-      </w:r>
-    </w:p>
-    <w:p>
-      <w:pPr>
-        <w:spacing w:after="120" w:line="360"/>
-        <w:ind w:firstLine="708"/>
+        <w:t xml:space="preserve">O militar que concorre à escala aqui tratada quando tiver que se ausentar ou retornar às suas atividades normais em decorrência de férias, dispensas, licenças ou que comporão as mesmas deverá dar ciência ao Comandante do COB I a fim de ser reinserido ou inserido na respectiva escala.</w:t>
+      </w:r>
+    </w:p>
+    <w:p>
+      <w:pPr>
+        <w:spacing w:after="60" w:line="360"/>
         <w:jc w:val="both"/>
       </w:pPr>
       <w:r>
@@ -5544,7 +5543,37 @@
           <w:sz w:val="24"/>
           <w:szCs w:val="24"/>
         </w:rPr>
-        <w:t xml:space="preserve">A área de atuação do serviço de Superior de Dia ao CBMRO abrange todo o território estadual.</w:t>
+        <w:t xml:space="preserve">O serviço de Superior de Dia será estabelecido com abrangência em todo o território estadual, em regime de sobreaviso de 24 (vinte e quatro) horas, concorrendo à respectiva escala os oficiais dos postos de Major BM e Tenente-Coronel BM.</w:t>
+      </w:r>
+    </w:p>
+    <w:p>
+      <w:pPr>
+        <w:spacing w:after="60" w:line="360"/>
+        <w:ind w:left="708" w:hanging="0"/>
+        <w:jc w:val="both"/>
+      </w:pPr>
+      <w:r>
+        <w:rPr>
+          <w:rFonts w:ascii="Times New Roman" w:cs="Times New Roman" w:eastAsia="Times New Roman" w:hAnsi="Times New Roman"/>
+          <w:sz w:val="24"/>
+          <w:szCs w:val="24"/>
+        </w:rPr>
+        <w:t xml:space="preserve">§ 1º Durante o período de serviço, o Superior de Dia deverá permanecer em condições de pronto acionamento, mantendo disponível meio de comunicação que permita seu imediato contato e comparecimento quando necessário.</w:t>
+      </w:r>
+    </w:p>
+    <w:p>
+      <w:pPr>
+        <w:spacing w:after="60" w:line="360"/>
+        <w:ind w:left="708" w:hanging="0"/>
+        <w:jc w:val="both"/>
+      </w:pPr>
+      <w:r>
+        <w:rPr>
+          <w:rFonts w:ascii="Times New Roman" w:cs="Times New Roman" w:eastAsia="Times New Roman" w:hAnsi="Times New Roman"/>
+          <w:sz w:val="24"/>
+          <w:szCs w:val="24"/>
+        </w:rPr>
+        <w:t xml:space="preserve">§ 2º A atuação do Superior de Dia observará as competências próprias do Comando Operacional de Bombeiros e dos Comandantes das Organizações Bombeiro Militar.</w:t>
       </w:r>
     </w:p>
     <w:p>
@@ -5561,60 +5590,6 @@
           <w:szCs w:val="24"/>
         </w:rPr>
         <w:t xml:space="preserve">Art. 59 </w:t>
-      </w:r>
-      <w:r>
-        <w:rPr>
-          <w:rFonts w:ascii="Times New Roman" w:cs="Times New Roman" w:eastAsia="Times New Roman" w:hAnsi="Times New Roman"/>
-          <w:sz w:val="24"/>
-          <w:szCs w:val="24"/>
-        </w:rPr>
-        <w:t xml:space="preserve">O serviço de Superior de Dia será estabelecido com abrangência em todo o território estadual, em regime de sobreaviso de 24 (vinte e quatro) horas, concorrendo à respectiva escala os oficiais dos postos de Major BM e Tenente-Coronel BM.</w:t>
-      </w:r>
-    </w:p>
-    <w:p>
-      <w:pPr>
-        <w:spacing w:after="60" w:line="360"/>
-        <w:ind w:left="708" w:hanging="0"/>
-        <w:jc w:val="both"/>
-      </w:pPr>
-      <w:r>
-        <w:rPr>
-          <w:rFonts w:ascii="Times New Roman" w:cs="Times New Roman" w:eastAsia="Times New Roman" w:hAnsi="Times New Roman"/>
-          <w:sz w:val="24"/>
-          <w:szCs w:val="24"/>
-        </w:rPr>
-        <w:t xml:space="preserve">§ 1º Durante o período de serviço, o Superior de Dia deverá permanecer em condições de pronto acionamento, mantendo disponível meio de comunicação que permita seu imediato contato e comparecimento quando necessário.</w:t>
-      </w:r>
-    </w:p>
-    <w:p>
-      <w:pPr>
-        <w:spacing w:after="60" w:line="360"/>
-        <w:ind w:left="708" w:hanging="0"/>
-        <w:jc w:val="both"/>
-      </w:pPr>
-      <w:r>
-        <w:rPr>
-          <w:rFonts w:ascii="Times New Roman" w:cs="Times New Roman" w:eastAsia="Times New Roman" w:hAnsi="Times New Roman"/>
-          <w:sz w:val="24"/>
-          <w:szCs w:val="24"/>
-        </w:rPr>
-        <w:t xml:space="preserve">§ 2º A atuação do Superior de Dia observará as competências próprias do Comando Operacional de Bombeiros e dos Comandantes das Organizações Bombeiro Militar.</w:t>
-      </w:r>
-    </w:p>
-    <w:p>
-      <w:pPr>
-        <w:spacing w:after="60" w:line="360"/>
-        <w:jc w:val="both"/>
-      </w:pPr>
-      <w:r>
-        <w:rPr>
-          <w:rFonts w:ascii="Times New Roman" w:cs="Times New Roman" w:eastAsia="Times New Roman" w:hAnsi="Times New Roman"/>
-          <w:b/>
-          <w:bCs/>
-          <w:sz w:val="24"/>
-          <w:szCs w:val="24"/>
-        </w:rPr>
-        <w:t xml:space="preserve">Art. 60 </w:t>
       </w:r>
       <w:r>
         <w:rPr>
@@ -5855,6 +5830,30 @@
           <w:sz w:val="24"/>
           <w:szCs w:val="24"/>
         </w:rPr>
+        <w:t xml:space="preserve">Art. 60 </w:t>
+      </w:r>
+      <w:r>
+        <w:rPr>
+          <w:rFonts w:ascii="Times New Roman" w:cs="Times New Roman" w:eastAsia="Times New Roman" w:hAnsi="Times New Roman"/>
+          <w:sz w:val="24"/>
+          <w:szCs w:val="24"/>
+        </w:rPr>
+        <w:t xml:space="preserve">A permuta de escala do Oficial de Dia, só será permitida mediante autorização por escrito do Comandante Operacional de Bombeiros do CBMRO, via Sistema Eletrônico de Informações - SEI.</w:t>
+      </w:r>
+    </w:p>
+    <w:p>
+      <w:pPr>
+        <w:spacing w:after="60" w:line="360"/>
+        <w:jc w:val="both"/>
+      </w:pPr>
+      <w:r>
+        <w:rPr>
+          <w:rFonts w:ascii="Times New Roman" w:cs="Times New Roman" w:eastAsia="Times New Roman" w:hAnsi="Times New Roman"/>
+          <w:b/>
+          <w:bCs/>
+          <w:sz w:val="24"/>
+          <w:szCs w:val="24"/>
+        </w:rPr>
         <w:t xml:space="preserve">Art. 61 </w:t>
       </w:r>
       <w:r>
@@ -5863,7 +5862,37 @@
           <w:sz w:val="24"/>
           <w:szCs w:val="24"/>
         </w:rPr>
-        <w:t xml:space="preserve">A permuta de escala do Oficial de Dia, só será permitida mediante autorização por escrito do Comandante Operacional de Bombeiros do CBMRO, após publicação em Boletim Geral.</w:t>
+        <w:t xml:space="preserve">O serviço de Oficial de Dia será realizado exclusivamente no 1º Grupamento de Bombeiro Militar, na Capital, em regime presencial de 24 (vinte e quatro) horas, sendo exercido por oficiais dos postos de Segundo-Tenente BM, Primeiro-Tenente BM e Capitão BM.</w:t>
+      </w:r>
+    </w:p>
+    <w:p>
+      <w:pPr>
+        <w:spacing w:after="60" w:line="360"/>
+        <w:ind w:left="708" w:hanging="0"/>
+        <w:jc w:val="both"/>
+      </w:pPr>
+      <w:r>
+        <w:rPr>
+          <w:rFonts w:ascii="Times New Roman" w:cs="Times New Roman" w:eastAsia="Times New Roman" w:hAnsi="Times New Roman"/>
+          <w:sz w:val="24"/>
+          <w:szCs w:val="24"/>
+        </w:rPr>
+        <w:t xml:space="preserve">§ 1º O Oficial de Dia é o responsável pelo serviço operacional diário e pelo serviço interno do 1º Grupamento de Bombeiro Militar, competindo-lhe zelar pela disciplina, segurança, ordem e regular funcionamento do aquartelamento durante o período de serviço.</w:t>
+      </w:r>
+    </w:p>
+    <w:p>
+      <w:pPr>
+        <w:spacing w:after="60" w:line="360"/>
+        <w:ind w:left="708" w:hanging="0"/>
+        <w:jc w:val="both"/>
+      </w:pPr>
+      <w:r>
+        <w:rPr>
+          <w:rFonts w:ascii="Times New Roman" w:cs="Times New Roman" w:eastAsia="Times New Roman" w:hAnsi="Times New Roman"/>
+          <w:sz w:val="24"/>
+          <w:szCs w:val="24"/>
+        </w:rPr>
+        <w:t xml:space="preserve">§ 2º O Oficial de Dia representará, durante o período de serviço e nos limites de suas atribuições, a autoridade do Comandante do 1º Grupamento de Bombeiro Militar perante a prontidão operacional e nas questões relacionadas à disciplina e à segurança interna.</w:t>
       </w:r>
     </w:p>
     <w:p>
@@ -5887,60 +5916,6 @@
           <w:sz w:val="24"/>
           <w:szCs w:val="24"/>
         </w:rPr>
-        <w:t xml:space="preserve">O serviço de Oficial de Dia será realizado exclusivamente no 1º Grupamento de Bombeiro Militar, na Capital, em regime presencial de 24 (vinte e quatro) horas, sendo exercido por oficiais dos postos de Segundo-Tenente BM, Primeiro-Tenente BM e Capitão BM.</w:t>
-      </w:r>
-    </w:p>
-    <w:p>
-      <w:pPr>
-        <w:spacing w:after="60" w:line="360"/>
-        <w:ind w:left="708" w:hanging="0"/>
-        <w:jc w:val="both"/>
-      </w:pPr>
-      <w:r>
-        <w:rPr>
-          <w:rFonts w:ascii="Times New Roman" w:cs="Times New Roman" w:eastAsia="Times New Roman" w:hAnsi="Times New Roman"/>
-          <w:sz w:val="24"/>
-          <w:szCs w:val="24"/>
-        </w:rPr>
-        <w:t xml:space="preserve">§ 1º O Oficial de Dia é o responsável pelo serviço operacional diário e pelo serviço interno do 1º Grupamento de Bombeiro Militar, competindo-lhe zelar pela disciplina, segurança, ordem e regular funcionamento do aquartelamento durante o período de serviço.</w:t>
-      </w:r>
-    </w:p>
-    <w:p>
-      <w:pPr>
-        <w:spacing w:after="60" w:line="360"/>
-        <w:ind w:left="708" w:hanging="0"/>
-        <w:jc w:val="both"/>
-      </w:pPr>
-      <w:r>
-        <w:rPr>
-          <w:rFonts w:ascii="Times New Roman" w:cs="Times New Roman" w:eastAsia="Times New Roman" w:hAnsi="Times New Roman"/>
-          <w:sz w:val="24"/>
-          <w:szCs w:val="24"/>
-        </w:rPr>
-        <w:t xml:space="preserve">§ 2º O Oficial de Dia representará, durante o período de serviço e nos limites de suas atribuições, a autoridade do Comandante do 1º Grupamento de Bombeiro Militar perante a prontidão operacional e nas questões relacionadas à disciplina e à segurança interna.</w:t>
-      </w:r>
-    </w:p>
-    <w:p>
-      <w:pPr>
-        <w:spacing w:after="60" w:line="360"/>
-        <w:jc w:val="both"/>
-      </w:pPr>
-      <w:r>
-        <w:rPr>
-          <w:rFonts w:ascii="Times New Roman" w:cs="Times New Roman" w:eastAsia="Times New Roman" w:hAnsi="Times New Roman"/>
-          <w:b/>
-          <w:bCs/>
-          <w:sz w:val="24"/>
-          <w:szCs w:val="24"/>
-        </w:rPr>
-        <w:t xml:space="preserve">Art. 63 </w:t>
-      </w:r>
-      <w:r>
-        <w:rPr>
-          <w:rFonts w:ascii="Times New Roman" w:cs="Times New Roman" w:eastAsia="Times New Roman" w:hAnsi="Times New Roman"/>
-          <w:sz w:val="24"/>
-          <w:szCs w:val="24"/>
-        </w:rPr>
         <w:t xml:space="preserve">Compete ao Oficial de Dia:</w:t>
       </w:r>
     </w:p>
@@ -6211,536 +6186,97 @@
           <w:sz w:val="24"/>
           <w:szCs w:val="24"/>
         </w:rPr>
-        <w:t xml:space="preserve">XVIII - Registrar em livro ou sistema próprio as ocorrências e alterações verificadas durante sua jornada de serviço;</w:t>
-      </w:r>
-    </w:p>
-    <w:p>
-      <w:pPr>
-        <w:spacing w:after="60" w:line="360"/>
-        <w:ind w:left="708" w:hanging="340"/>
-        <w:jc w:val="both"/>
-      </w:pPr>
-      <w:r>
-        <w:rPr>
-          <w:rFonts w:ascii="Times New Roman" w:cs="Times New Roman" w:eastAsia="Times New Roman" w:hAnsi="Times New Roman"/>
-          <w:sz w:val="24"/>
-          <w:szCs w:val="24"/>
-        </w:rPr>
-        <w:t xml:space="preserve">XIX - Elaborar e encaminhar a parte de serviço à autoridade competente, consignando as ocorrências e alterações relevantes verificadas durante a jornada;</w:t>
-      </w:r>
-    </w:p>
-    <w:p>
-      <w:pPr>
-        <w:spacing w:after="60" w:line="360"/>
-        <w:ind w:left="708" w:hanging="340"/>
-        <w:jc w:val="both"/>
-      </w:pPr>
-      <w:r>
-        <w:rPr>
-          <w:rFonts w:ascii="Times New Roman" w:cs="Times New Roman" w:eastAsia="Times New Roman" w:hAnsi="Times New Roman"/>
-          <w:sz w:val="24"/>
-          <w:szCs w:val="24"/>
-        </w:rPr>
-        <w:t xml:space="preserve">XX - Comunicar imediatamente qualquer acidente envolvendo pessoal, viatura, material ou patrimônio ocorrido no âmbito do quartel;</w:t>
-      </w:r>
-    </w:p>
-    <w:p>
-      <w:pPr>
-        <w:spacing w:after="60" w:line="360"/>
-        <w:ind w:left="708" w:hanging="340"/>
-        <w:jc w:val="both"/>
-      </w:pPr>
-      <w:r>
-        <w:rPr>
-          <w:rFonts w:ascii="Times New Roman" w:cs="Times New Roman" w:eastAsia="Times New Roman" w:hAnsi="Times New Roman"/>
-          <w:sz w:val="24"/>
-          <w:szCs w:val="24"/>
-        </w:rPr>
-        <w:t xml:space="preserve">XXI - Fiscalizar as condições de conservação, limpeza e organização das dependências do quartel;</w:t>
-      </w:r>
-    </w:p>
-    <w:p>
-      <w:pPr>
-        <w:spacing w:after="60" w:line="360"/>
-        <w:ind w:left="708" w:hanging="340"/>
-        <w:jc w:val="both"/>
-      </w:pPr>
-      <w:r>
-        <w:rPr>
-          <w:rFonts w:ascii="Times New Roman" w:cs="Times New Roman" w:eastAsia="Times New Roman" w:hAnsi="Times New Roman"/>
-          <w:sz w:val="24"/>
-          <w:szCs w:val="24"/>
-        </w:rPr>
-        <w:t xml:space="preserve">XXII - Fiscalizar o cumprimento das prisões e detenções de natureza disciplinar executadas nas dependências do aquartelamento, zelando pela observância das determinações da autoridade competente, das condições de segurança e das normas aplicáveis;</w:t>
-      </w:r>
-    </w:p>
-    <w:p>
-      <w:pPr>
-        <w:spacing w:after="60" w:line="360"/>
-        <w:ind w:left="708" w:hanging="340"/>
-        <w:jc w:val="both"/>
-      </w:pPr>
-      <w:r>
-        <w:rPr>
-          <w:rFonts w:ascii="Times New Roman" w:cs="Times New Roman" w:eastAsia="Times New Roman" w:hAnsi="Times New Roman"/>
-          <w:sz w:val="24"/>
-          <w:szCs w:val="24"/>
-        </w:rPr>
-        <w:t xml:space="preserve">XXIII - Diante da ocorrência de fato que, em tese, constitua crime militar, adotar as providências imediatas destinadas à preservação do local, dos elementos de informação e das provas, quando cabíveis, bem como comunicar imediatamente o fato à autoridade de polícia judiciária militar competente, para adoção das medidas previstas na legislação processual penal militar;</w:t>
-      </w:r>
-    </w:p>
-    <w:p>
-      <w:pPr>
-        <w:spacing w:after="60" w:line="360"/>
-        <w:ind w:left="708" w:hanging="340"/>
-        <w:jc w:val="both"/>
-      </w:pPr>
-      <w:r>
-        <w:rPr>
-          <w:rFonts w:ascii="Times New Roman" w:cs="Times New Roman" w:eastAsia="Times New Roman" w:hAnsi="Times New Roman"/>
-          <w:sz w:val="24"/>
-          <w:szCs w:val="24"/>
-        </w:rPr>
-        <w:t xml:space="preserve">XXIV - Adotar, nas hipóteses de flagrante de crime militar, as providências que lhe competirem nos termos da legislação processual penal militar, comunicando imediatamente o fato à autoridade de polícia judiciária militar competente; e</w:t>
-      </w:r>
-    </w:p>
-    <w:p>
-      <w:pPr>
-        <w:spacing w:after="60" w:line="360"/>
-        <w:ind w:left="708" w:hanging="340"/>
-        <w:jc w:val="both"/>
-      </w:pPr>
-      <w:r>
-        <w:rPr>
-          <w:rFonts w:ascii="Times New Roman" w:cs="Times New Roman" w:eastAsia="Times New Roman" w:hAnsi="Times New Roman"/>
-          <w:sz w:val="24"/>
-          <w:szCs w:val="24"/>
-        </w:rPr>
-        <w:t xml:space="preserve">XXV - Cumprir e fazer cumprir as ordens e determinações dos escalões superiores relacionadas ao serviço interno do aquartelamento.</w:t>
-      </w:r>
-    </w:p>
-    <w:p>
-      <w:pPr>
-        <w:spacing w:after="120" w:line="360"/>
-        <w:ind w:firstLine="708"/>
-        <w:jc w:val="both"/>
-      </w:pPr>
-      <w:r>
-        <w:rPr>
-          <w:rFonts w:ascii="Times New Roman" w:cs="Times New Roman" w:eastAsia="Times New Roman" w:hAnsi="Times New Roman"/>
-          <w:b/>
-          <w:bCs/>
-          <w:sz w:val="24"/>
-          <w:szCs w:val="24"/>
-        </w:rPr>
-        <w:t xml:space="preserve">Art. 64 </w:t>
-      </w:r>
-      <w:r>
-        <w:rPr>
-          <w:rFonts w:ascii="Times New Roman" w:cs="Times New Roman" w:eastAsia="Times New Roman" w:hAnsi="Times New Roman"/>
-          <w:sz w:val="24"/>
-          <w:szCs w:val="24"/>
-        </w:rPr>
-        <w:t xml:space="preserve">Somente concorrerão à escala de Oficial de Dia os oficiais subalternos e Aspirantes a Oficial.</w:t>
-      </w:r>
-    </w:p>
-    <w:p>
-      <w:pPr>
-        <w:spacing w:after="120" w:line="360"/>
-        <w:ind w:firstLine="708"/>
-        <w:jc w:val="both"/>
-      </w:pPr>
-      <w:r>
-        <w:rPr>
-          <w:rFonts w:ascii="Times New Roman" w:cs="Times New Roman" w:eastAsia="Times New Roman" w:hAnsi="Times New Roman"/>
-          <w:b/>
-          <w:bCs/>
-          <w:sz w:val="24"/>
-          <w:szCs w:val="24"/>
-        </w:rPr>
-        <w:t xml:space="preserve">Art. 65 </w:t>
-      </w:r>
-      <w:r>
-        <w:rPr>
-          <w:rFonts w:ascii="Times New Roman" w:cs="Times New Roman" w:eastAsia="Times New Roman" w:hAnsi="Times New Roman"/>
-          <w:sz w:val="24"/>
-          <w:szCs w:val="24"/>
-        </w:rPr>
-        <w:t xml:space="preserve">O serviço de Oficial de Dia será realizado no quartel do 1º Grupamento de Bombeiro Militar em regime de trabalho de 24 horas, em casos excepcionais adotar-se-á o regime de turno diferenciado.</w:t>
-      </w:r>
-    </w:p>
-    <w:p>
-      <w:pPr>
-        <w:spacing w:after="120" w:line="360"/>
-        <w:ind w:firstLine="708"/>
-        <w:jc w:val="both"/>
-      </w:pPr>
-      <w:r>
-        <w:rPr>
-          <w:rFonts w:ascii="Times New Roman" w:cs="Times New Roman" w:eastAsia="Times New Roman" w:hAnsi="Times New Roman"/>
-          <w:b/>
-          <w:bCs/>
-          <w:sz w:val="24"/>
-          <w:szCs w:val="24"/>
-        </w:rPr>
-        <w:t xml:space="preserve">Art. 66 </w:t>
-      </w:r>
-      <w:r>
-        <w:rPr>
-          <w:rFonts w:ascii="Times New Roman" w:cs="Times New Roman" w:eastAsia="Times New Roman" w:hAnsi="Times New Roman"/>
-          <w:sz w:val="24"/>
-          <w:szCs w:val="24"/>
-        </w:rPr>
-        <w:t xml:space="preserve">Todos os aspectos relacionados ao serviço de Oficial de Dia e, nas demais Organizações Bombeiro Militar, ao serviço do Comandante de Guarnição deverão observar as regras internas da OBM a que o militar estiver subordinado, além daquelas previstas neste Regulamento de Serviço.</w:t>
-      </w:r>
-    </w:p>
-    <w:p>
-      <w:pPr>
-        <w:spacing w:after="120" w:line="360"/>
-        <w:ind w:firstLine="708"/>
-        <w:jc w:val="both"/>
-      </w:pPr>
-      <w:r>
-        <w:rPr>
-          <w:rFonts w:ascii="Times New Roman" w:cs="Times New Roman" w:eastAsia="Times New Roman" w:hAnsi="Times New Roman"/>
-          <w:b/>
-          <w:bCs/>
-          <w:sz w:val="24"/>
-          <w:szCs w:val="24"/>
-        </w:rPr>
-        <w:t xml:space="preserve">Art. 67 </w:t>
-      </w:r>
-      <w:r>
-        <w:rPr>
-          <w:rFonts w:ascii="Times New Roman" w:cs="Times New Roman" w:eastAsia="Times New Roman" w:hAnsi="Times New Roman"/>
-          <w:sz w:val="24"/>
-          <w:szCs w:val="24"/>
-        </w:rPr>
-        <w:t xml:space="preserve">O serviço de Oficial de Dia será realizado no quartel do 1º Grupamento de Bombeiro Militar, com abrangência em toda a sua área de jurisdição.</w:t>
-      </w:r>
-    </w:p>
-    <w:p>
-      <w:pPr>
-        <w:spacing w:after="60" w:line="360"/>
-        <w:jc w:val="both"/>
-      </w:pPr>
-      <w:r>
-        <w:rPr>
-          <w:rFonts w:ascii="Times New Roman" w:cs="Times New Roman" w:eastAsia="Times New Roman" w:hAnsi="Times New Roman"/>
-          <w:b/>
-          <w:bCs/>
-          <w:sz w:val="24"/>
-          <w:szCs w:val="24"/>
-        </w:rPr>
-        <w:t xml:space="preserve">Art. 68 </w:t>
-      </w:r>
-      <w:r>
-        <w:rPr>
-          <w:rFonts w:ascii="Times New Roman" w:cs="Times New Roman" w:eastAsia="Times New Roman" w:hAnsi="Times New Roman"/>
-          <w:sz w:val="24"/>
-          <w:szCs w:val="24"/>
-        </w:rPr>
-        <w:t xml:space="preserve">Compete ao Oficial de Dia, quanto ao serviço operacional:</w:t>
-      </w:r>
-    </w:p>
-    <w:p>
-      <w:pPr>
-        <w:spacing w:after="60" w:line="360"/>
-        <w:ind w:left="708" w:hanging="340"/>
-        <w:jc w:val="both"/>
-      </w:pPr>
-      <w:r>
-        <w:rPr>
-          <w:rFonts w:ascii="Times New Roman" w:cs="Times New Roman" w:eastAsia="Times New Roman" w:hAnsi="Times New Roman"/>
-          <w:sz w:val="24"/>
-          <w:szCs w:val="24"/>
-        </w:rPr>
-        <w:t xml:space="preserve">I - Coordenar, supervisionar e fiscalizar as atividades da prontidão operacional durante o período de serviço;</w:t>
-      </w:r>
-    </w:p>
-    <w:p>
-      <w:pPr>
-        <w:spacing w:after="60" w:line="360"/>
-        <w:ind w:left="708" w:hanging="340"/>
-        <w:jc w:val="both"/>
-      </w:pPr>
-      <w:r>
-        <w:rPr>
-          <w:rFonts w:ascii="Times New Roman" w:cs="Times New Roman" w:eastAsia="Times New Roman" w:hAnsi="Times New Roman"/>
-          <w:sz w:val="24"/>
-          <w:szCs w:val="24"/>
-        </w:rPr>
-        <w:t xml:space="preserve">II - Realizar a passagem de serviço, tomando conhecimento das alterações existentes e transmitindo ao seu substituto as informações necessárias à continuidade do serviço;</w:t>
-      </w:r>
-    </w:p>
-    <w:p>
-      <w:pPr>
-        <w:spacing w:after="60" w:line="360"/>
-        <w:ind w:left="708" w:hanging="340"/>
-        <w:jc w:val="both"/>
-      </w:pPr>
-      <w:r>
-        <w:rPr>
-          <w:rFonts w:ascii="Times New Roman" w:cs="Times New Roman" w:eastAsia="Times New Roman" w:hAnsi="Times New Roman"/>
-          <w:sz w:val="24"/>
-          <w:szCs w:val="24"/>
-        </w:rPr>
-        <w:t xml:space="preserve">III - Supervisionar, juntamente com os Comandantes de Guarnição, a conferência das viaturas, materiais e equipamentos operacionais;</w:t>
-      </w:r>
-    </w:p>
-    <w:p>
-      <w:pPr>
-        <w:spacing w:after="60" w:line="360"/>
-        <w:ind w:left="708" w:hanging="340"/>
-        <w:jc w:val="both"/>
-      </w:pPr>
-      <w:r>
-        <w:rPr>
-          <w:rFonts w:ascii="Times New Roman" w:cs="Times New Roman" w:eastAsia="Times New Roman" w:hAnsi="Times New Roman"/>
-          <w:sz w:val="24"/>
-          <w:szCs w:val="24"/>
-        </w:rPr>
-        <w:t xml:space="preserve">IV - Verificar as condições de prontidão das guarnições, viaturas, equipamentos e demais recursos operacionais disponíveis;</w:t>
-      </w:r>
-    </w:p>
-    <w:p>
-      <w:pPr>
-        <w:spacing w:after="60" w:line="360"/>
-        <w:ind w:left="708" w:hanging="340"/>
-        <w:jc w:val="both"/>
-      </w:pPr>
-      <w:r>
-        <w:rPr>
-          <w:rFonts w:ascii="Times New Roman" w:cs="Times New Roman" w:eastAsia="Times New Roman" w:hAnsi="Times New Roman"/>
-          <w:sz w:val="24"/>
-          <w:szCs w:val="24"/>
-        </w:rPr>
-        <w:t xml:space="preserve">V - Verificar a disponibilidade e o correto emprego dos equipamentos de proteção individual pelo efetivo de serviço;</w:t>
-      </w:r>
-    </w:p>
-    <w:p>
-      <w:pPr>
-        <w:spacing w:after="60" w:line="360"/>
-        <w:ind w:left="708" w:hanging="340"/>
-        <w:jc w:val="both"/>
-      </w:pPr>
-      <w:r>
-        <w:rPr>
-          <w:rFonts w:ascii="Times New Roman" w:cs="Times New Roman" w:eastAsia="Times New Roman" w:hAnsi="Times New Roman"/>
-          <w:sz w:val="24"/>
-          <w:szCs w:val="24"/>
-        </w:rPr>
-        <w:t xml:space="preserve">VI - Ministrar ou coordenar as instruções destinadas à prontidão de serviço, observadas as orientações e o planejamento estabelecidos;</w:t>
-      </w:r>
-    </w:p>
-    <w:p>
-      <w:pPr>
-        <w:spacing w:after="60" w:line="360"/>
-        <w:ind w:left="708" w:hanging="340"/>
-        <w:jc w:val="both"/>
-      </w:pPr>
-      <w:r>
-        <w:rPr>
-          <w:rFonts w:ascii="Times New Roman" w:cs="Times New Roman" w:eastAsia="Times New Roman" w:hAnsi="Times New Roman"/>
-          <w:sz w:val="24"/>
-          <w:szCs w:val="24"/>
-        </w:rPr>
-        <w:t xml:space="preserve">VII - Coordenar o emprego das guarnições e dos recursos operacionais durante o serviço;</w:t>
-      </w:r>
-    </w:p>
-    <w:p>
-      <w:pPr>
-        <w:spacing w:after="60" w:line="360"/>
-        <w:ind w:left="708" w:hanging="340"/>
-        <w:jc w:val="both"/>
-      </w:pPr>
-      <w:r>
-        <w:rPr>
-          <w:rFonts w:ascii="Times New Roman" w:cs="Times New Roman" w:eastAsia="Times New Roman" w:hAnsi="Times New Roman"/>
-          <w:sz w:val="24"/>
-          <w:szCs w:val="24"/>
-        </w:rPr>
-        <w:t xml:space="preserve">VIII - Acompanhar as ocorrências em andamento e comparecer àquelas cuja natureza, complexidade ou magnitude exija sua presença;</w:t>
-      </w:r>
-    </w:p>
-    <w:p>
-      <w:pPr>
-        <w:spacing w:after="60" w:line="360"/>
-        <w:ind w:left="708" w:hanging="340"/>
-        <w:jc w:val="both"/>
-      </w:pPr>
-      <w:r>
-        <w:rPr>
-          <w:rFonts w:ascii="Times New Roman" w:cs="Times New Roman" w:eastAsia="Times New Roman" w:hAnsi="Times New Roman"/>
-          <w:sz w:val="24"/>
-          <w:szCs w:val="24"/>
-        </w:rPr>
-        <w:t xml:space="preserve">IX - Exercer o comando das operações quando lhe couber, observadas a cadeia de comando operacional e a sistemática de comando de incidentes adotada pela Corporação;</w:t>
-      </w:r>
-    </w:p>
-    <w:p>
-      <w:pPr>
-        <w:spacing w:after="60" w:line="360"/>
-        <w:ind w:left="708" w:hanging="340"/>
-        <w:jc w:val="both"/>
-      </w:pPr>
-      <w:r>
-        <w:rPr>
-          <w:rFonts w:ascii="Times New Roman" w:cs="Times New Roman" w:eastAsia="Times New Roman" w:hAnsi="Times New Roman"/>
-          <w:sz w:val="24"/>
-          <w:szCs w:val="24"/>
-        </w:rPr>
-        <w:t xml:space="preserve">X - Solicitar o emprego de recursos operacionais adicionais quando aqueles disponíveis forem insuficientes para o atendimento da ocorrência;</w:t>
-      </w:r>
-    </w:p>
-    <w:p>
-      <w:pPr>
-        <w:spacing w:after="60" w:line="360"/>
-        <w:ind w:left="708" w:hanging="340"/>
-        <w:jc w:val="both"/>
-      </w:pPr>
-      <w:r>
-        <w:rPr>
-          <w:rFonts w:ascii="Times New Roman" w:cs="Times New Roman" w:eastAsia="Times New Roman" w:hAnsi="Times New Roman"/>
-          <w:sz w:val="24"/>
-          <w:szCs w:val="24"/>
-        </w:rPr>
-        <w:t xml:space="preserve">XI - Manter os escalões competentes informados acerca das ocorrências relevantes, alterações do serviço e indisponibilidade de recursos;</w:t>
-      </w:r>
-    </w:p>
-    <w:p>
-      <w:pPr>
-        <w:spacing w:after="60" w:line="360"/>
-        <w:ind w:left="708" w:hanging="340"/>
-        <w:jc w:val="both"/>
-      </w:pPr>
-      <w:r>
-        <w:rPr>
-          <w:rFonts w:ascii="Times New Roman" w:cs="Times New Roman" w:eastAsia="Times New Roman" w:hAnsi="Times New Roman"/>
-          <w:sz w:val="24"/>
-          <w:szCs w:val="24"/>
-        </w:rPr>
-        <w:t xml:space="preserve">XII - Receber dos Comandantes de Guarnição as informações relativas às ocorrências atendidas e às alterações verificadas durante o serviço;</w:t>
-      </w:r>
-    </w:p>
-    <w:p>
-      <w:pPr>
-        <w:spacing w:after="60" w:line="360"/>
-        <w:ind w:left="708" w:hanging="340"/>
-        <w:jc w:val="both"/>
-      </w:pPr>
-      <w:r>
-        <w:rPr>
-          <w:rFonts w:ascii="Times New Roman" w:cs="Times New Roman" w:eastAsia="Times New Roman" w:hAnsi="Times New Roman"/>
-          <w:sz w:val="24"/>
-          <w:szCs w:val="24"/>
-        </w:rPr>
-        <w:t xml:space="preserve">XIII - Adotar as providências imediatas diante das alterações ocorridas durante o serviço, encaminhando ao escalão competente aquelas que excedam sua competência;</w:t>
-      </w:r>
-    </w:p>
-    <w:p>
-      <w:pPr>
-        <w:spacing w:after="60" w:line="360"/>
-        <w:ind w:left="708" w:hanging="340"/>
-        <w:jc w:val="both"/>
-      </w:pPr>
-      <w:r>
-        <w:rPr>
-          <w:rFonts w:ascii="Times New Roman" w:cs="Times New Roman" w:eastAsia="Times New Roman" w:hAnsi="Times New Roman"/>
-          <w:sz w:val="24"/>
-          <w:szCs w:val="24"/>
-        </w:rPr>
-        <w:t xml:space="preserve">XIV - Zelar pela disciplina, segurança, apresentação e adequada atuação do efetivo integrante da prontidão operacional;</w:t>
-      </w:r>
-    </w:p>
-    <w:p>
-      <w:pPr>
-        <w:spacing w:after="60" w:line="360"/>
-        <w:ind w:left="708" w:hanging="340"/>
-        <w:jc w:val="both"/>
-      </w:pPr>
-      <w:r>
-        <w:rPr>
-          <w:rFonts w:ascii="Times New Roman" w:cs="Times New Roman" w:eastAsia="Times New Roman" w:hAnsi="Times New Roman"/>
-          <w:sz w:val="24"/>
-          <w:szCs w:val="24"/>
-        </w:rPr>
-        <w:t xml:space="preserve">XV - Fiscalizar o cumprimento das normas, protocolos, ordens e procedimentos relativos ao serviço operacional;</w:t>
-      </w:r>
-    </w:p>
-    <w:p>
-      <w:pPr>
-        <w:spacing w:after="60" w:line="360"/>
-        <w:ind w:left="708" w:hanging="340"/>
-        <w:jc w:val="both"/>
-      </w:pPr>
-      <w:r>
-        <w:rPr>
-          <w:rFonts w:ascii="Times New Roman" w:cs="Times New Roman" w:eastAsia="Times New Roman" w:hAnsi="Times New Roman"/>
-          <w:sz w:val="24"/>
-          <w:szCs w:val="24"/>
-        </w:rPr>
-        <w:t xml:space="preserve">XVI - Visitar, sempre que possível e desde que não haja prejuízo à execução do serviço operacional, os militares da OBM que se encontrem hospitalizados, tomando conhecimento de sua situação e das eventuais necessidades de apoio institucional;</w:t>
-      </w:r>
-    </w:p>
-    <w:p>
-      <w:pPr>
-        <w:spacing w:after="60" w:line="360"/>
-        <w:ind w:left="708" w:hanging="340"/>
-        <w:jc w:val="both"/>
-      </w:pPr>
-      <w:r>
-        <w:rPr>
-          <w:rFonts w:ascii="Times New Roman" w:cs="Times New Roman" w:eastAsia="Times New Roman" w:hAnsi="Times New Roman"/>
-          <w:sz w:val="24"/>
-          <w:szCs w:val="24"/>
-        </w:rPr>
-        <w:t xml:space="preserve">XVII - Acompanhar os militares da ativa e da reserva remunerada que se encontrem detidos ou conduzidos perante autoridade policial, permanecendo no local, quando necessário, até a conclusão do registro da ocorrência e das providências iniciais adotadas pelo respectivo órgão;</w:t>
-      </w:r>
-    </w:p>
-    <w:p>
-      <w:pPr>
-        <w:spacing w:after="60" w:line="360"/>
-        <w:ind w:left="708" w:hanging="340"/>
-        <w:jc w:val="both"/>
-      </w:pPr>
-      <w:r>
-        <w:rPr>
-          <w:rFonts w:ascii="Times New Roman" w:cs="Times New Roman" w:eastAsia="Times New Roman" w:hAnsi="Times New Roman"/>
-          <w:sz w:val="24"/>
-          <w:szCs w:val="24"/>
-        </w:rPr>
-        <w:t xml:space="preserve">XVIII - Comunicar imediatamente ao Superior de Dia as situações previstas nos incisos IX e X, bem como quaisquer fatos envolvendo militares que, por sua natureza ou repercussão, demandem conhecimento ou providências dos escalões superiores;</w:t>
-      </w:r>
-    </w:p>
-    <w:p>
-      <w:pPr>
-        <w:spacing w:after="60" w:line="360"/>
-        <w:ind w:left="708" w:hanging="340"/>
-        <w:jc w:val="both"/>
-      </w:pPr>
-      <w:r>
-        <w:rPr>
-          <w:rFonts w:ascii="Times New Roman" w:cs="Times New Roman" w:eastAsia="Times New Roman" w:hAnsi="Times New Roman"/>
-          <w:sz w:val="24"/>
-          <w:szCs w:val="24"/>
-        </w:rPr>
-        <w:t xml:space="preserve">XIX - Acionar, quando necessário, o Plano de Chamada da OBM, diante de ocorrência ou situação que demande reforço extraordinário de efetivo, comunicando imediatamente o acionamento ao Comandante da Unidade e ao Superior de Dia; e</w:t>
-      </w:r>
-    </w:p>
-    <w:p>
-      <w:pPr>
-        <w:spacing w:after="60" w:line="360"/>
-        <w:ind w:left="708" w:hanging="340"/>
-        <w:jc w:val="both"/>
-      </w:pPr>
-      <w:r>
-        <w:rPr>
-          <w:rFonts w:ascii="Times New Roman" w:cs="Times New Roman" w:eastAsia="Times New Roman" w:hAnsi="Times New Roman"/>
-          <w:sz w:val="24"/>
-          <w:szCs w:val="24"/>
-        </w:rPr>
-        <w:t xml:space="preserve">XX - Cumprir as determinações dos escalões superiores relacionadas ao serviço operacional.</w:t>
+        <w:t xml:space="preserve">XVIII - Registrar em Parte Diária, via Sistema Eletrônico de Informações - SEI, as ocorrências e alterações verificadas durante sua jornada de serviço;</w:t>
+      </w:r>
+    </w:p>
+    <w:p>
+      <w:pPr>
+        <w:spacing w:after="60" w:line="360"/>
+        <w:ind w:left="708" w:hanging="340"/>
+        <w:jc w:val="both"/>
+      </w:pPr>
+      <w:r>
+        <w:rPr>
+          <w:rFonts w:ascii="Times New Roman" w:cs="Times New Roman" w:eastAsia="Times New Roman" w:hAnsi="Times New Roman"/>
+          <w:sz w:val="24"/>
+          <w:szCs w:val="24"/>
+        </w:rPr>
+        <w:t xml:space="preserve">XIX - Comunicar imediatamente qualquer acidente envolvendo pessoal, viatura, material ou patrimônio ocorrido no âmbito do quartel;</w:t>
+      </w:r>
+    </w:p>
+    <w:p>
+      <w:pPr>
+        <w:spacing w:after="60" w:line="360"/>
+        <w:ind w:left="708" w:hanging="340"/>
+        <w:jc w:val="both"/>
+      </w:pPr>
+      <w:r>
+        <w:rPr>
+          <w:rFonts w:ascii="Times New Roman" w:cs="Times New Roman" w:eastAsia="Times New Roman" w:hAnsi="Times New Roman"/>
+          <w:sz w:val="24"/>
+          <w:szCs w:val="24"/>
+        </w:rPr>
+        <w:t xml:space="preserve">XX - Fiscalizar as condições de conservação, limpeza e organização das dependências do quartel;</w:t>
+      </w:r>
+    </w:p>
+    <w:p>
+      <w:pPr>
+        <w:spacing w:after="60" w:line="360"/>
+        <w:ind w:left="708" w:hanging="340"/>
+        <w:jc w:val="both"/>
+      </w:pPr>
+      <w:r>
+        <w:rPr>
+          <w:rFonts w:ascii="Times New Roman" w:cs="Times New Roman" w:eastAsia="Times New Roman" w:hAnsi="Times New Roman"/>
+          <w:sz w:val="24"/>
+          <w:szCs w:val="24"/>
+        </w:rPr>
+        <w:t xml:space="preserve">XXI - Fiscalizar o cumprimento das prisões e detenções de natureza disciplinar executadas nas dependências do aquartelamento, zelando pela observância das determinações da autoridade competente, das condições de segurança e das normas aplicáveis;</w:t>
+      </w:r>
+    </w:p>
+    <w:p>
+      <w:pPr>
+        <w:spacing w:after="60" w:line="360"/>
+        <w:ind w:left="708" w:hanging="340"/>
+        <w:jc w:val="both"/>
+      </w:pPr>
+      <w:r>
+        <w:rPr>
+          <w:rFonts w:ascii="Times New Roman" w:cs="Times New Roman" w:eastAsia="Times New Roman" w:hAnsi="Times New Roman"/>
+          <w:sz w:val="24"/>
+          <w:szCs w:val="24"/>
+        </w:rPr>
+        <w:t xml:space="preserve">XXII - Diante da ocorrência de fato que, em tese, constitua crime militar, adotar as providências imediatas destinadas à preservação do local, dos elementos de informação e das provas, quando cabíveis, bem como comunicar imediatamente o fato à autoridade de polícia judiciária militar competente, para adoção das medidas previstas na legislação processual penal militar;</w:t>
+      </w:r>
+    </w:p>
+    <w:p>
+      <w:pPr>
+        <w:spacing w:after="60" w:line="360"/>
+        <w:ind w:left="708" w:hanging="340"/>
+        <w:jc w:val="both"/>
+      </w:pPr>
+      <w:r>
+        <w:rPr>
+          <w:rFonts w:ascii="Times New Roman" w:cs="Times New Roman" w:eastAsia="Times New Roman" w:hAnsi="Times New Roman"/>
+          <w:sz w:val="24"/>
+          <w:szCs w:val="24"/>
+        </w:rPr>
+        <w:t xml:space="preserve">XXIII - Adotar, nas hipóteses de flagrante de crime militar, as providências que lhe competirem nos termos da legislação processual penal militar, comunicando imediatamente o fato à autoridade de polícia judiciária militar competente; e</w:t>
+      </w:r>
+    </w:p>
+    <w:p>
+      <w:pPr>
+        <w:spacing w:after="60" w:line="360"/>
+        <w:ind w:left="708" w:hanging="340"/>
+        <w:jc w:val="both"/>
+      </w:pPr>
+      <w:r>
+        <w:rPr>
+          <w:rFonts w:ascii="Times New Roman" w:cs="Times New Roman" w:eastAsia="Times New Roman" w:hAnsi="Times New Roman"/>
+          <w:sz w:val="24"/>
+          <w:szCs w:val="24"/>
+        </w:rPr>
+        <w:t xml:space="preserve">XXIV - Cumprir e fazer cumprir as ordens e determinações dos escalões superiores relacionadas ao serviço interno do aquartelamento.</w:t>
       </w:r>
     </w:p>
     <w:p>
@@ -6776,7 +6312,7 @@
           <w:sz w:val="26"/>
           <w:szCs w:val="26"/>
         </w:rPr>
-        <w:t xml:space="preserve">DAS DEMAIS FUNÇÕES DE SERVIÇO NAS UNIDADES</w:t>
+        <w:t xml:space="preserve">DA PASSAGEM DE SERVIÇO</w:t>
       </w:r>
     </w:p>
     <w:p>
@@ -6793,15 +6329,15 @@
           <w:sz w:val="24"/>
           <w:szCs w:val="24"/>
         </w:rPr>
-        <w:t xml:space="preserve">Art. 69 </w:t>
-      </w:r>
-      <w:r>
-        <w:rPr>
-          <w:rFonts w:ascii="Times New Roman" w:cs="Times New Roman" w:eastAsia="Times New Roman" w:hAnsi="Times New Roman"/>
-          <w:sz w:val="24"/>
-          <w:szCs w:val="24"/>
-        </w:rPr>
-        <w:t xml:space="preserve">Em todas as Organizações Bombeiro Militar do CBMRO, o regime das escalas de comandante de guarnição, de condutor e operador de viaturas e de operador de rádio obedecerá ao critério de trabalho de 24 horas, salvo em casos excepcionais adotar-se-á o regime de turno diferenciado.</w:t>
+        <w:t xml:space="preserve">Art. 63 </w:t>
+      </w:r>
+      <w:r>
+        <w:rPr>
+          <w:rFonts w:ascii="Times New Roman" w:cs="Times New Roman" w:eastAsia="Times New Roman" w:hAnsi="Times New Roman"/>
+          <w:sz w:val="24"/>
+          <w:szCs w:val="24"/>
+        </w:rPr>
+        <w:t xml:space="preserve">O Dia Operacional será iniciado por ocasião da passagem de serviço, findando no dia seguinte depois de concluída uma jornada de trabalho de 24 horas ou após o fechamento da última ocorrência relativa a esse serviço, caso não tenha sido possível substituir essa equipe de prontidão.</w:t>
       </w:r>
     </w:p>
     <w:p>
@@ -6818,15 +6354,214 @@
           <w:sz w:val="24"/>
           <w:szCs w:val="24"/>
         </w:rPr>
-        <w:t xml:space="preserve">Art. 70 </w:t>
-      </w:r>
-      <w:r>
-        <w:rPr>
-          <w:rFonts w:ascii="Times New Roman" w:cs="Times New Roman" w:eastAsia="Times New Roman" w:hAnsi="Times New Roman"/>
-          <w:sz w:val="24"/>
-          <w:szCs w:val="24"/>
-        </w:rPr>
-        <w:t xml:space="preserve">Todos os aspectos relacionados a esses serviços deverão observar às regras internas da OBM a que as praças estiverem subordinadas além daquelas previstas neste Regulamento de Serviço.</w:t>
+        <w:t xml:space="preserve">Art. 64 </w:t>
+      </w:r>
+      <w:r>
+        <w:rPr>
+          <w:rFonts w:ascii="Times New Roman" w:cs="Times New Roman" w:eastAsia="Times New Roman" w:hAnsi="Times New Roman"/>
+          <w:sz w:val="24"/>
+          <w:szCs w:val="24"/>
+        </w:rPr>
+        <w:t xml:space="preserve">A passagem de serviço é um ato solene que deverá ocorrer com a presença das duas prontidões, a que entra e a que sai uma voltada de frente para a outra.</w:t>
+      </w:r>
+    </w:p>
+    <w:p>
+      <w:pPr>
+        <w:spacing w:after="120" w:line="360"/>
+        <w:ind w:firstLine="708"/>
+        <w:jc w:val="both"/>
+      </w:pPr>
+      <w:r>
+        <w:rPr>
+          <w:rFonts w:ascii="Times New Roman" w:cs="Times New Roman" w:eastAsia="Times New Roman" w:hAnsi="Times New Roman"/>
+          <w:b/>
+          <w:bCs/>
+          <w:sz w:val="24"/>
+          <w:szCs w:val="24"/>
+        </w:rPr>
+        <w:t xml:space="preserve">Art. 65 </w:t>
+      </w:r>
+      <w:r>
+        <w:rPr>
+          <w:rFonts w:ascii="Times New Roman" w:cs="Times New Roman" w:eastAsia="Times New Roman" w:hAnsi="Times New Roman"/>
+          <w:sz w:val="24"/>
+          <w:szCs w:val="24"/>
+        </w:rPr>
+        <w:t xml:space="preserve">Nenhum oficial ou praça efetivamente escalado estará dispensado da passagem de serviço, devendo participar de todos os seus rituais.</w:t>
+      </w:r>
+    </w:p>
+    <w:p>
+      <w:pPr>
+        <w:spacing w:after="120" w:line="360"/>
+        <w:ind w:firstLine="708"/>
+        <w:jc w:val="both"/>
+      </w:pPr>
+      <w:r>
+        <w:rPr>
+          <w:rFonts w:ascii="Times New Roman" w:cs="Times New Roman" w:eastAsia="Times New Roman" w:hAnsi="Times New Roman"/>
+          <w:b/>
+          <w:bCs/>
+          <w:sz w:val="24"/>
+          <w:szCs w:val="24"/>
+        </w:rPr>
+        <w:t xml:space="preserve">Art. 66 </w:t>
+      </w:r>
+      <w:r>
+        <w:rPr>
+          <w:rFonts w:ascii="Times New Roman" w:cs="Times New Roman" w:eastAsia="Times New Roman" w:hAnsi="Times New Roman"/>
+          <w:sz w:val="24"/>
+          <w:szCs w:val="24"/>
+        </w:rPr>
+        <w:t xml:space="preserve">Será obrigação do Subcomandante de cada OBM fiscalizar e acompanhar a passagem de serviço.</w:t>
+      </w:r>
+    </w:p>
+    <w:p>
+      <w:pPr>
+        <w:spacing w:after="120" w:line="360"/>
+        <w:ind w:firstLine="708"/>
+        <w:jc w:val="both"/>
+      </w:pPr>
+      <w:r>
+        <w:rPr>
+          <w:rFonts w:ascii="Times New Roman" w:cs="Times New Roman" w:eastAsia="Times New Roman" w:hAnsi="Times New Roman"/>
+          <w:b/>
+          <w:bCs/>
+          <w:sz w:val="24"/>
+          <w:szCs w:val="24"/>
+        </w:rPr>
+        <w:t xml:space="preserve">Art. 67 </w:t>
+      </w:r>
+      <w:r>
+        <w:rPr>
+          <w:rFonts w:ascii="Times New Roman" w:cs="Times New Roman" w:eastAsia="Times New Roman" w:hAnsi="Times New Roman"/>
+          <w:sz w:val="24"/>
+          <w:szCs w:val="24"/>
+        </w:rPr>
+        <w:t xml:space="preserve">O dispositivo de passagem de serviço em cada Unidade será condicionado à quantidade de socorros de emergência oficialmente escalados.</w:t>
+      </w:r>
+    </w:p>
+    <w:p>
+      <w:pPr>
+        <w:spacing w:after="120" w:line="360"/>
+        <w:ind w:firstLine="708"/>
+        <w:jc w:val="both"/>
+      </w:pPr>
+      <w:r>
+        <w:rPr>
+          <w:rFonts w:ascii="Times New Roman" w:cs="Times New Roman" w:eastAsia="Times New Roman" w:hAnsi="Times New Roman"/>
+          <w:b/>
+          <w:bCs/>
+          <w:sz w:val="24"/>
+          <w:szCs w:val="24"/>
+        </w:rPr>
+        <w:t xml:space="preserve">Art. 68 </w:t>
+      </w:r>
+      <w:r>
+        <w:rPr>
+          <w:rFonts w:ascii="Times New Roman" w:cs="Times New Roman" w:eastAsia="Times New Roman" w:hAnsi="Times New Roman"/>
+          <w:sz w:val="24"/>
+          <w:szCs w:val="24"/>
+        </w:rPr>
+        <w:t xml:space="preserve">Preferencialmente, a passagem de serviço deverá ocorrer com a presença de todas as guarnições existentes na Unidade, que entrarão em forma, da direita para esquerda, obedecendo a antiguidade.</w:t>
+      </w:r>
+    </w:p>
+    <w:p>
+      <w:pPr>
+        <w:spacing w:after="60" w:line="360"/>
+        <w:jc w:val="both"/>
+      </w:pPr>
+      <w:r>
+        <w:rPr>
+          <w:rFonts w:ascii="Times New Roman" w:cs="Times New Roman" w:eastAsia="Times New Roman" w:hAnsi="Times New Roman"/>
+          <w:b/>
+          <w:bCs/>
+          <w:sz w:val="24"/>
+          <w:szCs w:val="24"/>
+        </w:rPr>
+        <w:t xml:space="preserve">Art. 69 </w:t>
+      </w:r>
+      <w:r>
+        <w:rPr>
+          <w:rFonts w:ascii="Times New Roman" w:cs="Times New Roman" w:eastAsia="Times New Roman" w:hAnsi="Times New Roman"/>
+          <w:sz w:val="24"/>
+          <w:szCs w:val="24"/>
+        </w:rPr>
+        <w:t xml:space="preserve">A passagem de serviço, presidida pelo Oficial de Dia no 1º Grupamento de Bombeiro Militar e, nas demais Organizações Bombeiro Militar, pelo Comandante do Subgrupamento de Bombeiro Militar, deverá ser assim realizada:</w:t>
+      </w:r>
+    </w:p>
+    <w:p>
+      <w:pPr>
+        <w:spacing w:after="60" w:line="360"/>
+        <w:ind w:left="708" w:hanging="340"/>
+        <w:jc w:val="both"/>
+      </w:pPr>
+      <w:r>
+        <w:rPr>
+          <w:rFonts w:ascii="Times New Roman" w:cs="Times New Roman" w:eastAsia="Times New Roman" w:hAnsi="Times New Roman"/>
+          <w:sz w:val="24"/>
+          <w:szCs w:val="24"/>
+        </w:rPr>
+        <w:t xml:space="preserve">I - O Oficial de Dia/Comandante do SGBM que sai posicionado em posição intermediária de defronte a tropa comanda “para passagem de serviço – sentido”;</w:t>
+      </w:r>
+    </w:p>
+    <w:p>
+      <w:pPr>
+        <w:spacing w:after="60" w:line="360"/>
+        <w:ind w:left="708" w:hanging="340"/>
+        <w:jc w:val="both"/>
+      </w:pPr>
+      <w:r>
+        <w:rPr>
+          <w:rFonts w:ascii="Times New Roman" w:cs="Times New Roman" w:eastAsia="Times New Roman" w:hAnsi="Times New Roman"/>
+          <w:sz w:val="24"/>
+          <w:szCs w:val="24"/>
+        </w:rPr>
+        <w:t xml:space="preserve">II - O Oficial de Dia/Comandante do SGBM que entra tomará o mesmo procedimento previsto no item anterior;</w:t>
+      </w:r>
+    </w:p>
+    <w:p>
+      <w:pPr>
+        <w:spacing w:after="60" w:line="360"/>
+        <w:ind w:left="708" w:hanging="340"/>
+        <w:jc w:val="both"/>
+      </w:pPr>
+      <w:r>
+        <w:rPr>
+          <w:rFonts w:ascii="Times New Roman" w:cs="Times New Roman" w:eastAsia="Times New Roman" w:hAnsi="Times New Roman"/>
+          <w:sz w:val="24"/>
+          <w:szCs w:val="24"/>
+        </w:rPr>
+        <w:t xml:space="preserve">III - O Oficial de Dia/Comandante do SGBM que sai comanda: “para os Comandantes de Guarnições, um passo em frente, marche”. Tal ato será também comandado pelo Oficial de Dia/Comandante do SGBM que entra;</w:t>
+      </w:r>
+    </w:p>
+    <w:p>
+      <w:pPr>
+        <w:spacing w:after="60" w:line="360"/>
+        <w:ind w:left="708" w:hanging="340"/>
+        <w:jc w:val="both"/>
+      </w:pPr>
+      <w:r>
+        <w:rPr>
+          <w:rFonts w:ascii="Times New Roman" w:cs="Times New Roman" w:eastAsia="Times New Roman" w:hAnsi="Times New Roman"/>
+          <w:sz w:val="24"/>
+          <w:szCs w:val="24"/>
+        </w:rPr>
+        <w:t xml:space="preserve">IV - Em seguida cada Comandante que sai, de acordo com o dispositivo anteriormente descrito, alternadamente passará o serviço ao seu substituto, relatando verbalmente todas as alterações verificadas em seu socorro; e</w:t>
+      </w:r>
+    </w:p>
+    <w:p>
+      <w:pPr>
+        <w:spacing w:after="60" w:line="360"/>
+        <w:ind w:left="708" w:hanging="340"/>
+        <w:jc w:val="both"/>
+      </w:pPr>
+      <w:r>
+        <w:rPr>
+          <w:rFonts w:ascii="Times New Roman" w:cs="Times New Roman" w:eastAsia="Times New Roman" w:hAnsi="Times New Roman"/>
+          <w:sz w:val="24"/>
+          <w:szCs w:val="24"/>
+        </w:rPr>
+        <w:t xml:space="preserve">V - Apresentados todos os Comandantes de Guarnição e passadas todas as alterações existentes, o Oficial de Dia/Comandante do SGBM que sai se apresenta passando o serviço ao Oficial de Dia/Comandante do SGBM que entra. A. O Oficial de Dia/Comandante do SGBM que entra comandará: - “Em continência ao terreno apresentar armas”, b. O Oficial de Dia/Comandante do SGBM que sai comandará: - “Apresentar armas” c. Em seguida, o Oficial de Dia/Comandante do SGBM que entra comandará: -“Descansar armas”, repetindo o mesmo o Oficial de Dia/Comandante do SGBM que sai, d. Por fim, ambos comandarão: - “Descansar”.</w:t>
       </w:r>
     </w:p>
     <w:p>
@@ -6862,46 +6597,7 @@
           <w:sz w:val="26"/>
           <w:szCs w:val="26"/>
         </w:rPr>
-        <w:t xml:space="preserve">DO QUADRO DE ATIVIDADES E DA PASSAGEM DE SERVIÇO</w:t>
-      </w:r>
-    </w:p>
-    <w:p>
-      <w:pPr>
-        <w:spacing w:after="60" w:line="360"/>
-        <w:jc w:val="both"/>
-      </w:pPr>
-      <w:r>
-        <w:rPr>
-          <w:rFonts w:ascii="Times New Roman" w:cs="Times New Roman" w:eastAsia="Times New Roman" w:hAnsi="Times New Roman"/>
-          <w:b/>
-          <w:bCs/>
-          <w:sz w:val="24"/>
-          <w:szCs w:val="24"/>
-        </w:rPr>
-        <w:t xml:space="preserve">Art. 71 </w:t>
-      </w:r>
-      <w:r>
-        <w:rPr>
-          <w:rFonts w:ascii="Times New Roman" w:cs="Times New Roman" w:eastAsia="Times New Roman" w:hAnsi="Times New Roman"/>
-          <w:sz w:val="24"/>
-          <w:szCs w:val="24"/>
-        </w:rPr>
-        <w:t xml:space="preserve">Fica estabelecido o seguinte quadro de atividades diárias para o serviço operacional em todas as OBM: 05h30min Alvorada 06h00min Café 06h30min Faxina/Limpeza nas Viaturas, Equipamentos e Instalações 07h15min Toque de Parada 07h30min Parada Diária 07h40min Conferência de Material 08h00min Hasteamento do pavilhão nacional 09h30min Instrução de Prontidão 11h30min Almoço 18h00min Arreamento do pavilhão nacional 18h30min Jantar 22h00min Silêncio</w:t>
-      </w:r>
-    </w:p>
-    <w:p>
-      <w:pPr>
-        <w:spacing w:after="60" w:line="360"/>
-        <w:ind w:left="708" w:hanging="0"/>
-        <w:jc w:val="both"/>
-      </w:pPr>
-      <w:r>
-        <w:rPr>
-          <w:rFonts w:ascii="Times New Roman" w:cs="Times New Roman" w:eastAsia="Times New Roman" w:hAnsi="Times New Roman"/>
-          <w:sz w:val="24"/>
-          <w:szCs w:val="24"/>
-        </w:rPr>
-        <w:t xml:space="preserve">Parágrafo único. O Quadro acima poderá ser modificado, a critério do Cmt de OBM em conjunto com o Comandante Operacional de Bombeiros a depender das especificidades da sua de área de atuação.</w:t>
+        <w:t xml:space="preserve">DA CONFERÊNCIA E DO EMPREGO DO MATERIAL OPERACIONAL</w:t>
       </w:r>
     </w:p>
     <w:p>
@@ -6918,15 +6614,15 @@
           <w:sz w:val="24"/>
           <w:szCs w:val="24"/>
         </w:rPr>
-        <w:t xml:space="preserve">Art. 72 </w:t>
-      </w:r>
-      <w:r>
-        <w:rPr>
-          <w:rFonts w:ascii="Times New Roman" w:cs="Times New Roman" w:eastAsia="Times New Roman" w:hAnsi="Times New Roman"/>
-          <w:sz w:val="24"/>
-          <w:szCs w:val="24"/>
-        </w:rPr>
-        <w:t xml:space="preserve">O Dia Operacional será iniciado por ocasião da passagem de serviço, findando no dia seguinte depois de concluída uma jornada de trabalho de 24 horas ou após o fechamento da última ocorrência relativa a esse serviço, caso não tenha sido possível substituir essa equipe de prontidão.</w:t>
+        <w:t xml:space="preserve">Art. 70 </w:t>
+      </w:r>
+      <w:r>
+        <w:rPr>
+          <w:rFonts w:ascii="Times New Roman" w:cs="Times New Roman" w:eastAsia="Times New Roman" w:hAnsi="Times New Roman"/>
+          <w:sz w:val="24"/>
+          <w:szCs w:val="24"/>
+        </w:rPr>
+        <w:t xml:space="preserve">Toda Guarnição de Serviço que entra de serviço deverá obrigatoriamente conferir o material constante na carga da viatura, comunicando as faltas e carências ao Oficial de Dia/Comandante do SGBM.</w:t>
       </w:r>
     </w:p>
     <w:p>
@@ -6943,15 +6639,15 @@
           <w:sz w:val="24"/>
           <w:szCs w:val="24"/>
         </w:rPr>
-        <w:t xml:space="preserve">Art. 73 </w:t>
-      </w:r>
-      <w:r>
-        <w:rPr>
-          <w:rFonts w:ascii="Times New Roman" w:cs="Times New Roman" w:eastAsia="Times New Roman" w:hAnsi="Times New Roman"/>
-          <w:sz w:val="24"/>
-          <w:szCs w:val="24"/>
-        </w:rPr>
-        <w:t xml:space="preserve">A passagem de serviço é um ato solene que deverá ocorrer com a presença das duas prontidões, a que entra e a que sai uma voltada de frente para a outra.</w:t>
+        <w:t xml:space="preserve">Art. 71 </w:t>
+      </w:r>
+      <w:r>
+        <w:rPr>
+          <w:rFonts w:ascii="Times New Roman" w:cs="Times New Roman" w:eastAsia="Times New Roman" w:hAnsi="Times New Roman"/>
+          <w:sz w:val="24"/>
+          <w:szCs w:val="24"/>
+        </w:rPr>
+        <w:t xml:space="preserve">Por ocasião da conferência do material operacional constante na viatura, ficará a Guarnição de Serviço responsável de dar manutenção em todos os equipamentos deixando-os em perfeitas condições de uso.</w:t>
       </w:r>
     </w:p>
     <w:p>
@@ -6968,15 +6664,15 @@
           <w:sz w:val="24"/>
           <w:szCs w:val="24"/>
         </w:rPr>
-        <w:t xml:space="preserve">Art. 74 </w:t>
-      </w:r>
-      <w:r>
-        <w:rPr>
-          <w:rFonts w:ascii="Times New Roman" w:cs="Times New Roman" w:eastAsia="Times New Roman" w:hAnsi="Times New Roman"/>
-          <w:sz w:val="24"/>
-          <w:szCs w:val="24"/>
-        </w:rPr>
-        <w:t xml:space="preserve">Nenhum oficial ou praça efetivamente escalado estará dispensado da passagem de serviço, devendo participar de todos os seus rituais.</w:t>
+        <w:t xml:space="preserve">Art. 72 </w:t>
+      </w:r>
+      <w:r>
+        <w:rPr>
+          <w:rFonts w:ascii="Times New Roman" w:cs="Times New Roman" w:eastAsia="Times New Roman" w:hAnsi="Times New Roman"/>
+          <w:sz w:val="24"/>
+          <w:szCs w:val="24"/>
+        </w:rPr>
+        <w:t xml:space="preserve">Todo material operacional existente na viatura deverá ser devidamente organizado, de forma a evitar qualquer contratempo que dificulte o seu emprego imediato.</w:t>
       </w:r>
     </w:p>
     <w:p>
@@ -6993,15 +6689,15 @@
           <w:sz w:val="24"/>
           <w:szCs w:val="24"/>
         </w:rPr>
-        <w:t xml:space="preserve">Art. 75 </w:t>
-      </w:r>
-      <w:r>
-        <w:rPr>
-          <w:rFonts w:ascii="Times New Roman" w:cs="Times New Roman" w:eastAsia="Times New Roman" w:hAnsi="Times New Roman"/>
-          <w:sz w:val="24"/>
-          <w:szCs w:val="24"/>
-        </w:rPr>
-        <w:t xml:space="preserve">Será obrigação do Subcomandante de cada OBM fiscalizar e acompanhar a passagem de serviço.</w:t>
+        <w:t xml:space="preserve">Art. 73 </w:t>
+      </w:r>
+      <w:r>
+        <w:rPr>
+          <w:rFonts w:ascii="Times New Roman" w:cs="Times New Roman" w:eastAsia="Times New Roman" w:hAnsi="Times New Roman"/>
+          <w:sz w:val="24"/>
+          <w:szCs w:val="24"/>
+        </w:rPr>
+        <w:t xml:space="preserve">O emprego, manuseio e cuidado de todo material operacional pertencente a carga da viatura deverá ser do total conhecimento dos integrantes do socorro.</w:t>
       </w:r>
     </w:p>
     <w:p>
@@ -7018,15 +6714,15 @@
           <w:sz w:val="24"/>
           <w:szCs w:val="24"/>
         </w:rPr>
-        <w:t xml:space="preserve">Art. 76 </w:t>
-      </w:r>
-      <w:r>
-        <w:rPr>
-          <w:rFonts w:ascii="Times New Roman" w:cs="Times New Roman" w:eastAsia="Times New Roman" w:hAnsi="Times New Roman"/>
-          <w:sz w:val="24"/>
-          <w:szCs w:val="24"/>
-        </w:rPr>
-        <w:t xml:space="preserve">O dispositivo de passagem de serviço em cada Unidade será condicionado à quantidade de socorros de emergência oficialmente escalados.</w:t>
+        <w:t xml:space="preserve">Art. 74 </w:t>
+      </w:r>
+      <w:r>
+        <w:rPr>
+          <w:rFonts w:ascii="Times New Roman" w:cs="Times New Roman" w:eastAsia="Times New Roman" w:hAnsi="Times New Roman"/>
+          <w:sz w:val="24"/>
+          <w:szCs w:val="24"/>
+        </w:rPr>
+        <w:t xml:space="preserve">Não será admitido por parte da Guarnição de Serviço qualquer desconhecimento do material operacional.</w:t>
       </w:r>
     </w:p>
     <w:p>
@@ -7043,114 +6739,40 @@
           <w:sz w:val="24"/>
           <w:szCs w:val="24"/>
         </w:rPr>
-        <w:t xml:space="preserve">Art. 77 </w:t>
-      </w:r>
-      <w:r>
-        <w:rPr>
-          <w:rFonts w:ascii="Times New Roman" w:cs="Times New Roman" w:eastAsia="Times New Roman" w:hAnsi="Times New Roman"/>
-          <w:sz w:val="24"/>
-          <w:szCs w:val="24"/>
-        </w:rPr>
-        <w:t xml:space="preserve">Preferencialmente, a passagem de serviço deverá ocorrer com a presença de todas as guarnições existentes na Unidade, que entrarão em forma, da direita para esquerda, obedecendo a antiguidade.</w:t>
-      </w:r>
-    </w:p>
-    <w:p>
-      <w:pPr>
-        <w:spacing w:after="60" w:line="360"/>
-        <w:jc w:val="both"/>
-      </w:pPr>
-      <w:r>
-        <w:rPr>
-          <w:rFonts w:ascii="Times New Roman" w:cs="Times New Roman" w:eastAsia="Times New Roman" w:hAnsi="Times New Roman"/>
-          <w:b/>
-          <w:bCs/>
-          <w:sz w:val="24"/>
-          <w:szCs w:val="24"/>
-        </w:rPr>
-        <w:t xml:space="preserve">Art. 78 </w:t>
-      </w:r>
-      <w:r>
-        <w:rPr>
-          <w:rFonts w:ascii="Times New Roman" w:cs="Times New Roman" w:eastAsia="Times New Roman" w:hAnsi="Times New Roman"/>
-          <w:sz w:val="24"/>
-          <w:szCs w:val="24"/>
-        </w:rPr>
-        <w:t xml:space="preserve">A passagem de serviço em cada GBM deverá ser assim realizada:</w:t>
-      </w:r>
-    </w:p>
-    <w:p>
-      <w:pPr>
-        <w:spacing w:after="60" w:line="360"/>
-        <w:ind w:left="708" w:hanging="340"/>
-        <w:jc w:val="both"/>
-      </w:pPr>
-      <w:r>
-        <w:rPr>
-          <w:rFonts w:ascii="Times New Roman" w:cs="Times New Roman" w:eastAsia="Times New Roman" w:hAnsi="Times New Roman"/>
-          <w:sz w:val="24"/>
-          <w:szCs w:val="24"/>
-        </w:rPr>
-        <w:t xml:space="preserve">I - O Oficial de Dia que sai posicionado em posição intermediária de defronte a tropa comanda “para passagem de serviço – sentido”;</w:t>
-      </w:r>
-    </w:p>
-    <w:p>
-      <w:pPr>
-        <w:spacing w:after="60" w:line="360"/>
-        <w:ind w:left="708" w:hanging="340"/>
-        <w:jc w:val="both"/>
-      </w:pPr>
-      <w:r>
-        <w:rPr>
-          <w:rFonts w:ascii="Times New Roman" w:cs="Times New Roman" w:eastAsia="Times New Roman" w:hAnsi="Times New Roman"/>
-          <w:sz w:val="24"/>
-          <w:szCs w:val="24"/>
-        </w:rPr>
-        <w:t xml:space="preserve">II - O Oficial de Dia que entra tomará o mesmo procedimento previsto no item anterior;</w:t>
-      </w:r>
-    </w:p>
-    <w:p>
-      <w:pPr>
-        <w:spacing w:after="60" w:line="360"/>
-        <w:ind w:left="708" w:hanging="340"/>
-        <w:jc w:val="both"/>
-      </w:pPr>
-      <w:r>
-        <w:rPr>
-          <w:rFonts w:ascii="Times New Roman" w:cs="Times New Roman" w:eastAsia="Times New Roman" w:hAnsi="Times New Roman"/>
-          <w:sz w:val="24"/>
-          <w:szCs w:val="24"/>
-        </w:rPr>
-        <w:t xml:space="preserve">III - O Oficial de Dia que sai comanda: “para os Comandantes de Guarnições, um passo em frente, marche”. Tal ato será também comandado pelo Oficial de Dia que entra;</w:t>
-      </w:r>
-    </w:p>
-    <w:p>
-      <w:pPr>
-        <w:spacing w:after="60" w:line="360"/>
-        <w:ind w:left="708" w:hanging="340"/>
-        <w:jc w:val="both"/>
-      </w:pPr>
-      <w:r>
-        <w:rPr>
-          <w:rFonts w:ascii="Times New Roman" w:cs="Times New Roman" w:eastAsia="Times New Roman" w:hAnsi="Times New Roman"/>
-          <w:sz w:val="24"/>
-          <w:szCs w:val="24"/>
-        </w:rPr>
-        <w:t xml:space="preserve">IV - Em seguida cada Comandante que sai, de acordo com o dispositivo anteriormente descrito, alternadamente passará o serviço ao seu substituto, relatando verbalmente todas as alterações verificadas em seu socorro; e</w:t>
-      </w:r>
-    </w:p>
-    <w:p>
-      <w:pPr>
-        <w:spacing w:after="60" w:line="360"/>
-        <w:ind w:left="708" w:hanging="340"/>
-        <w:jc w:val="both"/>
-      </w:pPr>
-      <w:r>
-        <w:rPr>
-          <w:rFonts w:ascii="Times New Roman" w:cs="Times New Roman" w:eastAsia="Times New Roman" w:hAnsi="Times New Roman"/>
-          <w:sz w:val="24"/>
-          <w:szCs w:val="24"/>
-        </w:rPr>
-        <w:t xml:space="preserve">V - Apresentados todos os Comandantes de Guarnição e passadas todas as alterações existentes, o Oficial de Dia que sai se apresenta passando o serviço ao Oficial de Dia que entra. A. O Oficial de Dia que entra comandará: - “Em continência ao terreno apresentar armas”, b. O Oficial de Dia que sai comandará: - “Apresentar armas” c. Em seguida, o Oficial de Dia que entra comandará: -“Descansar armas”, repetindo o mesmo o Oficial de Dia que sai, d. Por fim, ambos comandarão: - “Descansar”.</w:t>
+        <w:t xml:space="preserve">Art. 75 </w:t>
+      </w:r>
+      <w:r>
+        <w:rPr>
+          <w:rFonts w:ascii="Times New Roman" w:cs="Times New Roman" w:eastAsia="Times New Roman" w:hAnsi="Times New Roman"/>
+          <w:sz w:val="24"/>
+          <w:szCs w:val="24"/>
+        </w:rPr>
+        <w:t xml:space="preserve">Será inadmissível qualquer erro ou falha no emprego do material operacional, decorrente de falta de manutenção, salvo nos casos devidamente justificados, quando comunicados com antecedência a quem de direito.</w:t>
+      </w:r>
+    </w:p>
+    <w:p>
+      <w:pPr>
+        <w:spacing w:after="120" w:line="360"/>
+        <w:ind w:firstLine="708"/>
+        <w:jc w:val="both"/>
+      </w:pPr>
+      <w:r>
+        <w:rPr>
+          <w:rFonts w:ascii="Times New Roman" w:cs="Times New Roman" w:eastAsia="Times New Roman" w:hAnsi="Times New Roman"/>
+          <w:b/>
+          <w:bCs/>
+          <w:sz w:val="24"/>
+          <w:szCs w:val="24"/>
+        </w:rPr>
+        <w:t xml:space="preserve">Art. 76 </w:t>
+      </w:r>
+      <w:r>
+        <w:rPr>
+          <w:rFonts w:ascii="Times New Roman" w:cs="Times New Roman" w:eastAsia="Times New Roman" w:hAnsi="Times New Roman"/>
+          <w:sz w:val="24"/>
+          <w:szCs w:val="24"/>
+        </w:rPr>
+        <w:t xml:space="preserve">O Oficial de Dia/Comandante de Guarnição deverá supervisionar a conferência de todo o material.</w:t>
       </w:r>
     </w:p>
     <w:p>
@@ -7186,7 +6808,7 @@
           <w:sz w:val="26"/>
           <w:szCs w:val="26"/>
         </w:rPr>
-        <w:t xml:space="preserve">DA CONFERÊNCIA E DO EMPREGO DO MATERIAL OPERACIONAL</w:t>
+        <w:t xml:space="preserve">DA PREPARAÇÃO DA PRONTIDÃO E DOS ALOJAMENTOS</w:t>
       </w:r>
     </w:p>
     <w:p>
@@ -7203,15 +6825,15 @@
           <w:sz w:val="24"/>
           <w:szCs w:val="24"/>
         </w:rPr>
-        <w:t xml:space="preserve">Art. 79 </w:t>
-      </w:r>
-      <w:r>
-        <w:rPr>
-          <w:rFonts w:ascii="Times New Roman" w:cs="Times New Roman" w:eastAsia="Times New Roman" w:hAnsi="Times New Roman"/>
-          <w:sz w:val="24"/>
-          <w:szCs w:val="24"/>
-        </w:rPr>
-        <w:t xml:space="preserve">Toda prontidão que entra de serviço deverá obrigatoriamente conferir o material constante na carga da viatura, comunicando as faltas e carências ao Oficial de Dia.</w:t>
+        <w:t xml:space="preserve">Art. 77 </w:t>
+      </w:r>
+      <w:r>
+        <w:rPr>
+          <w:rFonts w:ascii="Times New Roman" w:cs="Times New Roman" w:eastAsia="Times New Roman" w:hAnsi="Times New Roman"/>
+          <w:sz w:val="24"/>
+          <w:szCs w:val="24"/>
+        </w:rPr>
+        <w:t xml:space="preserve">O bombeiro militar ao entrar de serviço deverá estar preparado físico, tecnicamente e psicologicamente para a função que desempenhará, devendo conhecer todas as atribuições operacionais dela decorrentes.</w:t>
       </w:r>
     </w:p>
     <w:p>
@@ -7228,15 +6850,15 @@
           <w:sz w:val="24"/>
           <w:szCs w:val="24"/>
         </w:rPr>
-        <w:t xml:space="preserve">Art. 80 </w:t>
-      </w:r>
-      <w:r>
-        <w:rPr>
-          <w:rFonts w:ascii="Times New Roman" w:cs="Times New Roman" w:eastAsia="Times New Roman" w:hAnsi="Times New Roman"/>
-          <w:sz w:val="24"/>
-          <w:szCs w:val="24"/>
-        </w:rPr>
-        <w:t xml:space="preserve">Por ocasião da conferência do material operacional constante na viatura, ficará a Prontidão de Serviço responsável de dar manutenção em todos os equipamentos deixando-os em perfeitas condições de uso.</w:t>
+        <w:t xml:space="preserve">Art. 78 </w:t>
+      </w:r>
+      <w:r>
+        <w:rPr>
+          <w:rFonts w:ascii="Times New Roman" w:cs="Times New Roman" w:eastAsia="Times New Roman" w:hAnsi="Times New Roman"/>
+          <w:sz w:val="24"/>
+          <w:szCs w:val="24"/>
+        </w:rPr>
+        <w:t xml:space="preserve">Todo o pessoal de serviço deverá utilizar os Equipamentos de Proteção Individual nos atendimentos de todas e quaisquer ocorrências, devendo o Oficial de Dia/Comandante de Guarnição verificar a disponibilidade e o uso correto dos EPI.</w:t>
       </w:r>
     </w:p>
     <w:p>
@@ -7253,15 +6875,15 @@
           <w:sz w:val="24"/>
           <w:szCs w:val="24"/>
         </w:rPr>
-        <w:t xml:space="preserve">Art. 81 </w:t>
-      </w:r>
-      <w:r>
-        <w:rPr>
-          <w:rFonts w:ascii="Times New Roman" w:cs="Times New Roman" w:eastAsia="Times New Roman" w:hAnsi="Times New Roman"/>
-          <w:sz w:val="24"/>
-          <w:szCs w:val="24"/>
-        </w:rPr>
-        <w:t xml:space="preserve">Todo material operacional existente na viatura deverá ser devidamente organizado, de forma a evitar qualquer contratempo que dificulte o seu emprego imediato.</w:t>
+        <w:t xml:space="preserve">Art. 79 </w:t>
+      </w:r>
+      <w:r>
+        <w:rPr>
+          <w:rFonts w:ascii="Times New Roman" w:cs="Times New Roman" w:eastAsia="Times New Roman" w:hAnsi="Times New Roman"/>
+          <w:sz w:val="24"/>
+          <w:szCs w:val="24"/>
+        </w:rPr>
+        <w:t xml:space="preserve">O acesso aos alojamentos deve obedecer os protocolos de higienização e desinfecção em vigor na corporação, ficando vedado o uso de EPI nos alojamentos.</w:t>
       </w:r>
     </w:p>
     <w:p>
@@ -7278,15 +6900,15 @@
           <w:sz w:val="24"/>
           <w:szCs w:val="24"/>
         </w:rPr>
-        <w:t xml:space="preserve">Art. 82 </w:t>
-      </w:r>
-      <w:r>
-        <w:rPr>
-          <w:rFonts w:ascii="Times New Roman" w:cs="Times New Roman" w:eastAsia="Times New Roman" w:hAnsi="Times New Roman"/>
-          <w:sz w:val="24"/>
-          <w:szCs w:val="24"/>
-        </w:rPr>
-        <w:t xml:space="preserve">O emprego, manuseio e cuidado de todo material operacional pertencente a carga da viatura deverá ser do total conhecimento dos integrantes do socorro.</w:t>
+        <w:t xml:space="preserve">Art. 80 </w:t>
+      </w:r>
+      <w:r>
+        <w:rPr>
+          <w:rFonts w:ascii="Times New Roman" w:cs="Times New Roman" w:eastAsia="Times New Roman" w:hAnsi="Times New Roman"/>
+          <w:sz w:val="24"/>
+          <w:szCs w:val="24"/>
+        </w:rPr>
+        <w:t xml:space="preserve">É vedado o manuseio de arma de fogo nos alojamentos.</w:t>
       </w:r>
     </w:p>
     <w:p>
@@ -7303,15 +6925,15 @@
           <w:sz w:val="24"/>
           <w:szCs w:val="24"/>
         </w:rPr>
-        <w:t xml:space="preserve">Art. 83 </w:t>
-      </w:r>
-      <w:r>
-        <w:rPr>
-          <w:rFonts w:ascii="Times New Roman" w:cs="Times New Roman" w:eastAsia="Times New Roman" w:hAnsi="Times New Roman"/>
-          <w:sz w:val="24"/>
-          <w:szCs w:val="24"/>
-        </w:rPr>
-        <w:t xml:space="preserve">Não será admitido por parte da Prontidão qualquer desconhecimento do material operacional.</w:t>
+        <w:t xml:space="preserve">Art. 81 </w:t>
+      </w:r>
+      <w:r>
+        <w:rPr>
+          <w:rFonts w:ascii="Times New Roman" w:cs="Times New Roman" w:eastAsia="Times New Roman" w:hAnsi="Times New Roman"/>
+          <w:sz w:val="24"/>
+          <w:szCs w:val="24"/>
+        </w:rPr>
+        <w:t xml:space="preserve">A permanência de bombeiros militares de serviço, no alojamento da prontidão, durante o expediente da Unidade deverá ser devidamente estabelecida pelo Comandante da OBM.</w:t>
       </w:r>
     </w:p>
     <w:p>
@@ -7328,40 +6950,15 @@
           <w:sz w:val="24"/>
           <w:szCs w:val="24"/>
         </w:rPr>
-        <w:t xml:space="preserve">Art. 84 </w:t>
-      </w:r>
-      <w:r>
-        <w:rPr>
-          <w:rFonts w:ascii="Times New Roman" w:cs="Times New Roman" w:eastAsia="Times New Roman" w:hAnsi="Times New Roman"/>
-          <w:sz w:val="24"/>
-          <w:szCs w:val="24"/>
-        </w:rPr>
-        <w:t xml:space="preserve">Será inadmissível qualquer erro ou falha no emprego do material operacional, decorrente de falta de manutenção, salvo nos casos devidamente justificados, quando comunicados com antecedência a quem de direito.</w:t>
-      </w:r>
-    </w:p>
-    <w:p>
-      <w:pPr>
-        <w:spacing w:after="120" w:line="360"/>
-        <w:ind w:firstLine="708"/>
-        <w:jc w:val="both"/>
-      </w:pPr>
-      <w:r>
-        <w:rPr>
-          <w:rFonts w:ascii="Times New Roman" w:cs="Times New Roman" w:eastAsia="Times New Roman" w:hAnsi="Times New Roman"/>
-          <w:b/>
-          <w:bCs/>
-          <w:sz w:val="24"/>
-          <w:szCs w:val="24"/>
-        </w:rPr>
-        <w:t xml:space="preserve">Art. 85 </w:t>
-      </w:r>
-      <w:r>
-        <w:rPr>
-          <w:rFonts w:ascii="Times New Roman" w:cs="Times New Roman" w:eastAsia="Times New Roman" w:hAnsi="Times New Roman"/>
-          <w:sz w:val="24"/>
-          <w:szCs w:val="24"/>
-        </w:rPr>
-        <w:t xml:space="preserve">O Oficial de Dia deverá acompanhado dos Comandantes de Guarnição supervisionar a conferência de todo o material.</w:t>
+        <w:t xml:space="preserve">Art. 82 </w:t>
+      </w:r>
+      <w:r>
+        <w:rPr>
+          <w:rFonts w:ascii="Times New Roman" w:cs="Times New Roman" w:eastAsia="Times New Roman" w:hAnsi="Times New Roman"/>
+          <w:sz w:val="24"/>
+          <w:szCs w:val="24"/>
+        </w:rPr>
+        <w:t xml:space="preserve">Após as 22h00 as luzes do alojamento deverão ser apagadas, ficando proibida a prática de quaisquer atividades, exceto o acionamento e preparação para atendimento de ocorrência.</w:t>
       </w:r>
     </w:p>
     <w:p>
@@ -7397,7 +6994,7 @@
           <w:sz w:val="26"/>
           <w:szCs w:val="26"/>
         </w:rPr>
-        <w:t xml:space="preserve">DA PREPARAÇÃO DA PRONTIDÃO, DA INSTRUÇÃO E DOS ALOJAMENTOS</w:t>
+        <w:t xml:space="preserve">DO ACIONAMENTO, DO DESLOCAMENTO E DO REGRESSO DO SOCORRO</w:t>
       </w:r>
     </w:p>
     <w:p>
@@ -7414,15 +7011,15 @@
           <w:sz w:val="24"/>
           <w:szCs w:val="24"/>
         </w:rPr>
-        <w:t xml:space="preserve">Art. 86 </w:t>
-      </w:r>
-      <w:r>
-        <w:rPr>
-          <w:rFonts w:ascii="Times New Roman" w:cs="Times New Roman" w:eastAsia="Times New Roman" w:hAnsi="Times New Roman"/>
-          <w:sz w:val="24"/>
-          <w:szCs w:val="24"/>
-        </w:rPr>
-        <w:t xml:space="preserve">O bombeiro militar ao entrar de serviço deverá estar preparado físico, tecnicamente e psicologicamente para a função que desempenhará, devendo conhecer todas as atribuições operacionais dela decorrentes.</w:t>
+        <w:t xml:space="preserve">Art. 83 </w:t>
+      </w:r>
+      <w:r>
+        <w:rPr>
+          <w:rFonts w:ascii="Times New Roman" w:cs="Times New Roman" w:eastAsia="Times New Roman" w:hAnsi="Times New Roman"/>
+          <w:sz w:val="24"/>
+          <w:szCs w:val="24"/>
+        </w:rPr>
+        <w:t xml:space="preserve">A Guarnição de Serviço ao ouvir o toque de alerta referente ao emprego de seu socorro deverá imediatamente deslocar-se para viatura, para deixar o quartel e partir para o local da ocorrência.</w:t>
       </w:r>
     </w:p>
     <w:p>
@@ -7439,15 +7036,15 @@
           <w:sz w:val="24"/>
           <w:szCs w:val="24"/>
         </w:rPr>
-        <w:t xml:space="preserve">Art. 87 </w:t>
-      </w:r>
-      <w:r>
-        <w:rPr>
-          <w:rFonts w:ascii="Times New Roman" w:cs="Times New Roman" w:eastAsia="Times New Roman" w:hAnsi="Times New Roman"/>
-          <w:sz w:val="24"/>
-          <w:szCs w:val="24"/>
-        </w:rPr>
-        <w:t xml:space="preserve">Todo o pessoal de serviço deverá utilizar os Equipamentos de Proteção Individual nos atendimentos de todas e quaisquer ocorrências, devendo o Oficial de Dia verificar a disponibilidade e o uso correto dos EPI.</w:t>
+        <w:t xml:space="preserve">Art. 84 </w:t>
+      </w:r>
+      <w:r>
+        <w:rPr>
+          <w:rFonts w:ascii="Times New Roman" w:cs="Times New Roman" w:eastAsia="Times New Roman" w:hAnsi="Times New Roman"/>
+          <w:sz w:val="24"/>
+          <w:szCs w:val="24"/>
+        </w:rPr>
+        <w:t xml:space="preserve">A Guarnição deverá estar consciente de que o tempo entre o alarme e o início das operações de socorro deverá ser o mais breve possível, pois quanto menor o tempo de atendimento, maiores serão as possibilidades de êxito.</w:t>
       </w:r>
     </w:p>
     <w:p>
@@ -7464,15 +7061,15 @@
           <w:sz w:val="24"/>
           <w:szCs w:val="24"/>
         </w:rPr>
-        <w:t xml:space="preserve">Art. 88 </w:t>
-      </w:r>
-      <w:r>
-        <w:rPr>
-          <w:rFonts w:ascii="Times New Roman" w:cs="Times New Roman" w:eastAsia="Times New Roman" w:hAnsi="Times New Roman"/>
-          <w:sz w:val="24"/>
-          <w:szCs w:val="24"/>
-        </w:rPr>
-        <w:t xml:space="preserve">Para verificar o nível de qualificação dos integrantes dos socorros de combate a incêndio o Oficial de Dia deverá diariamente, logo após a passagem de serviço realizar a prova de bomba armar, ocasião em que também testará o funcionamento dos equipamentos hidráulicos da viatura.</w:t>
+        <w:t xml:space="preserve">Art. 85 </w:t>
+      </w:r>
+      <w:r>
+        <w:rPr>
+          <w:rFonts w:ascii="Times New Roman" w:cs="Times New Roman" w:eastAsia="Times New Roman" w:hAnsi="Times New Roman"/>
+          <w:sz w:val="24"/>
+          <w:szCs w:val="24"/>
+        </w:rPr>
+        <w:t xml:space="preserve">Durante o deslocamento para ocorrência o motorista será o principal responsável pela segurança do socorro.</w:t>
       </w:r>
     </w:p>
     <w:p>
@@ -7489,15 +7086,15 @@
           <w:sz w:val="24"/>
           <w:szCs w:val="24"/>
         </w:rPr>
-        <w:t xml:space="preserve">Art. 89 </w:t>
-      </w:r>
-      <w:r>
-        <w:rPr>
-          <w:rFonts w:ascii="Times New Roman" w:cs="Times New Roman" w:eastAsia="Times New Roman" w:hAnsi="Times New Roman"/>
-          <w:sz w:val="24"/>
-          <w:szCs w:val="24"/>
-        </w:rPr>
-        <w:t xml:space="preserve">Cada OBM deverá, diariamente, programar duas instruções para Prontidão de Serviço, sendo uma prática, logo após a passagem de serviço e outra teórica.</w:t>
+        <w:t xml:space="preserve">Art. 86 </w:t>
+      </w:r>
+      <w:r>
+        <w:rPr>
+          <w:rFonts w:ascii="Times New Roman" w:cs="Times New Roman" w:eastAsia="Times New Roman" w:hAnsi="Times New Roman"/>
+          <w:sz w:val="24"/>
+          <w:szCs w:val="24"/>
+        </w:rPr>
+        <w:t xml:space="preserve">O Comandante da guarnição deverá solicitar ao Centro Integrado de Operações o máximo de informação referente à ocorrência, principalmente, o endereço completo, ponto de referência e confirmação da ocorrência.</w:t>
       </w:r>
     </w:p>
     <w:p>
@@ -7514,15 +7111,15 @@
           <w:sz w:val="24"/>
           <w:szCs w:val="24"/>
         </w:rPr>
-        <w:t xml:space="preserve">Art. 90 </w:t>
-      </w:r>
-      <w:r>
-        <w:rPr>
-          <w:rFonts w:ascii="Times New Roman" w:cs="Times New Roman" w:eastAsia="Times New Roman" w:hAnsi="Times New Roman"/>
-          <w:sz w:val="24"/>
-          <w:szCs w:val="24"/>
-        </w:rPr>
-        <w:t xml:space="preserve">A instrução deverá ser ministrada impreterivelmente pelo Oficial de Dia.</w:t>
+        <w:t xml:space="preserve">Art. 87 </w:t>
+      </w:r>
+      <w:r>
+        <w:rPr>
+          <w:rFonts w:ascii="Times New Roman" w:cs="Times New Roman" w:eastAsia="Times New Roman" w:hAnsi="Times New Roman"/>
+          <w:sz w:val="24"/>
+          <w:szCs w:val="24"/>
+        </w:rPr>
+        <w:t xml:space="preserve">Em qualquer situação durante o deslocamento a segurança do socorro terá prioridade sobre a rapidez de atendimento da ocorrência.</w:t>
       </w:r>
     </w:p>
     <w:p>
@@ -7539,15 +7136,15 @@
           <w:sz w:val="24"/>
           <w:szCs w:val="24"/>
         </w:rPr>
-        <w:t xml:space="preserve">Art. 91 </w:t>
-      </w:r>
-      <w:r>
-        <w:rPr>
-          <w:rFonts w:ascii="Times New Roman" w:cs="Times New Roman" w:eastAsia="Times New Roman" w:hAnsi="Times New Roman"/>
-          <w:sz w:val="24"/>
-          <w:szCs w:val="24"/>
-        </w:rPr>
-        <w:t xml:space="preserve">A instrução da Prontidão de Serviço, tanto a prática, quanto à teórica, não deverá ultrapassar a 45 minutos, cada uma.</w:t>
+        <w:t xml:space="preserve">Art. 88 </w:t>
+      </w:r>
+      <w:r>
+        <w:rPr>
+          <w:rFonts w:ascii="Times New Roman" w:cs="Times New Roman" w:eastAsia="Times New Roman" w:hAnsi="Times New Roman"/>
+          <w:sz w:val="24"/>
+          <w:szCs w:val="24"/>
+        </w:rPr>
+        <w:t xml:space="preserve">Mesmo um aviso de pessoas em risco, o Oficial de Dia/Comandante da Guarnição não deverá permitir que se coloque em segundo plano a segurança da guarnição em função de um mínimo de ganho de tempo.</w:t>
       </w:r>
     </w:p>
     <w:p>
@@ -7564,15 +7161,15 @@
           <w:sz w:val="24"/>
           <w:szCs w:val="24"/>
         </w:rPr>
-        <w:t xml:space="preserve">Art. 92 </w:t>
-      </w:r>
-      <w:r>
-        <w:rPr>
-          <w:rFonts w:ascii="Times New Roman" w:cs="Times New Roman" w:eastAsia="Times New Roman" w:hAnsi="Times New Roman"/>
-          <w:sz w:val="24"/>
-          <w:szCs w:val="24"/>
-        </w:rPr>
-        <w:t xml:space="preserve">Os Comandantes de GBM deverão programar e providenciar as instruções diárias abordando preferencialmente os assuntos referentes às ocorrências de maiores incidências no decorrer do serviço em sua área de jurisdição.</w:t>
+        <w:t xml:space="preserve">Art. 89 </w:t>
+      </w:r>
+      <w:r>
+        <w:rPr>
+          <w:rFonts w:ascii="Times New Roman" w:cs="Times New Roman" w:eastAsia="Times New Roman" w:hAnsi="Times New Roman"/>
+          <w:sz w:val="24"/>
+          <w:szCs w:val="24"/>
+        </w:rPr>
+        <w:t xml:space="preserve">O Oficial de Dia/Comandante da Guarnição não deverá deixar que os bombeiros militares posicionados sobre a viatura se desloquem em condições de insegurança, devendo para isso, orientá-los a firmar seu corpo em algum ponto de apoio existente na viatura, inclusive usar o cinto de segurança.</w:t>
       </w:r>
     </w:p>
     <w:p>
@@ -7589,15 +7186,15 @@
           <w:sz w:val="24"/>
           <w:szCs w:val="24"/>
         </w:rPr>
-        <w:t xml:space="preserve">Art. 93 </w:t>
-      </w:r>
-      <w:r>
-        <w:rPr>
-          <w:rFonts w:ascii="Times New Roman" w:cs="Times New Roman" w:eastAsia="Times New Roman" w:hAnsi="Times New Roman"/>
-          <w:sz w:val="24"/>
-          <w:szCs w:val="24"/>
-        </w:rPr>
-        <w:t xml:space="preserve">Aos assuntos que exijam conhecimento específico, deverão ser solicitados à Coordenadoria de Educação, Ensino e Instrução para que seja efetuado um planejamento instrucional, conforme seja o caso.</w:t>
+        <w:t xml:space="preserve">Art. 90 </w:t>
+      </w:r>
+      <w:r>
+        <w:rPr>
+          <w:rFonts w:ascii="Times New Roman" w:cs="Times New Roman" w:eastAsia="Times New Roman" w:hAnsi="Times New Roman"/>
+          <w:sz w:val="24"/>
+          <w:szCs w:val="24"/>
+        </w:rPr>
+        <w:t xml:space="preserve">Ao chegar de qualquer ocorrência o Oficial de Dia/Comandante da Guarnição deverá colocar a tropa em forma, comentar os acertos e erros acontecidos durante a operação para possíveis correções.</w:t>
       </w:r>
     </w:p>
     <w:p>
@@ -7614,115 +7211,15 @@
           <w:sz w:val="24"/>
           <w:szCs w:val="24"/>
         </w:rPr>
-        <w:t xml:space="preserve">Art. 94 </w:t>
-      </w:r>
-      <w:r>
-        <w:rPr>
-          <w:rFonts w:ascii="Times New Roman" w:cs="Times New Roman" w:eastAsia="Times New Roman" w:hAnsi="Times New Roman"/>
-          <w:sz w:val="24"/>
-          <w:szCs w:val="24"/>
-        </w:rPr>
-        <w:t xml:space="preserve">O Oficial de Dia, ao entrar de serviço deverá verificar pessoalmente as condições do alojamento da prontidão, primando pela limpeza, organização e conforto das suas instalações.</w:t>
-      </w:r>
-    </w:p>
-    <w:p>
-      <w:pPr>
-        <w:spacing w:after="120" w:line="360"/>
-        <w:ind w:firstLine="708"/>
-        <w:jc w:val="both"/>
-      </w:pPr>
-      <w:r>
-        <w:rPr>
-          <w:rFonts w:ascii="Times New Roman" w:cs="Times New Roman" w:eastAsia="Times New Roman" w:hAnsi="Times New Roman"/>
-          <w:b/>
-          <w:bCs/>
-          <w:sz w:val="24"/>
-          <w:szCs w:val="24"/>
-        </w:rPr>
-        <w:t xml:space="preserve">Art. 95 </w:t>
-      </w:r>
-      <w:r>
-        <w:rPr>
-          <w:rFonts w:ascii="Times New Roman" w:cs="Times New Roman" w:eastAsia="Times New Roman" w:hAnsi="Times New Roman"/>
-          <w:sz w:val="24"/>
-          <w:szCs w:val="24"/>
-        </w:rPr>
-        <w:t xml:space="preserve">O acesso aos alojamentos deve obedecer os protocolos de higienização e desinfecção em vigor na corporação, ficando vedado o uso de EPI nos alojamentos.</w:t>
-      </w:r>
-    </w:p>
-    <w:p>
-      <w:pPr>
-        <w:spacing w:after="120" w:line="360"/>
-        <w:ind w:firstLine="708"/>
-        <w:jc w:val="both"/>
-      </w:pPr>
-      <w:r>
-        <w:rPr>
-          <w:rFonts w:ascii="Times New Roman" w:cs="Times New Roman" w:eastAsia="Times New Roman" w:hAnsi="Times New Roman"/>
-          <w:b/>
-          <w:bCs/>
-          <w:sz w:val="24"/>
-          <w:szCs w:val="24"/>
-        </w:rPr>
-        <w:t xml:space="preserve">Art. 96 </w:t>
-      </w:r>
-      <w:r>
-        <w:rPr>
-          <w:rFonts w:ascii="Times New Roman" w:cs="Times New Roman" w:eastAsia="Times New Roman" w:hAnsi="Times New Roman"/>
-          <w:sz w:val="24"/>
-          <w:szCs w:val="24"/>
-        </w:rPr>
-        <w:t xml:space="preserve">É vedado o manuseio de arma de fogo nos alojamentos.</w:t>
-      </w:r>
-    </w:p>
-    <w:p>
-      <w:pPr>
-        <w:spacing w:after="120" w:line="360"/>
-        <w:ind w:firstLine="708"/>
-        <w:jc w:val="both"/>
-      </w:pPr>
-      <w:r>
-        <w:rPr>
-          <w:rFonts w:ascii="Times New Roman" w:cs="Times New Roman" w:eastAsia="Times New Roman" w:hAnsi="Times New Roman"/>
-          <w:b/>
-          <w:bCs/>
-          <w:sz w:val="24"/>
-          <w:szCs w:val="24"/>
-        </w:rPr>
-        <w:t xml:space="preserve">Art. 97 </w:t>
-      </w:r>
-      <w:r>
-        <w:rPr>
-          <w:rFonts w:ascii="Times New Roman" w:cs="Times New Roman" w:eastAsia="Times New Roman" w:hAnsi="Times New Roman"/>
-          <w:sz w:val="24"/>
-          <w:szCs w:val="24"/>
-        </w:rPr>
-        <w:t xml:space="preserve">A permanência de bombeiros militares de serviço, no alojamento da prontidão, durante o expediente da Unidade deverá ser devidamente estabelecida pelo Comandante da OBM.</w:t>
-      </w:r>
-    </w:p>
-    <w:p>
-      <w:pPr>
-        <w:spacing w:after="120" w:line="360"/>
-        <w:ind w:firstLine="708"/>
-        <w:jc w:val="both"/>
-      </w:pPr>
-      <w:r>
-        <w:rPr>
-          <w:rFonts w:ascii="Times New Roman" w:cs="Times New Roman" w:eastAsia="Times New Roman" w:hAnsi="Times New Roman"/>
-          <w:b/>
-          <w:bCs/>
-          <w:sz w:val="24"/>
-          <w:szCs w:val="24"/>
-        </w:rPr>
-        <w:t xml:space="preserve">Art. 98 </w:t>
-      </w:r>
-      <w:r>
-        <w:rPr>
-          <w:rFonts w:ascii="Times New Roman" w:cs="Times New Roman" w:eastAsia="Times New Roman" w:hAnsi="Times New Roman"/>
-          <w:sz w:val="24"/>
-          <w:szCs w:val="24"/>
-        </w:rPr>
-        <w:t xml:space="preserve">Após as 22h00 as luzes do alojamento deverão ser apagadas, ficando proibida a prática de quaisquer atividades, exceto o acionamento e preparação para atendimento de ocorrência.</w:t>
+        <w:t xml:space="preserve">Art. 91 </w:t>
+      </w:r>
+      <w:r>
+        <w:rPr>
+          <w:rFonts w:ascii="Times New Roman" w:cs="Times New Roman" w:eastAsia="Times New Roman" w:hAnsi="Times New Roman"/>
+          <w:sz w:val="24"/>
+          <w:szCs w:val="24"/>
+        </w:rPr>
+        <w:t xml:space="preserve">Todo material operacional empregado no atendimento da ocorrência deverá após o retorno do socorro ao quartel, ser limpo, lavado e lubrificado por todos os integrantes da guarnição.</w:t>
       </w:r>
     </w:p>
     <w:p>
@@ -7758,7 +7255,7 @@
           <w:sz w:val="26"/>
           <w:szCs w:val="26"/>
         </w:rPr>
-        <w:t xml:space="preserve">DO ACIONAMENTO, DO DESLOCAMENTO E DO REGRESSO DO SOCORRO</w:t>
+        <w:t xml:space="preserve">DO ATENDIMENTO E DO COMANDO DAS OCORRÊNCIAS</w:t>
       </w:r>
     </w:p>
     <w:p>
@@ -7775,15 +7272,15 @@
           <w:sz w:val="24"/>
           <w:szCs w:val="24"/>
         </w:rPr>
-        <w:t xml:space="preserve">Art. 99 </w:t>
-      </w:r>
-      <w:r>
-        <w:rPr>
-          <w:rFonts w:ascii="Times New Roman" w:cs="Times New Roman" w:eastAsia="Times New Roman" w:hAnsi="Times New Roman"/>
-          <w:sz w:val="24"/>
-          <w:szCs w:val="24"/>
-        </w:rPr>
-        <w:t xml:space="preserve">A Prontidão de Serviço ao ouvir o toque de alerta referente ao emprego de seu socorro deverá imediatamente deslocar-se para viatura, para deixar o quartel e partir para o local da ocorrência.</w:t>
+        <w:t xml:space="preserve">Art. 92 </w:t>
+      </w:r>
+      <w:r>
+        <w:rPr>
+          <w:rFonts w:ascii="Times New Roman" w:cs="Times New Roman" w:eastAsia="Times New Roman" w:hAnsi="Times New Roman"/>
+          <w:sz w:val="24"/>
+          <w:szCs w:val="24"/>
+        </w:rPr>
+        <w:t xml:space="preserve">O atendimento a qualquer ocorrência verificada no território rondoniense deverá em primeiro plano, ser realizado pelas guarnições e ou socorros da OBM responsável pela área.</w:t>
       </w:r>
     </w:p>
     <w:p>
@@ -7800,15 +7297,15 @@
           <w:sz w:val="24"/>
           <w:szCs w:val="24"/>
         </w:rPr>
-        <w:t xml:space="preserve">Art. 100 </w:t>
-      </w:r>
-      <w:r>
-        <w:rPr>
-          <w:rFonts w:ascii="Times New Roman" w:cs="Times New Roman" w:eastAsia="Times New Roman" w:hAnsi="Times New Roman"/>
-          <w:sz w:val="24"/>
-          <w:szCs w:val="24"/>
-        </w:rPr>
-        <w:t xml:space="preserve">A Prontidão deverá estar consciente de que o tempo entre o alarme e o início das operações de socorro deverá ser o mais breve possível, pois quanto menor o tempo de atendimento, maiores serão as possibilidades de êxito.</w:t>
+        <w:t xml:space="preserve">Art. 93 </w:t>
+      </w:r>
+      <w:r>
+        <w:rPr>
+          <w:rFonts w:ascii="Times New Roman" w:cs="Times New Roman" w:eastAsia="Times New Roman" w:hAnsi="Times New Roman"/>
+          <w:sz w:val="24"/>
+          <w:szCs w:val="24"/>
+        </w:rPr>
+        <w:t xml:space="preserve">Sempre que uma ocorrência exigir o emprego de mais de um socorro ou guarnição, primeiramente, deverá ser exaurido todo o poder de combate da OBM da área, ocasião em que será solicitado o apoio dos socorros das demais OBM, caso isto seja necessário.</w:t>
       </w:r>
     </w:p>
     <w:p>
@@ -7825,15 +7322,15 @@
           <w:sz w:val="24"/>
           <w:szCs w:val="24"/>
         </w:rPr>
-        <w:t xml:space="preserve">Art. 101 </w:t>
-      </w:r>
-      <w:r>
-        <w:rPr>
-          <w:rFonts w:ascii="Times New Roman" w:cs="Times New Roman" w:eastAsia="Times New Roman" w:hAnsi="Times New Roman"/>
-          <w:sz w:val="24"/>
-          <w:szCs w:val="24"/>
-        </w:rPr>
-        <w:t xml:space="preserve">Durante o deslocamento para ocorrência o motorista será o principal responsável pela segurança do socorro.</w:t>
+        <w:t xml:space="preserve">Art. 94 </w:t>
+      </w:r>
+      <w:r>
+        <w:rPr>
+          <w:rFonts w:ascii="Times New Roman" w:cs="Times New Roman" w:eastAsia="Times New Roman" w:hAnsi="Times New Roman"/>
+          <w:sz w:val="24"/>
+          <w:szCs w:val="24"/>
+        </w:rPr>
+        <w:t xml:space="preserve">Todas as vezes que uma ocorrência envolver o emprego de um ou mais socorros, o comando das operações ficará a cargo do bombeiro militar de serviço que possuir o maior posto ou graduação hierárquica ou for mais antigo.</w:t>
       </w:r>
     </w:p>
     <w:p>
@@ -7850,15 +7347,15 @@
           <w:sz w:val="24"/>
           <w:szCs w:val="24"/>
         </w:rPr>
-        <w:t xml:space="preserve">Art. 102 </w:t>
-      </w:r>
-      <w:r>
-        <w:rPr>
-          <w:rFonts w:ascii="Times New Roman" w:cs="Times New Roman" w:eastAsia="Times New Roman" w:hAnsi="Times New Roman"/>
-          <w:sz w:val="24"/>
-          <w:szCs w:val="24"/>
-        </w:rPr>
-        <w:t xml:space="preserve">O Comandante da guarnição deverá solicitar ao Centro Integrado de Operações o máximo de informação referente à ocorrência, principalmente, o endereço completo, ponto de referência e confirmação da ocorrência.</w:t>
+        <w:t xml:space="preserve">Art. 95 </w:t>
+      </w:r>
+      <w:r>
+        <w:rPr>
+          <w:rFonts w:ascii="Times New Roman" w:cs="Times New Roman" w:eastAsia="Times New Roman" w:hAnsi="Times New Roman"/>
+          <w:sz w:val="24"/>
+          <w:szCs w:val="24"/>
+        </w:rPr>
+        <w:t xml:space="preserve">Torna-se obrigatória a ciência ao Superior de Dia nas ocorrências que envolvam os socorros de duas ou mais OBM.</w:t>
       </w:r>
     </w:p>
     <w:p>
@@ -7875,140 +7372,15 @@
           <w:sz w:val="24"/>
           <w:szCs w:val="24"/>
         </w:rPr>
-        <w:t xml:space="preserve">Art. 103 </w:t>
-      </w:r>
-      <w:r>
-        <w:rPr>
-          <w:rFonts w:ascii="Times New Roman" w:cs="Times New Roman" w:eastAsia="Times New Roman" w:hAnsi="Times New Roman"/>
-          <w:sz w:val="24"/>
-          <w:szCs w:val="24"/>
-        </w:rPr>
-        <w:t xml:space="preserve">Em qualquer situação durante o deslocamento a segurança do socorro terá prioridade sobre a rapidez de atendimento da ocorrência.</w:t>
-      </w:r>
-    </w:p>
-    <w:p>
-      <w:pPr>
-        <w:spacing w:after="120" w:line="360"/>
-        <w:ind w:firstLine="708"/>
-        <w:jc w:val="both"/>
-      </w:pPr>
-      <w:r>
-        <w:rPr>
-          <w:rFonts w:ascii="Times New Roman" w:cs="Times New Roman" w:eastAsia="Times New Roman" w:hAnsi="Times New Roman"/>
-          <w:b/>
-          <w:bCs/>
-          <w:sz w:val="24"/>
-          <w:szCs w:val="24"/>
-        </w:rPr>
-        <w:t xml:space="preserve">Art. 104 </w:t>
-      </w:r>
-      <w:r>
-        <w:rPr>
-          <w:rFonts w:ascii="Times New Roman" w:cs="Times New Roman" w:eastAsia="Times New Roman" w:hAnsi="Times New Roman"/>
-          <w:sz w:val="24"/>
-          <w:szCs w:val="24"/>
-        </w:rPr>
-        <w:t xml:space="preserve">Mesmo um aviso de pessoas em risco, o Oficial de Dia não deverá permitir que se coloque em segundo plano a segurança da guarnição em função de um mínimo de ganho de tempo.</w:t>
-      </w:r>
-    </w:p>
-    <w:p>
-      <w:pPr>
-        <w:spacing w:after="120" w:line="360"/>
-        <w:ind w:firstLine="708"/>
-        <w:jc w:val="both"/>
-      </w:pPr>
-      <w:r>
-        <w:rPr>
-          <w:rFonts w:ascii="Times New Roman" w:cs="Times New Roman" w:eastAsia="Times New Roman" w:hAnsi="Times New Roman"/>
-          <w:b/>
-          <w:bCs/>
-          <w:sz w:val="24"/>
-          <w:szCs w:val="24"/>
-        </w:rPr>
-        <w:t xml:space="preserve">Art. 105 </w:t>
-      </w:r>
-      <w:r>
-        <w:rPr>
-          <w:rFonts w:ascii="Times New Roman" w:cs="Times New Roman" w:eastAsia="Times New Roman" w:hAnsi="Times New Roman"/>
-          <w:sz w:val="24"/>
-          <w:szCs w:val="24"/>
-        </w:rPr>
-        <w:t xml:space="preserve">O Oficial de Dia não deverá deixar que os bombeiros militares posicionados sobre a viatura se desloquem em condições de insegurança, devendo para isso, orientá-los a firmar seu corpo em algum ponto de apoio existente na viatura, inclusive usar o cinto de segurança</w:t>
-      </w:r>
-    </w:p>
-    <w:p>
-      <w:pPr>
-        <w:spacing w:after="120" w:line="360"/>
-        <w:ind w:firstLine="708"/>
-        <w:jc w:val="both"/>
-      </w:pPr>
-      <w:r>
-        <w:rPr>
-          <w:rFonts w:ascii="Times New Roman" w:cs="Times New Roman" w:eastAsia="Times New Roman" w:hAnsi="Times New Roman"/>
-          <w:b/>
-          <w:bCs/>
-          <w:sz w:val="24"/>
-          <w:szCs w:val="24"/>
-        </w:rPr>
-        <w:t xml:space="preserve">Art. 106 </w:t>
-      </w:r>
-      <w:r>
-        <w:rPr>
-          <w:rFonts w:ascii="Times New Roman" w:cs="Times New Roman" w:eastAsia="Times New Roman" w:hAnsi="Times New Roman"/>
-          <w:sz w:val="24"/>
-          <w:szCs w:val="24"/>
-        </w:rPr>
-        <w:t xml:space="preserve">Ao chegar de qualquer ocorrência o Oficial de Dia deverá colocar a tropa em forma, comentar os acertos e erros acontecidos durante a operação para possíveis correções.</w:t>
-      </w:r>
-    </w:p>
-    <w:p>
-      <w:pPr>
-        <w:spacing w:after="120" w:line="360"/>
-        <w:ind w:firstLine="708"/>
-        <w:jc w:val="both"/>
-      </w:pPr>
-      <w:r>
-        <w:rPr>
-          <w:rFonts w:ascii="Times New Roman" w:cs="Times New Roman" w:eastAsia="Times New Roman" w:hAnsi="Times New Roman"/>
-          <w:b/>
-          <w:bCs/>
-          <w:sz w:val="24"/>
-          <w:szCs w:val="24"/>
-        </w:rPr>
-        <w:t xml:space="preserve">Art. 107 </w:t>
-      </w:r>
-      <w:r>
-        <w:rPr>
-          <w:rFonts w:ascii="Times New Roman" w:cs="Times New Roman" w:eastAsia="Times New Roman" w:hAnsi="Times New Roman"/>
-          <w:sz w:val="24"/>
-          <w:szCs w:val="24"/>
-        </w:rPr>
-        <w:t xml:space="preserve">Todo material operacional empregado no atendimento da ocorrência deverá após o retorno do socorro ao quartel, ser limpo, lavado e lubrificado por todos os integrantes da guarnição.</w:t>
-      </w:r>
-    </w:p>
-    <w:p>
-      <w:pPr>
-        <w:spacing w:after="120" w:line="360"/>
-        <w:ind w:firstLine="708"/>
-        <w:jc w:val="both"/>
-      </w:pPr>
-      <w:r>
-        <w:rPr>
-          <w:rFonts w:ascii="Times New Roman" w:cs="Times New Roman" w:eastAsia="Times New Roman" w:hAnsi="Times New Roman"/>
-          <w:b/>
-          <w:bCs/>
-          <w:sz w:val="24"/>
-          <w:szCs w:val="24"/>
-        </w:rPr>
-        <w:t xml:space="preserve">Art. 108 </w:t>
-      </w:r>
-      <w:r>
-        <w:rPr>
-          <w:rFonts w:ascii="Times New Roman" w:cs="Times New Roman" w:eastAsia="Times New Roman" w:hAnsi="Times New Roman"/>
-          <w:sz w:val="24"/>
-          <w:szCs w:val="24"/>
-        </w:rPr>
-        <w:t xml:space="preserve">O Comandante de guarnição ao regressar de uma ocorrência deverá imediatamente apresentar-se ao Oficial de Dia, relatando os fatos ocorridos durante a operação, lembrando de informar ao Centro Integrado de Operações o desfecho da ocorrência.</w:t>
+        <w:t xml:space="preserve">Art. 96 </w:t>
+      </w:r>
+      <w:r>
+        <w:rPr>
+          <w:rFonts w:ascii="Times New Roman" w:cs="Times New Roman" w:eastAsia="Times New Roman" w:hAnsi="Times New Roman"/>
+          <w:sz w:val="24"/>
+          <w:szCs w:val="24"/>
+        </w:rPr>
+        <w:t xml:space="preserve">Em qualquer situação a cooperação entre bombeiros militares no Teatro de Operações deverá ser completa, dentro de um clima de amizade e cordialidade, ainda que os executantes desenvolvam atividades diferentes.</w:t>
       </w:r>
     </w:p>
     <w:p>
@@ -8044,7 +7416,121 @@
           <w:sz w:val="26"/>
           <w:szCs w:val="26"/>
         </w:rPr>
-        <w:t xml:space="preserve">DO ATENDIMENTO E DO COMANDO DAS OCORRÊNCIAS</w:t>
+        <w:t xml:space="preserve">DO BOMBEIRO MILITAR DE FOLGA EM OCORRÊNCIA</w:t>
+      </w:r>
+    </w:p>
+    <w:p>
+      <w:pPr>
+        <w:spacing w:after="60" w:line="360"/>
+        <w:jc w:val="both"/>
+      </w:pPr>
+      <w:r>
+        <w:rPr>
+          <w:rFonts w:ascii="Times New Roman" w:cs="Times New Roman" w:eastAsia="Times New Roman" w:hAnsi="Times New Roman"/>
+          <w:b/>
+          <w:bCs/>
+          <w:sz w:val="24"/>
+          <w:szCs w:val="24"/>
+        </w:rPr>
+        <w:t xml:space="preserve">Art. 97 </w:t>
+      </w:r>
+      <w:r>
+        <w:rPr>
+          <w:rFonts w:ascii="Times New Roman" w:cs="Times New Roman" w:eastAsia="Times New Roman" w:hAnsi="Times New Roman"/>
+          <w:sz w:val="24"/>
+          <w:szCs w:val="24"/>
+        </w:rPr>
+        <w:t xml:space="preserve">A participação de bombeiros militares de folga, que primeiro chegar em ocorrência, deverá obedecer às seguintes orientações:</w:t>
+      </w:r>
+    </w:p>
+    <w:p>
+      <w:pPr>
+        <w:spacing w:after="60" w:line="360"/>
+        <w:ind w:left="708" w:hanging="340"/>
+        <w:jc w:val="both"/>
+      </w:pPr>
+      <w:r>
+        <w:rPr>
+          <w:rFonts w:ascii="Times New Roman" w:cs="Times New Roman" w:eastAsia="Times New Roman" w:hAnsi="Times New Roman"/>
+          <w:sz w:val="24"/>
+          <w:szCs w:val="24"/>
+        </w:rPr>
+        <w:t xml:space="preserve">I - O bombeiro militar de folga que primeiro presencie uma ocorrência deverá, dentro do possível, não se omitir de prestar os primeiros atendimentos antes da chegada da Guarnição de Serviço;</w:t>
+      </w:r>
+    </w:p>
+    <w:p>
+      <w:pPr>
+        <w:spacing w:after="60" w:line="360"/>
+        <w:ind w:left="708" w:hanging="340"/>
+        <w:jc w:val="both"/>
+      </w:pPr>
+      <w:r>
+        <w:rPr>
+          <w:rFonts w:ascii="Times New Roman" w:cs="Times New Roman" w:eastAsia="Times New Roman" w:hAnsi="Times New Roman"/>
+          <w:sz w:val="24"/>
+          <w:szCs w:val="24"/>
+        </w:rPr>
+        <w:t xml:space="preserve">II - Após a chegada da Guarnição de Serviço deverá repassar todas as informações coletadas anteriormente ao responsável pela guarnição independentemente do seu nível hierárquico e funcional sobre este, não interferindo, desde então, no desenrolar das operações, salvo se autorizado pela autoridade competente;</w:t>
+      </w:r>
+    </w:p>
+    <w:p>
+      <w:pPr>
+        <w:spacing w:after="60" w:line="360"/>
+        <w:ind w:left="708" w:hanging="340"/>
+        <w:jc w:val="both"/>
+      </w:pPr>
+      <w:r>
+        <w:rPr>
+          <w:rFonts w:ascii="Times New Roman" w:cs="Times New Roman" w:eastAsia="Times New Roman" w:hAnsi="Times New Roman"/>
+          <w:sz w:val="24"/>
+          <w:szCs w:val="24"/>
+        </w:rPr>
+        <w:t xml:space="preserve">III - Caso seja necessária a sua presença no local deverá assim proceder, providenciando junto à Guarnição de Serviço os equipamentos de proteção individual para que possa participar das operações;</w:t>
+      </w:r>
+    </w:p>
+    <w:p>
+      <w:pPr>
+        <w:spacing w:after="60" w:line="360"/>
+        <w:ind w:left="708" w:hanging="340"/>
+        <w:jc w:val="both"/>
+      </w:pPr>
+      <w:r>
+        <w:rPr>
+          <w:rFonts w:ascii="Times New Roman" w:cs="Times New Roman" w:eastAsia="Times New Roman" w:hAnsi="Times New Roman"/>
+          <w:sz w:val="24"/>
+          <w:szCs w:val="24"/>
+        </w:rPr>
+        <w:t xml:space="preserve">IV - Caso o militar presencie a Guarnição de Serviço atuando em uma ocorrência, somente fará parte das operações caso seja solicitado pelo responsável por ela;</w:t>
+      </w:r>
+    </w:p>
+    <w:p>
+      <w:pPr>
+        <w:spacing w:after="60" w:line="360"/>
+        <w:ind w:left="708" w:hanging="340"/>
+        <w:jc w:val="both"/>
+      </w:pPr>
+      <w:r>
+        <w:rPr>
+          <w:rFonts w:ascii="Times New Roman" w:cs="Times New Roman" w:eastAsia="Times New Roman" w:hAnsi="Times New Roman"/>
+          <w:sz w:val="24"/>
+          <w:szCs w:val="24"/>
+        </w:rPr>
+        <w:t xml:space="preserve">V - A participação do militar de folga em ocorrência deverá se limitar ao auxílio, inicialmente, à(s) vítima(s) e à Guarnição de Serviço, evitando aparecer ou responder aos questionamentos da imprensa e de terceiros presentes no local, salvo se autorizado pela autoridade competente; e</w:t>
+      </w:r>
+    </w:p>
+    <w:p>
+      <w:pPr>
+        <w:spacing w:after="60" w:line="360"/>
+        <w:ind w:left="708" w:hanging="340"/>
+        <w:jc w:val="both"/>
+      </w:pPr>
+      <w:r>
+        <w:rPr>
+          <w:rFonts w:ascii="Times New Roman" w:cs="Times New Roman" w:eastAsia="Times New Roman" w:hAnsi="Times New Roman"/>
+          <w:sz w:val="24"/>
+          <w:szCs w:val="24"/>
+        </w:rPr>
+        <w:t xml:space="preserve">VI - A participação de pessoas e de outros órgãos no local da ocorrência deverá, inicialmente, ser analisada pelo Oficial de Dia/Comandante de Guarnição.</w:t>
       </w:r>
     </w:p>
     <w:p>
@@ -8061,115 +7547,15 @@
           <w:sz w:val="24"/>
           <w:szCs w:val="24"/>
         </w:rPr>
-        <w:t xml:space="preserve">Art. 109 </w:t>
-      </w:r>
-      <w:r>
-        <w:rPr>
-          <w:rFonts w:ascii="Times New Roman" w:cs="Times New Roman" w:eastAsia="Times New Roman" w:hAnsi="Times New Roman"/>
-          <w:sz w:val="24"/>
-          <w:szCs w:val="24"/>
-        </w:rPr>
-        <w:t xml:space="preserve">O atendimento a qualquer ocorrência verificada no território rondoniense deverá em primeiro plano, ser realizado pelas guarnições e ou socorros da OBM responsável pela área.</w:t>
-      </w:r>
-    </w:p>
-    <w:p>
-      <w:pPr>
-        <w:spacing w:after="120" w:line="360"/>
-        <w:ind w:firstLine="708"/>
-        <w:jc w:val="both"/>
-      </w:pPr>
-      <w:r>
-        <w:rPr>
-          <w:rFonts w:ascii="Times New Roman" w:cs="Times New Roman" w:eastAsia="Times New Roman" w:hAnsi="Times New Roman"/>
-          <w:b/>
-          <w:bCs/>
-          <w:sz w:val="24"/>
-          <w:szCs w:val="24"/>
-        </w:rPr>
-        <w:t xml:space="preserve">Art. 110 </w:t>
-      </w:r>
-      <w:r>
-        <w:rPr>
-          <w:rFonts w:ascii="Times New Roman" w:cs="Times New Roman" w:eastAsia="Times New Roman" w:hAnsi="Times New Roman"/>
-          <w:sz w:val="24"/>
-          <w:szCs w:val="24"/>
-        </w:rPr>
-        <w:t xml:space="preserve">Sempre que uma ocorrência exigir o emprego de mais de um socorro ou guarnição, primeiramente, deverá ser exaurido todo o poder de combate da OBM da área, ocasião em que será solicitado o apoio dos socorros das demais OBM, caso isto seja necessário.</w:t>
-      </w:r>
-    </w:p>
-    <w:p>
-      <w:pPr>
-        <w:spacing w:after="120" w:line="360"/>
-        <w:ind w:firstLine="708"/>
-        <w:jc w:val="both"/>
-      </w:pPr>
-      <w:r>
-        <w:rPr>
-          <w:rFonts w:ascii="Times New Roman" w:cs="Times New Roman" w:eastAsia="Times New Roman" w:hAnsi="Times New Roman"/>
-          <w:b/>
-          <w:bCs/>
-          <w:sz w:val="24"/>
-          <w:szCs w:val="24"/>
-        </w:rPr>
-        <w:t xml:space="preserve">Art. 111 </w:t>
-      </w:r>
-      <w:r>
-        <w:rPr>
-          <w:rFonts w:ascii="Times New Roman" w:cs="Times New Roman" w:eastAsia="Times New Roman" w:hAnsi="Times New Roman"/>
-          <w:sz w:val="24"/>
-          <w:szCs w:val="24"/>
-        </w:rPr>
-        <w:t xml:space="preserve">Todas as vezes que uma ocorrência envolver o emprego de um ou mais socorros, o comando das operações ficará a cargo do bombeiro militar de serviço que possuir o maior posto ou graduação hierárquica ou for mais antigo.</w:t>
-      </w:r>
-    </w:p>
-    <w:p>
-      <w:pPr>
-        <w:spacing w:after="120" w:line="360"/>
-        <w:ind w:firstLine="708"/>
-        <w:jc w:val="both"/>
-      </w:pPr>
-      <w:r>
-        <w:rPr>
-          <w:rFonts w:ascii="Times New Roman" w:cs="Times New Roman" w:eastAsia="Times New Roman" w:hAnsi="Times New Roman"/>
-          <w:b/>
-          <w:bCs/>
-          <w:sz w:val="24"/>
-          <w:szCs w:val="24"/>
-        </w:rPr>
-        <w:t xml:space="preserve">Art. 112 </w:t>
-      </w:r>
-      <w:r>
-        <w:rPr>
-          <w:rFonts w:ascii="Times New Roman" w:cs="Times New Roman" w:eastAsia="Times New Roman" w:hAnsi="Times New Roman"/>
-          <w:sz w:val="24"/>
-          <w:szCs w:val="24"/>
-        </w:rPr>
-        <w:t xml:space="preserve">Torna-se obrigatória a ciência ao Superior de Dia nas ocorrências que envolvam os socorros de duas ou mais OBM.</w:t>
-      </w:r>
-    </w:p>
-    <w:p>
-      <w:pPr>
-        <w:spacing w:after="120" w:line="360"/>
-        <w:ind w:firstLine="708"/>
-        <w:jc w:val="both"/>
-      </w:pPr>
-      <w:r>
-        <w:rPr>
-          <w:rFonts w:ascii="Times New Roman" w:cs="Times New Roman" w:eastAsia="Times New Roman" w:hAnsi="Times New Roman"/>
-          <w:b/>
-          <w:bCs/>
-          <w:sz w:val="24"/>
-          <w:szCs w:val="24"/>
-        </w:rPr>
-        <w:t xml:space="preserve">Art. 113 </w:t>
-      </w:r>
-      <w:r>
-        <w:rPr>
-          <w:rFonts w:ascii="Times New Roman" w:cs="Times New Roman" w:eastAsia="Times New Roman" w:hAnsi="Times New Roman"/>
-          <w:sz w:val="24"/>
-          <w:szCs w:val="24"/>
-        </w:rPr>
-        <w:t xml:space="preserve">Em qualquer situação a cooperação entre bombeiros militares no Teatro de Operações deverá ser completa, dentro de um clima de amizade e cordialidade, ainda que os executantes desenvolvam atividades diferentes.</w:t>
+        <w:t xml:space="preserve">Art. 98 </w:t>
+      </w:r>
+      <w:r>
+        <w:rPr>
+          <w:rFonts w:ascii="Times New Roman" w:cs="Times New Roman" w:eastAsia="Times New Roman" w:hAnsi="Times New Roman"/>
+          <w:sz w:val="24"/>
+          <w:szCs w:val="24"/>
+        </w:rPr>
+        <w:t xml:space="preserve">A participação de bombeiros militares de folga em ocorrência de grande proporção deverá seguir os princípios do Sistema de Comando de Incidente, onde estes devem se apresentar ao Chefe da Operação e/ou Comandante do incidente.</w:t>
       </w:r>
     </w:p>
     <w:p>
@@ -8205,121 +7591,7 @@
           <w:sz w:val="26"/>
           <w:szCs w:val="26"/>
         </w:rPr>
-        <w:t xml:space="preserve">DO BOMBEIRO MILITAR DE FOLGA EM OCORRÊNCIA</w:t>
-      </w:r>
-    </w:p>
-    <w:p>
-      <w:pPr>
-        <w:spacing w:after="60" w:line="360"/>
-        <w:jc w:val="both"/>
-      </w:pPr>
-      <w:r>
-        <w:rPr>
-          <w:rFonts w:ascii="Times New Roman" w:cs="Times New Roman" w:eastAsia="Times New Roman" w:hAnsi="Times New Roman"/>
-          <w:b/>
-          <w:bCs/>
-          <w:sz w:val="24"/>
-          <w:szCs w:val="24"/>
-        </w:rPr>
-        <w:t xml:space="preserve">Art. 114 </w:t>
-      </w:r>
-      <w:r>
-        <w:rPr>
-          <w:rFonts w:ascii="Times New Roman" w:cs="Times New Roman" w:eastAsia="Times New Roman" w:hAnsi="Times New Roman"/>
-          <w:sz w:val="24"/>
-          <w:szCs w:val="24"/>
-        </w:rPr>
-        <w:t xml:space="preserve">A participação de bombeiros militares de folga, que primeiro chegar em ocorrência, deverá obedecer às seguintes orientações:</w:t>
-      </w:r>
-    </w:p>
-    <w:p>
-      <w:pPr>
-        <w:spacing w:after="60" w:line="360"/>
-        <w:ind w:left="708" w:hanging="340"/>
-        <w:jc w:val="both"/>
-      </w:pPr>
-      <w:r>
-        <w:rPr>
-          <w:rFonts w:ascii="Times New Roman" w:cs="Times New Roman" w:eastAsia="Times New Roman" w:hAnsi="Times New Roman"/>
-          <w:sz w:val="24"/>
-          <w:szCs w:val="24"/>
-        </w:rPr>
-        <w:t xml:space="preserve">I - O bombeiro militar de folga que primeiro presencie uma ocorrência deverá, dentro do possível, não se omitir de prestar os primeiros atendimentos antes da chegada do pessoal de serviço;</w:t>
-      </w:r>
-    </w:p>
-    <w:p>
-      <w:pPr>
-        <w:spacing w:after="60" w:line="360"/>
-        <w:ind w:left="708" w:hanging="340"/>
-        <w:jc w:val="both"/>
-      </w:pPr>
-      <w:r>
-        <w:rPr>
-          <w:rFonts w:ascii="Times New Roman" w:cs="Times New Roman" w:eastAsia="Times New Roman" w:hAnsi="Times New Roman"/>
-          <w:sz w:val="24"/>
-          <w:szCs w:val="24"/>
-        </w:rPr>
-        <w:t xml:space="preserve">II - Após a chegada do pessoal do serviço deverá repassar todas as informações coletadas anteriormente ao responsável pela guarnição independentemente do seu nível hierárquico e funcional sobre este, não interferindo, desde então, no desenrolar das operações, salvo se autorizado pela autoridade competente;</w:t>
-      </w:r>
-    </w:p>
-    <w:p>
-      <w:pPr>
-        <w:spacing w:after="60" w:line="360"/>
-        <w:ind w:left="708" w:hanging="340"/>
-        <w:jc w:val="both"/>
-      </w:pPr>
-      <w:r>
-        <w:rPr>
-          <w:rFonts w:ascii="Times New Roman" w:cs="Times New Roman" w:eastAsia="Times New Roman" w:hAnsi="Times New Roman"/>
-          <w:sz w:val="24"/>
-          <w:szCs w:val="24"/>
-        </w:rPr>
-        <w:t xml:space="preserve">III - Caso seja necessária a sua presença no local deverá assim proceder, providenciando junto ao pessoal de serviço os equipamentos de proteção individual para que possa participar das operações;</w:t>
-      </w:r>
-    </w:p>
-    <w:p>
-      <w:pPr>
-        <w:spacing w:after="60" w:line="360"/>
-        <w:ind w:left="708" w:hanging="340"/>
-        <w:jc w:val="both"/>
-      </w:pPr>
-      <w:r>
-        <w:rPr>
-          <w:rFonts w:ascii="Times New Roman" w:cs="Times New Roman" w:eastAsia="Times New Roman" w:hAnsi="Times New Roman"/>
-          <w:sz w:val="24"/>
-          <w:szCs w:val="24"/>
-        </w:rPr>
-        <w:t xml:space="preserve">IV - Caso o militar presencie o pessoal de serviço atuando em uma ocorrência, somente fará parte das operações caso seja solicitado pelo responsável por ela;</w:t>
-      </w:r>
-    </w:p>
-    <w:p>
-      <w:pPr>
-        <w:spacing w:after="60" w:line="360"/>
-        <w:ind w:left="708" w:hanging="340"/>
-        <w:jc w:val="both"/>
-      </w:pPr>
-      <w:r>
-        <w:rPr>
-          <w:rFonts w:ascii="Times New Roman" w:cs="Times New Roman" w:eastAsia="Times New Roman" w:hAnsi="Times New Roman"/>
-          <w:sz w:val="24"/>
-          <w:szCs w:val="24"/>
-        </w:rPr>
-        <w:t xml:space="preserve">V - A participação do militar de folga em ocorrência deverá se limitar ao auxílio, inicialmente, à(s) vítima(s) e ao pessoal de serviço, evitando aparecer ou responder aos questionamentos da imprensa e de terceiros presentes no local, salvo se autorizado pela autoridade competente; e</w:t>
-      </w:r>
-    </w:p>
-    <w:p>
-      <w:pPr>
-        <w:spacing w:after="60" w:line="360"/>
-        <w:ind w:left="708" w:hanging="340"/>
-        <w:jc w:val="both"/>
-      </w:pPr>
-      <w:r>
-        <w:rPr>
-          <w:rFonts w:ascii="Times New Roman" w:cs="Times New Roman" w:eastAsia="Times New Roman" w:hAnsi="Times New Roman"/>
-          <w:sz w:val="24"/>
-          <w:szCs w:val="24"/>
-        </w:rPr>
-        <w:t xml:space="preserve">VI - A participação de pessoas e de outros órgãos no local da ocorrência deverá, inicialmente, ser analisada pelo Oficial de Dia.</w:t>
+        <w:t xml:space="preserve">DAS OCORRÊNCIAS DE GRANDE PORTE E DO APOIO EXTERNO</w:t>
       </w:r>
     </w:p>
     <w:p>
@@ -8336,15 +7608,229 @@
           <w:sz w:val="24"/>
           <w:szCs w:val="24"/>
         </w:rPr>
-        <w:t xml:space="preserve">Art. 115 </w:t>
-      </w:r>
-      <w:r>
-        <w:rPr>
-          <w:rFonts w:ascii="Times New Roman" w:cs="Times New Roman" w:eastAsia="Times New Roman" w:hAnsi="Times New Roman"/>
-          <w:sz w:val="24"/>
-          <w:szCs w:val="24"/>
-        </w:rPr>
-        <w:t xml:space="preserve">A participação de bombeiros militares de folga em ocorrência de grande proporção deverá seguir os princípios do Sistema de Comando de Incidente, onde estes devem se apresentar ao Chefe da Operação e/ou Comandante do incidente.</w:t>
+        <w:t xml:space="preserve">Art. 99 </w:t>
+      </w:r>
+      <w:r>
+        <w:rPr>
+          <w:rFonts w:ascii="Times New Roman" w:cs="Times New Roman" w:eastAsia="Times New Roman" w:hAnsi="Times New Roman"/>
+          <w:sz w:val="24"/>
+          <w:szCs w:val="24"/>
+        </w:rPr>
+        <w:t xml:space="preserve">Nas ocorrências de grande vulto, deverá, pelo menos por questão de conveniência, existir um socorro de combate a incêndio de reserva para atender quaisquer outras emergências que porventura venham a acontecer.</w:t>
+      </w:r>
+    </w:p>
+    <w:p>
+      <w:pPr>
+        <w:spacing w:after="60" w:line="360"/>
+        <w:jc w:val="both"/>
+      </w:pPr>
+      <w:r>
+        <w:rPr>
+          <w:rFonts w:ascii="Times New Roman" w:cs="Times New Roman" w:eastAsia="Times New Roman" w:hAnsi="Times New Roman"/>
+          <w:b/>
+          <w:bCs/>
+          <w:sz w:val="24"/>
+          <w:szCs w:val="24"/>
+        </w:rPr>
+        <w:t xml:space="preserve">Art. 100 </w:t>
+      </w:r>
+      <w:r>
+        <w:rPr>
+          <w:rFonts w:ascii="Times New Roman" w:cs="Times New Roman" w:eastAsia="Times New Roman" w:hAnsi="Times New Roman"/>
+          <w:sz w:val="24"/>
+          <w:szCs w:val="24"/>
+        </w:rPr>
+        <w:t xml:space="preserve">De acordo com a necessidade e a gravidade da situação poderá as guarnições de socorros empregados numa ocorrência solicitar apoio externo a órgãos públicos e privados ligados direta ou indiretamente à operação, conforme orientações abaixo:</w:t>
+      </w:r>
+    </w:p>
+    <w:p>
+      <w:pPr>
+        <w:spacing w:after="60" w:line="360"/>
+        <w:ind w:left="708" w:hanging="340"/>
+        <w:jc w:val="both"/>
+      </w:pPr>
+      <w:r>
+        <w:rPr>
+          <w:rFonts w:ascii="Times New Roman" w:cs="Times New Roman" w:eastAsia="Times New Roman" w:hAnsi="Times New Roman"/>
+          <w:sz w:val="24"/>
+          <w:szCs w:val="24"/>
+        </w:rPr>
+        <w:t xml:space="preserve">I - Sempre que houver a presença de fios de alta- tensão deverá ser solicitado o apoio da companhia fornecedora de energia da região;</w:t>
+      </w:r>
+    </w:p>
+    <w:p>
+      <w:pPr>
+        <w:spacing w:after="60" w:line="360"/>
+        <w:ind w:left="708" w:hanging="340"/>
+        <w:jc w:val="both"/>
+      </w:pPr>
+      <w:r>
+        <w:rPr>
+          <w:rFonts w:ascii="Times New Roman" w:cs="Times New Roman" w:eastAsia="Times New Roman" w:hAnsi="Times New Roman"/>
+          <w:sz w:val="24"/>
+          <w:szCs w:val="24"/>
+        </w:rPr>
+        <w:t xml:space="preserve">II - Solicitar a presença da companhia fornecedora sempre que ocorrer falta d’água ou baixa pressão nos hidrantes urbanos localizados na área do sinistro;</w:t>
+      </w:r>
+    </w:p>
+    <w:p>
+      <w:pPr>
+        <w:spacing w:after="60" w:line="360"/>
+        <w:ind w:left="708" w:hanging="340"/>
+        <w:jc w:val="both"/>
+      </w:pPr>
+      <w:r>
+        <w:rPr>
+          <w:rFonts w:ascii="Times New Roman" w:cs="Times New Roman" w:eastAsia="Times New Roman" w:hAnsi="Times New Roman"/>
+          <w:sz w:val="24"/>
+          <w:szCs w:val="24"/>
+        </w:rPr>
+        <w:t xml:space="preserve">III - Acionar a Polícia Rodoviária Federal nos sinistros ocorridos nas rodovias federais do Estado de Rondônia;</w:t>
+      </w:r>
+    </w:p>
+    <w:p>
+      <w:pPr>
+        <w:spacing w:after="60" w:line="360"/>
+        <w:ind w:left="708" w:hanging="340"/>
+        <w:jc w:val="both"/>
+      </w:pPr>
+      <w:r>
+        <w:rPr>
+          <w:rFonts w:ascii="Times New Roman" w:cs="Times New Roman" w:eastAsia="Times New Roman" w:hAnsi="Times New Roman"/>
+          <w:sz w:val="24"/>
+          <w:szCs w:val="24"/>
+        </w:rPr>
+        <w:t xml:space="preserve">IV - Solicitar informações a Pró-Química (Associação Brasileira da Indústria Química, telefone: 0800-11- 8270) sempre que o acidente envolver produtos perigosos;</w:t>
+      </w:r>
+    </w:p>
+    <w:p>
+      <w:pPr>
+        <w:spacing w:after="60" w:line="360"/>
+        <w:ind w:left="708" w:hanging="340"/>
+        <w:jc w:val="both"/>
+      </w:pPr>
+      <w:r>
+        <w:rPr>
+          <w:rFonts w:ascii="Times New Roman" w:cs="Times New Roman" w:eastAsia="Times New Roman" w:hAnsi="Times New Roman"/>
+          <w:sz w:val="24"/>
+          <w:szCs w:val="24"/>
+        </w:rPr>
+        <w:t xml:space="preserve">V - Solicitar a presença da Polícia Militar para isolamento do local do sinistro sempre que ocorrer possibilidade de ilícitos penais;</w:t>
+      </w:r>
+    </w:p>
+    <w:p>
+      <w:pPr>
+        <w:spacing w:after="60" w:line="360"/>
+        <w:ind w:left="708" w:hanging="340"/>
+        <w:jc w:val="both"/>
+      </w:pPr>
+      <w:r>
+        <w:rPr>
+          <w:rFonts w:ascii="Times New Roman" w:cs="Times New Roman" w:eastAsia="Times New Roman" w:hAnsi="Times New Roman"/>
+          <w:sz w:val="24"/>
+          <w:szCs w:val="24"/>
+        </w:rPr>
+        <w:t xml:space="preserve">VI - Solicitar a presença da perícia legalmente constituída sempre que ocorrer acidentes de trânsito com danos materiais;</w:t>
+      </w:r>
+    </w:p>
+    <w:p>
+      <w:pPr>
+        <w:spacing w:after="60" w:line="360"/>
+        <w:ind w:left="708" w:hanging="340"/>
+        <w:jc w:val="both"/>
+      </w:pPr>
+      <w:r>
+        <w:rPr>
+          <w:rFonts w:ascii="Times New Roman" w:cs="Times New Roman" w:eastAsia="Times New Roman" w:hAnsi="Times New Roman"/>
+          <w:sz w:val="24"/>
+          <w:szCs w:val="24"/>
+        </w:rPr>
+        <w:t xml:space="preserve">VII - Acionar o Instituto Médico Legal – IML/POLITEC sempre que do acidente decorrer vítimas fatais;</w:t>
+      </w:r>
+    </w:p>
+    <w:p>
+      <w:pPr>
+        <w:spacing w:after="60" w:line="360"/>
+        <w:ind w:left="708" w:hanging="340"/>
+        <w:jc w:val="both"/>
+      </w:pPr>
+      <w:r>
+        <w:rPr>
+          <w:rFonts w:ascii="Times New Roman" w:cs="Times New Roman" w:eastAsia="Times New Roman" w:hAnsi="Times New Roman"/>
+          <w:sz w:val="24"/>
+          <w:szCs w:val="24"/>
+        </w:rPr>
+        <w:t xml:space="preserve">VIII - Acionar a Coordenadoria Estadual de Proteção e Defesa Civil e a Coordenadoria Municipal de Proteção e Defesa Civil no caso de ocorrências pertinentes à sua competência;</w:t>
+      </w:r>
+    </w:p>
+    <w:p>
+      <w:pPr>
+        <w:spacing w:after="60" w:line="360"/>
+        <w:ind w:left="708" w:hanging="340"/>
+        <w:jc w:val="both"/>
+      </w:pPr>
+      <w:r>
+        <w:rPr>
+          <w:rFonts w:ascii="Times New Roman" w:cs="Times New Roman" w:eastAsia="Times New Roman" w:hAnsi="Times New Roman"/>
+          <w:sz w:val="24"/>
+          <w:szCs w:val="24"/>
+        </w:rPr>
+        <w:t xml:space="preserve">IX - Acionar a aeronave do Grupamento de Operações Aéreas – GOA nos acidentes cuja gravidade assim o exigir;</w:t>
+      </w:r>
+    </w:p>
+    <w:p>
+      <w:pPr>
+        <w:spacing w:after="60" w:line="360"/>
+        <w:ind w:left="708" w:hanging="340"/>
+        <w:jc w:val="both"/>
+      </w:pPr>
+      <w:r>
+        <w:rPr>
+          <w:rFonts w:ascii="Times New Roman" w:cs="Times New Roman" w:eastAsia="Times New Roman" w:hAnsi="Times New Roman"/>
+          <w:sz w:val="24"/>
+          <w:szCs w:val="24"/>
+        </w:rPr>
+        <w:t xml:space="preserve">X - Solicitar o apoio da Capitania dos Portos, nas localidades onde houver o referido órgão, nos acidentes aquáticos; e</w:t>
+      </w:r>
+    </w:p>
+    <w:p>
+      <w:pPr>
+        <w:spacing w:after="60" w:line="360"/>
+        <w:ind w:left="708" w:hanging="340"/>
+        <w:jc w:val="both"/>
+      </w:pPr>
+      <w:r>
+        <w:rPr>
+          <w:rFonts w:ascii="Times New Roman" w:cs="Times New Roman" w:eastAsia="Times New Roman" w:hAnsi="Times New Roman"/>
+          <w:sz w:val="24"/>
+          <w:szCs w:val="24"/>
+        </w:rPr>
+        <w:t xml:space="preserve">XI - Solicitar os órgãos ambientais IBAMA e ou SEDAM nos acidentes contra o meio ambiente.</w:t>
+      </w:r>
+    </w:p>
+    <w:p>
+      <w:pPr>
+        <w:spacing w:after="120" w:line="360"/>
+        <w:ind w:firstLine="708"/>
+        <w:jc w:val="both"/>
+      </w:pPr>
+      <w:r>
+        <w:rPr>
+          <w:rFonts w:ascii="Times New Roman" w:cs="Times New Roman" w:eastAsia="Times New Roman" w:hAnsi="Times New Roman"/>
+          <w:b/>
+          <w:bCs/>
+          <w:sz w:val="24"/>
+          <w:szCs w:val="24"/>
+        </w:rPr>
+        <w:t xml:space="preserve">Art. 101 </w:t>
+      </w:r>
+      <w:r>
+        <w:rPr>
+          <w:rFonts w:ascii="Times New Roman" w:cs="Times New Roman" w:eastAsia="Times New Roman" w:hAnsi="Times New Roman"/>
+          <w:sz w:val="24"/>
+          <w:szCs w:val="24"/>
+        </w:rPr>
+        <w:t xml:space="preserve">Os procedimentos nas operações para efeito deste Regulamento deverão seguir os princípios do Sistema de Comando de Incidentes – SCI.</w:t>
       </w:r>
     </w:p>
     <w:p>
@@ -8380,7 +7866,61 @@
           <w:sz w:val="26"/>
           <w:szCs w:val="26"/>
         </w:rPr>
-        <w:t xml:space="preserve">DAS OCORRÊNCIAS DE GRANDE PORTE E DO APOIO EXTERNO</w:t>
+        <w:t xml:space="preserve">DOS PROTOCOLOS ESPECIAIS DE ATENDIMENTO</w:t>
+      </w:r>
+    </w:p>
+    <w:p>
+      <w:pPr>
+        <w:spacing w:after="60" w:line="360"/>
+        <w:jc w:val="both"/>
+      </w:pPr>
+      <w:r>
+        <w:rPr>
+          <w:rFonts w:ascii="Times New Roman" w:cs="Times New Roman" w:eastAsia="Times New Roman" w:hAnsi="Times New Roman"/>
+          <w:b/>
+          <w:bCs/>
+          <w:sz w:val="24"/>
+          <w:szCs w:val="24"/>
+        </w:rPr>
+        <w:t xml:space="preserve">Art. 102 </w:t>
+      </w:r>
+      <w:r>
+        <w:rPr>
+          <w:rFonts w:ascii="Times New Roman" w:cs="Times New Roman" w:eastAsia="Times New Roman" w:hAnsi="Times New Roman"/>
+          <w:sz w:val="24"/>
+          <w:szCs w:val="24"/>
+        </w:rPr>
+        <w:t xml:space="preserve">O atendimento às ocorrências de tentativa de suicídio observará o protocolo de Abordagem Técnica nas Tentativas de Suicídio e a doutrina nacional correspondente, adotados pela Corporação em seus cursos de formação, habilitação e aperfeiçoamento.</w:t>
+      </w:r>
+    </w:p>
+    <w:p>
+      <w:pPr>
+        <w:spacing w:after="60" w:line="360"/>
+        <w:ind w:left="708" w:hanging="0"/>
+        <w:jc w:val="both"/>
+      </w:pPr>
+      <w:r>
+        <w:rPr>
+          <w:rFonts w:ascii="Times New Roman" w:cs="Times New Roman" w:eastAsia="Times New Roman" w:hAnsi="Times New Roman"/>
+          <w:sz w:val="24"/>
+          <w:szCs w:val="24"/>
+        </w:rPr>
+        <w:t xml:space="preserve">§ 1º A abordagem será conduzida por militar habilitado no protocolo, privilegiando a técnica de aproximação e diálogo sobre a intervenção física, que se reserva às situações de risco iminente à vida.</w:t>
+      </w:r>
+    </w:p>
+    <w:p>
+      <w:pPr>
+        <w:spacing w:after="60" w:line="360"/>
+        <w:ind w:left="708" w:hanging="0"/>
+        <w:jc w:val="both"/>
+      </w:pPr>
+      <w:r>
+        <w:rPr>
+          <w:rFonts w:ascii="Times New Roman" w:cs="Times New Roman" w:eastAsia="Times New Roman" w:hAnsi="Times New Roman"/>
+          <w:sz w:val="24"/>
+          <w:szCs w:val="24"/>
+        </w:rPr>
+        <w:t xml:space="preserve">§ 2º Compete à Coordenadoria de Educação, Ensino e Instrução manter a capacitação do efetivo operacional no protocolo de que trata este artigo.</w:t>
       </w:r>
     </w:p>
     <w:p>
@@ -8397,653 +7937,15 @@
           <w:sz w:val="24"/>
           <w:szCs w:val="24"/>
         </w:rPr>
-        <w:t xml:space="preserve">Art. 116 </w:t>
-      </w:r>
-      <w:r>
-        <w:rPr>
-          <w:rFonts w:ascii="Times New Roman" w:cs="Times New Roman" w:eastAsia="Times New Roman" w:hAnsi="Times New Roman"/>
-          <w:sz w:val="24"/>
-          <w:szCs w:val="24"/>
-        </w:rPr>
-        <w:t xml:space="preserve">Nas ocorrências de grande vulto, deverá, pelo menos por questão de conveniência, existir um socorro de combate a incêndio de reserva para atender quaisquer outras emergências que porventura venham a acontecer.</w:t>
-      </w:r>
-    </w:p>
-    <w:p>
-      <w:pPr>
-        <w:spacing w:after="60" w:line="360"/>
-        <w:jc w:val="both"/>
-      </w:pPr>
-      <w:r>
-        <w:rPr>
-          <w:rFonts w:ascii="Times New Roman" w:cs="Times New Roman" w:eastAsia="Times New Roman" w:hAnsi="Times New Roman"/>
-          <w:b/>
-          <w:bCs/>
-          <w:sz w:val="24"/>
-          <w:szCs w:val="24"/>
-        </w:rPr>
-        <w:t xml:space="preserve">Art. 117 </w:t>
-      </w:r>
-      <w:r>
-        <w:rPr>
-          <w:rFonts w:ascii="Times New Roman" w:cs="Times New Roman" w:eastAsia="Times New Roman" w:hAnsi="Times New Roman"/>
-          <w:sz w:val="24"/>
-          <w:szCs w:val="24"/>
-        </w:rPr>
-        <w:t xml:space="preserve">De acordo com a necessidade e a gravidade da situação poderá as guarnições de socorros empregados numa ocorrência solicitar apoio externo a órgãos públicos e privados ligados direta ou indiretamente à operação, conforme orientações abaixo:</w:t>
-      </w:r>
-    </w:p>
-    <w:p>
-      <w:pPr>
-        <w:spacing w:after="60" w:line="360"/>
-        <w:ind w:left="708" w:hanging="340"/>
-        <w:jc w:val="both"/>
-      </w:pPr>
-      <w:r>
-        <w:rPr>
-          <w:rFonts w:ascii="Times New Roman" w:cs="Times New Roman" w:eastAsia="Times New Roman" w:hAnsi="Times New Roman"/>
-          <w:sz w:val="24"/>
-          <w:szCs w:val="24"/>
-        </w:rPr>
-        <w:t xml:space="preserve">I - Sempre que houver a presença de fios de alta- tensão deverá ser solicitado o apoio da companhia fornecedora de energia da região;</w:t>
-      </w:r>
-    </w:p>
-    <w:p>
-      <w:pPr>
-        <w:spacing w:after="60" w:line="360"/>
-        <w:ind w:left="708" w:hanging="340"/>
-        <w:jc w:val="both"/>
-      </w:pPr>
-      <w:r>
-        <w:rPr>
-          <w:rFonts w:ascii="Times New Roman" w:cs="Times New Roman" w:eastAsia="Times New Roman" w:hAnsi="Times New Roman"/>
-          <w:sz w:val="24"/>
-          <w:szCs w:val="24"/>
-        </w:rPr>
-        <w:t xml:space="preserve">II - Solicitar a presença da companhia fornecedora sempre que ocorrer falta d’água ou baixa pressão nos hidrantes urbanos localizados na área do sinistro;</w:t>
-      </w:r>
-    </w:p>
-    <w:p>
-      <w:pPr>
-        <w:spacing w:after="60" w:line="360"/>
-        <w:ind w:left="708" w:hanging="340"/>
-        <w:jc w:val="both"/>
-      </w:pPr>
-      <w:r>
-        <w:rPr>
-          <w:rFonts w:ascii="Times New Roman" w:cs="Times New Roman" w:eastAsia="Times New Roman" w:hAnsi="Times New Roman"/>
-          <w:sz w:val="24"/>
-          <w:szCs w:val="24"/>
-        </w:rPr>
-        <w:t xml:space="preserve">III - Acionar a Polícia Rodoviária Federal nos sinistros ocorridos nas rodovias federais do Estado de Rondônia;</w:t>
-      </w:r>
-    </w:p>
-    <w:p>
-      <w:pPr>
-        <w:spacing w:after="60" w:line="360"/>
-        <w:ind w:left="708" w:hanging="340"/>
-        <w:jc w:val="both"/>
-      </w:pPr>
-      <w:r>
-        <w:rPr>
-          <w:rFonts w:ascii="Times New Roman" w:cs="Times New Roman" w:eastAsia="Times New Roman" w:hAnsi="Times New Roman"/>
-          <w:sz w:val="24"/>
-          <w:szCs w:val="24"/>
-        </w:rPr>
-        <w:t xml:space="preserve">IV - Solicitar informações a Pró-Química (Associação Brasileira da Indústria Química, telefone: 0800-11- 8270) sempre que o acidente envolver produtos perigosos;</w:t>
-      </w:r>
-    </w:p>
-    <w:p>
-      <w:pPr>
-        <w:spacing w:after="60" w:line="360"/>
-        <w:ind w:left="708" w:hanging="340"/>
-        <w:jc w:val="both"/>
-      </w:pPr>
-      <w:r>
-        <w:rPr>
-          <w:rFonts w:ascii="Times New Roman" w:cs="Times New Roman" w:eastAsia="Times New Roman" w:hAnsi="Times New Roman"/>
-          <w:sz w:val="24"/>
-          <w:szCs w:val="24"/>
-        </w:rPr>
-        <w:t xml:space="preserve">V - Solicitar a presença da Polícia Militar para isolamento do local do sinistro sempre que ocorrer possibilidade de ilícitos penais;</w:t>
-      </w:r>
-    </w:p>
-    <w:p>
-      <w:pPr>
-        <w:spacing w:after="60" w:line="360"/>
-        <w:ind w:left="708" w:hanging="340"/>
-        <w:jc w:val="both"/>
-      </w:pPr>
-      <w:r>
-        <w:rPr>
-          <w:rFonts w:ascii="Times New Roman" w:cs="Times New Roman" w:eastAsia="Times New Roman" w:hAnsi="Times New Roman"/>
-          <w:sz w:val="24"/>
-          <w:szCs w:val="24"/>
-        </w:rPr>
-        <w:t xml:space="preserve">VI - Solicitar a presença da perícia legalmente constituída sempre que ocorrer acidentes de trânsito com danos materiais;</w:t>
-      </w:r>
-    </w:p>
-    <w:p>
-      <w:pPr>
-        <w:spacing w:after="60" w:line="360"/>
-        <w:ind w:left="708" w:hanging="340"/>
-        <w:jc w:val="both"/>
-      </w:pPr>
-      <w:r>
-        <w:rPr>
-          <w:rFonts w:ascii="Times New Roman" w:cs="Times New Roman" w:eastAsia="Times New Roman" w:hAnsi="Times New Roman"/>
-          <w:sz w:val="24"/>
-          <w:szCs w:val="24"/>
-        </w:rPr>
-        <w:t xml:space="preserve">VII - Acionar o Instituto Médico Legal – IML/POLITEC sempre que do acidente decorrer vítimas fatais;</w:t>
-      </w:r>
-    </w:p>
-    <w:p>
-      <w:pPr>
-        <w:spacing w:after="60" w:line="360"/>
-        <w:ind w:left="708" w:hanging="340"/>
-        <w:jc w:val="both"/>
-      </w:pPr>
-      <w:r>
-        <w:rPr>
-          <w:rFonts w:ascii="Times New Roman" w:cs="Times New Roman" w:eastAsia="Times New Roman" w:hAnsi="Times New Roman"/>
-          <w:sz w:val="24"/>
-          <w:szCs w:val="24"/>
-        </w:rPr>
-        <w:t xml:space="preserve">VIII - Acionar a Coordenadoria Estadual de Proteção e Defesa Civil e a Coordenadoria Municipal de Proteção e Defesa Civil no caso de ocorrências pertinentes à sua competência;</w:t>
-      </w:r>
-    </w:p>
-    <w:p>
-      <w:pPr>
-        <w:spacing w:after="60" w:line="360"/>
-        <w:ind w:left="708" w:hanging="340"/>
-        <w:jc w:val="both"/>
-      </w:pPr>
-      <w:r>
-        <w:rPr>
-          <w:rFonts w:ascii="Times New Roman" w:cs="Times New Roman" w:eastAsia="Times New Roman" w:hAnsi="Times New Roman"/>
-          <w:sz w:val="24"/>
-          <w:szCs w:val="24"/>
-        </w:rPr>
-        <w:t xml:space="preserve">IX - Acionar a aeronave do Grupamento de Operações Aéreas – GOA nos acidentes cuja gravidade assim o exigir;</w:t>
-      </w:r>
-    </w:p>
-    <w:p>
-      <w:pPr>
-        <w:spacing w:after="60" w:line="360"/>
-        <w:ind w:left="708" w:hanging="340"/>
-        <w:jc w:val="both"/>
-      </w:pPr>
-      <w:r>
-        <w:rPr>
-          <w:rFonts w:ascii="Times New Roman" w:cs="Times New Roman" w:eastAsia="Times New Roman" w:hAnsi="Times New Roman"/>
-          <w:sz w:val="24"/>
-          <w:szCs w:val="24"/>
-        </w:rPr>
-        <w:t xml:space="preserve">X - Solicitar o apoio da Capitania dos Portos, nas localidades onde houver o referido órgão, nos acidentes aquáticos; e</w:t>
-      </w:r>
-    </w:p>
-    <w:p>
-      <w:pPr>
-        <w:spacing w:after="60" w:line="360"/>
-        <w:ind w:left="708" w:hanging="340"/>
-        <w:jc w:val="both"/>
-      </w:pPr>
-      <w:r>
-        <w:rPr>
-          <w:rFonts w:ascii="Times New Roman" w:cs="Times New Roman" w:eastAsia="Times New Roman" w:hAnsi="Times New Roman"/>
-          <w:sz w:val="24"/>
-          <w:szCs w:val="24"/>
-        </w:rPr>
-        <w:t xml:space="preserve">XI - Solicitar os órgãos ambientais IBAMA e ou SEDAM nos acidentes contra o meio ambiente.</w:t>
-      </w:r>
-    </w:p>
-    <w:p>
-      <w:pPr>
-        <w:spacing w:after="120" w:line="360"/>
-        <w:ind w:firstLine="708"/>
-        <w:jc w:val="both"/>
-      </w:pPr>
-      <w:r>
-        <w:rPr>
-          <w:rFonts w:ascii="Times New Roman" w:cs="Times New Roman" w:eastAsia="Times New Roman" w:hAnsi="Times New Roman"/>
-          <w:b/>
-          <w:bCs/>
-          <w:sz w:val="24"/>
-          <w:szCs w:val="24"/>
-        </w:rPr>
-        <w:t xml:space="preserve">Art. 118 </w:t>
-      </w:r>
-      <w:r>
-        <w:rPr>
-          <w:rFonts w:ascii="Times New Roman" w:cs="Times New Roman" w:eastAsia="Times New Roman" w:hAnsi="Times New Roman"/>
-          <w:sz w:val="24"/>
-          <w:szCs w:val="24"/>
-        </w:rPr>
-        <w:t xml:space="preserve">Os procedimentos nas operações para efeito deste Regulamento serão divididos em 02 (duas) áreas distintas sendo uma destinada a emergência básica e outra, ao apoio emergencial.</w:t>
-      </w:r>
-    </w:p>
-    <w:p>
-      <w:pPr>
-        <w:spacing w:after="120" w:line="360"/>
-        <w:ind w:firstLine="708"/>
-        <w:jc w:val="both"/>
-      </w:pPr>
-      <w:r>
-        <w:rPr>
-          <w:rFonts w:ascii="Times New Roman" w:cs="Times New Roman" w:eastAsia="Times New Roman" w:hAnsi="Times New Roman"/>
-          <w:b/>
-          <w:bCs/>
-          <w:sz w:val="24"/>
-          <w:szCs w:val="24"/>
-        </w:rPr>
-        <w:t xml:space="preserve">Art. 119 </w:t>
-      </w:r>
-      <w:r>
-        <w:rPr>
-          <w:rFonts w:ascii="Times New Roman" w:cs="Times New Roman" w:eastAsia="Times New Roman" w:hAnsi="Times New Roman"/>
-          <w:sz w:val="24"/>
-          <w:szCs w:val="24"/>
-        </w:rPr>
-        <w:t xml:space="preserve">A área de emergência básica será constituída de um espaço limitado, situada na área imediata ao foco ou cena do evento, sendo destinado, exclusivamente, ao pessoal e viaturas diretamente envolvidos nas ações de socorro a vítimas e proteção de bens.</w:t>
-      </w:r>
-    </w:p>
-    <w:p>
-      <w:pPr>
-        <w:spacing w:after="120" w:line="360"/>
-        <w:ind w:firstLine="708"/>
-        <w:jc w:val="both"/>
-      </w:pPr>
-      <w:r>
-        <w:rPr>
-          <w:rFonts w:ascii="Times New Roman" w:cs="Times New Roman" w:eastAsia="Times New Roman" w:hAnsi="Times New Roman"/>
-          <w:b/>
-          <w:bCs/>
-          <w:sz w:val="24"/>
-          <w:szCs w:val="24"/>
-        </w:rPr>
-        <w:t xml:space="preserve">Art. 120 </w:t>
-      </w:r>
-      <w:r>
-        <w:rPr>
-          <w:rFonts w:ascii="Times New Roman" w:cs="Times New Roman" w:eastAsia="Times New Roman" w:hAnsi="Times New Roman"/>
-          <w:sz w:val="24"/>
-          <w:szCs w:val="24"/>
-        </w:rPr>
-        <w:t xml:space="preserve">A área de apoio emergencial ficará localizada no acesso contíguo a área de emergência básica, sendo destinada ao estabelecimento de postos e serviços necessários ao apoio da operação que se realiza.</w:t>
-      </w:r>
-    </w:p>
-    <w:p>
-      <w:pPr>
-        <w:spacing w:after="120" w:line="360"/>
-        <w:ind w:firstLine="708"/>
-        <w:jc w:val="both"/>
-      </w:pPr>
-      <w:r>
-        <w:rPr>
-          <w:rFonts w:ascii="Times New Roman" w:cs="Times New Roman" w:eastAsia="Times New Roman" w:hAnsi="Times New Roman"/>
-          <w:b/>
-          <w:bCs/>
-          <w:sz w:val="24"/>
-          <w:szCs w:val="24"/>
-        </w:rPr>
-        <w:t xml:space="preserve">Art. 121 </w:t>
-      </w:r>
-      <w:r>
-        <w:rPr>
-          <w:rFonts w:ascii="Times New Roman" w:cs="Times New Roman" w:eastAsia="Times New Roman" w:hAnsi="Times New Roman"/>
-          <w:sz w:val="24"/>
-          <w:szCs w:val="24"/>
-        </w:rPr>
-        <w:t xml:space="preserve">Sempre que possível, deverá existir na área de apoio emergencial uma Unidade de Resgate – UR que terá a função de dar suporte básico de vida às vítimas.</w:t>
-      </w:r>
-    </w:p>
-    <w:p>
-      <w:pPr>
-        <w:spacing w:after="120" w:line="360"/>
-        <w:ind w:firstLine="708"/>
-        <w:jc w:val="both"/>
-      </w:pPr>
-      <w:r>
-        <w:rPr>
-          <w:rFonts w:ascii="Times New Roman" w:cs="Times New Roman" w:eastAsia="Times New Roman" w:hAnsi="Times New Roman"/>
-          <w:b/>
-          <w:bCs/>
-          <w:sz w:val="24"/>
-          <w:szCs w:val="24"/>
-        </w:rPr>
-        <w:t xml:space="preserve">Art. 122 </w:t>
-      </w:r>
-      <w:r>
-        <w:rPr>
-          <w:rFonts w:ascii="Times New Roman" w:cs="Times New Roman" w:eastAsia="Times New Roman" w:hAnsi="Times New Roman"/>
-          <w:sz w:val="24"/>
-          <w:szCs w:val="24"/>
-        </w:rPr>
-        <w:t xml:space="preserve">Os grupos de apoio externo, sempre que solicitados, deverão se dirigir ao Posto de Comando – PC na área de Apoio Emergencial.</w:t>
-      </w:r>
-    </w:p>
-    <w:p>
-      <w:pPr>
-        <w:spacing w:after="120" w:line="360"/>
-        <w:ind w:firstLine="708"/>
-        <w:jc w:val="both"/>
-      </w:pPr>
-      <w:r>
-        <w:rPr>
-          <w:rFonts w:ascii="Times New Roman" w:cs="Times New Roman" w:eastAsia="Times New Roman" w:hAnsi="Times New Roman"/>
-          <w:b/>
-          <w:bCs/>
-          <w:sz w:val="24"/>
-          <w:szCs w:val="24"/>
-        </w:rPr>
-        <w:t xml:space="preserve">Art. 123 </w:t>
-      </w:r>
-      <w:r>
-        <w:rPr>
-          <w:rFonts w:ascii="Times New Roman" w:cs="Times New Roman" w:eastAsia="Times New Roman" w:hAnsi="Times New Roman"/>
-          <w:sz w:val="24"/>
-          <w:szCs w:val="24"/>
-        </w:rPr>
-        <w:t xml:space="preserve">A coordenação dos grupos de apoio interno e externo deverá ser feita pelo Comandante do Incidente que deverá orientar a participação de cada um deles.</w:t>
-      </w:r>
-    </w:p>
-    <w:p>
-      <w:pPr>
-        <w:spacing w:after="120" w:line="360"/>
-        <w:ind w:firstLine="708"/>
-        <w:jc w:val="both"/>
-      </w:pPr>
-      <w:r>
-        <w:rPr>
-          <w:rFonts w:ascii="Times New Roman" w:cs="Times New Roman" w:eastAsia="Times New Roman" w:hAnsi="Times New Roman"/>
-          <w:b/>
-          <w:bCs/>
-          <w:sz w:val="24"/>
-          <w:szCs w:val="24"/>
-        </w:rPr>
-        <w:t xml:space="preserve">Art. 124 </w:t>
-      </w:r>
-      <w:r>
-        <w:rPr>
-          <w:rFonts w:ascii="Times New Roman" w:cs="Times New Roman" w:eastAsia="Times New Roman" w:hAnsi="Times New Roman"/>
-          <w:sz w:val="24"/>
-          <w:szCs w:val="24"/>
-        </w:rPr>
-        <w:t xml:space="preserve">O Comandante do Incidente deverá evitar que cada grupo de apoio interno ou externo haja, por conta própria num verdadeiro conflito de atribuições.</w:t>
-      </w:r>
-    </w:p>
-    <w:p>
-      <w:pPr>
-        <w:spacing w:after="120" w:line="360"/>
-        <w:ind w:firstLine="708"/>
-        <w:jc w:val="both"/>
-      </w:pPr>
-      <w:r>
-        <w:rPr>
-          <w:rFonts w:ascii="Times New Roman" w:cs="Times New Roman" w:eastAsia="Times New Roman" w:hAnsi="Times New Roman"/>
-          <w:b/>
-          <w:bCs/>
-          <w:sz w:val="24"/>
-          <w:szCs w:val="24"/>
-        </w:rPr>
-        <w:t xml:space="preserve">Art. 125 </w:t>
-      </w:r>
-      <w:r>
-        <w:rPr>
-          <w:rFonts w:ascii="Times New Roman" w:cs="Times New Roman" w:eastAsia="Times New Roman" w:hAnsi="Times New Roman"/>
-          <w:sz w:val="24"/>
-          <w:szCs w:val="24"/>
-        </w:rPr>
-        <w:t xml:space="preserve">As guarnições de socorros de bombeiros quando solicitados em operação de reforço deverão, também se dirigir a área de apoio emergencial onde receberão orientações do Comandante do Incidente, quanto ao seu emprego e atuação.</w:t>
-      </w:r>
-    </w:p>
-    <w:p>
-      <w:pPr>
-        <w:spacing w:after="60" w:line="360"/>
-        <w:jc w:val="both"/>
-      </w:pPr>
-      <w:r>
-        <w:rPr>
-          <w:rFonts w:ascii="Times New Roman" w:cs="Times New Roman" w:eastAsia="Times New Roman" w:hAnsi="Times New Roman"/>
-          <w:b/>
-          <w:bCs/>
-          <w:sz w:val="24"/>
-          <w:szCs w:val="24"/>
-        </w:rPr>
-        <w:t xml:space="preserve">Art. 126 </w:t>
-      </w:r>
-      <w:r>
-        <w:rPr>
-          <w:rFonts w:ascii="Times New Roman" w:cs="Times New Roman" w:eastAsia="Times New Roman" w:hAnsi="Times New Roman"/>
-          <w:sz w:val="24"/>
-          <w:szCs w:val="24"/>
-        </w:rPr>
-        <w:t xml:space="preserve">O recurso humano extraordinário, voluntário ou não, ao chegar na área de apoio emergencial deverá ser dividida em grupos, os quais serão designados a exercer uma das seguintes atividades:</w:t>
-      </w:r>
-    </w:p>
-    <w:p>
-      <w:pPr>
-        <w:spacing w:after="60" w:line="360"/>
-        <w:ind w:left="708" w:hanging="340"/>
-        <w:jc w:val="both"/>
-      </w:pPr>
-      <w:r>
-        <w:rPr>
-          <w:rFonts w:ascii="Times New Roman" w:cs="Times New Roman" w:eastAsia="Times New Roman" w:hAnsi="Times New Roman"/>
-          <w:sz w:val="24"/>
-          <w:szCs w:val="24"/>
-        </w:rPr>
-        <w:t xml:space="preserve">I - Isolamento de material;</w:t>
-      </w:r>
-    </w:p>
-    <w:p>
-      <w:pPr>
-        <w:spacing w:after="60" w:line="360"/>
-        <w:ind w:left="708" w:hanging="340"/>
-        <w:jc w:val="both"/>
-      </w:pPr>
-      <w:r>
-        <w:rPr>
-          <w:rFonts w:ascii="Times New Roman" w:cs="Times New Roman" w:eastAsia="Times New Roman" w:hAnsi="Times New Roman"/>
-          <w:sz w:val="24"/>
-          <w:szCs w:val="24"/>
-        </w:rPr>
-        <w:t xml:space="preserve">II - Isolamento de área;</w:t>
-      </w:r>
-    </w:p>
-    <w:p>
-      <w:pPr>
-        <w:spacing w:after="60" w:line="360"/>
-        <w:ind w:left="708" w:hanging="340"/>
-        <w:jc w:val="both"/>
-      </w:pPr>
-      <w:r>
-        <w:rPr>
-          <w:rFonts w:ascii="Times New Roman" w:cs="Times New Roman" w:eastAsia="Times New Roman" w:hAnsi="Times New Roman"/>
-          <w:sz w:val="24"/>
-          <w:szCs w:val="24"/>
-        </w:rPr>
-        <w:t xml:space="preserve">III - Abastecimento d'água;</w:t>
-      </w:r>
-    </w:p>
-    <w:p>
-      <w:pPr>
-        <w:spacing w:after="60" w:line="360"/>
-        <w:ind w:left="708" w:hanging="340"/>
-        <w:jc w:val="both"/>
-      </w:pPr>
-      <w:r>
-        <w:rPr>
-          <w:rFonts w:ascii="Times New Roman" w:cs="Times New Roman" w:eastAsia="Times New Roman" w:hAnsi="Times New Roman"/>
-          <w:sz w:val="24"/>
-          <w:szCs w:val="24"/>
-        </w:rPr>
-        <w:t xml:space="preserve">IV - Transporte de feridos até as ambulâncias ou zona de triagem;</w:t>
-      </w:r>
-    </w:p>
-    <w:p>
-      <w:pPr>
-        <w:spacing w:after="60" w:line="360"/>
-        <w:ind w:left="708" w:hanging="340"/>
-        <w:jc w:val="both"/>
-      </w:pPr>
-      <w:r>
-        <w:rPr>
-          <w:rFonts w:ascii="Times New Roman" w:cs="Times New Roman" w:eastAsia="Times New Roman" w:hAnsi="Times New Roman"/>
-          <w:sz w:val="24"/>
-          <w:szCs w:val="24"/>
-        </w:rPr>
-        <w:t xml:space="preserve">V - Triagem de feridos;</w:t>
-      </w:r>
-    </w:p>
-    <w:p>
-      <w:pPr>
-        <w:spacing w:after="60" w:line="360"/>
-        <w:ind w:left="708" w:hanging="340"/>
-        <w:jc w:val="both"/>
-      </w:pPr>
-      <w:r>
-        <w:rPr>
-          <w:rFonts w:ascii="Times New Roman" w:cs="Times New Roman" w:eastAsia="Times New Roman" w:hAnsi="Times New Roman"/>
-          <w:sz w:val="24"/>
-          <w:szCs w:val="24"/>
-        </w:rPr>
-        <w:t xml:space="preserve">VI - Rescaldo;</w:t>
-      </w:r>
-    </w:p>
-    <w:p>
-      <w:pPr>
-        <w:spacing w:after="60" w:line="360"/>
-        <w:ind w:left="708" w:hanging="340"/>
-        <w:jc w:val="both"/>
-      </w:pPr>
-      <w:r>
-        <w:rPr>
-          <w:rFonts w:ascii="Times New Roman" w:cs="Times New Roman" w:eastAsia="Times New Roman" w:hAnsi="Times New Roman"/>
-          <w:sz w:val="24"/>
-          <w:szCs w:val="24"/>
-        </w:rPr>
-        <w:t xml:space="preserve">VII - Operações de resgate a incêndio (substituição ou reforço);</w:t>
-      </w:r>
-    </w:p>
-    <w:p>
-      <w:pPr>
-        <w:spacing w:after="60" w:line="360"/>
-        <w:ind w:left="708" w:hanging="340"/>
-        <w:jc w:val="both"/>
-      </w:pPr>
-      <w:r>
-        <w:rPr>
-          <w:rFonts w:ascii="Times New Roman" w:cs="Times New Roman" w:eastAsia="Times New Roman" w:hAnsi="Times New Roman"/>
-          <w:sz w:val="24"/>
-          <w:szCs w:val="24"/>
-        </w:rPr>
-        <w:t xml:space="preserve">VIII - Operações de Combate a incêndio (substituição ou reforço);</w:t>
-      </w:r>
-    </w:p>
-    <w:p>
-      <w:pPr>
-        <w:spacing w:after="60" w:line="360"/>
-        <w:ind w:left="708" w:hanging="340"/>
-        <w:jc w:val="both"/>
-      </w:pPr>
-      <w:r>
-        <w:rPr>
-          <w:rFonts w:ascii="Times New Roman" w:cs="Times New Roman" w:eastAsia="Times New Roman" w:hAnsi="Times New Roman"/>
-          <w:sz w:val="24"/>
-          <w:szCs w:val="24"/>
-        </w:rPr>
-        <w:t xml:space="preserve">IX - Operações de Socorro Médico (substituição ou reforço); e</w:t>
-      </w:r>
-    </w:p>
-    <w:p>
-      <w:pPr>
-        <w:spacing w:after="60" w:line="360"/>
-        <w:ind w:left="708" w:hanging="340"/>
-        <w:jc w:val="both"/>
-      </w:pPr>
-      <w:r>
-        <w:rPr>
-          <w:rFonts w:ascii="Times New Roman" w:cs="Times New Roman" w:eastAsia="Times New Roman" w:hAnsi="Times New Roman"/>
-          <w:sz w:val="24"/>
-          <w:szCs w:val="24"/>
-        </w:rPr>
-        <w:t xml:space="preserve">X - Operações subaquáticas se forem o caso.</w:t>
-      </w:r>
-    </w:p>
-    <w:p>
-      <w:pPr>
-        <w:spacing w:after="120" w:line="360"/>
-        <w:ind w:firstLine="708"/>
-        <w:jc w:val="both"/>
-      </w:pPr>
-      <w:r>
-        <w:rPr>
-          <w:rFonts w:ascii="Times New Roman" w:cs="Times New Roman" w:eastAsia="Times New Roman" w:hAnsi="Times New Roman"/>
-          <w:b/>
-          <w:bCs/>
-          <w:sz w:val="24"/>
-          <w:szCs w:val="24"/>
-        </w:rPr>
-        <w:t xml:space="preserve">Art. 127 </w:t>
-      </w:r>
-      <w:r>
-        <w:rPr>
-          <w:rFonts w:ascii="Times New Roman" w:cs="Times New Roman" w:eastAsia="Times New Roman" w:hAnsi="Times New Roman"/>
-          <w:sz w:val="24"/>
-          <w:szCs w:val="24"/>
-        </w:rPr>
-        <w:t xml:space="preserve">A participação e ou o emprego do recurso humano extraordinário ficará condicionada a decisão do Oficial de Dia ou do Comandante do Incidente a qual deverá cumprir, exatamente, as tarefas e missões por este determinado.</w:t>
-      </w:r>
-    </w:p>
-    <w:p>
-      <w:pPr>
-        <w:spacing w:after="120" w:line="360"/>
-        <w:ind w:firstLine="708"/>
-        <w:jc w:val="both"/>
-      </w:pPr>
-      <w:r>
-        <w:rPr>
-          <w:rFonts w:ascii="Times New Roman" w:cs="Times New Roman" w:eastAsia="Times New Roman" w:hAnsi="Times New Roman"/>
-          <w:b/>
-          <w:bCs/>
-          <w:sz w:val="24"/>
-          <w:szCs w:val="24"/>
-        </w:rPr>
-        <w:t xml:space="preserve">Art. 128 </w:t>
-      </w:r>
-      <w:r>
-        <w:rPr>
-          <w:rFonts w:ascii="Times New Roman" w:cs="Times New Roman" w:eastAsia="Times New Roman" w:hAnsi="Times New Roman"/>
-          <w:sz w:val="24"/>
-          <w:szCs w:val="24"/>
-        </w:rPr>
-        <w:t xml:space="preserve">O emprego de qualquer integrante da reserva operacional, sempre que possível deverá ocorrer de conformidade com a sua especialidade.</w:t>
-      </w:r>
-    </w:p>
-    <w:p>
-      <w:pPr>
-        <w:spacing w:after="120" w:line="360"/>
-        <w:ind w:firstLine="708"/>
-        <w:jc w:val="both"/>
-      </w:pPr>
-      <w:r>
-        <w:rPr>
-          <w:rFonts w:ascii="Times New Roman" w:cs="Times New Roman" w:eastAsia="Times New Roman" w:hAnsi="Times New Roman"/>
-          <w:b/>
-          <w:bCs/>
-          <w:sz w:val="24"/>
-          <w:szCs w:val="24"/>
-        </w:rPr>
-        <w:t xml:space="preserve">Art. 129 </w:t>
-      </w:r>
-      <w:r>
-        <w:rPr>
-          <w:rFonts w:ascii="Times New Roman" w:cs="Times New Roman" w:eastAsia="Times New Roman" w:hAnsi="Times New Roman"/>
-          <w:sz w:val="24"/>
-          <w:szCs w:val="24"/>
-        </w:rPr>
-        <w:t xml:space="preserve">A substituição de guarnições ou socorros por integrantes da reserva operacional deverá obedecer a capacidade de emprego dos materiais existentes nas viaturas, evitando o emprego desnecessário de bombeiros militares.</w:t>
+        <w:t xml:space="preserve">Art. 103 </w:t>
+      </w:r>
+      <w:r>
+        <w:rPr>
+          <w:rFonts w:ascii="Times New Roman" w:cs="Times New Roman" w:eastAsia="Times New Roman" w:hAnsi="Times New Roman"/>
+          <w:sz w:val="24"/>
+          <w:szCs w:val="24"/>
+        </w:rPr>
+        <w:t xml:space="preserve">Os casos omissos serão resolvidos em conjunto pelo Comandante Operacional de Bombeiros e pelo Comandante da OBM.</w:t>
       </w:r>
     </w:p>
     <w:p>
@@ -9079,61 +7981,151 @@
           <w:sz w:val="26"/>
           <w:szCs w:val="26"/>
         </w:rPr>
-        <w:t xml:space="preserve">DOS PROTOCOLOS ESPECIAIS DE ATENDIMENTO</w:t>
-      </w:r>
-    </w:p>
-    <w:p>
-      <w:pPr>
-        <w:spacing w:after="60" w:line="360"/>
-        <w:jc w:val="both"/>
-      </w:pPr>
-      <w:r>
-        <w:rPr>
-          <w:rFonts w:ascii="Times New Roman" w:cs="Times New Roman" w:eastAsia="Times New Roman" w:hAnsi="Times New Roman"/>
-          <w:b/>
-          <w:bCs/>
-          <w:sz w:val="24"/>
-          <w:szCs w:val="24"/>
-        </w:rPr>
-        <w:t xml:space="preserve">Art. 130 </w:t>
-      </w:r>
-      <w:r>
-        <w:rPr>
-          <w:rFonts w:ascii="Times New Roman" w:cs="Times New Roman" w:eastAsia="Times New Roman" w:hAnsi="Times New Roman"/>
-          <w:sz w:val="24"/>
-          <w:szCs w:val="24"/>
-        </w:rPr>
-        <w:t xml:space="preserve">No atendimento às ocorrências envolvendo pacientes com transtorno mental no Estado de Rondônia observa-se o seguinte:</w:t>
-      </w:r>
-    </w:p>
-    <w:p>
-      <w:pPr>
-        <w:spacing w:after="60" w:line="360"/>
-        <w:ind w:left="708" w:hanging="340"/>
-        <w:jc w:val="both"/>
-      </w:pPr>
-      <w:r>
-        <w:rPr>
-          <w:rFonts w:ascii="Times New Roman" w:cs="Times New Roman" w:eastAsia="Times New Roman" w:hAnsi="Times New Roman"/>
-          <w:sz w:val="24"/>
-          <w:szCs w:val="24"/>
-        </w:rPr>
-        <w:t xml:space="preserve">I - Os atendimentos de ocorrências de natureza psicossociais devem ser atendidos seguindo os protocolos integrados da Secretaria de Estado da Saúde, da SESDEC e do CBMRO;</w:t>
-      </w:r>
-    </w:p>
-    <w:p>
-      <w:pPr>
-        <w:spacing w:after="60" w:line="360"/>
-        <w:ind w:left="708" w:hanging="340"/>
-        <w:jc w:val="both"/>
-      </w:pPr>
-      <w:r>
-        <w:rPr>
-          <w:rFonts w:ascii="Times New Roman" w:cs="Times New Roman" w:eastAsia="Times New Roman" w:hAnsi="Times New Roman"/>
-          <w:sz w:val="24"/>
-          <w:szCs w:val="24"/>
-        </w:rPr>
-        <w:t xml:space="preserve">II - A equipe do SAMU deslocada para o atendimento local, verificando que há a possibilidade iminente de autoagressão pelo paciente em surto, poderá, acionar o Corpo de Bombeiros Militar de Rondônia, através do CIOP, cabendo ao Oficial de Dia a liberação da equipe para atendimento, após checagem dos dados junto ao SAMU da condição do paciente;</w:t>
+        <w:t xml:space="preserve">DO CENTRO INTEGRADO DE OPERAÇÕES E DO TELEDESPACHO</w:t>
+      </w:r>
+    </w:p>
+    <w:p>
+      <w:pPr>
+        <w:spacing w:after="60" w:line="360"/>
+        <w:jc w:val="both"/>
+      </w:pPr>
+      <w:r>
+        <w:rPr>
+          <w:rFonts w:ascii="Times New Roman" w:cs="Times New Roman" w:eastAsia="Times New Roman" w:hAnsi="Times New Roman"/>
+          <w:b/>
+          <w:bCs/>
+          <w:sz w:val="24"/>
+          <w:szCs w:val="24"/>
+        </w:rPr>
+        <w:t xml:space="preserve">Art. 104 </w:t>
+      </w:r>
+      <w:r>
+        <w:rPr>
+          <w:rFonts w:ascii="Times New Roman" w:cs="Times New Roman" w:eastAsia="Times New Roman" w:hAnsi="Times New Roman"/>
+          <w:sz w:val="24"/>
+          <w:szCs w:val="24"/>
+        </w:rPr>
+        <w:t xml:space="preserve">Os Supervisores exercem a supervisão técnica e funcional das equipes e das atividades do Centro Integrado de Operações – CIOP sob sua responsabilidade, apoiando o Coordenador de Plantão na manutenção da qualidade, da regularidade e da eficiência dos serviços, competindo-lhes:</w:t>
+      </w:r>
+    </w:p>
+    <w:p>
+      <w:pPr>
+        <w:spacing w:after="60" w:line="360"/>
+        <w:ind w:left="708" w:hanging="340"/>
+        <w:jc w:val="both"/>
+      </w:pPr>
+      <w:r>
+        <w:rPr>
+          <w:rFonts w:ascii="Times New Roman" w:cs="Times New Roman" w:eastAsia="Times New Roman" w:hAnsi="Times New Roman"/>
+          <w:sz w:val="24"/>
+          <w:szCs w:val="24"/>
+        </w:rPr>
+        <w:t xml:space="preserve">I - Supervisionar as equipes e os processos operacionais sob sua responsabilidade;</w:t>
+      </w:r>
+    </w:p>
+    <w:p>
+      <w:pPr>
+        <w:spacing w:after="60" w:line="360"/>
+        <w:ind w:left="708" w:hanging="340"/>
+        <w:jc w:val="both"/>
+      </w:pPr>
+      <w:r>
+        <w:rPr>
+          <w:rFonts w:ascii="Times New Roman" w:cs="Times New Roman" w:eastAsia="Times New Roman" w:hAnsi="Times New Roman"/>
+          <w:sz w:val="24"/>
+          <w:szCs w:val="24"/>
+        </w:rPr>
+        <w:t xml:space="preserve">II - Orientar tecnicamente os atendentes, os despachadores, os integrantes da recepção institucional e os profissionais de apoio operacional, conforme a área de atuação;</w:t>
+      </w:r>
+    </w:p>
+    <w:p>
+      <w:pPr>
+        <w:spacing w:after="60" w:line="360"/>
+        <w:ind w:left="708" w:hanging="340"/>
+        <w:jc w:val="both"/>
+      </w:pPr>
+      <w:r>
+        <w:rPr>
+          <w:rFonts w:ascii="Times New Roman" w:cs="Times New Roman" w:eastAsia="Times New Roman" w:hAnsi="Times New Roman"/>
+          <w:sz w:val="24"/>
+          <w:szCs w:val="24"/>
+        </w:rPr>
+        <w:t xml:space="preserve">III - Acompanhar os indicadores operacionais e comunicar ao Coordenador de Plantão os desvios que possam comprometer a qualidade ou a continuidade do serviço;</w:t>
+      </w:r>
+    </w:p>
+    <w:p>
+      <w:pPr>
+        <w:spacing w:after="60" w:line="360"/>
+        <w:ind w:left="708" w:hanging="340"/>
+        <w:jc w:val="both"/>
+      </w:pPr>
+      <w:r>
+        <w:rPr>
+          <w:rFonts w:ascii="Times New Roman" w:cs="Times New Roman" w:eastAsia="Times New Roman" w:hAnsi="Times New Roman"/>
+          <w:sz w:val="24"/>
+          <w:szCs w:val="24"/>
+        </w:rPr>
+        <w:t xml:space="preserve">IV - Monitorar a qualidade, a consistência e a completude dos registros produzidos nos sistemas corporativos;</w:t>
+      </w:r>
+    </w:p>
+    <w:p>
+      <w:pPr>
+        <w:spacing w:after="60" w:line="360"/>
+        <w:ind w:left="708" w:hanging="340"/>
+        <w:jc w:val="both"/>
+      </w:pPr>
+      <w:r>
+        <w:rPr>
+          <w:rFonts w:ascii="Times New Roman" w:cs="Times New Roman" w:eastAsia="Times New Roman" w:hAnsi="Times New Roman"/>
+          <w:sz w:val="24"/>
+          <w:szCs w:val="24"/>
+        </w:rPr>
+        <w:t xml:space="preserve">V - Comunicar imediatamente ao Coordenador de Plantão as intercorrências, as indisponibilidades, os riscos operacionais e as situações críticas identificadas;</w:t>
+      </w:r>
+    </w:p>
+    <w:p>
+      <w:pPr>
+        <w:spacing w:after="60" w:line="360"/>
+        <w:ind w:left="708" w:hanging="340"/>
+        <w:jc w:val="both"/>
+      </w:pPr>
+      <w:r>
+        <w:rPr>
+          <w:rFonts w:ascii="Times New Roman" w:cs="Times New Roman" w:eastAsia="Times New Roman" w:hAnsi="Times New Roman"/>
+          <w:sz w:val="24"/>
+          <w:szCs w:val="24"/>
+        </w:rPr>
+        <w:t xml:space="preserve">VI - Apoiar a solução de ocorrências complexas, nos limites de sua competência, sem interferir nas atribuições legais dos órgãos participantes;</w:t>
+      </w:r>
+    </w:p>
+    <w:p>
+      <w:pPr>
+        <w:spacing w:after="60" w:line="360"/>
+        <w:ind w:left="708" w:hanging="340"/>
+        <w:jc w:val="both"/>
+      </w:pPr>
+      <w:r>
+        <w:rPr>
+          <w:rFonts w:ascii="Times New Roman" w:cs="Times New Roman" w:eastAsia="Times New Roman" w:hAnsi="Times New Roman"/>
+          <w:sz w:val="24"/>
+          <w:szCs w:val="24"/>
+        </w:rPr>
+        <w:t xml:space="preserve">VII - Propor medidas de aperfeiçoamento dos fluxos, dos registros, das rotinas e dos procedimentos operacionais;</w:t>
+      </w:r>
+    </w:p>
+    <w:p>
+      <w:pPr>
+        <w:spacing w:after="60" w:line="360"/>
+        <w:ind w:left="708" w:hanging="340"/>
+        <w:jc w:val="both"/>
+      </w:pPr>
+      <w:r>
+        <w:rPr>
+          <w:rFonts w:ascii="Times New Roman" w:cs="Times New Roman" w:eastAsia="Times New Roman" w:hAnsi="Times New Roman"/>
+          <w:sz w:val="24"/>
+          <w:szCs w:val="24"/>
+        </w:rPr>
+        <w:t xml:space="preserve">VIII - Fiscalizar o cumprimento dos protocolos, das orientações de serviço e das normas de segurança aplicáveis ao setor; e</w:t>
       </w:r>
     </w:p>
     <w:p>
@@ -9148,106 +8140,250 @@
           <w:sz w:val="24"/>
           <w:szCs w:val="24"/>
         </w:rPr>
-        <w:t xml:space="preserve">§ 1º O CBMRO somente atuará, de forma integrada com o SAMU, nas ocorrências onde o paciente com transtorno mental estiver proporcionando risco a si mesmo ou ao patrimônio público ou privado sem uso de arma, tais como: tentativa de autolesão, danos ao patrimônio e ou encontrar-se em local de difícil acesso, por exemplo, em bueiros, canais, caixas d’água, valas, torres, em cima de edificações, etc.</w:t>
-      </w:r>
-    </w:p>
-    <w:p>
-      <w:pPr>
-        <w:spacing w:after="60" w:line="360"/>
-        <w:ind w:left="708" w:hanging="0"/>
-        <w:jc w:val="both"/>
-      </w:pPr>
-      <w:r>
-        <w:rPr>
-          <w:rFonts w:ascii="Times New Roman" w:cs="Times New Roman" w:eastAsia="Times New Roman" w:hAnsi="Times New Roman"/>
-          <w:sz w:val="24"/>
-          <w:szCs w:val="24"/>
-        </w:rPr>
-        <w:t xml:space="preserve">§ 2º Caso o CBMRO seja acionado para atender a uma ocorrência de outra natureza e, chegando ao local, verificar que envolve paciente com transtornos mentais, caso o SAMU não esteja presente, deverá de imediato solicitar a presença deste órgão e ou da Polícia Militar do Estado de Rondônia, a depender da situação, aguardando a chegada no local, caso não esteja enquadrado nas condições acima citadas que exijam imediata atuação.</w:t>
-      </w:r>
-    </w:p>
-    <w:p>
-      <w:pPr>
-        <w:spacing w:after="60" w:line="360"/>
-        <w:ind w:left="708" w:hanging="0"/>
-        <w:jc w:val="both"/>
-      </w:pPr>
-      <w:r>
-        <w:rPr>
-          <w:rFonts w:ascii="Times New Roman" w:cs="Times New Roman" w:eastAsia="Times New Roman" w:hAnsi="Times New Roman"/>
-          <w:sz w:val="24"/>
-          <w:szCs w:val="24"/>
-        </w:rPr>
-        <w:t xml:space="preserve">§ 3º Caso a guarnição ao chegar ao local da ocorrência não identificar a situação do §1º, deste artigo, deve informar ao Oficial de Dia a situação e passar ao SAMU a obrigação de contenção e transporte.</w:t>
-      </w:r>
-    </w:p>
-    <w:p>
-      <w:pPr>
-        <w:spacing w:after="60" w:line="360"/>
-        <w:ind w:left="708" w:hanging="0"/>
-        <w:jc w:val="both"/>
-      </w:pPr>
-      <w:r>
-        <w:rPr>
-          <w:rFonts w:ascii="Times New Roman" w:cs="Times New Roman" w:eastAsia="Times New Roman" w:hAnsi="Times New Roman"/>
-          <w:sz w:val="24"/>
-          <w:szCs w:val="24"/>
-        </w:rPr>
-        <w:t xml:space="preserve">Parágrafo único. Os casos omissos deverão ser solucionados pelo Oficial de Dia, que os submeterá, sucessivamente, ao Comandante do Subgrupamento, ao Comandante do Grupamento e ao Comandante Operacional de Bombeiros, acionando-se o Superior de Dia quando a ocorrência for de grande vulto.</w:t>
-      </w:r>
-    </w:p>
-    <w:p>
-      <w:pPr>
-        <w:spacing w:after="60" w:line="360"/>
-        <w:jc w:val="both"/>
-      </w:pPr>
-      <w:r>
-        <w:rPr>
-          <w:rFonts w:ascii="Times New Roman" w:cs="Times New Roman" w:eastAsia="Times New Roman" w:hAnsi="Times New Roman"/>
-          <w:b/>
-          <w:bCs/>
-          <w:sz w:val="24"/>
-          <w:szCs w:val="24"/>
-        </w:rPr>
-        <w:t xml:space="preserve">Art. 131 </w:t>
-      </w:r>
-      <w:r>
-        <w:rPr>
-          <w:rFonts w:ascii="Times New Roman" w:cs="Times New Roman" w:eastAsia="Times New Roman" w:hAnsi="Times New Roman"/>
-          <w:sz w:val="24"/>
-          <w:szCs w:val="24"/>
-        </w:rPr>
-        <w:t xml:space="preserve">O atendimento às ocorrências de tentativa de suicídio observará o protocolo de Abordagem Técnica nas Tentativas de Suicídio e a doutrina nacional correspondente, adotados pela Corporação em seus cursos de formação, habilitação e aperfeiçoamento.</w:t>
-      </w:r>
-    </w:p>
-    <w:p>
-      <w:pPr>
-        <w:spacing w:after="60" w:line="360"/>
-        <w:ind w:left="708" w:hanging="0"/>
-        <w:jc w:val="both"/>
-      </w:pPr>
-      <w:r>
-        <w:rPr>
-          <w:rFonts w:ascii="Times New Roman" w:cs="Times New Roman" w:eastAsia="Times New Roman" w:hAnsi="Times New Roman"/>
-          <w:sz w:val="24"/>
-          <w:szCs w:val="24"/>
-        </w:rPr>
-        <w:t xml:space="preserve">§ 1º A abordagem será conduzida por militar habilitado no protocolo, privilegiando a técnica de aproximação e diálogo sobre a intervenção física, que se reserva às situações de risco iminente à vida.</w:t>
-      </w:r>
-    </w:p>
-    <w:p>
-      <w:pPr>
-        <w:spacing w:after="60" w:line="360"/>
-        <w:ind w:left="708" w:hanging="0"/>
-        <w:jc w:val="both"/>
-      </w:pPr>
-      <w:r>
-        <w:rPr>
-          <w:rFonts w:ascii="Times New Roman" w:cs="Times New Roman" w:eastAsia="Times New Roman" w:hAnsi="Times New Roman"/>
-          <w:sz w:val="24"/>
-          <w:szCs w:val="24"/>
-        </w:rPr>
-        <w:t xml:space="preserve">§ 2º Compete à Coordenadoria de Educação, Ensino e Instrução manter a capacitação do efetivo operacional no protocolo de que trata este artigo.</w:t>
+        <w:t xml:space="preserve">Parágrafo único. Os Supervisores atuam sob coordenação do Coordenador de Plantão, mantendo comunicação permanente sobre a situação de suas equipes, a capacidade operacional, os riscos identificados e as providências adotadas; sua atuação limita-se à orientação e ao controle das atividades internas da CIOP, não abrangendo o exercício de atribuições privativas de outros órgãos ou autoridades.</w:t>
+      </w:r>
+    </w:p>
+    <w:p>
+      <w:pPr>
+        <w:spacing w:after="60" w:line="360"/>
+        <w:jc w:val="both"/>
+      </w:pPr>
+      <w:r>
+        <w:rPr>
+          <w:rFonts w:ascii="Times New Roman" w:cs="Times New Roman" w:eastAsia="Times New Roman" w:hAnsi="Times New Roman"/>
+          <w:b/>
+          <w:bCs/>
+          <w:sz w:val="24"/>
+          <w:szCs w:val="24"/>
+        </w:rPr>
+        <w:t xml:space="preserve">Art. 105 </w:t>
+      </w:r>
+      <w:r>
+        <w:rPr>
+          <w:rFonts w:ascii="Times New Roman" w:cs="Times New Roman" w:eastAsia="Times New Roman" w:hAnsi="Times New Roman"/>
+          <w:sz w:val="24"/>
+          <w:szCs w:val="24"/>
+        </w:rPr>
+        <w:t xml:space="preserve">Compete ao Atendente realizar o atendimento inicial das demandas recebidas pelos canais oficiais do Centro Integrado de Operações – CIOP, coletando, qualificando e registrando as informações necessárias ao adequado processamento da ocorrência, competindo-lhe ainda:</w:t>
+      </w:r>
+    </w:p>
+    <w:p>
+      <w:pPr>
+        <w:spacing w:after="60" w:line="360"/>
+        <w:ind w:left="708" w:hanging="340"/>
+        <w:jc w:val="both"/>
+      </w:pPr>
+      <w:r>
+        <w:rPr>
+          <w:rFonts w:ascii="Times New Roman" w:cs="Times New Roman" w:eastAsia="Times New Roman" w:hAnsi="Times New Roman"/>
+          <w:sz w:val="24"/>
+          <w:szCs w:val="24"/>
+        </w:rPr>
+        <w:t xml:space="preserve">I - Atender o cidadão com urbanidade, imparcialidade, objetividade e linguagem compatível com a natureza da demanda;</w:t>
+      </w:r>
+    </w:p>
+    <w:p>
+      <w:pPr>
+        <w:spacing w:after="60" w:line="360"/>
+        <w:ind w:left="708" w:hanging="340"/>
+        <w:jc w:val="both"/>
+      </w:pPr>
+      <w:r>
+        <w:rPr>
+          <w:rFonts w:ascii="Times New Roman" w:cs="Times New Roman" w:eastAsia="Times New Roman" w:hAnsi="Times New Roman"/>
+          <w:sz w:val="24"/>
+          <w:szCs w:val="24"/>
+        </w:rPr>
+        <w:t xml:space="preserve">II - Identificar, mediante coleta das informações essenciais, a natureza, o local, as pessoas envolvidas e o grau de prioridade aparente da ocorrência;</w:t>
+      </w:r>
+    </w:p>
+    <w:p>
+      <w:pPr>
+        <w:spacing w:after="60" w:line="360"/>
+        <w:ind w:left="708" w:hanging="340"/>
+        <w:jc w:val="both"/>
+      </w:pPr>
+      <w:r>
+        <w:rPr>
+          <w:rFonts w:ascii="Times New Roman" w:cs="Times New Roman" w:eastAsia="Times New Roman" w:hAnsi="Times New Roman"/>
+          <w:sz w:val="24"/>
+          <w:szCs w:val="24"/>
+        </w:rPr>
+        <w:t xml:space="preserve">III - Registrar os dados de forma clara, completa, objetiva e tempestiva nos sistemas corporativos;</w:t>
+      </w:r>
+    </w:p>
+    <w:p>
+      <w:pPr>
+        <w:spacing w:after="60" w:line="360"/>
+        <w:ind w:left="708" w:hanging="340"/>
+        <w:jc w:val="both"/>
+      </w:pPr>
+      <w:r>
+        <w:rPr>
+          <w:rFonts w:ascii="Times New Roman" w:cs="Times New Roman" w:eastAsia="Times New Roman" w:hAnsi="Times New Roman"/>
+          <w:sz w:val="24"/>
+          <w:szCs w:val="24"/>
+        </w:rPr>
+        <w:t xml:space="preserve">IV - Prestar as orientações iniciais previstas nos protocolos aplicáveis, sem emitir juízo técnico, jurídico ou médico fora de sua competência;</w:t>
+      </w:r>
+    </w:p>
+    <w:p>
+      <w:pPr>
+        <w:spacing w:after="60" w:line="360"/>
+        <w:ind w:left="708" w:hanging="340"/>
+        <w:jc w:val="both"/>
+      </w:pPr>
+      <w:r>
+        <w:rPr>
+          <w:rFonts w:ascii="Times New Roman" w:cs="Times New Roman" w:eastAsia="Times New Roman" w:hAnsi="Times New Roman"/>
+          <w:sz w:val="24"/>
+          <w:szCs w:val="24"/>
+        </w:rPr>
+        <w:t xml:space="preserve">V - Encaminhar a ocorrência ao setor ou ao recurso competente, conforme os fluxos estabelecidos;</w:t>
+      </w:r>
+    </w:p>
+    <w:p>
+      <w:pPr>
+        <w:spacing w:after="60" w:line="360"/>
+        <w:ind w:left="708" w:hanging="340"/>
+        <w:jc w:val="both"/>
+      </w:pPr>
+      <w:r>
+        <w:rPr>
+          <w:rFonts w:ascii="Times New Roman" w:cs="Times New Roman" w:eastAsia="Times New Roman" w:hAnsi="Times New Roman"/>
+          <w:sz w:val="24"/>
+          <w:szCs w:val="24"/>
+        </w:rPr>
+        <w:t xml:space="preserve">VI - Comunicar imediatamente ao Supervisor as inconsistências, as falhas de sistema, as demandas sensíveis ou as situações que possam comprometer o atendimento; e</w:t>
+      </w:r>
+    </w:p>
+    <w:p>
+      <w:pPr>
+        <w:spacing w:after="60" w:line="360"/>
+        <w:ind w:left="708" w:hanging="340"/>
+        <w:jc w:val="both"/>
+      </w:pPr>
+      <w:r>
+        <w:rPr>
+          <w:rFonts w:ascii="Times New Roman" w:cs="Times New Roman" w:eastAsia="Times New Roman" w:hAnsi="Times New Roman"/>
+          <w:sz w:val="24"/>
+          <w:szCs w:val="24"/>
+        </w:rPr>
+        <w:t xml:space="preserve">VII - Preservar o sigilo das informações obtidas em razão do serviço.</w:t>
+      </w:r>
+    </w:p>
+    <w:p>
+      <w:pPr>
+        <w:spacing w:after="60" w:line="360"/>
+        <w:jc w:val="both"/>
+      </w:pPr>
+      <w:r>
+        <w:rPr>
+          <w:rFonts w:ascii="Times New Roman" w:cs="Times New Roman" w:eastAsia="Times New Roman" w:hAnsi="Times New Roman"/>
+          <w:b/>
+          <w:bCs/>
+          <w:sz w:val="24"/>
+          <w:szCs w:val="24"/>
+        </w:rPr>
+        <w:t xml:space="preserve">Art. 106 </w:t>
+      </w:r>
+      <w:r>
+        <w:rPr>
+          <w:rFonts w:ascii="Times New Roman" w:cs="Times New Roman" w:eastAsia="Times New Roman" w:hAnsi="Times New Roman"/>
+          <w:sz w:val="24"/>
+          <w:szCs w:val="24"/>
+        </w:rPr>
+        <w:t xml:space="preserve">Compete ao Despachador realizar o gerenciamento operacional das ocorrências registradas, promovendo o acionamento e o acompanhamento dos recursos disponíveis, de acordo com os protocolos, a prioridade da demanda e as competências dos órgãos envolvidos, competindo-lhe ainda:</w:t>
+      </w:r>
+    </w:p>
+    <w:p>
+      <w:pPr>
+        <w:spacing w:after="60" w:line="360"/>
+        <w:ind w:left="708" w:hanging="340"/>
+        <w:jc w:val="both"/>
+      </w:pPr>
+      <w:r>
+        <w:rPr>
+          <w:rFonts w:ascii="Times New Roman" w:cs="Times New Roman" w:eastAsia="Times New Roman" w:hAnsi="Times New Roman"/>
+          <w:sz w:val="24"/>
+          <w:szCs w:val="24"/>
+        </w:rPr>
+        <w:t xml:space="preserve">I - Analisar tecnicamente as informações recebidas e complementar os registros quando necessário;</w:t>
+      </w:r>
+    </w:p>
+    <w:p>
+      <w:pPr>
+        <w:spacing w:after="60" w:line="360"/>
+        <w:ind w:left="708" w:hanging="340"/>
+        <w:jc w:val="both"/>
+      </w:pPr>
+      <w:r>
+        <w:rPr>
+          <w:rFonts w:ascii="Times New Roman" w:cs="Times New Roman" w:eastAsia="Times New Roman" w:hAnsi="Times New Roman"/>
+          <w:sz w:val="24"/>
+          <w:szCs w:val="24"/>
+        </w:rPr>
+        <w:t xml:space="preserve">II - Acionar, despachar ou solicitar o emprego dos recursos operacionais compatíveis com a ocorrência, nos limites dos protocolos e das disponibilidades informadas pelos órgãos competentes;</w:t>
+      </w:r>
+    </w:p>
+    <w:p>
+      <w:pPr>
+        <w:spacing w:after="60" w:line="360"/>
+        <w:ind w:left="708" w:hanging="340"/>
+        <w:jc w:val="both"/>
+      </w:pPr>
+      <w:r>
+        <w:rPr>
+          <w:rFonts w:ascii="Times New Roman" w:cs="Times New Roman" w:eastAsia="Times New Roman" w:hAnsi="Times New Roman"/>
+          <w:sz w:val="24"/>
+          <w:szCs w:val="24"/>
+        </w:rPr>
+        <w:t xml:space="preserve">III - Acompanhar a evolução das ocorrências em atendimento, mantendo atualizados os registros e as informações relevantes;</w:t>
+      </w:r>
+    </w:p>
+    <w:p>
+      <w:pPr>
+        <w:spacing w:after="60" w:line="360"/>
+        <w:ind w:left="708" w:hanging="340"/>
+        <w:jc w:val="both"/>
+      </w:pPr>
+      <w:r>
+        <w:rPr>
+          <w:rFonts w:ascii="Times New Roman" w:cs="Times New Roman" w:eastAsia="Times New Roman" w:hAnsi="Times New Roman"/>
+          <w:sz w:val="24"/>
+          <w:szCs w:val="24"/>
+        </w:rPr>
+        <w:t xml:space="preserve">IV - Manter comunicação operacional com as equipes e os canais institucionais autorizados;</w:t>
+      </w:r>
+    </w:p>
+    <w:p>
+      <w:pPr>
+        <w:spacing w:after="60" w:line="360"/>
+        <w:ind w:left="708" w:hanging="340"/>
+        <w:jc w:val="both"/>
+      </w:pPr>
+      <w:r>
+        <w:rPr>
+          <w:rFonts w:ascii="Times New Roman" w:cs="Times New Roman" w:eastAsia="Times New Roman" w:hAnsi="Times New Roman"/>
+          <w:sz w:val="24"/>
+          <w:szCs w:val="24"/>
+        </w:rPr>
+        <w:t xml:space="preserve">V - Informar imediatamente ao Supervisor ou ao Coordenador de Plantão as situações críticas, a indisponibilidade de recursos, os riscos de continuidade ou os fatos que exijam deliberação superior; e</w:t>
+      </w:r>
+    </w:p>
+    <w:p>
+      <w:pPr>
+        <w:spacing w:after="60" w:line="360"/>
+        <w:ind w:left="708" w:hanging="340"/>
+        <w:jc w:val="both"/>
+      </w:pPr>
+      <w:r>
+        <w:rPr>
+          <w:rFonts w:ascii="Times New Roman" w:cs="Times New Roman" w:eastAsia="Times New Roman" w:hAnsi="Times New Roman"/>
+          <w:sz w:val="24"/>
+          <w:szCs w:val="24"/>
+        </w:rPr>
+        <w:t xml:space="preserve">VI - Preservar a rastreabilidade dos acionamentos, das comunicações e das atualizações realizadas nos sistemas corporativos.</w:t>
       </w:r>
     </w:p>
     <w:p>
@@ -9264,15 +8400,33 @@
           <w:sz w:val="24"/>
           <w:szCs w:val="24"/>
         </w:rPr>
-        <w:t xml:space="preserve">Art. 132 </w:t>
-      </w:r>
-      <w:r>
-        <w:rPr>
-          <w:rFonts w:ascii="Times New Roman" w:cs="Times New Roman" w:eastAsia="Times New Roman" w:hAnsi="Times New Roman"/>
-          <w:sz w:val="24"/>
-          <w:szCs w:val="24"/>
-        </w:rPr>
-        <w:t xml:space="preserve">Os casos omissos serão resolvidos em conjunto pelo Comandante Operacional de Bombeiros e pelo Comandante da OBM.</w:t>
+        <w:t xml:space="preserve">Art. 107 </w:t>
+      </w:r>
+      <w:r>
+        <w:rPr>
+          <w:rFonts w:ascii="Times New Roman" w:cs="Times New Roman" w:eastAsia="Times New Roman" w:hAnsi="Times New Roman"/>
+          <w:sz w:val="24"/>
+          <w:szCs w:val="24"/>
+        </w:rPr>
+        <w:t xml:space="preserve">As demais atribuições, competências, organização e finalidade do Centro Integrado de Operações – CIOP, inclusive quanto à Direção, à Coordenação de Plantão, à Recepção Institucional, ao Apoio Operacional, à tecnologia e à governança da informação, à segurança orgânica, à continuidade operacional, à gestão de eventos críticos, ao videomonitoramento, à proteção de dados e à capacitação e responsabilização de seus integrantes, são reguladas por Norma Geral de Ação própria, expedida pelo órgão de competência da Secretaria de Estado da Segurança, Defesa e Cidadania – SESDEC.</w:t>
+      </w:r>
+    </w:p>
+    <w:p>
+      <w:pPr>
+        <w:spacing w:after="200" w:before="240"/>
+        <w:jc w:val="center"/>
+      </w:pPr>
+      <w:r>
+        <w:rPr>
+          <w:rFonts w:ascii="Times New Roman" w:cs="Times New Roman" w:eastAsia="Times New Roman" w:hAnsi="Times New Roman"/>
+          <w:b/>
+          <w:bCs/>
+          <w:i w:val="false"/>
+          <w:iCs w:val="false"/>
+          <w:sz w:val="28"/>
+          <w:szCs w:val="28"/>
+        </w:rPr>
+        <w:t xml:space="preserve">TÍTULO II — DO SERVIÇO TÉCNICO</w:t>
       </w:r>
     </w:p>
     <w:p>
@@ -9290,7 +8444,7 @@
           <w:sz w:val="26"/>
           <w:szCs w:val="26"/>
         </w:rPr>
-        <w:t xml:space="preserve">CAPÍTULO XV</w:t>
+        <w:t xml:space="preserve">CAPÍTULO I</w:t>
       </w:r>
     </w:p>
     <w:p>
@@ -9308,151 +8462,31 @@
           <w:sz w:val="26"/>
           <w:szCs w:val="26"/>
         </w:rPr>
-        <w:t xml:space="preserve">DO CENTRO INTEGRADO DE OPERAÇÕES E DO TELEDESPACHO</w:t>
-      </w:r>
-    </w:p>
-    <w:p>
-      <w:pPr>
-        <w:spacing w:after="60" w:line="360"/>
-        <w:jc w:val="both"/>
-      </w:pPr>
-      <w:r>
-        <w:rPr>
-          <w:rFonts w:ascii="Times New Roman" w:cs="Times New Roman" w:eastAsia="Times New Roman" w:hAnsi="Times New Roman"/>
-          <w:b/>
-          <w:bCs/>
-          <w:sz w:val="24"/>
-          <w:szCs w:val="24"/>
-        </w:rPr>
-        <w:t xml:space="preserve">Art. 133 </w:t>
-      </w:r>
-      <w:r>
-        <w:rPr>
-          <w:rFonts w:ascii="Times New Roman" w:cs="Times New Roman" w:eastAsia="Times New Roman" w:hAnsi="Times New Roman"/>
-          <w:sz w:val="24"/>
-          <w:szCs w:val="24"/>
-        </w:rPr>
-        <w:t xml:space="preserve">Os Supervisores exercem a supervisão técnica e funcional das equipes e das atividades do Centro Integrado de Operações – CIOP sob sua responsabilidade, apoiando o Coordenador de Plantão na manutenção da qualidade, da regularidade e da eficiência dos serviços, competindo-lhes:</w:t>
-      </w:r>
-    </w:p>
-    <w:p>
-      <w:pPr>
-        <w:spacing w:after="60" w:line="360"/>
-        <w:ind w:left="708" w:hanging="340"/>
-        <w:jc w:val="both"/>
-      </w:pPr>
-      <w:r>
-        <w:rPr>
-          <w:rFonts w:ascii="Times New Roman" w:cs="Times New Roman" w:eastAsia="Times New Roman" w:hAnsi="Times New Roman"/>
-          <w:sz w:val="24"/>
-          <w:szCs w:val="24"/>
-        </w:rPr>
-        <w:t xml:space="preserve">I - Supervisionar as equipes e os processos operacionais sob sua responsabilidade;</w:t>
-      </w:r>
-    </w:p>
-    <w:p>
-      <w:pPr>
-        <w:spacing w:after="60" w:line="360"/>
-        <w:ind w:left="708" w:hanging="340"/>
-        <w:jc w:val="both"/>
-      </w:pPr>
-      <w:r>
-        <w:rPr>
-          <w:rFonts w:ascii="Times New Roman" w:cs="Times New Roman" w:eastAsia="Times New Roman" w:hAnsi="Times New Roman"/>
-          <w:sz w:val="24"/>
-          <w:szCs w:val="24"/>
-        </w:rPr>
-        <w:t xml:space="preserve">II - Orientar tecnicamente os atendentes, os despachadores, os integrantes da recepção institucional e os profissionais de apoio operacional, conforme a área de atuação;</w:t>
-      </w:r>
-    </w:p>
-    <w:p>
-      <w:pPr>
-        <w:spacing w:after="60" w:line="360"/>
-        <w:ind w:left="708" w:hanging="340"/>
-        <w:jc w:val="both"/>
-      </w:pPr>
-      <w:r>
-        <w:rPr>
-          <w:rFonts w:ascii="Times New Roman" w:cs="Times New Roman" w:eastAsia="Times New Roman" w:hAnsi="Times New Roman"/>
-          <w:sz w:val="24"/>
-          <w:szCs w:val="24"/>
-        </w:rPr>
-        <w:t xml:space="preserve">III - Acompanhar os indicadores operacionais e comunicar ao Coordenador de Plantão os desvios que possam comprometer a qualidade ou a continuidade do serviço;</w:t>
-      </w:r>
-    </w:p>
-    <w:p>
-      <w:pPr>
-        <w:spacing w:after="60" w:line="360"/>
-        <w:ind w:left="708" w:hanging="340"/>
-        <w:jc w:val="both"/>
-      </w:pPr>
-      <w:r>
-        <w:rPr>
-          <w:rFonts w:ascii="Times New Roman" w:cs="Times New Roman" w:eastAsia="Times New Roman" w:hAnsi="Times New Roman"/>
-          <w:sz w:val="24"/>
-          <w:szCs w:val="24"/>
-        </w:rPr>
-        <w:t xml:space="preserve">IV - Monitorar a qualidade, a consistência e a completude dos registros produzidos nos sistemas corporativos;</w:t>
-      </w:r>
-    </w:p>
-    <w:p>
-      <w:pPr>
-        <w:spacing w:after="60" w:line="360"/>
-        <w:ind w:left="708" w:hanging="340"/>
-        <w:jc w:val="both"/>
-      </w:pPr>
-      <w:r>
-        <w:rPr>
-          <w:rFonts w:ascii="Times New Roman" w:cs="Times New Roman" w:eastAsia="Times New Roman" w:hAnsi="Times New Roman"/>
-          <w:sz w:val="24"/>
-          <w:szCs w:val="24"/>
-        </w:rPr>
-        <w:t xml:space="preserve">V - Comunicar imediatamente ao Coordenador de Plantão as intercorrências, as indisponibilidades, os riscos operacionais e as situações críticas identificadas;</w:t>
-      </w:r>
-    </w:p>
-    <w:p>
-      <w:pPr>
-        <w:spacing w:after="60" w:line="360"/>
-        <w:ind w:left="708" w:hanging="340"/>
-        <w:jc w:val="both"/>
-      </w:pPr>
-      <w:r>
-        <w:rPr>
-          <w:rFonts w:ascii="Times New Roman" w:cs="Times New Roman" w:eastAsia="Times New Roman" w:hAnsi="Times New Roman"/>
-          <w:sz w:val="24"/>
-          <w:szCs w:val="24"/>
-        </w:rPr>
-        <w:t xml:space="preserve">VI - Apoiar a solução de ocorrências complexas, nos limites de sua competência, sem interferir nas atribuições legais dos órgãos participantes;</w:t>
-      </w:r>
-    </w:p>
-    <w:p>
-      <w:pPr>
-        <w:spacing w:after="60" w:line="360"/>
-        <w:ind w:left="708" w:hanging="340"/>
-        <w:jc w:val="both"/>
-      </w:pPr>
-      <w:r>
-        <w:rPr>
-          <w:rFonts w:ascii="Times New Roman" w:cs="Times New Roman" w:eastAsia="Times New Roman" w:hAnsi="Times New Roman"/>
-          <w:sz w:val="24"/>
-          <w:szCs w:val="24"/>
-        </w:rPr>
-        <w:t xml:space="preserve">VII - Propor medidas de aperfeiçoamento dos fluxos, dos registros, das rotinas e dos procedimentos operacionais;</w:t>
-      </w:r>
-    </w:p>
-    <w:p>
-      <w:pPr>
-        <w:spacing w:after="60" w:line="360"/>
-        <w:ind w:left="708" w:hanging="340"/>
-        <w:jc w:val="both"/>
-      </w:pPr>
-      <w:r>
-        <w:rPr>
-          <w:rFonts w:ascii="Times New Roman" w:cs="Times New Roman" w:eastAsia="Times New Roman" w:hAnsi="Times New Roman"/>
-          <w:sz w:val="24"/>
-          <w:szCs w:val="24"/>
-        </w:rPr>
-        <w:t xml:space="preserve">VIII - Fiscalizar o cumprimento dos protocolos, das orientações de serviço e das normas de segurança aplicáveis ao setor; e</w:t>
+        <w:t xml:space="preserve">DA POLÍTICA DO SERVIÇO TÉCNICO</w:t>
+      </w:r>
+    </w:p>
+    <w:p>
+      <w:pPr>
+        <w:spacing w:after="60" w:line="360"/>
+        <w:jc w:val="both"/>
+      </w:pPr>
+      <w:r>
+        <w:rPr>
+          <w:rFonts w:ascii="Times New Roman" w:cs="Times New Roman" w:eastAsia="Times New Roman" w:hAnsi="Times New Roman"/>
+          <w:b/>
+          <w:bCs/>
+          <w:sz w:val="24"/>
+          <w:szCs w:val="24"/>
+        </w:rPr>
+        <w:t xml:space="preserve">Art. 108 </w:t>
+      </w:r>
+      <w:r>
+        <w:rPr>
+          <w:rFonts w:ascii="Times New Roman" w:cs="Times New Roman" w:eastAsia="Times New Roman" w:hAnsi="Times New Roman"/>
+          <w:sz w:val="24"/>
+          <w:szCs w:val="24"/>
+        </w:rPr>
+        <w:t xml:space="preserve">Entende-se por política do serviço técnico o conjunto de princípios, objetivos e diretrizes destinados a orientar o planejamento, a normatização, a execução e o aperfeiçoamento das atividades de segurança contra incêndio e pânico do Corpo de Bombeiros Militar.</w:t>
       </w:r>
     </w:p>
     <w:p>
@@ -9467,293 +8501,127 @@
           <w:sz w:val="24"/>
           <w:szCs w:val="24"/>
         </w:rPr>
-        <w:t xml:space="preserve">Parágrafo único. Os Supervisores atuam sob coordenação do Coordenador de Plantão, mantendo comunicação permanente sobre a situação de suas equipes, a capacidade operacional, os riscos identificados e as providências adotadas; sua atuação limita-se à orientação e ao controle das atividades internas da CIOP, não abrangendo o exercício de atribuições privativas de outros órgãos ou autoridades.</w:t>
-      </w:r>
-    </w:p>
-    <w:p>
-      <w:pPr>
-        <w:spacing w:after="60" w:line="360"/>
-        <w:jc w:val="both"/>
-      </w:pPr>
-      <w:r>
-        <w:rPr>
-          <w:rFonts w:ascii="Times New Roman" w:cs="Times New Roman" w:eastAsia="Times New Roman" w:hAnsi="Times New Roman"/>
-          <w:b/>
-          <w:bCs/>
-          <w:sz w:val="24"/>
-          <w:szCs w:val="24"/>
-        </w:rPr>
-        <w:t xml:space="preserve">Art. 134 </w:t>
-      </w:r>
-      <w:r>
-        <w:rPr>
-          <w:rFonts w:ascii="Times New Roman" w:cs="Times New Roman" w:eastAsia="Times New Roman" w:hAnsi="Times New Roman"/>
-          <w:sz w:val="24"/>
-          <w:szCs w:val="24"/>
-        </w:rPr>
-        <w:t xml:space="preserve">Compete ao Atendente realizar o atendimento inicial das demandas recebidas pelos canais oficiais do Centro Integrado de Operações – CIOP, coletando, qualificando e registrando as informações necessárias ao adequado processamento da ocorrência, competindo-lhe ainda:</w:t>
-      </w:r>
-    </w:p>
-    <w:p>
-      <w:pPr>
-        <w:spacing w:after="60" w:line="360"/>
-        <w:ind w:left="708" w:hanging="340"/>
-        <w:jc w:val="both"/>
-      </w:pPr>
-      <w:r>
-        <w:rPr>
-          <w:rFonts w:ascii="Times New Roman" w:cs="Times New Roman" w:eastAsia="Times New Roman" w:hAnsi="Times New Roman"/>
-          <w:sz w:val="24"/>
-          <w:szCs w:val="24"/>
-        </w:rPr>
-        <w:t xml:space="preserve">I - Atender o cidadão com urbanidade, imparcialidade, objetividade e linguagem compatível com a natureza da demanda;</w:t>
-      </w:r>
-    </w:p>
-    <w:p>
-      <w:pPr>
-        <w:spacing w:after="60" w:line="360"/>
-        <w:ind w:left="708" w:hanging="340"/>
-        <w:jc w:val="both"/>
-      </w:pPr>
-      <w:r>
-        <w:rPr>
-          <w:rFonts w:ascii="Times New Roman" w:cs="Times New Roman" w:eastAsia="Times New Roman" w:hAnsi="Times New Roman"/>
-          <w:sz w:val="24"/>
-          <w:szCs w:val="24"/>
-        </w:rPr>
-        <w:t xml:space="preserve">II - Identificar, mediante coleta das informações essenciais, a natureza, o local, as pessoas envolvidas e o grau de prioridade aparente da ocorrência;</w:t>
-      </w:r>
-    </w:p>
-    <w:p>
-      <w:pPr>
-        <w:spacing w:after="60" w:line="360"/>
-        <w:ind w:left="708" w:hanging="340"/>
-        <w:jc w:val="both"/>
-      </w:pPr>
-      <w:r>
-        <w:rPr>
-          <w:rFonts w:ascii="Times New Roman" w:cs="Times New Roman" w:eastAsia="Times New Roman" w:hAnsi="Times New Roman"/>
-          <w:sz w:val="24"/>
-          <w:szCs w:val="24"/>
-        </w:rPr>
-        <w:t xml:space="preserve">III - Registrar os dados de forma clara, completa, objetiva e tempestiva nos sistemas corporativos;</w:t>
-      </w:r>
-    </w:p>
-    <w:p>
-      <w:pPr>
-        <w:spacing w:after="60" w:line="360"/>
-        <w:ind w:left="708" w:hanging="340"/>
-        <w:jc w:val="both"/>
-      </w:pPr>
-      <w:r>
-        <w:rPr>
-          <w:rFonts w:ascii="Times New Roman" w:cs="Times New Roman" w:eastAsia="Times New Roman" w:hAnsi="Times New Roman"/>
-          <w:sz w:val="24"/>
-          <w:szCs w:val="24"/>
-        </w:rPr>
-        <w:t xml:space="preserve">IV - Prestar as orientações iniciais previstas nos protocolos aplicáveis, sem emitir juízo técnico, jurídico ou médico fora de sua competência;</w:t>
-      </w:r>
-    </w:p>
-    <w:p>
-      <w:pPr>
-        <w:spacing w:after="60" w:line="360"/>
-        <w:ind w:left="708" w:hanging="340"/>
-        <w:jc w:val="both"/>
-      </w:pPr>
-      <w:r>
-        <w:rPr>
-          <w:rFonts w:ascii="Times New Roman" w:cs="Times New Roman" w:eastAsia="Times New Roman" w:hAnsi="Times New Roman"/>
-          <w:sz w:val="24"/>
-          <w:szCs w:val="24"/>
-        </w:rPr>
-        <w:t xml:space="preserve">V - Encaminhar a ocorrência ao setor ou ao recurso competente, conforme os fluxos estabelecidos;</w:t>
-      </w:r>
-    </w:p>
-    <w:p>
-      <w:pPr>
-        <w:spacing w:after="60" w:line="360"/>
-        <w:ind w:left="708" w:hanging="340"/>
-        <w:jc w:val="both"/>
-      </w:pPr>
-      <w:r>
-        <w:rPr>
-          <w:rFonts w:ascii="Times New Roman" w:cs="Times New Roman" w:eastAsia="Times New Roman" w:hAnsi="Times New Roman"/>
-          <w:sz w:val="24"/>
-          <w:szCs w:val="24"/>
-        </w:rPr>
-        <w:t xml:space="preserve">VI - Comunicar imediatamente ao Supervisor as inconsistências, as falhas de sistema, as demandas sensíveis ou as situações que possam comprometer o atendimento; e</w:t>
-      </w:r>
-    </w:p>
-    <w:p>
-      <w:pPr>
-        <w:spacing w:after="60" w:line="360"/>
-        <w:ind w:left="708" w:hanging="340"/>
-        <w:jc w:val="both"/>
-      </w:pPr>
-      <w:r>
-        <w:rPr>
-          <w:rFonts w:ascii="Times New Roman" w:cs="Times New Roman" w:eastAsia="Times New Roman" w:hAnsi="Times New Roman"/>
-          <w:sz w:val="24"/>
-          <w:szCs w:val="24"/>
-        </w:rPr>
-        <w:t xml:space="preserve">VII - Preservar o sigilo das informações obtidas em razão do serviço.</w:t>
-      </w:r>
-    </w:p>
-    <w:p>
-      <w:pPr>
-        <w:spacing w:after="60" w:line="360"/>
-        <w:jc w:val="both"/>
-      </w:pPr>
-      <w:r>
-        <w:rPr>
-          <w:rFonts w:ascii="Times New Roman" w:cs="Times New Roman" w:eastAsia="Times New Roman" w:hAnsi="Times New Roman"/>
-          <w:b/>
-          <w:bCs/>
-          <w:sz w:val="24"/>
-          <w:szCs w:val="24"/>
-        </w:rPr>
-        <w:t xml:space="preserve">Art. 135 </w:t>
-      </w:r>
-      <w:r>
-        <w:rPr>
-          <w:rFonts w:ascii="Times New Roman" w:cs="Times New Roman" w:eastAsia="Times New Roman" w:hAnsi="Times New Roman"/>
-          <w:sz w:val="24"/>
-          <w:szCs w:val="24"/>
-        </w:rPr>
-        <w:t xml:space="preserve">Compete ao Despachador realizar o gerenciamento operacional das ocorrências registradas, promovendo o acionamento e o acompanhamento dos recursos disponíveis, de acordo com os protocolos, a prioridade da demanda e as competências dos órgãos envolvidos, competindo-lhe ainda:</w:t>
-      </w:r>
-    </w:p>
-    <w:p>
-      <w:pPr>
-        <w:spacing w:after="60" w:line="360"/>
-        <w:ind w:left="708" w:hanging="340"/>
-        <w:jc w:val="both"/>
-      </w:pPr>
-      <w:r>
-        <w:rPr>
-          <w:rFonts w:ascii="Times New Roman" w:cs="Times New Roman" w:eastAsia="Times New Roman" w:hAnsi="Times New Roman"/>
-          <w:sz w:val="24"/>
-          <w:szCs w:val="24"/>
-        </w:rPr>
-        <w:t xml:space="preserve">I - Analisar tecnicamente as informações recebidas e complementar os registros quando necessário;</w:t>
-      </w:r>
-    </w:p>
-    <w:p>
-      <w:pPr>
-        <w:spacing w:after="60" w:line="360"/>
-        <w:ind w:left="708" w:hanging="340"/>
-        <w:jc w:val="both"/>
-      </w:pPr>
-      <w:r>
-        <w:rPr>
-          <w:rFonts w:ascii="Times New Roman" w:cs="Times New Roman" w:eastAsia="Times New Roman" w:hAnsi="Times New Roman"/>
-          <w:sz w:val="24"/>
-          <w:szCs w:val="24"/>
-        </w:rPr>
-        <w:t xml:space="preserve">II - Acionar, despachar ou solicitar o emprego dos recursos operacionais compatíveis com a ocorrência, nos limites dos protocolos e das disponibilidades informadas pelos órgãos competentes;</w:t>
-      </w:r>
-    </w:p>
-    <w:p>
-      <w:pPr>
-        <w:spacing w:after="60" w:line="360"/>
-        <w:ind w:left="708" w:hanging="340"/>
-        <w:jc w:val="both"/>
-      </w:pPr>
-      <w:r>
-        <w:rPr>
-          <w:rFonts w:ascii="Times New Roman" w:cs="Times New Roman" w:eastAsia="Times New Roman" w:hAnsi="Times New Roman"/>
-          <w:sz w:val="24"/>
-          <w:szCs w:val="24"/>
-        </w:rPr>
-        <w:t xml:space="preserve">III - Acompanhar a evolução das ocorrências em atendimento, mantendo atualizados os registros e as informações relevantes;</w:t>
-      </w:r>
-    </w:p>
-    <w:p>
-      <w:pPr>
-        <w:spacing w:after="60" w:line="360"/>
-        <w:ind w:left="708" w:hanging="340"/>
-        <w:jc w:val="both"/>
-      </w:pPr>
-      <w:r>
-        <w:rPr>
-          <w:rFonts w:ascii="Times New Roman" w:cs="Times New Roman" w:eastAsia="Times New Roman" w:hAnsi="Times New Roman"/>
-          <w:sz w:val="24"/>
-          <w:szCs w:val="24"/>
-        </w:rPr>
-        <w:t xml:space="preserve">IV - Manter comunicação operacional com as equipes e os canais institucionais autorizados;</w:t>
-      </w:r>
-    </w:p>
-    <w:p>
-      <w:pPr>
-        <w:spacing w:after="60" w:line="360"/>
-        <w:ind w:left="708" w:hanging="340"/>
-        <w:jc w:val="both"/>
-      </w:pPr>
-      <w:r>
-        <w:rPr>
-          <w:rFonts w:ascii="Times New Roman" w:cs="Times New Roman" w:eastAsia="Times New Roman" w:hAnsi="Times New Roman"/>
-          <w:sz w:val="24"/>
-          <w:szCs w:val="24"/>
-        </w:rPr>
-        <w:t xml:space="preserve">V - Informar imediatamente ao Supervisor ou ao Coordenador de Plantão as situações críticas, a indisponibilidade de recursos, os riscos de continuidade ou os fatos que exijam deliberação superior; e</w:t>
-      </w:r>
-    </w:p>
-    <w:p>
-      <w:pPr>
-        <w:spacing w:after="60" w:line="360"/>
-        <w:ind w:left="708" w:hanging="340"/>
-        <w:jc w:val="both"/>
-      </w:pPr>
-      <w:r>
-        <w:rPr>
-          <w:rFonts w:ascii="Times New Roman" w:cs="Times New Roman" w:eastAsia="Times New Roman" w:hAnsi="Times New Roman"/>
-          <w:sz w:val="24"/>
-          <w:szCs w:val="24"/>
-        </w:rPr>
-        <w:t xml:space="preserve">VI - Preservar a rastreabilidade dos acionamentos, das comunicações e das atualizações realizadas nos sistemas corporativos.</w:t>
-      </w:r>
-    </w:p>
-    <w:p>
-      <w:pPr>
-        <w:spacing w:after="120" w:line="360"/>
-        <w:ind w:firstLine="708"/>
-        <w:jc w:val="both"/>
-      </w:pPr>
-      <w:r>
-        <w:rPr>
-          <w:rFonts w:ascii="Times New Roman" w:cs="Times New Roman" w:eastAsia="Times New Roman" w:hAnsi="Times New Roman"/>
-          <w:b/>
-          <w:bCs/>
-          <w:sz w:val="24"/>
-          <w:szCs w:val="24"/>
-        </w:rPr>
-        <w:t xml:space="preserve">Art. 136 </w:t>
-      </w:r>
-      <w:r>
-        <w:rPr>
-          <w:rFonts w:ascii="Times New Roman" w:cs="Times New Roman" w:eastAsia="Times New Roman" w:hAnsi="Times New Roman"/>
-          <w:sz w:val="24"/>
-          <w:szCs w:val="24"/>
-        </w:rPr>
-        <w:t xml:space="preserve">As demais atribuições, competências, organização e finalidade do Centro Integrado de Operações – CIOP, inclusive quanto à Direção, à Coordenação de Plantão, à Recepção Institucional, ao Apoio Operacional, à tecnologia e à governança da informação, à segurança orgânica, à continuidade operacional, à gestão de eventos críticos, ao videomonitoramento, à proteção de dados e à capacitação e responsabilização de seus integrantes, são reguladas por Norma Geral de Ação própria, expedida pelo órgão de competência da Secretaria de Estado da Segurança, Defesa e Cidadania – SESDEC.</w:t>
-      </w:r>
-    </w:p>
-    <w:p>
-      <w:pPr>
-        <w:spacing w:after="200" w:before="240"/>
-        <w:jc w:val="center"/>
-      </w:pPr>
-      <w:r>
-        <w:rPr>
-          <w:rFonts w:ascii="Times New Roman" w:cs="Times New Roman" w:eastAsia="Times New Roman" w:hAnsi="Times New Roman"/>
-          <w:b/>
-          <w:bCs/>
-          <w:i w:val="false"/>
-          <w:iCs w:val="false"/>
-          <w:sz w:val="28"/>
-          <w:szCs w:val="28"/>
-        </w:rPr>
-        <w:t xml:space="preserve">TÍTULO II — DO SERVIÇO TÉCNICO</w:t>
+        <w:t xml:space="preserve">Parágrafo único. Constituem objetivos básicos da política do serviço técnico:</w:t>
+      </w:r>
+    </w:p>
+    <w:p>
+      <w:pPr>
+        <w:spacing w:after="60" w:line="360"/>
+        <w:ind w:left="708" w:hanging="340"/>
+        <w:jc w:val="both"/>
+      </w:pPr>
+      <w:r>
+        <w:rPr>
+          <w:rFonts w:ascii="Times New Roman" w:cs="Times New Roman" w:eastAsia="Times New Roman" w:hAnsi="Times New Roman"/>
+          <w:sz w:val="24"/>
+          <w:szCs w:val="24"/>
+        </w:rPr>
+        <w:t xml:space="preserve">I - Promover a proteção da vida, do patrimônio e do meio ambiente por meio da prevenção e da proteção contra incêndio e pânico nas edificações e áreas de risco;</w:t>
+      </w:r>
+    </w:p>
+    <w:p>
+      <w:pPr>
+        <w:spacing w:after="60" w:line="360"/>
+        <w:ind w:left="708" w:hanging="340"/>
+        <w:jc w:val="both"/>
+      </w:pPr>
+      <w:r>
+        <w:rPr>
+          <w:rFonts w:ascii="Times New Roman" w:cs="Times New Roman" w:eastAsia="Times New Roman" w:hAnsi="Times New Roman"/>
+          <w:sz w:val="24"/>
+          <w:szCs w:val="24"/>
+        </w:rPr>
+        <w:t xml:space="preserve">II - Manter atualizadas e uniformes as normas e as Instruções Técnicas de segurança contra incêndio e pânico, observada a legislação estadual;</w:t>
+      </w:r>
+    </w:p>
+    <w:p>
+      <w:pPr>
+        <w:spacing w:after="60" w:line="360"/>
+        <w:ind w:left="708" w:hanging="340"/>
+        <w:jc w:val="both"/>
+      </w:pPr>
+      <w:r>
+        <w:rPr>
+          <w:rFonts w:ascii="Times New Roman" w:cs="Times New Roman" w:eastAsia="Times New Roman" w:hAnsi="Times New Roman"/>
+          <w:sz w:val="24"/>
+          <w:szCs w:val="24"/>
+        </w:rPr>
+        <w:t xml:space="preserve">III - Padronizar, em todo o Estado, os procedimentos de análise de projetos, vistoria, fiscalização e emissão dos certificados e licenças de competência da Corporação;</w:t>
+      </w:r>
+    </w:p>
+    <w:p>
+      <w:pPr>
+        <w:spacing w:after="60" w:line="360"/>
+        <w:ind w:left="708" w:hanging="340"/>
+        <w:jc w:val="both"/>
+      </w:pPr>
+      <w:r>
+        <w:rPr>
+          <w:rFonts w:ascii="Times New Roman" w:cs="Times New Roman" w:eastAsia="Times New Roman" w:hAnsi="Times New Roman"/>
+          <w:sz w:val="24"/>
+          <w:szCs w:val="24"/>
+        </w:rPr>
+        <w:t xml:space="preserve">IV - Assegurar a habilitação e a capacitação continuada dos oficiais e praças que atuam no Sistema de Segurança Contra Incêndio e Pânico;</w:t>
+      </w:r>
+    </w:p>
+    <w:p>
+      <w:pPr>
+        <w:spacing w:after="60" w:line="360"/>
+        <w:ind w:left="708" w:hanging="340"/>
+        <w:jc w:val="both"/>
+      </w:pPr>
+      <w:r>
+        <w:rPr>
+          <w:rFonts w:ascii="Times New Roman" w:cs="Times New Roman" w:eastAsia="Times New Roman" w:hAnsi="Times New Roman"/>
+          <w:sz w:val="24"/>
+          <w:szCs w:val="24"/>
+        </w:rPr>
+        <w:t xml:space="preserve">V - Promover a celeridade, a transparência e a impessoalidade no atendimento ao cidadão e aos responsáveis pelas edificações e áreas de risco;</w:t>
+      </w:r>
+    </w:p>
+    <w:p>
+      <w:pPr>
+        <w:spacing w:after="60" w:line="360"/>
+        <w:ind w:left="708" w:hanging="340"/>
+        <w:jc w:val="both"/>
+      </w:pPr>
+      <w:r>
+        <w:rPr>
+          <w:rFonts w:ascii="Times New Roman" w:cs="Times New Roman" w:eastAsia="Times New Roman" w:hAnsi="Times New Roman"/>
+          <w:sz w:val="24"/>
+          <w:szCs w:val="24"/>
+        </w:rPr>
+        <w:t xml:space="preserve">VI - Integrar as atividades técnicas às atividades operacionais, subsidiando o planejamento das operações com as informações sobre as edificações e áreas de risco;</w:t>
+      </w:r>
+    </w:p>
+    <w:p>
+      <w:pPr>
+        <w:spacing w:after="60" w:line="360"/>
+        <w:ind w:left="708" w:hanging="340"/>
+        <w:jc w:val="both"/>
+      </w:pPr>
+      <w:r>
+        <w:rPr>
+          <w:rFonts w:ascii="Times New Roman" w:cs="Times New Roman" w:eastAsia="Times New Roman" w:hAnsi="Times New Roman"/>
+          <w:sz w:val="24"/>
+          <w:szCs w:val="24"/>
+        </w:rPr>
+        <w:t xml:space="preserve">VII - Fomentar programas de educação pública e a cultura de prevenção de incêndio e pânico; e</w:t>
+      </w:r>
+    </w:p>
+    <w:p>
+      <w:pPr>
+        <w:spacing w:after="60" w:line="360"/>
+        <w:ind w:left="708" w:hanging="340"/>
+        <w:jc w:val="both"/>
+      </w:pPr>
+      <w:r>
+        <w:rPr>
+          <w:rFonts w:ascii="Times New Roman" w:cs="Times New Roman" w:eastAsia="Times New Roman" w:hAnsi="Times New Roman"/>
+          <w:sz w:val="24"/>
+          <w:szCs w:val="24"/>
+        </w:rPr>
+        <w:t xml:space="preserve">VIII - Orientar o emprego dos recursos do serviço técnico segundo critérios de necessidade, eficiência, segurança e capacidade de atendimento.</w:t>
       </w:r>
     </w:p>
     <w:p>
@@ -9771,7 +8639,7 @@
           <w:sz w:val="26"/>
           <w:szCs w:val="26"/>
         </w:rPr>
-        <w:t xml:space="preserve">CAPÍTULO I</w:t>
+        <w:t xml:space="preserve">CAPÍTULO II</w:t>
       </w:r>
     </w:p>
     <w:p>
@@ -9789,166 +8657,136 @@
           <w:sz w:val="26"/>
           <w:szCs w:val="26"/>
         </w:rPr>
-        <w:t xml:space="preserve">DA POLÍTICA DO SERVIÇO TÉCNICO</w:t>
-      </w:r>
-    </w:p>
-    <w:p>
-      <w:pPr>
-        <w:spacing w:after="60" w:line="360"/>
-        <w:jc w:val="both"/>
-      </w:pPr>
-      <w:r>
-        <w:rPr>
-          <w:rFonts w:ascii="Times New Roman" w:cs="Times New Roman" w:eastAsia="Times New Roman" w:hAnsi="Times New Roman"/>
-          <w:b/>
-          <w:bCs/>
-          <w:sz w:val="24"/>
-          <w:szCs w:val="24"/>
-        </w:rPr>
-        <w:t xml:space="preserve">Art. 137 </w:t>
-      </w:r>
-      <w:r>
-        <w:rPr>
-          <w:rFonts w:ascii="Times New Roman" w:cs="Times New Roman" w:eastAsia="Times New Roman" w:hAnsi="Times New Roman"/>
-          <w:sz w:val="24"/>
-          <w:szCs w:val="24"/>
-        </w:rPr>
-        <w:t xml:space="preserve">Entende-se por política do serviço técnico o conjunto de princípios, objetivos e diretrizes destinados a orientar o planejamento, a normatização, a execução e o aperfeiçoamento das atividades de segurança contra incêndio e pânico do Corpo de Bombeiros Militar.</w:t>
-      </w:r>
-    </w:p>
-    <w:p>
-      <w:pPr>
-        <w:spacing w:after="60" w:line="360"/>
-        <w:ind w:left="708" w:hanging="0"/>
-        <w:jc w:val="both"/>
-      </w:pPr>
-      <w:r>
-        <w:rPr>
-          <w:rFonts w:ascii="Times New Roman" w:cs="Times New Roman" w:eastAsia="Times New Roman" w:hAnsi="Times New Roman"/>
-          <w:sz w:val="24"/>
-          <w:szCs w:val="24"/>
-        </w:rPr>
-        <w:t xml:space="preserve">Parágrafo único. Constituem objetivos básicos da política do serviço técnico:</w:t>
-      </w:r>
-    </w:p>
-    <w:p>
-      <w:pPr>
-        <w:spacing w:after="60" w:line="360"/>
-        <w:ind w:left="708" w:hanging="340"/>
-        <w:jc w:val="both"/>
-      </w:pPr>
-      <w:r>
-        <w:rPr>
-          <w:rFonts w:ascii="Times New Roman" w:cs="Times New Roman" w:eastAsia="Times New Roman" w:hAnsi="Times New Roman"/>
-          <w:sz w:val="24"/>
-          <w:szCs w:val="24"/>
-        </w:rPr>
-        <w:t xml:space="preserve">I - Promover a proteção da vida, do patrimônio e do meio ambiente por meio da prevenção e da proteção contra incêndio e pânico nas edificações e áreas de risco;</w:t>
-      </w:r>
-    </w:p>
-    <w:p>
-      <w:pPr>
-        <w:spacing w:after="60" w:line="360"/>
-        <w:ind w:left="708" w:hanging="340"/>
-        <w:jc w:val="both"/>
-      </w:pPr>
-      <w:r>
-        <w:rPr>
-          <w:rFonts w:ascii="Times New Roman" w:cs="Times New Roman" w:eastAsia="Times New Roman" w:hAnsi="Times New Roman"/>
-          <w:sz w:val="24"/>
-          <w:szCs w:val="24"/>
-        </w:rPr>
-        <w:t xml:space="preserve">II - Manter atualizadas e uniformes as normas e as Instruções Técnicas de segurança contra incêndio e pânico, observada a legislação estadual;</w:t>
-      </w:r>
-    </w:p>
-    <w:p>
-      <w:pPr>
-        <w:spacing w:after="60" w:line="360"/>
-        <w:ind w:left="708" w:hanging="340"/>
-        <w:jc w:val="both"/>
-      </w:pPr>
-      <w:r>
-        <w:rPr>
-          <w:rFonts w:ascii="Times New Roman" w:cs="Times New Roman" w:eastAsia="Times New Roman" w:hAnsi="Times New Roman"/>
-          <w:sz w:val="24"/>
-          <w:szCs w:val="24"/>
-        </w:rPr>
-        <w:t xml:space="preserve">III - Padronizar, em todo o Estado, os procedimentos de análise de projetos, vistoria, fiscalização e emissão dos certificados e licenças de competência da Corporação;</w:t>
-      </w:r>
-    </w:p>
-    <w:p>
-      <w:pPr>
-        <w:spacing w:after="60" w:line="360"/>
-        <w:ind w:left="708" w:hanging="340"/>
-        <w:jc w:val="both"/>
-      </w:pPr>
-      <w:r>
-        <w:rPr>
-          <w:rFonts w:ascii="Times New Roman" w:cs="Times New Roman" w:eastAsia="Times New Roman" w:hAnsi="Times New Roman"/>
-          <w:sz w:val="24"/>
-          <w:szCs w:val="24"/>
-        </w:rPr>
-        <w:t xml:space="preserve">IV - Assegurar a habilitação e a capacitação continuada dos oficiais e praças que atuam no Sistema de Segurança Contra Incêndio e Pânico;</w:t>
-      </w:r>
-    </w:p>
-    <w:p>
-      <w:pPr>
-        <w:spacing w:after="60" w:line="360"/>
-        <w:ind w:left="708" w:hanging="340"/>
-        <w:jc w:val="both"/>
-      </w:pPr>
-      <w:r>
-        <w:rPr>
-          <w:rFonts w:ascii="Times New Roman" w:cs="Times New Roman" w:eastAsia="Times New Roman" w:hAnsi="Times New Roman"/>
-          <w:sz w:val="24"/>
-          <w:szCs w:val="24"/>
-        </w:rPr>
-        <w:t xml:space="preserve">V - Promover a celeridade, a transparência e a impessoalidade no atendimento ao cidadão e aos responsáveis pelas edificações e áreas de risco;</w:t>
-      </w:r>
-    </w:p>
-    <w:p>
-      <w:pPr>
-        <w:spacing w:after="60" w:line="360"/>
-        <w:ind w:left="708" w:hanging="340"/>
-        <w:jc w:val="both"/>
-      </w:pPr>
-      <w:r>
-        <w:rPr>
-          <w:rFonts w:ascii="Times New Roman" w:cs="Times New Roman" w:eastAsia="Times New Roman" w:hAnsi="Times New Roman"/>
-          <w:sz w:val="24"/>
-          <w:szCs w:val="24"/>
-        </w:rPr>
-        <w:t xml:space="preserve">VI - Integrar as atividades técnicas às atividades operacionais, subsidiando o planejamento das operações com as informações sobre as edificações e áreas de risco;</w:t>
-      </w:r>
-    </w:p>
-    <w:p>
-      <w:pPr>
-        <w:spacing w:after="60" w:line="360"/>
-        <w:ind w:left="708" w:hanging="340"/>
-        <w:jc w:val="both"/>
-      </w:pPr>
-      <w:r>
-        <w:rPr>
-          <w:rFonts w:ascii="Times New Roman" w:cs="Times New Roman" w:eastAsia="Times New Roman" w:hAnsi="Times New Roman"/>
-          <w:sz w:val="24"/>
-          <w:szCs w:val="24"/>
-        </w:rPr>
-        <w:t xml:space="preserve">VII - Fomentar programas de educação pública e a cultura de prevenção de incêndio e pânico; e</w:t>
-      </w:r>
-    </w:p>
-    <w:p>
-      <w:pPr>
-        <w:spacing w:after="60" w:line="360"/>
-        <w:ind w:left="708" w:hanging="340"/>
-        <w:jc w:val="both"/>
-      </w:pPr>
-      <w:r>
-        <w:rPr>
-          <w:rFonts w:ascii="Times New Roman" w:cs="Times New Roman" w:eastAsia="Times New Roman" w:hAnsi="Times New Roman"/>
-          <w:sz w:val="24"/>
-          <w:szCs w:val="24"/>
-        </w:rPr>
-        <w:t xml:space="preserve">VIII - Orientar o emprego dos recursos do serviço técnico segundo critérios de necessidade, eficiência, segurança e capacidade de atendimento.</w:t>
+        <w:t xml:space="preserve">DO SISTEMA DE SEGURANÇA CONTRA INCÊNDIO E PÂNICO</w:t>
+      </w:r>
+    </w:p>
+    <w:p>
+      <w:pPr>
+        <w:spacing w:after="60" w:line="360"/>
+        <w:jc w:val="both"/>
+      </w:pPr>
+      <w:r>
+        <w:rPr>
+          <w:rFonts w:ascii="Times New Roman" w:cs="Times New Roman" w:eastAsia="Times New Roman" w:hAnsi="Times New Roman"/>
+          <w:b/>
+          <w:bCs/>
+          <w:sz w:val="24"/>
+          <w:szCs w:val="24"/>
+        </w:rPr>
+        <w:t xml:space="preserve">Art. 109 </w:t>
+      </w:r>
+      <w:r>
+        <w:rPr>
+          <w:rFonts w:ascii="Times New Roman" w:cs="Times New Roman" w:eastAsia="Times New Roman" w:hAnsi="Times New Roman"/>
+          <w:sz w:val="24"/>
+          <w:szCs w:val="24"/>
+        </w:rPr>
+        <w:t xml:space="preserve">O Sistema de Segurança Contra Incêndio e Pânico – SSCIP compreende o conjunto de unidades do CBMRO que desenvolvem as atividades relacionadas à prevenção e à proteção contra incêndio e pânico nas edificações e áreas de risco, observado o cumprimento das exigências do Regulamento de Segurança Contra Incêndio e Pânico do Estado e das Instruções Técnicas.</w:t>
+      </w:r>
+    </w:p>
+    <w:p>
+      <w:pPr>
+        <w:spacing w:after="60" w:line="360"/>
+        <w:ind w:left="708" w:hanging="340"/>
+        <w:jc w:val="both"/>
+      </w:pPr>
+      <w:r>
+        <w:rPr>
+          <w:rFonts w:ascii="Times New Roman" w:cs="Times New Roman" w:eastAsia="Times New Roman" w:hAnsi="Times New Roman"/>
+          <w:sz w:val="24"/>
+          <w:szCs w:val="24"/>
+        </w:rPr>
+        <w:t xml:space="preserve">I - Habilitar seus oficiais e praças por meio de cursos de capacitação, especialização e treinamento, ministrados por profissionais legalmente habilitados;</w:t>
+      </w:r>
+    </w:p>
+    <w:p>
+      <w:pPr>
+        <w:spacing w:after="60" w:line="360"/>
+        <w:ind w:left="708" w:hanging="340"/>
+        <w:jc w:val="both"/>
+      </w:pPr>
+      <w:r>
+        <w:rPr>
+          <w:rFonts w:ascii="Times New Roman" w:cs="Times New Roman" w:eastAsia="Times New Roman" w:hAnsi="Times New Roman"/>
+          <w:sz w:val="24"/>
+          <w:szCs w:val="24"/>
+        </w:rPr>
+        <w:t xml:space="preserve">II - Regulamentar as medidas de segurança contra incêndio e pânico;</w:t>
+      </w:r>
+    </w:p>
+    <w:p>
+      <w:pPr>
+        <w:spacing w:after="60" w:line="360"/>
+        <w:ind w:left="708" w:hanging="340"/>
+        <w:jc w:val="both"/>
+      </w:pPr>
+      <w:r>
+        <w:rPr>
+          <w:rFonts w:ascii="Times New Roman" w:cs="Times New Roman" w:eastAsia="Times New Roman" w:hAnsi="Times New Roman"/>
+          <w:sz w:val="24"/>
+          <w:szCs w:val="24"/>
+        </w:rPr>
+        <w:t xml:space="preserve">III - Planejar ações e operações na área da segurança contra incêndio e pânico;</w:t>
+      </w:r>
+    </w:p>
+    <w:p>
+      <w:pPr>
+        <w:spacing w:after="60" w:line="360"/>
+        <w:ind w:left="708" w:hanging="340"/>
+        <w:jc w:val="both"/>
+      </w:pPr>
+      <w:r>
+        <w:rPr>
+          <w:rFonts w:ascii="Times New Roman" w:cs="Times New Roman" w:eastAsia="Times New Roman" w:hAnsi="Times New Roman"/>
+          <w:sz w:val="24"/>
+          <w:szCs w:val="24"/>
+        </w:rPr>
+        <w:t xml:space="preserve">IV - Analisar projeto de proteção contra incêndio e pânico e realizar vistorias nas edificações e áreas de risco;</w:t>
+      </w:r>
+    </w:p>
+    <w:p>
+      <w:pPr>
+        <w:spacing w:after="60" w:line="360"/>
+        <w:ind w:left="708" w:hanging="340"/>
+        <w:jc w:val="both"/>
+      </w:pPr>
+      <w:r>
+        <w:rPr>
+          <w:rFonts w:ascii="Times New Roman" w:cs="Times New Roman" w:eastAsia="Times New Roman" w:hAnsi="Times New Roman"/>
+          <w:sz w:val="24"/>
+          <w:szCs w:val="24"/>
+        </w:rPr>
+        <w:t xml:space="preserve">V - Fiscalizar o cumprimento do Regulamento e aplicar as sanções administrativas cabíveis;</w:t>
+      </w:r>
+    </w:p>
+    <w:p>
+      <w:pPr>
+        <w:spacing w:after="60" w:line="360"/>
+        <w:ind w:left="708" w:hanging="340"/>
+        <w:jc w:val="both"/>
+      </w:pPr>
+      <w:r>
+        <w:rPr>
+          <w:rFonts w:ascii="Times New Roman" w:cs="Times New Roman" w:eastAsia="Times New Roman" w:hAnsi="Times New Roman"/>
+          <w:sz w:val="24"/>
+          <w:szCs w:val="24"/>
+        </w:rPr>
+        <w:t xml:space="preserve">VI - Cassar ou anular o AVCIP, o ACPS ou o ato de deferimento do processo, no caso de apuração de irregularidade; e</w:t>
+      </w:r>
+    </w:p>
+    <w:p>
+      <w:pPr>
+        <w:spacing w:after="60" w:line="360"/>
+        <w:ind w:left="708" w:hanging="340"/>
+        <w:jc w:val="both"/>
+      </w:pPr>
+      <w:r>
+        <w:rPr>
+          <w:rFonts w:ascii="Times New Roman" w:cs="Times New Roman" w:eastAsia="Times New Roman" w:hAnsi="Times New Roman"/>
+          <w:sz w:val="24"/>
+          <w:szCs w:val="24"/>
+        </w:rPr>
+        <w:t xml:space="preserve">VII - Elaborar as Instruções Técnicas sobre as medidas de segurança contra incêndio e pânico, cuja homologação, por Portaria, compete ao Comandante-Geral do CBMRO.</w:t>
       </w:r>
     </w:p>
     <w:p>
@@ -9966,7 +8804,7 @@
           <w:sz w:val="26"/>
           <w:szCs w:val="26"/>
         </w:rPr>
-        <w:t xml:space="preserve">CAPÍTULO II</w:t>
+        <w:t xml:space="preserve">CAPÍTULO III</w:t>
       </w:r>
     </w:p>
     <w:p>
@@ -9984,136 +8822,442 @@
           <w:sz w:val="26"/>
           <w:szCs w:val="26"/>
         </w:rPr>
-        <w:t xml:space="preserve">DO SISTEMA DE SEGURANÇA CONTRA INCÊNDIO E PÂNICO</w:t>
-      </w:r>
-    </w:p>
-    <w:p>
-      <w:pPr>
-        <w:spacing w:after="60" w:line="360"/>
-        <w:jc w:val="both"/>
-      </w:pPr>
-      <w:r>
-        <w:rPr>
-          <w:rFonts w:ascii="Times New Roman" w:cs="Times New Roman" w:eastAsia="Times New Roman" w:hAnsi="Times New Roman"/>
-          <w:b/>
-          <w:bCs/>
-          <w:sz w:val="24"/>
-          <w:szCs w:val="24"/>
-        </w:rPr>
-        <w:t xml:space="preserve">Art. 138 </w:t>
-      </w:r>
-      <w:r>
-        <w:rPr>
-          <w:rFonts w:ascii="Times New Roman" w:cs="Times New Roman" w:eastAsia="Times New Roman" w:hAnsi="Times New Roman"/>
-          <w:sz w:val="24"/>
-          <w:szCs w:val="24"/>
-        </w:rPr>
-        <w:t xml:space="preserve">O Sistema de Segurança Contra Incêndio e Pânico – SSCIP compreende o conjunto de unidades do CBMRO que desenvolvem as atividades relacionadas à prevenção e à proteção contra incêndio e pânico nas edificações e áreas de risco, observado o cumprimento das exigências do Regulamento de Segurança Contra Incêndio e Pânico do Estado e das Instruções Técnicas.</w:t>
-      </w:r>
-    </w:p>
-    <w:p>
-      <w:pPr>
-        <w:spacing w:after="60" w:line="360"/>
-        <w:ind w:left="708" w:hanging="340"/>
-        <w:jc w:val="both"/>
-      </w:pPr>
-      <w:r>
-        <w:rPr>
-          <w:rFonts w:ascii="Times New Roman" w:cs="Times New Roman" w:eastAsia="Times New Roman" w:hAnsi="Times New Roman"/>
-          <w:sz w:val="24"/>
-          <w:szCs w:val="24"/>
-        </w:rPr>
-        <w:t xml:space="preserve">I - Habilitar seus oficiais e praças por meio de cursos de capacitação, especialização e treinamento, ministrados por profissionais legalmente habilitados;</w:t>
-      </w:r>
-    </w:p>
-    <w:p>
-      <w:pPr>
-        <w:spacing w:after="60" w:line="360"/>
-        <w:ind w:left="708" w:hanging="340"/>
-        <w:jc w:val="both"/>
-      </w:pPr>
-      <w:r>
-        <w:rPr>
-          <w:rFonts w:ascii="Times New Roman" w:cs="Times New Roman" w:eastAsia="Times New Roman" w:hAnsi="Times New Roman"/>
-          <w:sz w:val="24"/>
-          <w:szCs w:val="24"/>
-        </w:rPr>
-        <w:t xml:space="preserve">II - Regulamentar as medidas de segurança contra incêndio e pânico;</w:t>
-      </w:r>
-    </w:p>
-    <w:p>
-      <w:pPr>
-        <w:spacing w:after="60" w:line="360"/>
-        <w:ind w:left="708" w:hanging="340"/>
-        <w:jc w:val="both"/>
-      </w:pPr>
-      <w:r>
-        <w:rPr>
-          <w:rFonts w:ascii="Times New Roman" w:cs="Times New Roman" w:eastAsia="Times New Roman" w:hAnsi="Times New Roman"/>
-          <w:sz w:val="24"/>
-          <w:szCs w:val="24"/>
-        </w:rPr>
-        <w:t xml:space="preserve">III - Planejar ações e operações na área da segurança contra incêndio e pânico;</w:t>
-      </w:r>
-    </w:p>
-    <w:p>
-      <w:pPr>
-        <w:spacing w:after="60" w:line="360"/>
-        <w:ind w:left="708" w:hanging="340"/>
-        <w:jc w:val="both"/>
-      </w:pPr>
-      <w:r>
-        <w:rPr>
-          <w:rFonts w:ascii="Times New Roman" w:cs="Times New Roman" w:eastAsia="Times New Roman" w:hAnsi="Times New Roman"/>
-          <w:sz w:val="24"/>
-          <w:szCs w:val="24"/>
-        </w:rPr>
-        <w:t xml:space="preserve">IV - Analisar projeto de proteção contra incêndio e pânico e realizar vistorias nas edificações e áreas de risco;</w:t>
-      </w:r>
-    </w:p>
-    <w:p>
-      <w:pPr>
-        <w:spacing w:after="60" w:line="360"/>
-        <w:ind w:left="708" w:hanging="340"/>
-        <w:jc w:val="both"/>
-      </w:pPr>
-      <w:r>
-        <w:rPr>
-          <w:rFonts w:ascii="Times New Roman" w:cs="Times New Roman" w:eastAsia="Times New Roman" w:hAnsi="Times New Roman"/>
-          <w:sz w:val="24"/>
-          <w:szCs w:val="24"/>
-        </w:rPr>
-        <w:t xml:space="preserve">V - Fiscalizar o cumprimento do Regulamento e aplicar as sanções administrativas cabíveis;</w:t>
-      </w:r>
-    </w:p>
-    <w:p>
-      <w:pPr>
-        <w:spacing w:after="60" w:line="360"/>
-        <w:ind w:left="708" w:hanging="340"/>
-        <w:jc w:val="both"/>
-      </w:pPr>
-      <w:r>
-        <w:rPr>
-          <w:rFonts w:ascii="Times New Roman" w:cs="Times New Roman" w:eastAsia="Times New Roman" w:hAnsi="Times New Roman"/>
-          <w:sz w:val="24"/>
-          <w:szCs w:val="24"/>
-        </w:rPr>
-        <w:t xml:space="preserve">VI - Cassar ou anular o AVCIP, o ACPS ou o ato de deferimento do processo, no caso de apuração de irregularidade; e</w:t>
-      </w:r>
-    </w:p>
-    <w:p>
-      <w:pPr>
-        <w:spacing w:after="60" w:line="360"/>
-        <w:ind w:left="708" w:hanging="340"/>
-        <w:jc w:val="both"/>
-      </w:pPr>
-      <w:r>
-        <w:rPr>
-          <w:rFonts w:ascii="Times New Roman" w:cs="Times New Roman" w:eastAsia="Times New Roman" w:hAnsi="Times New Roman"/>
-          <w:sz w:val="24"/>
-          <w:szCs w:val="24"/>
-        </w:rPr>
-        <w:t xml:space="preserve">VII - Elaborar as Instruções Técnicas sobre as medidas de segurança contra incêndio e pânico, cuja homologação, por Portaria, compete ao Comandante-Geral do CBMRO.</w:t>
+        <w:t xml:space="preserve">DA COORDENADORIA DE ATIVIDADES TÉCNICAS</w:t>
+      </w:r>
+    </w:p>
+    <w:p>
+      <w:pPr>
+        <w:spacing w:after="60" w:line="360"/>
+        <w:jc w:val="both"/>
+      </w:pPr>
+      <w:r>
+        <w:rPr>
+          <w:rFonts w:ascii="Times New Roman" w:cs="Times New Roman" w:eastAsia="Times New Roman" w:hAnsi="Times New Roman"/>
+          <w:b/>
+          <w:bCs/>
+          <w:sz w:val="24"/>
+          <w:szCs w:val="24"/>
+        </w:rPr>
+        <w:t xml:space="preserve">Art. 110 </w:t>
+      </w:r>
+      <w:r>
+        <w:rPr>
+          <w:rFonts w:ascii="Times New Roman" w:cs="Times New Roman" w:eastAsia="Times New Roman" w:hAnsi="Times New Roman"/>
+          <w:sz w:val="24"/>
+          <w:szCs w:val="24"/>
+        </w:rPr>
+        <w:t xml:space="preserve">A Coordenadoria de Atividades Técnicas – CAT é o órgão máximo responsável pelo Sistema de Atividades Técnicas do Corpo de Bombeiros Militar do Estado de Rondônia, competindo-lhe o controle e a observância dos requisitos técnicos contra incêndio e pânico das edificações e áreas de risco no Estado, bem como o planejamento, a normatização, a fiscalização, a análise de projetos de edificações, a vistoria e a emissão de pareceres.</w:t>
+      </w:r>
+    </w:p>
+    <w:p>
+      <w:pPr>
+        <w:spacing w:after="60" w:line="360"/>
+        <w:ind w:left="708" w:hanging="0"/>
+        <w:jc w:val="both"/>
+      </w:pPr>
+      <w:r>
+        <w:rPr>
+          <w:rFonts w:ascii="Times New Roman" w:cs="Times New Roman" w:eastAsia="Times New Roman" w:hAnsi="Times New Roman"/>
+          <w:sz w:val="24"/>
+          <w:szCs w:val="24"/>
+        </w:rPr>
+        <w:t xml:space="preserve">Parágrafo único. O cargo de Coordenador de Atividades Técnicas é privativo de Oficial da ativa do último posto pertencente ao Quadro de Oficiais Combatentes do Estado de Rondônia.</w:t>
+      </w:r>
+    </w:p>
+    <w:p>
+      <w:pPr>
+        <w:spacing w:after="60" w:line="360"/>
+        <w:jc w:val="both"/>
+      </w:pPr>
+      <w:r>
+        <w:rPr>
+          <w:rFonts w:ascii="Times New Roman" w:cs="Times New Roman" w:eastAsia="Times New Roman" w:hAnsi="Times New Roman"/>
+          <w:b/>
+          <w:bCs/>
+          <w:sz w:val="24"/>
+          <w:szCs w:val="24"/>
+        </w:rPr>
+        <w:t xml:space="preserve">Art. 111 </w:t>
+      </w:r>
+      <w:r>
+        <w:rPr>
+          <w:rFonts w:ascii="Times New Roman" w:cs="Times New Roman" w:eastAsia="Times New Roman" w:hAnsi="Times New Roman"/>
+          <w:sz w:val="24"/>
+          <w:szCs w:val="24"/>
+        </w:rPr>
+        <w:t xml:space="preserve">A Coordenadoria de Atividades Técnicas tem a seguinte estrutura:</w:t>
+      </w:r>
+    </w:p>
+    <w:p>
+      <w:pPr>
+        <w:spacing w:after="60" w:line="360"/>
+        <w:ind w:left="708" w:hanging="340"/>
+        <w:jc w:val="both"/>
+      </w:pPr>
+      <w:r>
+        <w:rPr>
+          <w:rFonts w:ascii="Times New Roman" w:cs="Times New Roman" w:eastAsia="Times New Roman" w:hAnsi="Times New Roman"/>
+          <w:sz w:val="24"/>
+          <w:szCs w:val="24"/>
+        </w:rPr>
+        <w:t xml:space="preserve">I - Coordenador;</w:t>
+      </w:r>
+    </w:p>
+    <w:p>
+      <w:pPr>
+        <w:spacing w:after="60" w:line="360"/>
+        <w:ind w:left="708" w:hanging="340"/>
+        <w:jc w:val="both"/>
+      </w:pPr>
+      <w:r>
+        <w:rPr>
+          <w:rFonts w:ascii="Times New Roman" w:cs="Times New Roman" w:eastAsia="Times New Roman" w:hAnsi="Times New Roman"/>
+          <w:sz w:val="24"/>
+          <w:szCs w:val="24"/>
+        </w:rPr>
+        <w:t xml:space="preserve">II - Adjunto;</w:t>
+      </w:r>
+    </w:p>
+    <w:p>
+      <w:pPr>
+        <w:spacing w:after="60" w:line="360"/>
+        <w:ind w:left="708" w:hanging="340"/>
+        <w:jc w:val="both"/>
+      </w:pPr>
+      <w:r>
+        <w:rPr>
+          <w:rFonts w:ascii="Times New Roman" w:cs="Times New Roman" w:eastAsia="Times New Roman" w:hAnsi="Times New Roman"/>
+          <w:sz w:val="24"/>
+          <w:szCs w:val="24"/>
+        </w:rPr>
+        <w:t xml:space="preserve">III - Seção Administrativa;</w:t>
+      </w:r>
+    </w:p>
+    <w:p>
+      <w:pPr>
+        <w:spacing w:after="60" w:line="360"/>
+        <w:ind w:left="708" w:hanging="340"/>
+        <w:jc w:val="both"/>
+      </w:pPr>
+      <w:r>
+        <w:rPr>
+          <w:rFonts w:ascii="Times New Roman" w:cs="Times New Roman" w:eastAsia="Times New Roman" w:hAnsi="Times New Roman"/>
+          <w:sz w:val="24"/>
+          <w:szCs w:val="24"/>
+        </w:rPr>
+        <w:t xml:space="preserve">IV - Seção de Estudos Técnicos;</w:t>
+      </w:r>
+    </w:p>
+    <w:p>
+      <w:pPr>
+        <w:spacing w:after="60" w:line="360"/>
+        <w:ind w:left="708" w:hanging="340"/>
+        <w:jc w:val="both"/>
+      </w:pPr>
+      <w:r>
+        <w:rPr>
+          <w:rFonts w:ascii="Times New Roman" w:cs="Times New Roman" w:eastAsia="Times New Roman" w:hAnsi="Times New Roman"/>
+          <w:sz w:val="24"/>
+          <w:szCs w:val="24"/>
+        </w:rPr>
+        <w:t xml:space="preserve">V - Seção de Planejamento, Fiscalização e Suporte Técnico; e</w:t>
+      </w:r>
+    </w:p>
+    <w:p>
+      <w:pPr>
+        <w:spacing w:after="60" w:line="360"/>
+        <w:ind w:left="708" w:hanging="340"/>
+        <w:jc w:val="both"/>
+      </w:pPr>
+      <w:r>
+        <w:rPr>
+          <w:rFonts w:ascii="Times New Roman" w:cs="Times New Roman" w:eastAsia="Times New Roman" w:hAnsi="Times New Roman"/>
+          <w:sz w:val="24"/>
+          <w:szCs w:val="24"/>
+        </w:rPr>
+        <w:t xml:space="preserve">VI - Diretorias de Atividades Técnicas.</w:t>
+      </w:r>
+    </w:p>
+    <w:p>
+      <w:pPr>
+        <w:spacing w:after="60" w:line="360"/>
+        <w:jc w:val="both"/>
+      </w:pPr>
+      <w:r>
+        <w:rPr>
+          <w:rFonts w:ascii="Times New Roman" w:cs="Times New Roman" w:eastAsia="Times New Roman" w:hAnsi="Times New Roman"/>
+          <w:b/>
+          <w:bCs/>
+          <w:sz w:val="24"/>
+          <w:szCs w:val="24"/>
+        </w:rPr>
+        <w:t xml:space="preserve">Art. 112 </w:t>
+      </w:r>
+      <w:r>
+        <w:rPr>
+          <w:rFonts w:ascii="Times New Roman" w:cs="Times New Roman" w:eastAsia="Times New Roman" w:hAnsi="Times New Roman"/>
+          <w:sz w:val="24"/>
+          <w:szCs w:val="24"/>
+        </w:rPr>
+        <w:t xml:space="preserve">Compete à Coordenadoria de Atividades Técnicas:</w:t>
+      </w:r>
+    </w:p>
+    <w:p>
+      <w:pPr>
+        <w:spacing w:after="60" w:line="360"/>
+        <w:ind w:left="708" w:hanging="340"/>
+        <w:jc w:val="both"/>
+      </w:pPr>
+      <w:r>
+        <w:rPr>
+          <w:rFonts w:ascii="Times New Roman" w:cs="Times New Roman" w:eastAsia="Times New Roman" w:hAnsi="Times New Roman"/>
+          <w:sz w:val="24"/>
+          <w:szCs w:val="24"/>
+        </w:rPr>
+        <w:t xml:space="preserve">I - Estudar, planejar, analisar e elaborar as normas que disciplinam a segurança contra incêndio e pânico no Estado de Rondônia;</w:t>
+      </w:r>
+    </w:p>
+    <w:p>
+      <w:pPr>
+        <w:spacing w:after="60" w:line="360"/>
+        <w:ind w:left="708" w:hanging="340"/>
+        <w:jc w:val="both"/>
+      </w:pPr>
+      <w:r>
+        <w:rPr>
+          <w:rFonts w:ascii="Times New Roman" w:cs="Times New Roman" w:eastAsia="Times New Roman" w:hAnsi="Times New Roman"/>
+          <w:sz w:val="24"/>
+          <w:szCs w:val="24"/>
+        </w:rPr>
+        <w:t xml:space="preserve">II - Regulamentar as medidas de segurança contra incêndio e pânico por intermédio de Instruções Técnicas, submetendo-as à homologação do Comandante-Geral;</w:t>
+      </w:r>
+    </w:p>
+    <w:p>
+      <w:pPr>
+        <w:spacing w:after="60" w:line="360"/>
+        <w:ind w:left="708" w:hanging="340"/>
+        <w:jc w:val="both"/>
+      </w:pPr>
+      <w:r>
+        <w:rPr>
+          <w:rFonts w:ascii="Times New Roman" w:cs="Times New Roman" w:eastAsia="Times New Roman" w:hAnsi="Times New Roman"/>
+          <w:sz w:val="24"/>
+          <w:szCs w:val="24"/>
+        </w:rPr>
+        <w:t xml:space="preserve">III - Fiscalizar o cumprimento das normas de segurança contra incêndio e pânico e promover programas de educação pública sobre a matéria;</w:t>
+      </w:r>
+    </w:p>
+    <w:p>
+      <w:pPr>
+        <w:spacing w:after="60" w:line="360"/>
+        <w:ind w:left="708" w:hanging="340"/>
+        <w:jc w:val="both"/>
+      </w:pPr>
+      <w:r>
+        <w:rPr>
+          <w:rFonts w:ascii="Times New Roman" w:cs="Times New Roman" w:eastAsia="Times New Roman" w:hAnsi="Times New Roman"/>
+          <w:sz w:val="24"/>
+          <w:szCs w:val="24"/>
+        </w:rPr>
+        <w:t xml:space="preserve">IV - Orientar e supervisionar tecnicamente as Diretorias de Atividades Técnicas nas suas respectivas áreas de abrangência;</w:t>
+      </w:r>
+    </w:p>
+    <w:p>
+      <w:pPr>
+        <w:spacing w:after="60" w:line="360"/>
+        <w:ind w:left="708" w:hanging="340"/>
+        <w:jc w:val="both"/>
+      </w:pPr>
+      <w:r>
+        <w:rPr>
+          <w:rFonts w:ascii="Times New Roman" w:cs="Times New Roman" w:eastAsia="Times New Roman" w:hAnsi="Times New Roman"/>
+          <w:sz w:val="24"/>
+          <w:szCs w:val="24"/>
+        </w:rPr>
+        <w:t xml:space="preserve">V - Emitir respostas a consultas técnicas e pareceres técnicos referentes à segurança contra incêndio e pânico; e</w:t>
+      </w:r>
+    </w:p>
+    <w:p>
+      <w:pPr>
+        <w:spacing w:after="60" w:line="360"/>
+        <w:ind w:left="708" w:hanging="340"/>
+        <w:jc w:val="both"/>
+      </w:pPr>
+      <w:r>
+        <w:rPr>
+          <w:rFonts w:ascii="Times New Roman" w:cs="Times New Roman" w:eastAsia="Times New Roman" w:hAnsi="Times New Roman"/>
+          <w:sz w:val="24"/>
+          <w:szCs w:val="24"/>
+        </w:rPr>
+        <w:t xml:space="preserve">VI - Credenciar os integrantes do Sistema de Segurança Contra Incêndio e Pânico por intermédio de cursos ou estágios de capacitação e de treinamento, a fim de realizar as análises dos projetos e as vistorias das edificações e áreas de risco.</w:t>
+      </w:r>
+    </w:p>
+    <w:p>
+      <w:pPr>
+        <w:spacing w:after="60" w:line="360"/>
+        <w:jc w:val="both"/>
+      </w:pPr>
+      <w:r>
+        <w:rPr>
+          <w:rFonts w:ascii="Times New Roman" w:cs="Times New Roman" w:eastAsia="Times New Roman" w:hAnsi="Times New Roman"/>
+          <w:b/>
+          <w:bCs/>
+          <w:sz w:val="24"/>
+          <w:szCs w:val="24"/>
+        </w:rPr>
+        <w:t xml:space="preserve">Art. 113 </w:t>
+      </w:r>
+      <w:r>
+        <w:rPr>
+          <w:rFonts w:ascii="Times New Roman" w:cs="Times New Roman" w:eastAsia="Times New Roman" w:hAnsi="Times New Roman"/>
+          <w:sz w:val="24"/>
+          <w:szCs w:val="24"/>
+        </w:rPr>
+        <w:t xml:space="preserve">Compete à Seção de Estudos Técnicos:</w:t>
+      </w:r>
+    </w:p>
+    <w:p>
+      <w:pPr>
+        <w:spacing w:after="60" w:line="360"/>
+        <w:ind w:left="708" w:hanging="340"/>
+        <w:jc w:val="both"/>
+      </w:pPr>
+      <w:r>
+        <w:rPr>
+          <w:rFonts w:ascii="Times New Roman" w:cs="Times New Roman" w:eastAsia="Times New Roman" w:hAnsi="Times New Roman"/>
+          <w:sz w:val="24"/>
+          <w:szCs w:val="24"/>
+        </w:rPr>
+        <w:t xml:space="preserve">I - Realizar os estudos técnicos que subsidiem a elaboração e a revisão das Instruções Técnicas do Corpo de Bombeiros Militar;</w:t>
+      </w:r>
+    </w:p>
+    <w:p>
+      <w:pPr>
+        <w:spacing w:after="60" w:line="360"/>
+        <w:ind w:left="708" w:hanging="340"/>
+        <w:jc w:val="both"/>
+      </w:pPr>
+      <w:r>
+        <w:rPr>
+          <w:rFonts w:ascii="Times New Roman" w:cs="Times New Roman" w:eastAsia="Times New Roman" w:hAnsi="Times New Roman"/>
+          <w:sz w:val="24"/>
+          <w:szCs w:val="24"/>
+        </w:rPr>
+        <w:t xml:space="preserve">II - Analisar norma técnica ou literatura estrangeira apresentada pelo interessado, verificando sua aplicabilidade aos objetivos do Regulamento de Segurança Contra Incêndio e Pânico do Estado;</w:t>
+      </w:r>
+    </w:p>
+    <w:p>
+      <w:pPr>
+        <w:spacing w:after="60" w:line="360"/>
+        <w:ind w:left="708" w:hanging="340"/>
+        <w:jc w:val="both"/>
+      </w:pPr>
+      <w:r>
+        <w:rPr>
+          <w:rFonts w:ascii="Times New Roman" w:cs="Times New Roman" w:eastAsia="Times New Roman" w:hAnsi="Times New Roman"/>
+          <w:sz w:val="24"/>
+          <w:szCs w:val="24"/>
+        </w:rPr>
+        <w:t xml:space="preserve">III - Instruir os casos que necessitem de soluções técnicas diversas das previstas em Instrução Técnica, submetendo-os à Comissão Técnica; e</w:t>
+      </w:r>
+    </w:p>
+    <w:p>
+      <w:pPr>
+        <w:spacing w:after="60" w:line="360"/>
+        <w:ind w:left="708" w:hanging="340"/>
+        <w:jc w:val="both"/>
+      </w:pPr>
+      <w:r>
+        <w:rPr>
+          <w:rFonts w:ascii="Times New Roman" w:cs="Times New Roman" w:eastAsia="Times New Roman" w:hAnsi="Times New Roman"/>
+          <w:sz w:val="24"/>
+          <w:szCs w:val="24"/>
+        </w:rPr>
+        <w:t xml:space="preserve">IV - Manter atualizado o acervo técnico e normativo da Coordenadoria.</w:t>
+      </w:r>
+    </w:p>
+    <w:p>
+      <w:pPr>
+        <w:spacing w:after="60" w:line="360"/>
+        <w:jc w:val="both"/>
+      </w:pPr>
+      <w:r>
+        <w:rPr>
+          <w:rFonts w:ascii="Times New Roman" w:cs="Times New Roman" w:eastAsia="Times New Roman" w:hAnsi="Times New Roman"/>
+          <w:b/>
+          <w:bCs/>
+          <w:sz w:val="24"/>
+          <w:szCs w:val="24"/>
+        </w:rPr>
+        <w:t xml:space="preserve">Art. 114 </w:t>
+      </w:r>
+      <w:r>
+        <w:rPr>
+          <w:rFonts w:ascii="Times New Roman" w:cs="Times New Roman" w:eastAsia="Times New Roman" w:hAnsi="Times New Roman"/>
+          <w:sz w:val="24"/>
+          <w:szCs w:val="24"/>
+        </w:rPr>
+        <w:t xml:space="preserve">Compete à Seção de Planejamento, Fiscalização e Suporte Técnico:</w:t>
+      </w:r>
+    </w:p>
+    <w:p>
+      <w:pPr>
+        <w:spacing w:after="60" w:line="360"/>
+        <w:ind w:left="708" w:hanging="340"/>
+        <w:jc w:val="both"/>
+      </w:pPr>
+      <w:r>
+        <w:rPr>
+          <w:rFonts w:ascii="Times New Roman" w:cs="Times New Roman" w:eastAsia="Times New Roman" w:hAnsi="Times New Roman"/>
+          <w:sz w:val="24"/>
+          <w:szCs w:val="24"/>
+        </w:rPr>
+        <w:t xml:space="preserve">I - Planejar e coordenar as ações de fiscalização das medidas de segurança contra incêndio e pânico nas edificações e áreas de risco;</w:t>
+      </w:r>
+    </w:p>
+    <w:p>
+      <w:pPr>
+        <w:spacing w:after="60" w:line="360"/>
+        <w:ind w:left="708" w:hanging="340"/>
+        <w:jc w:val="both"/>
+      </w:pPr>
+      <w:r>
+        <w:rPr>
+          <w:rFonts w:ascii="Times New Roman" w:cs="Times New Roman" w:eastAsia="Times New Roman" w:hAnsi="Times New Roman"/>
+          <w:sz w:val="24"/>
+          <w:szCs w:val="24"/>
+        </w:rPr>
+        <w:t xml:space="preserve">II - Consolidar os dados das Diretorias de Atividades Técnicas e produzir os indicadores do Sistema de Atividades Técnicas;</w:t>
+      </w:r>
+    </w:p>
+    <w:p>
+      <w:pPr>
+        <w:spacing w:after="60" w:line="360"/>
+        <w:ind w:left="708" w:hanging="340"/>
+        <w:jc w:val="both"/>
+      </w:pPr>
+      <w:r>
+        <w:rPr>
+          <w:rFonts w:ascii="Times New Roman" w:cs="Times New Roman" w:eastAsia="Times New Roman" w:hAnsi="Times New Roman"/>
+          <w:sz w:val="24"/>
+          <w:szCs w:val="24"/>
+        </w:rPr>
+        <w:t xml:space="preserve">III - Prestar suporte técnico às Diretorias e Seções de Atividades Técnicas na aplicação das Instruções Técnicas; e</w:t>
+      </w:r>
+    </w:p>
+    <w:p>
+      <w:pPr>
+        <w:spacing w:after="60" w:line="360"/>
+        <w:ind w:left="708" w:hanging="340"/>
+        <w:jc w:val="both"/>
+      </w:pPr>
+      <w:r>
+        <w:rPr>
+          <w:rFonts w:ascii="Times New Roman" w:cs="Times New Roman" w:eastAsia="Times New Roman" w:hAnsi="Times New Roman"/>
+          <w:sz w:val="24"/>
+          <w:szCs w:val="24"/>
+        </w:rPr>
+        <w:t xml:space="preserve">IV - Acompanhar a tramitação dos processos administrativos do Sistema de Segurança Contra Incêndio e Pânico, na forma de Instrução Técnica específica aprovada por Portaria.</w:t>
       </w:r>
     </w:p>
     <w:p>
@@ -10131,7 +9275,7 @@
           <w:sz w:val="26"/>
           <w:szCs w:val="26"/>
         </w:rPr>
-        <w:t xml:space="preserve">CAPÍTULO III</w:t>
+        <w:t xml:space="preserve">CAPÍTULO IV</w:t>
       </w:r>
     </w:p>
     <w:p>
@@ -10149,31 +9293,566 @@
           <w:sz w:val="26"/>
           <w:szCs w:val="26"/>
         </w:rPr>
-        <w:t xml:space="preserve">DA COORDENADORIA DE ATIVIDADES TÉCNICAS</w:t>
-      </w:r>
-    </w:p>
-    <w:p>
-      <w:pPr>
-        <w:spacing w:after="60" w:line="360"/>
-        <w:jc w:val="both"/>
-      </w:pPr>
-      <w:r>
-        <w:rPr>
-          <w:rFonts w:ascii="Times New Roman" w:cs="Times New Roman" w:eastAsia="Times New Roman" w:hAnsi="Times New Roman"/>
-          <w:b/>
-          <w:bCs/>
-          <w:sz w:val="24"/>
-          <w:szCs w:val="24"/>
-        </w:rPr>
-        <w:t xml:space="preserve">Art. 139 </w:t>
-      </w:r>
-      <w:r>
-        <w:rPr>
-          <w:rFonts w:ascii="Times New Roman" w:cs="Times New Roman" w:eastAsia="Times New Roman" w:hAnsi="Times New Roman"/>
-          <w:sz w:val="24"/>
-          <w:szCs w:val="24"/>
-        </w:rPr>
-        <w:t xml:space="preserve">A Coordenadoria de Atividades Técnicas – CAT é o órgão máximo responsável pelo Sistema de Atividades Técnicas do Corpo de Bombeiros Militar do Estado de Rondônia, competindo-lhe o controle e a observância dos requisitos técnicos contra incêndio e pânico das edificações e áreas de risco no Estado, bem como o planejamento, a normatização, a fiscalização, a análise de projetos de edificações, a vistoria e a emissão de pareceres.</w:t>
+        <w:t xml:space="preserve">DAS DIRETORIAS E DAS SEÇÕES DE ATIVIDADES TÉCNICAS</w:t>
+      </w:r>
+    </w:p>
+    <w:p>
+      <w:pPr>
+        <w:spacing w:after="120" w:line="360"/>
+        <w:ind w:firstLine="708"/>
+        <w:jc w:val="both"/>
+      </w:pPr>
+      <w:r>
+        <w:rPr>
+          <w:rFonts w:ascii="Times New Roman" w:cs="Times New Roman" w:eastAsia="Times New Roman" w:hAnsi="Times New Roman"/>
+          <w:b/>
+          <w:bCs/>
+          <w:sz w:val="24"/>
+          <w:szCs w:val="24"/>
+        </w:rPr>
+        <w:t xml:space="preserve">Art. 115 </w:t>
+      </w:r>
+      <w:r>
+        <w:rPr>
+          <w:rFonts w:ascii="Times New Roman" w:cs="Times New Roman" w:eastAsia="Times New Roman" w:hAnsi="Times New Roman"/>
+          <w:sz w:val="24"/>
+          <w:szCs w:val="24"/>
+        </w:rPr>
+        <w:t xml:space="preserve">As Diretorias de Atividades Técnicas – DAT são os órgãos de execução do Sistema de Atividades Técnicas, uma em cada Grupamento de Bombeiro Militar, e obedecem, nas suas respectivas áreas de abrangência, às disposições legais instituídas pela Coordenadoria de Atividades Técnicas.</w:t>
+      </w:r>
+    </w:p>
+    <w:p>
+      <w:pPr>
+        <w:spacing w:after="60" w:line="360"/>
+        <w:jc w:val="both"/>
+      </w:pPr>
+      <w:r>
+        <w:rPr>
+          <w:rFonts w:ascii="Times New Roman" w:cs="Times New Roman" w:eastAsia="Times New Roman" w:hAnsi="Times New Roman"/>
+          <w:b/>
+          <w:bCs/>
+          <w:sz w:val="24"/>
+          <w:szCs w:val="24"/>
+        </w:rPr>
+        <w:t xml:space="preserve">Art. 116 </w:t>
+      </w:r>
+      <w:r>
+        <w:rPr>
+          <w:rFonts w:ascii="Times New Roman" w:cs="Times New Roman" w:eastAsia="Times New Roman" w:hAnsi="Times New Roman"/>
+          <w:sz w:val="24"/>
+          <w:szCs w:val="24"/>
+        </w:rPr>
+        <w:t xml:space="preserve">Cada Diretoria de Atividades Técnicas tem a seguinte estrutura:</w:t>
+      </w:r>
+    </w:p>
+    <w:p>
+      <w:pPr>
+        <w:spacing w:after="60" w:line="360"/>
+        <w:ind w:left="708" w:hanging="340"/>
+        <w:jc w:val="both"/>
+      </w:pPr>
+      <w:r>
+        <w:rPr>
+          <w:rFonts w:ascii="Times New Roman" w:cs="Times New Roman" w:eastAsia="Times New Roman" w:hAnsi="Times New Roman"/>
+          <w:sz w:val="24"/>
+          <w:szCs w:val="24"/>
+        </w:rPr>
+        <w:t xml:space="preserve">I - Diretor;</w:t>
+      </w:r>
+    </w:p>
+    <w:p>
+      <w:pPr>
+        <w:spacing w:after="60" w:line="360"/>
+        <w:ind w:left="708" w:hanging="340"/>
+        <w:jc w:val="both"/>
+      </w:pPr>
+      <w:r>
+        <w:rPr>
+          <w:rFonts w:ascii="Times New Roman" w:cs="Times New Roman" w:eastAsia="Times New Roman" w:hAnsi="Times New Roman"/>
+          <w:sz w:val="24"/>
+          <w:szCs w:val="24"/>
+        </w:rPr>
+        <w:t xml:space="preserve">II - Adjunto;</w:t>
+      </w:r>
+    </w:p>
+    <w:p>
+      <w:pPr>
+        <w:spacing w:after="60" w:line="360"/>
+        <w:ind w:left="708" w:hanging="340"/>
+        <w:jc w:val="both"/>
+      </w:pPr>
+      <w:r>
+        <w:rPr>
+          <w:rFonts w:ascii="Times New Roman" w:cs="Times New Roman" w:eastAsia="Times New Roman" w:hAnsi="Times New Roman"/>
+          <w:sz w:val="24"/>
+          <w:szCs w:val="24"/>
+        </w:rPr>
+        <w:t xml:space="preserve">III - Seção Administrativa;</w:t>
+      </w:r>
+    </w:p>
+    <w:p>
+      <w:pPr>
+        <w:spacing w:after="60" w:line="360"/>
+        <w:ind w:left="708" w:hanging="340"/>
+        <w:jc w:val="both"/>
+      </w:pPr>
+      <w:r>
+        <w:rPr>
+          <w:rFonts w:ascii="Times New Roman" w:cs="Times New Roman" w:eastAsia="Times New Roman" w:hAnsi="Times New Roman"/>
+          <w:sz w:val="24"/>
+          <w:szCs w:val="24"/>
+        </w:rPr>
+        <w:t xml:space="preserve">IV - Seção de Vistoria;</w:t>
+      </w:r>
+    </w:p>
+    <w:p>
+      <w:pPr>
+        <w:spacing w:after="60" w:line="360"/>
+        <w:ind w:left="708" w:hanging="340"/>
+        <w:jc w:val="both"/>
+      </w:pPr>
+      <w:r>
+        <w:rPr>
+          <w:rFonts w:ascii="Times New Roman" w:cs="Times New Roman" w:eastAsia="Times New Roman" w:hAnsi="Times New Roman"/>
+          <w:sz w:val="24"/>
+          <w:szCs w:val="24"/>
+        </w:rPr>
+        <w:t xml:space="preserve">V - Seção de Análise de Projetos;</w:t>
+      </w:r>
+    </w:p>
+    <w:p>
+      <w:pPr>
+        <w:spacing w:after="60" w:line="360"/>
+        <w:ind w:left="708" w:hanging="340"/>
+        <w:jc w:val="both"/>
+      </w:pPr>
+      <w:r>
+        <w:rPr>
+          <w:rFonts w:ascii="Times New Roman" w:cs="Times New Roman" w:eastAsia="Times New Roman" w:hAnsi="Times New Roman"/>
+          <w:sz w:val="24"/>
+          <w:szCs w:val="24"/>
+        </w:rPr>
+        <w:t xml:space="preserve">VI - Seção de Investigação e Prevenção de Incêndio;</w:t>
+      </w:r>
+    </w:p>
+    <w:p>
+      <w:pPr>
+        <w:spacing w:after="60" w:line="360"/>
+        <w:ind w:left="708" w:hanging="340"/>
+        <w:jc w:val="both"/>
+      </w:pPr>
+      <w:r>
+        <w:rPr>
+          <w:rFonts w:ascii="Times New Roman" w:cs="Times New Roman" w:eastAsia="Times New Roman" w:hAnsi="Times New Roman"/>
+          <w:sz w:val="24"/>
+          <w:szCs w:val="24"/>
+        </w:rPr>
+        <w:t xml:space="preserve">VII - Seção de Hidrantes; e</w:t>
+      </w:r>
+    </w:p>
+    <w:p>
+      <w:pPr>
+        <w:spacing w:after="60" w:line="360"/>
+        <w:ind w:left="708" w:hanging="340"/>
+        <w:jc w:val="both"/>
+      </w:pPr>
+      <w:r>
+        <w:rPr>
+          <w:rFonts w:ascii="Times New Roman" w:cs="Times New Roman" w:eastAsia="Times New Roman" w:hAnsi="Times New Roman"/>
+          <w:sz w:val="24"/>
+          <w:szCs w:val="24"/>
+        </w:rPr>
+        <w:t xml:space="preserve">VIII - Seção de Atividades Técnicas.</w:t>
+      </w:r>
+    </w:p>
+    <w:p>
+      <w:pPr>
+        <w:spacing w:after="60" w:line="360"/>
+        <w:jc w:val="both"/>
+      </w:pPr>
+      <w:r>
+        <w:rPr>
+          <w:rFonts w:ascii="Times New Roman" w:cs="Times New Roman" w:eastAsia="Times New Roman" w:hAnsi="Times New Roman"/>
+          <w:b/>
+          <w:bCs/>
+          <w:sz w:val="24"/>
+          <w:szCs w:val="24"/>
+        </w:rPr>
+        <w:t xml:space="preserve">Art. 117 </w:t>
+      </w:r>
+      <w:r>
+        <w:rPr>
+          <w:rFonts w:ascii="Times New Roman" w:cs="Times New Roman" w:eastAsia="Times New Roman" w:hAnsi="Times New Roman"/>
+          <w:sz w:val="24"/>
+          <w:szCs w:val="24"/>
+        </w:rPr>
+        <w:t xml:space="preserve">Compete à Seção de Vistoria:</w:t>
+      </w:r>
+    </w:p>
+    <w:p>
+      <w:pPr>
+        <w:spacing w:after="60" w:line="360"/>
+        <w:ind w:left="708" w:hanging="340"/>
+        <w:jc w:val="both"/>
+      </w:pPr>
+      <w:r>
+        <w:rPr>
+          <w:rFonts w:ascii="Times New Roman" w:cs="Times New Roman" w:eastAsia="Times New Roman" w:hAnsi="Times New Roman"/>
+          <w:sz w:val="24"/>
+          <w:szCs w:val="24"/>
+        </w:rPr>
+        <w:t xml:space="preserve">I - Realizar as vistorias técnicas nas edificações e áreas de risco, verificando a execução das medidas de segurança contra incêndio e pânico previstas no projeto aprovado e nas Instruções Técnicas;</w:t>
+      </w:r>
+    </w:p>
+    <w:p>
+      <w:pPr>
+        <w:spacing w:after="60" w:line="360"/>
+        <w:ind w:left="708" w:hanging="340"/>
+        <w:jc w:val="both"/>
+      </w:pPr>
+      <w:r>
+        <w:rPr>
+          <w:rFonts w:ascii="Times New Roman" w:cs="Times New Roman" w:eastAsia="Times New Roman" w:hAnsi="Times New Roman"/>
+          <w:sz w:val="24"/>
+          <w:szCs w:val="24"/>
+        </w:rPr>
+        <w:t xml:space="preserve">II - Expedir o Auto de Vistoria Contra Incêndio e Pânico – AVCIP e o Auto de Conformidade de Procedimento Simplificado – ACPS, este para as edificações classificadas como de risco baixo;</w:t>
+      </w:r>
+    </w:p>
+    <w:p>
+      <w:pPr>
+        <w:spacing w:after="60" w:line="360"/>
+        <w:ind w:left="708" w:hanging="340"/>
+        <w:jc w:val="both"/>
+      </w:pPr>
+      <w:r>
+        <w:rPr>
+          <w:rFonts w:ascii="Times New Roman" w:cs="Times New Roman" w:eastAsia="Times New Roman" w:hAnsi="Times New Roman"/>
+          <w:sz w:val="24"/>
+          <w:szCs w:val="24"/>
+        </w:rPr>
+        <w:t xml:space="preserve">III - Realizar a vistoria de ofício, inopinada, ou mediante solicitação do proprietário, do responsável pelo uso, do responsável técnico ou da autoridade competente;</w:t>
+      </w:r>
+    </w:p>
+    <w:p>
+      <w:pPr>
+        <w:spacing w:after="60" w:line="360"/>
+        <w:ind w:left="708" w:hanging="340"/>
+        <w:jc w:val="both"/>
+      </w:pPr>
+      <w:r>
+        <w:rPr>
+          <w:rFonts w:ascii="Times New Roman" w:cs="Times New Roman" w:eastAsia="Times New Roman" w:hAnsi="Times New Roman"/>
+          <w:sz w:val="24"/>
+          <w:szCs w:val="24"/>
+        </w:rPr>
+        <w:t xml:space="preserve">IV - Vistoriar obrigatoriamente as estruturas temporárias e os eventos temporários, exigindo a respectiva Anotação, Registro ou Termo de Responsabilidade Técnica; e</w:t>
+      </w:r>
+    </w:p>
+    <w:p>
+      <w:pPr>
+        <w:spacing w:after="60" w:line="360"/>
+        <w:ind w:left="708" w:hanging="340"/>
+        <w:jc w:val="both"/>
+      </w:pPr>
+      <w:r>
+        <w:rPr>
+          <w:rFonts w:ascii="Times New Roman" w:cs="Times New Roman" w:eastAsia="Times New Roman" w:hAnsi="Times New Roman"/>
+          <w:sz w:val="24"/>
+          <w:szCs w:val="24"/>
+        </w:rPr>
+        <w:t xml:space="preserve">V - Instruir o procedimento administrativo de cassação do AVCIP ou do ACPS quando constatada irregularidade posterior à emissão.</w:t>
+      </w:r>
+    </w:p>
+    <w:p>
+      <w:pPr>
+        <w:spacing w:after="60" w:line="360"/>
+        <w:jc w:val="both"/>
+      </w:pPr>
+      <w:r>
+        <w:rPr>
+          <w:rFonts w:ascii="Times New Roman" w:cs="Times New Roman" w:eastAsia="Times New Roman" w:hAnsi="Times New Roman"/>
+          <w:b/>
+          <w:bCs/>
+          <w:sz w:val="24"/>
+          <w:szCs w:val="24"/>
+        </w:rPr>
+        <w:t xml:space="preserve">Art. 118 </w:t>
+      </w:r>
+      <w:r>
+        <w:rPr>
+          <w:rFonts w:ascii="Times New Roman" w:cs="Times New Roman" w:eastAsia="Times New Roman" w:hAnsi="Times New Roman"/>
+          <w:sz w:val="24"/>
+          <w:szCs w:val="24"/>
+        </w:rPr>
+        <w:t xml:space="preserve">Compete à Seção de Análise de Projetos:</w:t>
+      </w:r>
+    </w:p>
+    <w:p>
+      <w:pPr>
+        <w:spacing w:after="60" w:line="360"/>
+        <w:ind w:left="708" w:hanging="340"/>
+        <w:jc w:val="both"/>
+      </w:pPr>
+      <w:r>
+        <w:rPr>
+          <w:rFonts w:ascii="Times New Roman" w:cs="Times New Roman" w:eastAsia="Times New Roman" w:hAnsi="Times New Roman"/>
+          <w:sz w:val="24"/>
+          <w:szCs w:val="24"/>
+        </w:rPr>
+        <w:t xml:space="preserve">I - Analisar o Projeto de Proteção Contra Incêndio e Pânico – PPCIP, deferindo-o quando atendidas as exigências do Regulamento de Segurança Contra Incêndio e Pânico do Estado e das Instruções Técnicas;</w:t>
+      </w:r>
+    </w:p>
+    <w:p>
+      <w:pPr>
+        <w:spacing w:after="60" w:line="360"/>
+        <w:ind w:left="708" w:hanging="340"/>
+        <w:jc w:val="both"/>
+      </w:pPr>
+      <w:r>
+        <w:rPr>
+          <w:rFonts w:ascii="Times New Roman" w:cs="Times New Roman" w:eastAsia="Times New Roman" w:hAnsi="Times New Roman"/>
+          <w:sz w:val="24"/>
+          <w:szCs w:val="24"/>
+        </w:rPr>
+        <w:t xml:space="preserve">II - Motivar o indeferimento do PPCIP com base na inobservância, pelo interessado, das disposições daquele Regulamento e das Instruções Técnicas;</w:t>
+      </w:r>
+    </w:p>
+    <w:p>
+      <w:pPr>
+        <w:spacing w:after="60" w:line="360"/>
+        <w:ind w:left="708" w:hanging="340"/>
+        <w:jc w:val="both"/>
+      </w:pPr>
+      <w:r>
+        <w:rPr>
+          <w:rFonts w:ascii="Times New Roman" w:cs="Times New Roman" w:eastAsia="Times New Roman" w:hAnsi="Times New Roman"/>
+          <w:sz w:val="24"/>
+          <w:szCs w:val="24"/>
+        </w:rPr>
+        <w:t xml:space="preserve">III - Conferir se as medidas de segurança foram projetadas por profissional legalmente habilitado e registrado no respectivo Conselho Regional;</w:t>
+      </w:r>
+    </w:p>
+    <w:p>
+      <w:pPr>
+        <w:spacing w:after="60" w:line="360"/>
+        <w:ind w:left="708" w:hanging="340"/>
+        <w:jc w:val="both"/>
+      </w:pPr>
+      <w:r>
+        <w:rPr>
+          <w:rFonts w:ascii="Times New Roman" w:cs="Times New Roman" w:eastAsia="Times New Roman" w:hAnsi="Times New Roman"/>
+          <w:sz w:val="24"/>
+          <w:szCs w:val="24"/>
+        </w:rPr>
+        <w:t xml:space="preserve">IV - Manter o resultado da análise à disposição do interessado na seção de atividades técnicas em que o processo se iniciou; e</w:t>
+      </w:r>
+    </w:p>
+    <w:p>
+      <w:pPr>
+        <w:spacing w:after="60" w:line="360"/>
+        <w:ind w:left="708" w:hanging="340"/>
+        <w:jc w:val="both"/>
+      </w:pPr>
+      <w:r>
+        <w:rPr>
+          <w:rFonts w:ascii="Times New Roman" w:cs="Times New Roman" w:eastAsia="Times New Roman" w:hAnsi="Times New Roman"/>
+          <w:sz w:val="24"/>
+          <w:szCs w:val="24"/>
+        </w:rPr>
+        <w:t xml:space="preserve">V - Assegurar ao interessado, mediante o pagamento da taxa, o direito a mais 2 (duas) reanálises do mesmo projeto.</w:t>
+      </w:r>
+    </w:p>
+    <w:p>
+      <w:pPr>
+        <w:spacing w:after="60" w:line="360"/>
+        <w:jc w:val="both"/>
+      </w:pPr>
+      <w:r>
+        <w:rPr>
+          <w:rFonts w:ascii="Times New Roman" w:cs="Times New Roman" w:eastAsia="Times New Roman" w:hAnsi="Times New Roman"/>
+          <w:b/>
+          <w:bCs/>
+          <w:sz w:val="24"/>
+          <w:szCs w:val="24"/>
+        </w:rPr>
+        <w:t xml:space="preserve">Art. 119 </w:t>
+      </w:r>
+      <w:r>
+        <w:rPr>
+          <w:rFonts w:ascii="Times New Roman" w:cs="Times New Roman" w:eastAsia="Times New Roman" w:hAnsi="Times New Roman"/>
+          <w:sz w:val="24"/>
+          <w:szCs w:val="24"/>
+        </w:rPr>
+        <w:t xml:space="preserve">Compete à Seção de Investigação e Prevenção de Incêndio:</w:t>
+      </w:r>
+    </w:p>
+    <w:p>
+      <w:pPr>
+        <w:spacing w:after="60" w:line="360"/>
+        <w:ind w:left="708" w:hanging="340"/>
+        <w:jc w:val="both"/>
+      </w:pPr>
+      <w:r>
+        <w:rPr>
+          <w:rFonts w:ascii="Times New Roman" w:cs="Times New Roman" w:eastAsia="Times New Roman" w:hAnsi="Times New Roman"/>
+          <w:sz w:val="24"/>
+          <w:szCs w:val="24"/>
+        </w:rPr>
+        <w:t xml:space="preserve">I - Apurar as causas, o desenvolvimento e as consequências dos incêndios atendidos pelo CBMRO, mediante exame técnico das edificações, materiais e equipamentos, no local ou em laboratório especializado;</w:t>
+      </w:r>
+    </w:p>
+    <w:p>
+      <w:pPr>
+        <w:spacing w:after="60" w:line="360"/>
+        <w:ind w:left="708" w:hanging="340"/>
+        <w:jc w:val="both"/>
+      </w:pPr>
+      <w:r>
+        <w:rPr>
+          <w:rFonts w:ascii="Times New Roman" w:cs="Times New Roman" w:eastAsia="Times New Roman" w:hAnsi="Times New Roman"/>
+          <w:sz w:val="24"/>
+          <w:szCs w:val="24"/>
+        </w:rPr>
+        <w:t xml:space="preserve">II - Produzir laudo técnico pericial das ocorrências de incêndio e explosão relacionadas com a competência da Corporação;</w:t>
+      </w:r>
+    </w:p>
+    <w:p>
+      <w:pPr>
+        <w:spacing w:after="60" w:line="360"/>
+        <w:ind w:left="708" w:hanging="340"/>
+        <w:jc w:val="both"/>
+      </w:pPr>
+      <w:r>
+        <w:rPr>
+          <w:rFonts w:ascii="Times New Roman" w:cs="Times New Roman" w:eastAsia="Times New Roman" w:hAnsi="Times New Roman"/>
+          <w:sz w:val="24"/>
+          <w:szCs w:val="24"/>
+        </w:rPr>
+        <w:t xml:space="preserve">III - Subsidiar, com os resultados da investigação, o aprimoramento técnico das medidas de segurança contra incêndio e pânico e a revisão das Instruções Técnicas; e</w:t>
+      </w:r>
+    </w:p>
+    <w:p>
+      <w:pPr>
+        <w:spacing w:after="60" w:line="360"/>
+        <w:ind w:left="708" w:hanging="340"/>
+        <w:jc w:val="both"/>
+      </w:pPr>
+      <w:r>
+        <w:rPr>
+          <w:rFonts w:ascii="Times New Roman" w:cs="Times New Roman" w:eastAsia="Times New Roman" w:hAnsi="Times New Roman"/>
+          <w:sz w:val="24"/>
+          <w:szCs w:val="24"/>
+        </w:rPr>
+        <w:t xml:space="preserve">IV - Executar as ações de prevenção e de educação pública contra incêndio e pânico na área de abrangência da Diretoria.</w:t>
+      </w:r>
+    </w:p>
+    <w:p>
+      <w:pPr>
+        <w:spacing w:after="60" w:line="360"/>
+        <w:jc w:val="both"/>
+      </w:pPr>
+      <w:r>
+        <w:rPr>
+          <w:rFonts w:ascii="Times New Roman" w:cs="Times New Roman" w:eastAsia="Times New Roman" w:hAnsi="Times New Roman"/>
+          <w:b/>
+          <w:bCs/>
+          <w:sz w:val="24"/>
+          <w:szCs w:val="24"/>
+        </w:rPr>
+        <w:t xml:space="preserve">Art. 120 </w:t>
+      </w:r>
+      <w:r>
+        <w:rPr>
+          <w:rFonts w:ascii="Times New Roman" w:cs="Times New Roman" w:eastAsia="Times New Roman" w:hAnsi="Times New Roman"/>
+          <w:sz w:val="24"/>
+          <w:szCs w:val="24"/>
+        </w:rPr>
+        <w:t xml:space="preserve">Compete à Seção de Hidrantes:</w:t>
+      </w:r>
+    </w:p>
+    <w:p>
+      <w:pPr>
+        <w:spacing w:after="60" w:line="360"/>
+        <w:ind w:left="708" w:hanging="340"/>
+        <w:jc w:val="both"/>
+      </w:pPr>
+      <w:r>
+        <w:rPr>
+          <w:rFonts w:ascii="Times New Roman" w:cs="Times New Roman" w:eastAsia="Times New Roman" w:hAnsi="Times New Roman"/>
+          <w:sz w:val="24"/>
+          <w:szCs w:val="24"/>
+        </w:rPr>
+        <w:t xml:space="preserve">I - Elaborar estudos e projetos para a implantação e a manutenção da rede pública de hidrantes, em articulação com os órgãos e as empresas estaduais e municipais competentes;</w:t>
+      </w:r>
+    </w:p>
+    <w:p>
+      <w:pPr>
+        <w:spacing w:after="60" w:line="360"/>
+        <w:ind w:left="708" w:hanging="340"/>
+        <w:jc w:val="both"/>
+      </w:pPr>
+      <w:r>
+        <w:rPr>
+          <w:rFonts w:ascii="Times New Roman" w:cs="Times New Roman" w:eastAsia="Times New Roman" w:hAnsi="Times New Roman"/>
+          <w:sz w:val="24"/>
+          <w:szCs w:val="24"/>
+        </w:rPr>
+        <w:t xml:space="preserve">II - Cadastrar, sinalizar e manter atualizado o registro dos hidrantes públicos existentes na área de abrangência da Diretoria;</w:t>
+      </w:r>
+    </w:p>
+    <w:p>
+      <w:pPr>
+        <w:spacing w:after="60" w:line="360"/>
+        <w:ind w:left="708" w:hanging="340"/>
+        <w:jc w:val="both"/>
+      </w:pPr>
+      <w:r>
+        <w:rPr>
+          <w:rFonts w:ascii="Times New Roman" w:cs="Times New Roman" w:eastAsia="Times New Roman" w:hAnsi="Times New Roman"/>
+          <w:sz w:val="24"/>
+          <w:szCs w:val="24"/>
+        </w:rPr>
+        <w:t xml:space="preserve">III - Fiscalizar as condições de funcionamento e de acesso dos hidrantes públicos, comunicando as irregularidades à concessionária responsável; e</w:t>
+      </w:r>
+    </w:p>
+    <w:p>
+      <w:pPr>
+        <w:spacing w:after="60" w:line="360"/>
+        <w:ind w:left="708" w:hanging="340"/>
+        <w:jc w:val="both"/>
+      </w:pPr>
+      <w:r>
+        <w:rPr>
+          <w:rFonts w:ascii="Times New Roman" w:cs="Times New Roman" w:eastAsia="Times New Roman" w:hAnsi="Times New Roman"/>
+          <w:sz w:val="24"/>
+          <w:szCs w:val="24"/>
+        </w:rPr>
+        <w:t xml:space="preserve">IV - Subsidiar as guarnições com as informações de disponibilidade e vazão da rede de hidrantes.</w:t>
+      </w:r>
+    </w:p>
+    <w:p>
+      <w:pPr>
+        <w:spacing w:after="60" w:line="360"/>
+        <w:jc w:val="both"/>
+      </w:pPr>
+      <w:r>
+        <w:rPr>
+          <w:rFonts w:ascii="Times New Roman" w:cs="Times New Roman" w:eastAsia="Times New Roman" w:hAnsi="Times New Roman"/>
+          <w:b/>
+          <w:bCs/>
+          <w:sz w:val="24"/>
+          <w:szCs w:val="24"/>
+        </w:rPr>
+        <w:t xml:space="preserve">Art. 121 </w:t>
+      </w:r>
+      <w:r>
+        <w:rPr>
+          <w:rFonts w:ascii="Times New Roman" w:cs="Times New Roman" w:eastAsia="Times New Roman" w:hAnsi="Times New Roman"/>
+          <w:sz w:val="24"/>
+          <w:szCs w:val="24"/>
+        </w:rPr>
+        <w:t xml:space="preserve">As Seções de Atividades Técnicas – SAT executam, no âmbito do respectivo Subgrupamento de Bombeiros Militar, as atividades de análise de projetos, vistoria e fiscalização, sob orientação técnica da Diretoria de Atividades Técnicas a que se vinculam.</w:t>
       </w:r>
     </w:p>
     <w:p>
@@ -10188,403 +9867,7 @@
           <w:sz w:val="24"/>
           <w:szCs w:val="24"/>
         </w:rPr>
-        <w:t xml:space="preserve">Parágrafo único. O cargo de Coordenador de Atividades Técnicas é privativo de Oficial da ativa do último posto pertencente ao Quadro de Oficiais Combatentes do Estado de Rondônia.</w:t>
-      </w:r>
-    </w:p>
-    <w:p>
-      <w:pPr>
-        <w:spacing w:after="60" w:line="360"/>
-        <w:jc w:val="both"/>
-      </w:pPr>
-      <w:r>
-        <w:rPr>
-          <w:rFonts w:ascii="Times New Roman" w:cs="Times New Roman" w:eastAsia="Times New Roman" w:hAnsi="Times New Roman"/>
-          <w:b/>
-          <w:bCs/>
-          <w:sz w:val="24"/>
-          <w:szCs w:val="24"/>
-        </w:rPr>
-        <w:t xml:space="preserve">Art. 140 </w:t>
-      </w:r>
-      <w:r>
-        <w:rPr>
-          <w:rFonts w:ascii="Times New Roman" w:cs="Times New Roman" w:eastAsia="Times New Roman" w:hAnsi="Times New Roman"/>
-          <w:sz w:val="24"/>
-          <w:szCs w:val="24"/>
-        </w:rPr>
-        <w:t xml:space="preserve">A Coordenadoria de Atividades Técnicas tem a seguinte estrutura:</w:t>
-      </w:r>
-    </w:p>
-    <w:p>
-      <w:pPr>
-        <w:spacing w:after="60" w:line="360"/>
-        <w:ind w:left="708" w:hanging="340"/>
-        <w:jc w:val="both"/>
-      </w:pPr>
-      <w:r>
-        <w:rPr>
-          <w:rFonts w:ascii="Times New Roman" w:cs="Times New Roman" w:eastAsia="Times New Roman" w:hAnsi="Times New Roman"/>
-          <w:sz w:val="24"/>
-          <w:szCs w:val="24"/>
-        </w:rPr>
-        <w:t xml:space="preserve">I - Coordenador;</w:t>
-      </w:r>
-    </w:p>
-    <w:p>
-      <w:pPr>
-        <w:spacing w:after="60" w:line="360"/>
-        <w:ind w:left="708" w:hanging="340"/>
-        <w:jc w:val="both"/>
-      </w:pPr>
-      <w:r>
-        <w:rPr>
-          <w:rFonts w:ascii="Times New Roman" w:cs="Times New Roman" w:eastAsia="Times New Roman" w:hAnsi="Times New Roman"/>
-          <w:sz w:val="24"/>
-          <w:szCs w:val="24"/>
-        </w:rPr>
-        <w:t xml:space="preserve">II - Adjunto;</w:t>
-      </w:r>
-    </w:p>
-    <w:p>
-      <w:pPr>
-        <w:spacing w:after="60" w:line="360"/>
-        <w:ind w:left="708" w:hanging="340"/>
-        <w:jc w:val="both"/>
-      </w:pPr>
-      <w:r>
-        <w:rPr>
-          <w:rFonts w:ascii="Times New Roman" w:cs="Times New Roman" w:eastAsia="Times New Roman" w:hAnsi="Times New Roman"/>
-          <w:sz w:val="24"/>
-          <w:szCs w:val="24"/>
-        </w:rPr>
-        <w:t xml:space="preserve">III - Seção Administrativa;</w:t>
-      </w:r>
-    </w:p>
-    <w:p>
-      <w:pPr>
-        <w:spacing w:after="60" w:line="360"/>
-        <w:ind w:left="708" w:hanging="340"/>
-        <w:jc w:val="both"/>
-      </w:pPr>
-      <w:r>
-        <w:rPr>
-          <w:rFonts w:ascii="Times New Roman" w:cs="Times New Roman" w:eastAsia="Times New Roman" w:hAnsi="Times New Roman"/>
-          <w:sz w:val="24"/>
-          <w:szCs w:val="24"/>
-        </w:rPr>
-        <w:t xml:space="preserve">IV - Seção de Estudos Técnicos;</w:t>
-      </w:r>
-    </w:p>
-    <w:p>
-      <w:pPr>
-        <w:spacing w:after="60" w:line="360"/>
-        <w:ind w:left="708" w:hanging="340"/>
-        <w:jc w:val="both"/>
-      </w:pPr>
-      <w:r>
-        <w:rPr>
-          <w:rFonts w:ascii="Times New Roman" w:cs="Times New Roman" w:eastAsia="Times New Roman" w:hAnsi="Times New Roman"/>
-          <w:sz w:val="24"/>
-          <w:szCs w:val="24"/>
-        </w:rPr>
-        <w:t xml:space="preserve">V - Seção de Planejamento, Fiscalização e Suporte Técnico; e</w:t>
-      </w:r>
-    </w:p>
-    <w:p>
-      <w:pPr>
-        <w:spacing w:after="60" w:line="360"/>
-        <w:ind w:left="708" w:hanging="340"/>
-        <w:jc w:val="both"/>
-      </w:pPr>
-      <w:r>
-        <w:rPr>
-          <w:rFonts w:ascii="Times New Roman" w:cs="Times New Roman" w:eastAsia="Times New Roman" w:hAnsi="Times New Roman"/>
-          <w:sz w:val="24"/>
-          <w:szCs w:val="24"/>
-        </w:rPr>
-        <w:t xml:space="preserve">VI - Diretorias de Atividades Técnicas.</w:t>
-      </w:r>
-    </w:p>
-    <w:p>
-      <w:pPr>
-        <w:spacing w:after="60" w:line="360"/>
-        <w:jc w:val="both"/>
-      </w:pPr>
-      <w:r>
-        <w:rPr>
-          <w:rFonts w:ascii="Times New Roman" w:cs="Times New Roman" w:eastAsia="Times New Roman" w:hAnsi="Times New Roman"/>
-          <w:b/>
-          <w:bCs/>
-          <w:sz w:val="24"/>
-          <w:szCs w:val="24"/>
-        </w:rPr>
-        <w:t xml:space="preserve">Art. 141 </w:t>
-      </w:r>
-      <w:r>
-        <w:rPr>
-          <w:rFonts w:ascii="Times New Roman" w:cs="Times New Roman" w:eastAsia="Times New Roman" w:hAnsi="Times New Roman"/>
-          <w:sz w:val="24"/>
-          <w:szCs w:val="24"/>
-        </w:rPr>
-        <w:t xml:space="preserve">Compete à Coordenadoria de Atividades Técnicas:</w:t>
-      </w:r>
-    </w:p>
-    <w:p>
-      <w:pPr>
-        <w:spacing w:after="60" w:line="360"/>
-        <w:ind w:left="708" w:hanging="340"/>
-        <w:jc w:val="both"/>
-      </w:pPr>
-      <w:r>
-        <w:rPr>
-          <w:rFonts w:ascii="Times New Roman" w:cs="Times New Roman" w:eastAsia="Times New Roman" w:hAnsi="Times New Roman"/>
-          <w:sz w:val="24"/>
-          <w:szCs w:val="24"/>
-        </w:rPr>
-        <w:t xml:space="preserve">I - Estudar, planejar, analisar e elaborar as normas que disciplinam a segurança contra incêndio e pânico no Estado de Rondônia;</w:t>
-      </w:r>
-    </w:p>
-    <w:p>
-      <w:pPr>
-        <w:spacing w:after="60" w:line="360"/>
-        <w:ind w:left="708" w:hanging="340"/>
-        <w:jc w:val="both"/>
-      </w:pPr>
-      <w:r>
-        <w:rPr>
-          <w:rFonts w:ascii="Times New Roman" w:cs="Times New Roman" w:eastAsia="Times New Roman" w:hAnsi="Times New Roman"/>
-          <w:sz w:val="24"/>
-          <w:szCs w:val="24"/>
-        </w:rPr>
-        <w:t xml:space="preserve">II - Regulamentar as medidas de segurança contra incêndio e pânico por intermédio de Instruções Técnicas, submetendo-as à homologação do Comandante-Geral;</w:t>
-      </w:r>
-    </w:p>
-    <w:p>
-      <w:pPr>
-        <w:spacing w:after="60" w:line="360"/>
-        <w:ind w:left="708" w:hanging="340"/>
-        <w:jc w:val="both"/>
-      </w:pPr>
-      <w:r>
-        <w:rPr>
-          <w:rFonts w:ascii="Times New Roman" w:cs="Times New Roman" w:eastAsia="Times New Roman" w:hAnsi="Times New Roman"/>
-          <w:sz w:val="24"/>
-          <w:szCs w:val="24"/>
-        </w:rPr>
-        <w:t xml:space="preserve">III - Fiscalizar o cumprimento das normas de segurança contra incêndio e pânico e promover programas de educação pública sobre a matéria;</w:t>
-      </w:r>
-    </w:p>
-    <w:p>
-      <w:pPr>
-        <w:spacing w:after="60" w:line="360"/>
-        <w:ind w:left="708" w:hanging="340"/>
-        <w:jc w:val="both"/>
-      </w:pPr>
-      <w:r>
-        <w:rPr>
-          <w:rFonts w:ascii="Times New Roman" w:cs="Times New Roman" w:eastAsia="Times New Roman" w:hAnsi="Times New Roman"/>
-          <w:sz w:val="24"/>
-          <w:szCs w:val="24"/>
-        </w:rPr>
-        <w:t xml:space="preserve">IV - Orientar e supervisionar tecnicamente as Diretorias de Atividades Técnicas nas suas respectivas áreas de abrangência;</w:t>
-      </w:r>
-    </w:p>
-    <w:p>
-      <w:pPr>
-        <w:spacing w:after="60" w:line="360"/>
-        <w:ind w:left="708" w:hanging="340"/>
-        <w:jc w:val="both"/>
-      </w:pPr>
-      <w:r>
-        <w:rPr>
-          <w:rFonts w:ascii="Times New Roman" w:cs="Times New Roman" w:eastAsia="Times New Roman" w:hAnsi="Times New Roman"/>
-          <w:sz w:val="24"/>
-          <w:szCs w:val="24"/>
-        </w:rPr>
-        <w:t xml:space="preserve">V - Emitir respostas a consultas técnicas e pareceres técnicos referentes à segurança contra incêndio e pânico; e</w:t>
-      </w:r>
-    </w:p>
-    <w:p>
-      <w:pPr>
-        <w:spacing w:after="60" w:line="360"/>
-        <w:ind w:left="708" w:hanging="340"/>
-        <w:jc w:val="both"/>
-      </w:pPr>
-      <w:r>
-        <w:rPr>
-          <w:rFonts w:ascii="Times New Roman" w:cs="Times New Roman" w:eastAsia="Times New Roman" w:hAnsi="Times New Roman"/>
-          <w:sz w:val="24"/>
-          <w:szCs w:val="24"/>
-        </w:rPr>
-        <w:t xml:space="preserve">VI - Credenciar os integrantes do Sistema de Segurança Contra Incêndio e Pânico por intermédio de cursos ou estágios de capacitação e de treinamento, a fim de realizar as análises dos projetos e as vistorias das edificações e áreas de risco.</w:t>
-      </w:r>
-    </w:p>
-    <w:p>
-      <w:pPr>
-        <w:spacing w:after="60" w:line="360"/>
-        <w:jc w:val="both"/>
-      </w:pPr>
-      <w:r>
-        <w:rPr>
-          <w:rFonts w:ascii="Times New Roman" w:cs="Times New Roman" w:eastAsia="Times New Roman" w:hAnsi="Times New Roman"/>
-          <w:b/>
-          <w:bCs/>
-          <w:sz w:val="24"/>
-          <w:szCs w:val="24"/>
-        </w:rPr>
-        <w:t xml:space="preserve">Art. 142 </w:t>
-      </w:r>
-      <w:r>
-        <w:rPr>
-          <w:rFonts w:ascii="Times New Roman" w:cs="Times New Roman" w:eastAsia="Times New Roman" w:hAnsi="Times New Roman"/>
-          <w:sz w:val="24"/>
-          <w:szCs w:val="24"/>
-        </w:rPr>
-        <w:t xml:space="preserve">Compete à Seção de Estudos Técnicos:</w:t>
-      </w:r>
-    </w:p>
-    <w:p>
-      <w:pPr>
-        <w:spacing w:after="60" w:line="360"/>
-        <w:ind w:left="708" w:hanging="340"/>
-        <w:jc w:val="both"/>
-      </w:pPr>
-      <w:r>
-        <w:rPr>
-          <w:rFonts w:ascii="Times New Roman" w:cs="Times New Roman" w:eastAsia="Times New Roman" w:hAnsi="Times New Roman"/>
-          <w:sz w:val="24"/>
-          <w:szCs w:val="24"/>
-        </w:rPr>
-        <w:t xml:space="preserve">I - Realizar os estudos técnicos que subsidiem a elaboração e a revisão das Instruções Técnicas do Corpo de Bombeiros Militar;</w:t>
-      </w:r>
-    </w:p>
-    <w:p>
-      <w:pPr>
-        <w:spacing w:after="60" w:line="360"/>
-        <w:ind w:left="708" w:hanging="340"/>
-        <w:jc w:val="both"/>
-      </w:pPr>
-      <w:r>
-        <w:rPr>
-          <w:rFonts w:ascii="Times New Roman" w:cs="Times New Roman" w:eastAsia="Times New Roman" w:hAnsi="Times New Roman"/>
-          <w:sz w:val="24"/>
-          <w:szCs w:val="24"/>
-        </w:rPr>
-        <w:t xml:space="preserve">II - Analisar norma técnica ou literatura estrangeira apresentada pelo interessado, verificando sua aplicabilidade aos objetivos do Regulamento de Segurança Contra Incêndio e Pânico do Estado;</w:t>
-      </w:r>
-    </w:p>
-    <w:p>
-      <w:pPr>
-        <w:spacing w:after="60" w:line="360"/>
-        <w:ind w:left="708" w:hanging="340"/>
-        <w:jc w:val="both"/>
-      </w:pPr>
-      <w:r>
-        <w:rPr>
-          <w:rFonts w:ascii="Times New Roman" w:cs="Times New Roman" w:eastAsia="Times New Roman" w:hAnsi="Times New Roman"/>
-          <w:sz w:val="24"/>
-          <w:szCs w:val="24"/>
-        </w:rPr>
-        <w:t xml:space="preserve">III - Instruir os casos que necessitem de soluções técnicas diversas das previstas em Instrução Técnica, submetendo-os à Comissão Técnica; e</w:t>
-      </w:r>
-    </w:p>
-    <w:p>
-      <w:pPr>
-        <w:spacing w:after="60" w:line="360"/>
-        <w:ind w:left="708" w:hanging="340"/>
-        <w:jc w:val="both"/>
-      </w:pPr>
-      <w:r>
-        <w:rPr>
-          <w:rFonts w:ascii="Times New Roman" w:cs="Times New Roman" w:eastAsia="Times New Roman" w:hAnsi="Times New Roman"/>
-          <w:sz w:val="24"/>
-          <w:szCs w:val="24"/>
-        </w:rPr>
-        <w:t xml:space="preserve">IV - Manter atualizado o acervo técnico e normativo da Coordenadoria.</w:t>
-      </w:r>
-    </w:p>
-    <w:p>
-      <w:pPr>
-        <w:spacing w:after="60" w:line="360"/>
-        <w:jc w:val="both"/>
-      </w:pPr>
-      <w:r>
-        <w:rPr>
-          <w:rFonts w:ascii="Times New Roman" w:cs="Times New Roman" w:eastAsia="Times New Roman" w:hAnsi="Times New Roman"/>
-          <w:b/>
-          <w:bCs/>
-          <w:sz w:val="24"/>
-          <w:szCs w:val="24"/>
-        </w:rPr>
-        <w:t xml:space="preserve">Art. 143 </w:t>
-      </w:r>
-      <w:r>
-        <w:rPr>
-          <w:rFonts w:ascii="Times New Roman" w:cs="Times New Roman" w:eastAsia="Times New Roman" w:hAnsi="Times New Roman"/>
-          <w:sz w:val="24"/>
-          <w:szCs w:val="24"/>
-        </w:rPr>
-        <w:t xml:space="preserve">Compete à Seção de Planejamento, Fiscalização e Suporte Técnico:</w:t>
-      </w:r>
-    </w:p>
-    <w:p>
-      <w:pPr>
-        <w:spacing w:after="60" w:line="360"/>
-        <w:ind w:left="708" w:hanging="340"/>
-        <w:jc w:val="both"/>
-      </w:pPr>
-      <w:r>
-        <w:rPr>
-          <w:rFonts w:ascii="Times New Roman" w:cs="Times New Roman" w:eastAsia="Times New Roman" w:hAnsi="Times New Roman"/>
-          <w:sz w:val="24"/>
-          <w:szCs w:val="24"/>
-        </w:rPr>
-        <w:t xml:space="preserve">I - Planejar e coordenar as ações de fiscalização das medidas de segurança contra incêndio e pânico nas edificações e áreas de risco;</w:t>
-      </w:r>
-    </w:p>
-    <w:p>
-      <w:pPr>
-        <w:spacing w:after="60" w:line="360"/>
-        <w:ind w:left="708" w:hanging="340"/>
-        <w:jc w:val="both"/>
-      </w:pPr>
-      <w:r>
-        <w:rPr>
-          <w:rFonts w:ascii="Times New Roman" w:cs="Times New Roman" w:eastAsia="Times New Roman" w:hAnsi="Times New Roman"/>
-          <w:sz w:val="24"/>
-          <w:szCs w:val="24"/>
-        </w:rPr>
-        <w:t xml:space="preserve">II - Consolidar os dados das Diretorias de Atividades Técnicas e produzir os indicadores do Sistema de Atividades Técnicas;</w:t>
-      </w:r>
-    </w:p>
-    <w:p>
-      <w:pPr>
-        <w:spacing w:after="60" w:line="360"/>
-        <w:ind w:left="708" w:hanging="340"/>
-        <w:jc w:val="both"/>
-      </w:pPr>
-      <w:r>
-        <w:rPr>
-          <w:rFonts w:ascii="Times New Roman" w:cs="Times New Roman" w:eastAsia="Times New Roman" w:hAnsi="Times New Roman"/>
-          <w:sz w:val="24"/>
-          <w:szCs w:val="24"/>
-        </w:rPr>
-        <w:t xml:space="preserve">III - Prestar suporte técnico às Diretorias e Seções de Atividades Técnicas na aplicação das Instruções Técnicas; e</w:t>
-      </w:r>
-    </w:p>
-    <w:p>
-      <w:pPr>
-        <w:spacing w:after="60" w:line="360"/>
-        <w:ind w:left="708" w:hanging="340"/>
-        <w:jc w:val="both"/>
-      </w:pPr>
-      <w:r>
-        <w:rPr>
-          <w:rFonts w:ascii="Times New Roman" w:cs="Times New Roman" w:eastAsia="Times New Roman" w:hAnsi="Times New Roman"/>
-          <w:sz w:val="24"/>
-          <w:szCs w:val="24"/>
-        </w:rPr>
-        <w:t xml:space="preserve">IV - Acompanhar a tramitação dos processos administrativos do Sistema de Segurança Contra Incêndio e Pânico, na forma de Instrução Técnica específica aprovada por Portaria.</w:t>
+        <w:t xml:space="preserve">Parágrafo único. As Diretorias de Atividades Técnicas e as Seções de Atividades Técnicas PODERÃO ser vinculadas aos Grupamentos de Bombeiros Militar e aos Subgrupamentos de Bombeiros Militar, por ato administrativo do Comandante-Geral do CBMRO, de acordo com a necessidade do serviço e com a política de pessoal apresentada pelo órgão pertinente, com vistas a maior eficiência, emprego e atuação do efetivo.</w:t>
       </w:r>
     </w:p>
     <w:p>
@@ -10602,7 +9885,7 @@
           <w:sz w:val="26"/>
           <w:szCs w:val="26"/>
         </w:rPr>
-        <w:t xml:space="preserve">CAPÍTULO IV</w:t>
+        <w:t xml:space="preserve">CAPÍTULO V</w:t>
       </w:r>
     </w:p>
     <w:p>
@@ -10620,595 +9903,658 @@
           <w:sz w:val="26"/>
           <w:szCs w:val="26"/>
         </w:rPr>
-        <w:t xml:space="preserve">DAS DIRETORIAS E DAS SEÇÕES DE ATIVIDADES TÉCNICAS</w:t>
-      </w:r>
-    </w:p>
-    <w:p>
-      <w:pPr>
-        <w:spacing w:after="60" w:line="360"/>
-        <w:jc w:val="both"/>
-      </w:pPr>
-      <w:r>
-        <w:rPr>
-          <w:rFonts w:ascii="Times New Roman" w:cs="Times New Roman" w:eastAsia="Times New Roman" w:hAnsi="Times New Roman"/>
-          <w:b/>
-          <w:bCs/>
-          <w:sz w:val="24"/>
-          <w:szCs w:val="24"/>
-        </w:rPr>
-        <w:t xml:space="preserve">Art. 144 </w:t>
-      </w:r>
-      <w:r>
-        <w:rPr>
-          <w:rFonts w:ascii="Times New Roman" w:cs="Times New Roman" w:eastAsia="Times New Roman" w:hAnsi="Times New Roman"/>
-          <w:sz w:val="24"/>
-          <w:szCs w:val="24"/>
-        </w:rPr>
-        <w:t xml:space="preserve">As Diretorias de Atividades Técnicas – DAT são os órgãos de execução do Sistema de Atividades Técnicas, uma em cada Grupamento de Bombeiro Militar, e obedecem, nas suas respectivas áreas de abrangência, às disposições legais instituídas pela Coordenadoria de Atividades Técnicas.</w:t>
-      </w:r>
-    </w:p>
-    <w:p>
-      <w:pPr>
-        <w:spacing w:after="60" w:line="360"/>
-        <w:ind w:left="708" w:hanging="0"/>
-        <w:jc w:val="both"/>
-      </w:pPr>
-      <w:r>
-        <w:rPr>
-          <w:rFonts w:ascii="Times New Roman" w:cs="Times New Roman" w:eastAsia="Times New Roman" w:hAnsi="Times New Roman"/>
-          <w:sz w:val="24"/>
-          <w:szCs w:val="24"/>
-        </w:rPr>
-        <w:t xml:space="preserve">Parágrafo único. As Diretorias de Atividades Técnicas são as de Porto Velho, Ariquemes, Ji-Paraná, Cacoal, Rolim de Moura e Vilhena.</w:t>
-      </w:r>
-    </w:p>
-    <w:p>
-      <w:pPr>
-        <w:spacing w:after="60" w:line="360"/>
-        <w:jc w:val="both"/>
-      </w:pPr>
-      <w:r>
-        <w:rPr>
-          <w:rFonts w:ascii="Times New Roman" w:cs="Times New Roman" w:eastAsia="Times New Roman" w:hAnsi="Times New Roman"/>
-          <w:b/>
-          <w:bCs/>
-          <w:sz w:val="24"/>
-          <w:szCs w:val="24"/>
-        </w:rPr>
-        <w:t xml:space="preserve">Art. 145 </w:t>
-      </w:r>
-      <w:r>
-        <w:rPr>
-          <w:rFonts w:ascii="Times New Roman" w:cs="Times New Roman" w:eastAsia="Times New Roman" w:hAnsi="Times New Roman"/>
-          <w:sz w:val="24"/>
-          <w:szCs w:val="24"/>
-        </w:rPr>
-        <w:t xml:space="preserve">Cada Diretoria de Atividades Técnicas tem a seguinte estrutura:</w:t>
-      </w:r>
-    </w:p>
-    <w:p>
-      <w:pPr>
-        <w:spacing w:after="60" w:line="360"/>
-        <w:ind w:left="708" w:hanging="340"/>
-        <w:jc w:val="both"/>
-      </w:pPr>
-      <w:r>
-        <w:rPr>
-          <w:rFonts w:ascii="Times New Roman" w:cs="Times New Roman" w:eastAsia="Times New Roman" w:hAnsi="Times New Roman"/>
-          <w:sz w:val="24"/>
-          <w:szCs w:val="24"/>
-        </w:rPr>
-        <w:t xml:space="preserve">I - Diretor;</w:t>
-      </w:r>
-    </w:p>
-    <w:p>
-      <w:pPr>
-        <w:spacing w:after="60" w:line="360"/>
-        <w:ind w:left="708" w:hanging="340"/>
-        <w:jc w:val="both"/>
-      </w:pPr>
-      <w:r>
-        <w:rPr>
-          <w:rFonts w:ascii="Times New Roman" w:cs="Times New Roman" w:eastAsia="Times New Roman" w:hAnsi="Times New Roman"/>
-          <w:sz w:val="24"/>
-          <w:szCs w:val="24"/>
-        </w:rPr>
-        <w:t xml:space="preserve">II - Adjunto;</w:t>
-      </w:r>
-    </w:p>
-    <w:p>
-      <w:pPr>
-        <w:spacing w:after="60" w:line="360"/>
-        <w:ind w:left="708" w:hanging="340"/>
-        <w:jc w:val="both"/>
-      </w:pPr>
-      <w:r>
-        <w:rPr>
-          <w:rFonts w:ascii="Times New Roman" w:cs="Times New Roman" w:eastAsia="Times New Roman" w:hAnsi="Times New Roman"/>
-          <w:sz w:val="24"/>
-          <w:szCs w:val="24"/>
-        </w:rPr>
-        <w:t xml:space="preserve">III - Seção Administrativa;</w:t>
-      </w:r>
-    </w:p>
-    <w:p>
-      <w:pPr>
-        <w:spacing w:after="60" w:line="360"/>
-        <w:ind w:left="708" w:hanging="340"/>
-        <w:jc w:val="both"/>
-      </w:pPr>
-      <w:r>
-        <w:rPr>
-          <w:rFonts w:ascii="Times New Roman" w:cs="Times New Roman" w:eastAsia="Times New Roman" w:hAnsi="Times New Roman"/>
-          <w:sz w:val="24"/>
-          <w:szCs w:val="24"/>
-        </w:rPr>
-        <w:t xml:space="preserve">IV - Seção de Vistoria;</w:t>
-      </w:r>
-    </w:p>
-    <w:p>
-      <w:pPr>
-        <w:spacing w:after="60" w:line="360"/>
-        <w:ind w:left="708" w:hanging="340"/>
-        <w:jc w:val="both"/>
-      </w:pPr>
-      <w:r>
-        <w:rPr>
-          <w:rFonts w:ascii="Times New Roman" w:cs="Times New Roman" w:eastAsia="Times New Roman" w:hAnsi="Times New Roman"/>
-          <w:sz w:val="24"/>
-          <w:szCs w:val="24"/>
-        </w:rPr>
-        <w:t xml:space="preserve">V - Seção de Análise de Projetos;</w:t>
-      </w:r>
-    </w:p>
-    <w:p>
-      <w:pPr>
-        <w:spacing w:after="60" w:line="360"/>
-        <w:ind w:left="708" w:hanging="340"/>
-        <w:jc w:val="both"/>
-      </w:pPr>
-      <w:r>
-        <w:rPr>
-          <w:rFonts w:ascii="Times New Roman" w:cs="Times New Roman" w:eastAsia="Times New Roman" w:hAnsi="Times New Roman"/>
-          <w:sz w:val="24"/>
-          <w:szCs w:val="24"/>
-        </w:rPr>
-        <w:t xml:space="preserve">VI - Seção de Investigação e Prevenção de Incêndio;</w:t>
-      </w:r>
-    </w:p>
-    <w:p>
-      <w:pPr>
-        <w:spacing w:after="60" w:line="360"/>
-        <w:ind w:left="708" w:hanging="340"/>
-        <w:jc w:val="both"/>
-      </w:pPr>
-      <w:r>
-        <w:rPr>
-          <w:rFonts w:ascii="Times New Roman" w:cs="Times New Roman" w:eastAsia="Times New Roman" w:hAnsi="Times New Roman"/>
-          <w:sz w:val="24"/>
-          <w:szCs w:val="24"/>
-        </w:rPr>
-        <w:t xml:space="preserve">VII - Seção de Hidrantes; e</w:t>
-      </w:r>
-    </w:p>
-    <w:p>
-      <w:pPr>
-        <w:spacing w:after="60" w:line="360"/>
-        <w:ind w:left="708" w:hanging="340"/>
-        <w:jc w:val="both"/>
-      </w:pPr>
-      <w:r>
-        <w:rPr>
-          <w:rFonts w:ascii="Times New Roman" w:cs="Times New Roman" w:eastAsia="Times New Roman" w:hAnsi="Times New Roman"/>
-          <w:sz w:val="24"/>
-          <w:szCs w:val="24"/>
-        </w:rPr>
-        <w:t xml:space="preserve">VIII - Seção de Atividades Técnicas.</w:t>
-      </w:r>
-    </w:p>
-    <w:p>
-      <w:pPr>
-        <w:spacing w:after="60" w:line="360"/>
-        <w:jc w:val="both"/>
-      </w:pPr>
-      <w:r>
-        <w:rPr>
-          <w:rFonts w:ascii="Times New Roman" w:cs="Times New Roman" w:eastAsia="Times New Roman" w:hAnsi="Times New Roman"/>
-          <w:b/>
-          <w:bCs/>
-          <w:sz w:val="24"/>
-          <w:szCs w:val="24"/>
-        </w:rPr>
-        <w:t xml:space="preserve">Art. 146 </w:t>
-      </w:r>
-      <w:r>
-        <w:rPr>
-          <w:rFonts w:ascii="Times New Roman" w:cs="Times New Roman" w:eastAsia="Times New Roman" w:hAnsi="Times New Roman"/>
-          <w:sz w:val="24"/>
-          <w:szCs w:val="24"/>
-        </w:rPr>
-        <w:t xml:space="preserve">Compete à Seção de Vistoria:</w:t>
-      </w:r>
-    </w:p>
-    <w:p>
-      <w:pPr>
-        <w:spacing w:after="60" w:line="360"/>
-        <w:ind w:left="708" w:hanging="340"/>
-        <w:jc w:val="both"/>
-      </w:pPr>
-      <w:r>
-        <w:rPr>
-          <w:rFonts w:ascii="Times New Roman" w:cs="Times New Roman" w:eastAsia="Times New Roman" w:hAnsi="Times New Roman"/>
-          <w:sz w:val="24"/>
-          <w:szCs w:val="24"/>
-        </w:rPr>
-        <w:t xml:space="preserve">I - Realizar as vistorias técnicas nas edificações e áreas de risco, verificando a execução das medidas de segurança contra incêndio e pânico previstas no projeto aprovado e nas Instruções Técnicas;</w:t>
-      </w:r>
-    </w:p>
-    <w:p>
-      <w:pPr>
-        <w:spacing w:after="60" w:line="360"/>
-        <w:ind w:left="708" w:hanging="340"/>
-        <w:jc w:val="both"/>
-      </w:pPr>
-      <w:r>
-        <w:rPr>
-          <w:rFonts w:ascii="Times New Roman" w:cs="Times New Roman" w:eastAsia="Times New Roman" w:hAnsi="Times New Roman"/>
-          <w:sz w:val="24"/>
-          <w:szCs w:val="24"/>
-        </w:rPr>
-        <w:t xml:space="preserve">II - Expedir o Auto de Vistoria Contra Incêndio e Pânico – AVCIP e o Auto de Conformidade de Procedimento Simplificado – ACPS, este para as edificações classificadas como de risco baixo;</w:t>
-      </w:r>
-    </w:p>
-    <w:p>
-      <w:pPr>
-        <w:spacing w:after="60" w:line="360"/>
-        <w:ind w:left="708" w:hanging="340"/>
-        <w:jc w:val="both"/>
-      </w:pPr>
-      <w:r>
-        <w:rPr>
-          <w:rFonts w:ascii="Times New Roman" w:cs="Times New Roman" w:eastAsia="Times New Roman" w:hAnsi="Times New Roman"/>
-          <w:sz w:val="24"/>
-          <w:szCs w:val="24"/>
-        </w:rPr>
-        <w:t xml:space="preserve">III - Realizar a vistoria de ofício, inopinada, ou mediante solicitação do proprietário, do responsável pelo uso, do responsável técnico ou da autoridade competente;</w:t>
-      </w:r>
-    </w:p>
-    <w:p>
-      <w:pPr>
-        <w:spacing w:after="60" w:line="360"/>
-        <w:ind w:left="708" w:hanging="340"/>
-        <w:jc w:val="both"/>
-      </w:pPr>
-      <w:r>
-        <w:rPr>
-          <w:rFonts w:ascii="Times New Roman" w:cs="Times New Roman" w:eastAsia="Times New Roman" w:hAnsi="Times New Roman"/>
-          <w:sz w:val="24"/>
-          <w:szCs w:val="24"/>
-        </w:rPr>
-        <w:t xml:space="preserve">IV - Vistoriar obrigatoriamente as estruturas temporárias e os eventos temporários, exigindo a respectiva Anotação, Registro ou Termo de Responsabilidade Técnica; e</w:t>
-      </w:r>
-    </w:p>
-    <w:p>
-      <w:pPr>
-        <w:spacing w:after="60" w:line="360"/>
-        <w:ind w:left="708" w:hanging="340"/>
-        <w:jc w:val="both"/>
-      </w:pPr>
-      <w:r>
-        <w:rPr>
-          <w:rFonts w:ascii="Times New Roman" w:cs="Times New Roman" w:eastAsia="Times New Roman" w:hAnsi="Times New Roman"/>
-          <w:sz w:val="24"/>
-          <w:szCs w:val="24"/>
-        </w:rPr>
-        <w:t xml:space="preserve">V - Instruir o procedimento administrativo de cassação do AVCIP ou do ACPS quando constatada irregularidade posterior à emissão.</w:t>
-      </w:r>
-    </w:p>
-    <w:p>
-      <w:pPr>
-        <w:spacing w:after="60" w:line="360"/>
-        <w:jc w:val="both"/>
-      </w:pPr>
-      <w:r>
-        <w:rPr>
-          <w:rFonts w:ascii="Times New Roman" w:cs="Times New Roman" w:eastAsia="Times New Roman" w:hAnsi="Times New Roman"/>
-          <w:b/>
-          <w:bCs/>
-          <w:sz w:val="24"/>
-          <w:szCs w:val="24"/>
-        </w:rPr>
-        <w:t xml:space="preserve">Art. 147 </w:t>
-      </w:r>
-      <w:r>
-        <w:rPr>
-          <w:rFonts w:ascii="Times New Roman" w:cs="Times New Roman" w:eastAsia="Times New Roman" w:hAnsi="Times New Roman"/>
-          <w:sz w:val="24"/>
-          <w:szCs w:val="24"/>
-        </w:rPr>
-        <w:t xml:space="preserve">Compete à Seção de Análise de Projetos:</w:t>
-      </w:r>
-    </w:p>
-    <w:p>
-      <w:pPr>
-        <w:spacing w:after="60" w:line="360"/>
-        <w:ind w:left="708" w:hanging="340"/>
-        <w:jc w:val="both"/>
-      </w:pPr>
-      <w:r>
-        <w:rPr>
-          <w:rFonts w:ascii="Times New Roman" w:cs="Times New Roman" w:eastAsia="Times New Roman" w:hAnsi="Times New Roman"/>
-          <w:sz w:val="24"/>
-          <w:szCs w:val="24"/>
-        </w:rPr>
-        <w:t xml:space="preserve">I - Analisar o Projeto de Proteção Contra Incêndio e Pânico – PPCIP, deferindo-o quando atendidas as exigências do Regulamento de Segurança Contra Incêndio e Pânico do Estado e das Instruções Técnicas;</w:t>
-      </w:r>
-    </w:p>
-    <w:p>
-      <w:pPr>
-        <w:spacing w:after="60" w:line="360"/>
-        <w:ind w:left="708" w:hanging="340"/>
-        <w:jc w:val="both"/>
-      </w:pPr>
-      <w:r>
-        <w:rPr>
-          <w:rFonts w:ascii="Times New Roman" w:cs="Times New Roman" w:eastAsia="Times New Roman" w:hAnsi="Times New Roman"/>
-          <w:sz w:val="24"/>
-          <w:szCs w:val="24"/>
-        </w:rPr>
-        <w:t xml:space="preserve">II - Motivar o indeferimento do PPCIP com base na inobservância, pelo interessado, das disposições daquele Regulamento e das Instruções Técnicas;</w:t>
-      </w:r>
-    </w:p>
-    <w:p>
-      <w:pPr>
-        <w:spacing w:after="60" w:line="360"/>
-        <w:ind w:left="708" w:hanging="340"/>
-        <w:jc w:val="both"/>
-      </w:pPr>
-      <w:r>
-        <w:rPr>
-          <w:rFonts w:ascii="Times New Roman" w:cs="Times New Roman" w:eastAsia="Times New Roman" w:hAnsi="Times New Roman"/>
-          <w:sz w:val="24"/>
-          <w:szCs w:val="24"/>
-        </w:rPr>
-        <w:t xml:space="preserve">III - Conferir se as medidas de segurança foram projetadas por profissional legalmente habilitado e registrado no respectivo Conselho Regional;</w:t>
-      </w:r>
-    </w:p>
-    <w:p>
-      <w:pPr>
-        <w:spacing w:after="60" w:line="360"/>
-        <w:ind w:left="708" w:hanging="340"/>
-        <w:jc w:val="both"/>
-      </w:pPr>
-      <w:r>
-        <w:rPr>
-          <w:rFonts w:ascii="Times New Roman" w:cs="Times New Roman" w:eastAsia="Times New Roman" w:hAnsi="Times New Roman"/>
-          <w:sz w:val="24"/>
-          <w:szCs w:val="24"/>
-        </w:rPr>
-        <w:t xml:space="preserve">IV - Manter o resultado da análise à disposição do interessado na seção de atividades técnicas em que o processo se iniciou; e</w:t>
-      </w:r>
-    </w:p>
-    <w:p>
-      <w:pPr>
-        <w:spacing w:after="60" w:line="360"/>
-        <w:ind w:left="708" w:hanging="340"/>
-        <w:jc w:val="both"/>
-      </w:pPr>
-      <w:r>
-        <w:rPr>
-          <w:rFonts w:ascii="Times New Roman" w:cs="Times New Roman" w:eastAsia="Times New Roman" w:hAnsi="Times New Roman"/>
-          <w:sz w:val="24"/>
-          <w:szCs w:val="24"/>
-        </w:rPr>
-        <w:t xml:space="preserve">V - Assegurar ao interessado, mediante o pagamento da taxa, o direito a mais 2 (duas) reanálises do mesmo projeto.</w:t>
-      </w:r>
-    </w:p>
-    <w:p>
-      <w:pPr>
-        <w:spacing w:after="60" w:line="360"/>
-        <w:jc w:val="both"/>
-      </w:pPr>
-      <w:r>
-        <w:rPr>
-          <w:rFonts w:ascii="Times New Roman" w:cs="Times New Roman" w:eastAsia="Times New Roman" w:hAnsi="Times New Roman"/>
-          <w:b/>
-          <w:bCs/>
-          <w:sz w:val="24"/>
-          <w:szCs w:val="24"/>
-        </w:rPr>
-        <w:t xml:space="preserve">Art. 148 </w:t>
-      </w:r>
-      <w:r>
-        <w:rPr>
-          <w:rFonts w:ascii="Times New Roman" w:cs="Times New Roman" w:eastAsia="Times New Roman" w:hAnsi="Times New Roman"/>
-          <w:sz w:val="24"/>
-          <w:szCs w:val="24"/>
-        </w:rPr>
-        <w:t xml:space="preserve">Compete à Seção de Investigação e Prevenção de Incêndio:</w:t>
-      </w:r>
-    </w:p>
-    <w:p>
-      <w:pPr>
-        <w:spacing w:after="60" w:line="360"/>
-        <w:ind w:left="708" w:hanging="340"/>
-        <w:jc w:val="both"/>
-      </w:pPr>
-      <w:r>
-        <w:rPr>
-          <w:rFonts w:ascii="Times New Roman" w:cs="Times New Roman" w:eastAsia="Times New Roman" w:hAnsi="Times New Roman"/>
-          <w:sz w:val="24"/>
-          <w:szCs w:val="24"/>
-        </w:rPr>
-        <w:t xml:space="preserve">I - Apurar as causas, o desenvolvimento e as consequências dos incêndios atendidos pelo CBMRO, mediante exame técnico das edificações, materiais e equipamentos, no local ou em laboratório especializado;</w:t>
-      </w:r>
-    </w:p>
-    <w:p>
-      <w:pPr>
-        <w:spacing w:after="60" w:line="360"/>
-        <w:ind w:left="708" w:hanging="340"/>
-        <w:jc w:val="both"/>
-      </w:pPr>
-      <w:r>
-        <w:rPr>
-          <w:rFonts w:ascii="Times New Roman" w:cs="Times New Roman" w:eastAsia="Times New Roman" w:hAnsi="Times New Roman"/>
-          <w:sz w:val="24"/>
-          <w:szCs w:val="24"/>
-        </w:rPr>
-        <w:t xml:space="preserve">II - Produzir laudo técnico pericial das ocorrências de incêndio e explosão relacionadas com a competência da Corporação;</w:t>
-      </w:r>
-    </w:p>
-    <w:p>
-      <w:pPr>
-        <w:spacing w:after="60" w:line="360"/>
-        <w:ind w:left="708" w:hanging="340"/>
-        <w:jc w:val="both"/>
-      </w:pPr>
-      <w:r>
-        <w:rPr>
-          <w:rFonts w:ascii="Times New Roman" w:cs="Times New Roman" w:eastAsia="Times New Roman" w:hAnsi="Times New Roman"/>
-          <w:sz w:val="24"/>
-          <w:szCs w:val="24"/>
-        </w:rPr>
-        <w:t xml:space="preserve">III - Subsidiar, com os resultados da investigação, o aprimoramento técnico das medidas de segurança contra incêndio e pânico e a revisão das Instruções Técnicas; e</w:t>
-      </w:r>
-    </w:p>
-    <w:p>
-      <w:pPr>
-        <w:spacing w:after="60" w:line="360"/>
-        <w:ind w:left="708" w:hanging="340"/>
-        <w:jc w:val="both"/>
-      </w:pPr>
-      <w:r>
-        <w:rPr>
-          <w:rFonts w:ascii="Times New Roman" w:cs="Times New Roman" w:eastAsia="Times New Roman" w:hAnsi="Times New Roman"/>
-          <w:sz w:val="24"/>
-          <w:szCs w:val="24"/>
-        </w:rPr>
-        <w:t xml:space="preserve">IV - Executar as ações de prevenção e de educação pública contra incêndio e pânico na área de abrangência da Diretoria.</w:t>
-      </w:r>
-    </w:p>
-    <w:p>
-      <w:pPr>
-        <w:spacing w:after="60" w:line="360"/>
-        <w:jc w:val="both"/>
-      </w:pPr>
-      <w:r>
-        <w:rPr>
-          <w:rFonts w:ascii="Times New Roman" w:cs="Times New Roman" w:eastAsia="Times New Roman" w:hAnsi="Times New Roman"/>
-          <w:b/>
-          <w:bCs/>
-          <w:sz w:val="24"/>
-          <w:szCs w:val="24"/>
-        </w:rPr>
-        <w:t xml:space="preserve">Art. 149 </w:t>
-      </w:r>
-      <w:r>
-        <w:rPr>
-          <w:rFonts w:ascii="Times New Roman" w:cs="Times New Roman" w:eastAsia="Times New Roman" w:hAnsi="Times New Roman"/>
-          <w:sz w:val="24"/>
-          <w:szCs w:val="24"/>
-        </w:rPr>
-        <w:t xml:space="preserve">Compete à Seção de Hidrantes:</w:t>
-      </w:r>
-    </w:p>
-    <w:p>
-      <w:pPr>
-        <w:spacing w:after="60" w:line="360"/>
-        <w:ind w:left="708" w:hanging="340"/>
-        <w:jc w:val="both"/>
-      </w:pPr>
-      <w:r>
-        <w:rPr>
-          <w:rFonts w:ascii="Times New Roman" w:cs="Times New Roman" w:eastAsia="Times New Roman" w:hAnsi="Times New Roman"/>
-          <w:sz w:val="24"/>
-          <w:szCs w:val="24"/>
-        </w:rPr>
-        <w:t xml:space="preserve">I - Elaborar estudos e projetos para a implantação e a manutenção da rede pública de hidrantes, em articulação com os órgãos e as empresas estaduais e municipais competentes;</w:t>
-      </w:r>
-    </w:p>
-    <w:p>
-      <w:pPr>
-        <w:spacing w:after="60" w:line="360"/>
-        <w:ind w:left="708" w:hanging="340"/>
-        <w:jc w:val="both"/>
-      </w:pPr>
-      <w:r>
-        <w:rPr>
-          <w:rFonts w:ascii="Times New Roman" w:cs="Times New Roman" w:eastAsia="Times New Roman" w:hAnsi="Times New Roman"/>
-          <w:sz w:val="24"/>
-          <w:szCs w:val="24"/>
-        </w:rPr>
-        <w:t xml:space="preserve">II - Cadastrar, sinalizar e manter atualizado o registro dos hidrantes públicos existentes na área de abrangência da Diretoria;</w:t>
-      </w:r>
-    </w:p>
-    <w:p>
-      <w:pPr>
-        <w:spacing w:after="60" w:line="360"/>
-        <w:ind w:left="708" w:hanging="340"/>
-        <w:jc w:val="both"/>
-      </w:pPr>
-      <w:r>
-        <w:rPr>
-          <w:rFonts w:ascii="Times New Roman" w:cs="Times New Roman" w:eastAsia="Times New Roman" w:hAnsi="Times New Roman"/>
-          <w:sz w:val="24"/>
-          <w:szCs w:val="24"/>
-        </w:rPr>
-        <w:t xml:space="preserve">III - Fiscalizar as condições de funcionamento e de acesso dos hidrantes públicos, comunicando as irregularidades à concessionária responsável; e</w:t>
-      </w:r>
-    </w:p>
-    <w:p>
-      <w:pPr>
-        <w:spacing w:after="60" w:line="360"/>
-        <w:ind w:left="708" w:hanging="340"/>
-        <w:jc w:val="both"/>
-      </w:pPr>
-      <w:r>
-        <w:rPr>
-          <w:rFonts w:ascii="Times New Roman" w:cs="Times New Roman" w:eastAsia="Times New Roman" w:hAnsi="Times New Roman"/>
-          <w:sz w:val="24"/>
-          <w:szCs w:val="24"/>
-        </w:rPr>
-        <w:t xml:space="preserve">IV - Subsidiar as guarnições com as informações de disponibilidade e vazão da rede de hidrantes.</w:t>
-      </w:r>
-    </w:p>
-    <w:p>
-      <w:pPr>
-        <w:spacing w:after="60" w:line="360"/>
-        <w:jc w:val="both"/>
-      </w:pPr>
-      <w:r>
-        <w:rPr>
-          <w:rFonts w:ascii="Times New Roman" w:cs="Times New Roman" w:eastAsia="Times New Roman" w:hAnsi="Times New Roman"/>
-          <w:b/>
-          <w:bCs/>
-          <w:sz w:val="24"/>
-          <w:szCs w:val="24"/>
-        </w:rPr>
-        <w:t xml:space="preserve">Art. 150 </w:t>
-      </w:r>
-      <w:r>
-        <w:rPr>
-          <w:rFonts w:ascii="Times New Roman" w:cs="Times New Roman" w:eastAsia="Times New Roman" w:hAnsi="Times New Roman"/>
-          <w:sz w:val="24"/>
-          <w:szCs w:val="24"/>
-        </w:rPr>
-        <w:t xml:space="preserve">As Seções de Atividades Técnicas – SAT executam, no âmbito do respectivo Subgrupamento de Bombeiros Militar, as atividades de análise de projetos, vistoria e fiscalização, sob orientação técnica da Diretoria de Atividades Técnicas a que se vinculam.</w:t>
-      </w:r>
-    </w:p>
-    <w:p>
-      <w:pPr>
-        <w:spacing w:after="60" w:line="360"/>
-        <w:ind w:left="708" w:hanging="0"/>
-        <w:jc w:val="both"/>
-      </w:pPr>
-      <w:r>
-        <w:rPr>
-          <w:rFonts w:ascii="Times New Roman" w:cs="Times New Roman" w:eastAsia="Times New Roman" w:hAnsi="Times New Roman"/>
-          <w:sz w:val="24"/>
-          <w:szCs w:val="24"/>
-        </w:rPr>
-        <w:t xml:space="preserve">Parágrafo único. As Diretorias de Atividades Técnicas e as Seções de Atividades Técnicas PODERÃO ser vinculadas aos Grupamentos de Bombeiros Militar e aos Subgrupamentos de Bombeiros Militar, por ato administrativo do Comandante-Geral do CBMRO, de acordo com a necessidade do serviço e com a política de pessoal apresentada pelo órgão pertinente, com vistas a maior eficiência, emprego e atuação do efetivo.</w:t>
+        <w:t xml:space="preserve">DAS FUNÇÕES DO SERVIÇO TÉCNICO</w:t>
+      </w:r>
+    </w:p>
+    <w:p>
+      <w:pPr>
+        <w:spacing w:after="60" w:line="360"/>
+        <w:jc w:val="both"/>
+      </w:pPr>
+      <w:r>
+        <w:rPr>
+          <w:rFonts w:ascii="Times New Roman" w:cs="Times New Roman" w:eastAsia="Times New Roman" w:hAnsi="Times New Roman"/>
+          <w:b/>
+          <w:bCs/>
+          <w:sz w:val="24"/>
+          <w:szCs w:val="24"/>
+        </w:rPr>
+        <w:t xml:space="preserve">Art. 122 </w:t>
+      </w:r>
+      <w:r>
+        <w:rPr>
+          <w:rFonts w:ascii="Times New Roman" w:cs="Times New Roman" w:eastAsia="Times New Roman" w:hAnsi="Times New Roman"/>
+          <w:sz w:val="24"/>
+          <w:szCs w:val="24"/>
+        </w:rPr>
+        <w:t xml:space="preserve">Compete ao Coordenador de Atividades Técnicas:</w:t>
+      </w:r>
+    </w:p>
+    <w:p>
+      <w:pPr>
+        <w:spacing w:after="60" w:line="360"/>
+        <w:ind w:left="708" w:hanging="340"/>
+        <w:jc w:val="both"/>
+      </w:pPr>
+      <w:r>
+        <w:rPr>
+          <w:rFonts w:ascii="Times New Roman" w:cs="Times New Roman" w:eastAsia="Times New Roman" w:hAnsi="Times New Roman"/>
+          <w:sz w:val="24"/>
+          <w:szCs w:val="24"/>
+        </w:rPr>
+        <w:t xml:space="preserve">I - Dirigir, coordenar e fiscalizar as atividades da Coordenadoria de Atividades Técnicas e das Diretorias de Atividades Técnicas a ela subordinadas;</w:t>
+      </w:r>
+    </w:p>
+    <w:p>
+      <w:pPr>
+        <w:spacing w:after="60" w:line="360"/>
+        <w:ind w:left="708" w:hanging="340"/>
+        <w:jc w:val="both"/>
+      </w:pPr>
+      <w:r>
+        <w:rPr>
+          <w:rFonts w:ascii="Times New Roman" w:cs="Times New Roman" w:eastAsia="Times New Roman" w:hAnsi="Times New Roman"/>
+          <w:sz w:val="24"/>
+          <w:szCs w:val="24"/>
+        </w:rPr>
+        <w:t xml:space="preserve">II - Submeter à homologação do Comandante-Geral as Instruções Técnicas elaboradas no âmbito da Coordenadoria;</w:t>
+      </w:r>
+    </w:p>
+    <w:p>
+      <w:pPr>
+        <w:spacing w:after="60" w:line="360"/>
+        <w:ind w:left="708" w:hanging="340"/>
+        <w:jc w:val="both"/>
+      </w:pPr>
+      <w:r>
+        <w:rPr>
+          <w:rFonts w:ascii="Times New Roman" w:cs="Times New Roman" w:eastAsia="Times New Roman" w:hAnsi="Times New Roman"/>
+          <w:sz w:val="24"/>
+          <w:szCs w:val="24"/>
+        </w:rPr>
+        <w:t xml:space="preserve">III - Representar o Sistema de Atividades Técnicas perante os demais órgãos da Corporação e perante terceiros, nos assuntos de segurança contra incêndio e pânico;</w:t>
+      </w:r>
+    </w:p>
+    <w:p>
+      <w:pPr>
+        <w:spacing w:after="60" w:line="360"/>
+        <w:ind w:left="708" w:hanging="340"/>
+        <w:jc w:val="both"/>
+      </w:pPr>
+      <w:r>
+        <w:rPr>
+          <w:rFonts w:ascii="Times New Roman" w:cs="Times New Roman" w:eastAsia="Times New Roman" w:hAnsi="Times New Roman"/>
+          <w:sz w:val="24"/>
+          <w:szCs w:val="24"/>
+        </w:rPr>
+        <w:t xml:space="preserve">IV - Presidir a Comissão Técnica Especial – CTE, nomeada por Portaria do Comandante-Geral, que avalia a execução das normas e propõe as alterações necessárias ao Regulamento de Segurança Contra Incêndio e Pânico do Estado e às Instruções Técnicas; e</w:t>
+      </w:r>
+    </w:p>
+    <w:p>
+      <w:pPr>
+        <w:spacing w:after="60" w:line="360"/>
+        <w:ind w:left="708" w:hanging="340"/>
+        <w:jc w:val="both"/>
+      </w:pPr>
+      <w:r>
+        <w:rPr>
+          <w:rFonts w:ascii="Times New Roman" w:cs="Times New Roman" w:eastAsia="Times New Roman" w:hAnsi="Times New Roman"/>
+          <w:sz w:val="24"/>
+          <w:szCs w:val="24"/>
+        </w:rPr>
+        <w:t xml:space="preserve">V - Responder, perante o Comandante-Geral, pelos resultados do Sistema de Atividades Técnicas.</w:t>
+      </w:r>
+    </w:p>
+    <w:p>
+      <w:pPr>
+        <w:spacing w:after="60" w:line="360"/>
+        <w:jc w:val="both"/>
+      </w:pPr>
+      <w:r>
+        <w:rPr>
+          <w:rFonts w:ascii="Times New Roman" w:cs="Times New Roman" w:eastAsia="Times New Roman" w:hAnsi="Times New Roman"/>
+          <w:b/>
+          <w:bCs/>
+          <w:sz w:val="24"/>
+          <w:szCs w:val="24"/>
+        </w:rPr>
+        <w:t xml:space="preserve">Art. 123 </w:t>
+      </w:r>
+      <w:r>
+        <w:rPr>
+          <w:rFonts w:ascii="Times New Roman" w:cs="Times New Roman" w:eastAsia="Times New Roman" w:hAnsi="Times New Roman"/>
+          <w:sz w:val="24"/>
+          <w:szCs w:val="24"/>
+        </w:rPr>
+        <w:t xml:space="preserve">Compete ao Adjunto da Coordenadoria de Atividades Técnicas:</w:t>
+      </w:r>
+    </w:p>
+    <w:p>
+      <w:pPr>
+        <w:spacing w:after="60" w:line="360"/>
+        <w:ind w:left="708" w:hanging="340"/>
+        <w:jc w:val="both"/>
+      </w:pPr>
+      <w:r>
+        <w:rPr>
+          <w:rFonts w:ascii="Times New Roman" w:cs="Times New Roman" w:eastAsia="Times New Roman" w:hAnsi="Times New Roman"/>
+          <w:sz w:val="24"/>
+          <w:szCs w:val="24"/>
+        </w:rPr>
+        <w:t xml:space="preserve">I - Auxiliar o Coordenador de Atividades Técnicas no planejamento, na coordenação e na fiscalização das atividades da Coordenadoria;</w:t>
+      </w:r>
+    </w:p>
+    <w:p>
+      <w:pPr>
+        <w:spacing w:after="60" w:line="360"/>
+        <w:ind w:left="708" w:hanging="340"/>
+        <w:jc w:val="both"/>
+      </w:pPr>
+      <w:r>
+        <w:rPr>
+          <w:rFonts w:ascii="Times New Roman" w:cs="Times New Roman" w:eastAsia="Times New Roman" w:hAnsi="Times New Roman"/>
+          <w:sz w:val="24"/>
+          <w:szCs w:val="24"/>
+        </w:rPr>
+        <w:t xml:space="preserve">II - Substituir o Coordenador de Atividades Técnicas em seus impedimentos e afastamentos eventuais; e</w:t>
+      </w:r>
+    </w:p>
+    <w:p>
+      <w:pPr>
+        <w:spacing w:after="60" w:line="360"/>
+        <w:ind w:left="708" w:hanging="340"/>
+        <w:jc w:val="both"/>
+      </w:pPr>
+      <w:r>
+        <w:rPr>
+          <w:rFonts w:ascii="Times New Roman" w:cs="Times New Roman" w:eastAsia="Times New Roman" w:hAnsi="Times New Roman"/>
+          <w:sz w:val="24"/>
+          <w:szCs w:val="24"/>
+        </w:rPr>
+        <w:t xml:space="preserve">III - Exercer as demais atribuições que lhe forem delegadas pelo Coordenador de Atividades Técnicas.</w:t>
+      </w:r>
+    </w:p>
+    <w:p>
+      <w:pPr>
+        <w:spacing w:after="60" w:line="360"/>
+        <w:jc w:val="both"/>
+      </w:pPr>
+      <w:r>
+        <w:rPr>
+          <w:rFonts w:ascii="Times New Roman" w:cs="Times New Roman" w:eastAsia="Times New Roman" w:hAnsi="Times New Roman"/>
+          <w:b/>
+          <w:bCs/>
+          <w:sz w:val="24"/>
+          <w:szCs w:val="24"/>
+        </w:rPr>
+        <w:t xml:space="preserve">Art. 124 </w:t>
+      </w:r>
+      <w:r>
+        <w:rPr>
+          <w:rFonts w:ascii="Times New Roman" w:cs="Times New Roman" w:eastAsia="Times New Roman" w:hAnsi="Times New Roman"/>
+          <w:sz w:val="24"/>
+          <w:szCs w:val="24"/>
+        </w:rPr>
+        <w:t xml:space="preserve">Compete ao Chefe da Seção Administrativa da Coordenadoria de Atividades Técnicas:</w:t>
+      </w:r>
+    </w:p>
+    <w:p>
+      <w:pPr>
+        <w:spacing w:after="60" w:line="360"/>
+        <w:ind w:left="708" w:hanging="340"/>
+        <w:jc w:val="both"/>
+      </w:pPr>
+      <w:r>
+        <w:rPr>
+          <w:rFonts w:ascii="Times New Roman" w:cs="Times New Roman" w:eastAsia="Times New Roman" w:hAnsi="Times New Roman"/>
+          <w:sz w:val="24"/>
+          <w:szCs w:val="24"/>
+        </w:rPr>
+        <w:t xml:space="preserve">I - Dirigir e distribuir os trabalhos da Seção Administrativa, respondendo pelo expediente, pelo protocolo e pelo arquivo da Coordenadoria de Atividades Técnicas;</w:t>
+      </w:r>
+    </w:p>
+    <w:p>
+      <w:pPr>
+        <w:spacing w:after="60" w:line="360"/>
+        <w:ind w:left="708" w:hanging="340"/>
+        <w:jc w:val="both"/>
+      </w:pPr>
+      <w:r>
+        <w:rPr>
+          <w:rFonts w:ascii="Times New Roman" w:cs="Times New Roman" w:eastAsia="Times New Roman" w:hAnsi="Times New Roman"/>
+          <w:sz w:val="24"/>
+          <w:szCs w:val="24"/>
+        </w:rPr>
+        <w:t xml:space="preserve">II - Controlar o patrimônio e os materiais de consumo em uso nas instalações da Coordenadoria; e</w:t>
+      </w:r>
+    </w:p>
+    <w:p>
+      <w:pPr>
+        <w:spacing w:after="60" w:line="360"/>
+        <w:ind w:left="708" w:hanging="340"/>
+        <w:jc w:val="both"/>
+      </w:pPr>
+      <w:r>
+        <w:rPr>
+          <w:rFonts w:ascii="Times New Roman" w:cs="Times New Roman" w:eastAsia="Times New Roman" w:hAnsi="Times New Roman"/>
+          <w:sz w:val="24"/>
+          <w:szCs w:val="24"/>
+        </w:rPr>
+        <w:t xml:space="preserve">III - Submeter ao Coordenador de Atividades Técnicas os processos administrativos que excedam a competência da Seção.</w:t>
+      </w:r>
+    </w:p>
+    <w:p>
+      <w:pPr>
+        <w:spacing w:after="60" w:line="360"/>
+        <w:jc w:val="both"/>
+      </w:pPr>
+      <w:r>
+        <w:rPr>
+          <w:rFonts w:ascii="Times New Roman" w:cs="Times New Roman" w:eastAsia="Times New Roman" w:hAnsi="Times New Roman"/>
+          <w:b/>
+          <w:bCs/>
+          <w:sz w:val="24"/>
+          <w:szCs w:val="24"/>
+        </w:rPr>
+        <w:t xml:space="preserve">Art. 125 </w:t>
+      </w:r>
+      <w:r>
+        <w:rPr>
+          <w:rFonts w:ascii="Times New Roman" w:cs="Times New Roman" w:eastAsia="Times New Roman" w:hAnsi="Times New Roman"/>
+          <w:sz w:val="24"/>
+          <w:szCs w:val="24"/>
+        </w:rPr>
+        <w:t xml:space="preserve">Compete ao Chefe da Seção de Estudos Técnicos:</w:t>
+      </w:r>
+    </w:p>
+    <w:p>
+      <w:pPr>
+        <w:spacing w:after="60" w:line="360"/>
+        <w:ind w:left="708" w:hanging="340"/>
+        <w:jc w:val="both"/>
+      </w:pPr>
+      <w:r>
+        <w:rPr>
+          <w:rFonts w:ascii="Times New Roman" w:cs="Times New Roman" w:eastAsia="Times New Roman" w:hAnsi="Times New Roman"/>
+          <w:sz w:val="24"/>
+          <w:szCs w:val="24"/>
+        </w:rPr>
+        <w:t xml:space="preserve">I - Dirigir e distribuir os trabalhos da Seção de Estudos Técnicos, supervisionando os estudos que subsidiam a elaboração e a revisão das Instruções Técnicas;</w:t>
+      </w:r>
+    </w:p>
+    <w:p>
+      <w:pPr>
+        <w:spacing w:after="60" w:line="360"/>
+        <w:ind w:left="708" w:hanging="340"/>
+        <w:jc w:val="both"/>
+      </w:pPr>
+      <w:r>
+        <w:rPr>
+          <w:rFonts w:ascii="Times New Roman" w:cs="Times New Roman" w:eastAsia="Times New Roman" w:hAnsi="Times New Roman"/>
+          <w:sz w:val="24"/>
+          <w:szCs w:val="24"/>
+        </w:rPr>
+        <w:t xml:space="preserve">II - Subscrever, para encaminhamento ao Coordenador de Atividades Técnicas, os estudos e os pareceres técnicos produzidos pela Seção; e</w:t>
+      </w:r>
+    </w:p>
+    <w:p>
+      <w:pPr>
+        <w:spacing w:after="60" w:line="360"/>
+        <w:ind w:left="708" w:hanging="340"/>
+        <w:jc w:val="both"/>
+      </w:pPr>
+      <w:r>
+        <w:rPr>
+          <w:rFonts w:ascii="Times New Roman" w:cs="Times New Roman" w:eastAsia="Times New Roman" w:hAnsi="Times New Roman"/>
+          <w:sz w:val="24"/>
+          <w:szCs w:val="24"/>
+        </w:rPr>
+        <w:t xml:space="preserve">III - Zelar pelo cumprimento, pela Seção, das competências técnicas previstas no capítulo Da Segurança Contra Incêndio e Pânico deste Regulamento.</w:t>
+      </w:r>
+    </w:p>
+    <w:p>
+      <w:pPr>
+        <w:spacing w:after="60" w:line="360"/>
+        <w:jc w:val="both"/>
+      </w:pPr>
+      <w:r>
+        <w:rPr>
+          <w:rFonts w:ascii="Times New Roman" w:cs="Times New Roman" w:eastAsia="Times New Roman" w:hAnsi="Times New Roman"/>
+          <w:b/>
+          <w:bCs/>
+          <w:sz w:val="24"/>
+          <w:szCs w:val="24"/>
+        </w:rPr>
+        <w:t xml:space="preserve">Art. 126 </w:t>
+      </w:r>
+      <w:r>
+        <w:rPr>
+          <w:rFonts w:ascii="Times New Roman" w:cs="Times New Roman" w:eastAsia="Times New Roman" w:hAnsi="Times New Roman"/>
+          <w:sz w:val="24"/>
+          <w:szCs w:val="24"/>
+        </w:rPr>
+        <w:t xml:space="preserve">Compete ao Chefe da Seção de Planejamento, Fiscalização e Suporte Técnico:</w:t>
+      </w:r>
+    </w:p>
+    <w:p>
+      <w:pPr>
+        <w:spacing w:after="60" w:line="360"/>
+        <w:ind w:left="708" w:hanging="340"/>
+        <w:jc w:val="both"/>
+      </w:pPr>
+      <w:r>
+        <w:rPr>
+          <w:rFonts w:ascii="Times New Roman" w:cs="Times New Roman" w:eastAsia="Times New Roman" w:hAnsi="Times New Roman"/>
+          <w:sz w:val="24"/>
+          <w:szCs w:val="24"/>
+        </w:rPr>
+        <w:t xml:space="preserve">I - Dirigir e distribuir os trabalhos da Seção de Planejamento, Fiscalização e Suporte Técnico, coordenando as ações de fiscalização das Diretorias de Atividades Técnicas;</w:t>
+      </w:r>
+    </w:p>
+    <w:p>
+      <w:pPr>
+        <w:spacing w:after="60" w:line="360"/>
+        <w:ind w:left="708" w:hanging="340"/>
+        <w:jc w:val="both"/>
+      </w:pPr>
+      <w:r>
+        <w:rPr>
+          <w:rFonts w:ascii="Times New Roman" w:cs="Times New Roman" w:eastAsia="Times New Roman" w:hAnsi="Times New Roman"/>
+          <w:sz w:val="24"/>
+          <w:szCs w:val="24"/>
+        </w:rPr>
+        <w:t xml:space="preserve">II - Acompanhar, no âmbito da Seção, o cumprimento das competências técnicas previstas no capítulo Da Segurança Contra Incêndio e Pânico deste Regulamento; e</w:t>
+      </w:r>
+    </w:p>
+    <w:p>
+      <w:pPr>
+        <w:spacing w:after="60" w:line="360"/>
+        <w:ind w:left="708" w:hanging="340"/>
+        <w:jc w:val="both"/>
+      </w:pPr>
+      <w:r>
+        <w:rPr>
+          <w:rFonts w:ascii="Times New Roman" w:cs="Times New Roman" w:eastAsia="Times New Roman" w:hAnsi="Times New Roman"/>
+          <w:sz w:val="24"/>
+          <w:szCs w:val="24"/>
+        </w:rPr>
+        <w:t xml:space="preserve">III - Submeter ao Coordenador de Atividades Técnicas os processos administrativos que exijam decisão em nível superior ao da Seção.</w:t>
+      </w:r>
+    </w:p>
+    <w:p>
+      <w:pPr>
+        <w:spacing w:after="60" w:line="360"/>
+        <w:jc w:val="both"/>
+      </w:pPr>
+      <w:r>
+        <w:rPr>
+          <w:rFonts w:ascii="Times New Roman" w:cs="Times New Roman" w:eastAsia="Times New Roman" w:hAnsi="Times New Roman"/>
+          <w:b/>
+          <w:bCs/>
+          <w:sz w:val="24"/>
+          <w:szCs w:val="24"/>
+        </w:rPr>
+        <w:t xml:space="preserve">Art. 127 </w:t>
+      </w:r>
+      <w:r>
+        <w:rPr>
+          <w:rFonts w:ascii="Times New Roman" w:cs="Times New Roman" w:eastAsia="Times New Roman" w:hAnsi="Times New Roman"/>
+          <w:sz w:val="24"/>
+          <w:szCs w:val="24"/>
+        </w:rPr>
+        <w:t xml:space="preserve">Compete ao Diretor de Atividades Técnicas:</w:t>
+      </w:r>
+    </w:p>
+    <w:p>
+      <w:pPr>
+        <w:spacing w:after="60" w:line="360"/>
+        <w:ind w:left="708" w:hanging="340"/>
+        <w:jc w:val="both"/>
+      </w:pPr>
+      <w:r>
+        <w:rPr>
+          <w:rFonts w:ascii="Times New Roman" w:cs="Times New Roman" w:eastAsia="Times New Roman" w:hAnsi="Times New Roman"/>
+          <w:sz w:val="24"/>
+          <w:szCs w:val="24"/>
+        </w:rPr>
+        <w:t xml:space="preserve">I - Dirigir, coordenar e fiscalizar as atividades da Diretoria de Atividades Técnicas na sua área de abrangência, observadas as disposições instituídas pela Coordenadoria de Atividades Técnicas;</w:t>
+      </w:r>
+    </w:p>
+    <w:p>
+      <w:pPr>
+        <w:spacing w:after="60" w:line="360"/>
+        <w:ind w:left="708" w:hanging="340"/>
+        <w:jc w:val="both"/>
+      </w:pPr>
+      <w:r>
+        <w:rPr>
+          <w:rFonts w:ascii="Times New Roman" w:cs="Times New Roman" w:eastAsia="Times New Roman" w:hAnsi="Times New Roman"/>
+          <w:sz w:val="24"/>
+          <w:szCs w:val="24"/>
+        </w:rPr>
+        <w:t xml:space="preserve">II - Responder, perante o Coordenador de Atividades Técnicas, pelos resultados do Sistema de Atividades Técnicas na sua área de abrangência; e</w:t>
+      </w:r>
+    </w:p>
+    <w:p>
+      <w:pPr>
+        <w:spacing w:after="60" w:line="360"/>
+        <w:ind w:left="708" w:hanging="340"/>
+        <w:jc w:val="both"/>
+      </w:pPr>
+      <w:r>
+        <w:rPr>
+          <w:rFonts w:ascii="Times New Roman" w:cs="Times New Roman" w:eastAsia="Times New Roman" w:hAnsi="Times New Roman"/>
+          <w:sz w:val="24"/>
+          <w:szCs w:val="24"/>
+        </w:rPr>
+        <w:t xml:space="preserve">III - Representar a Diretoria de Atividades Técnicas perante os demais órgãos do Grupamento de Bombeiro Militar e perante terceiros, nos assuntos de segurança contra incêndio e pânico.</w:t>
+      </w:r>
+    </w:p>
+    <w:p>
+      <w:pPr>
+        <w:spacing w:after="60" w:line="360"/>
+        <w:jc w:val="both"/>
+      </w:pPr>
+      <w:r>
+        <w:rPr>
+          <w:rFonts w:ascii="Times New Roman" w:cs="Times New Roman" w:eastAsia="Times New Roman" w:hAnsi="Times New Roman"/>
+          <w:b/>
+          <w:bCs/>
+          <w:sz w:val="24"/>
+          <w:szCs w:val="24"/>
+        </w:rPr>
+        <w:t xml:space="preserve">Art. 128 </w:t>
+      </w:r>
+      <w:r>
+        <w:rPr>
+          <w:rFonts w:ascii="Times New Roman" w:cs="Times New Roman" w:eastAsia="Times New Roman" w:hAnsi="Times New Roman"/>
+          <w:sz w:val="24"/>
+          <w:szCs w:val="24"/>
+        </w:rPr>
+        <w:t xml:space="preserve">Compete ao Adjunto da Diretoria de Atividades Técnicas:</w:t>
+      </w:r>
+    </w:p>
+    <w:p>
+      <w:pPr>
+        <w:spacing w:after="60" w:line="360"/>
+        <w:ind w:left="708" w:hanging="340"/>
+        <w:jc w:val="both"/>
+      </w:pPr>
+      <w:r>
+        <w:rPr>
+          <w:rFonts w:ascii="Times New Roman" w:cs="Times New Roman" w:eastAsia="Times New Roman" w:hAnsi="Times New Roman"/>
+          <w:sz w:val="24"/>
+          <w:szCs w:val="24"/>
+        </w:rPr>
+        <w:t xml:space="preserve">I - Auxiliar o Diretor de Atividades Técnicas no planejamento, na coordenação e na fiscalização das atividades da Diretoria;</w:t>
+      </w:r>
+    </w:p>
+    <w:p>
+      <w:pPr>
+        <w:spacing w:after="60" w:line="360"/>
+        <w:ind w:left="708" w:hanging="340"/>
+        <w:jc w:val="both"/>
+      </w:pPr>
+      <w:r>
+        <w:rPr>
+          <w:rFonts w:ascii="Times New Roman" w:cs="Times New Roman" w:eastAsia="Times New Roman" w:hAnsi="Times New Roman"/>
+          <w:sz w:val="24"/>
+          <w:szCs w:val="24"/>
+        </w:rPr>
+        <w:t xml:space="preserve">II - Substituir o Diretor de Atividades Técnicas em seus impedimentos e afastamentos eventuais; e</w:t>
+      </w:r>
+    </w:p>
+    <w:p>
+      <w:pPr>
+        <w:spacing w:after="60" w:line="360"/>
+        <w:ind w:left="708" w:hanging="340"/>
+        <w:jc w:val="both"/>
+      </w:pPr>
+      <w:r>
+        <w:rPr>
+          <w:rFonts w:ascii="Times New Roman" w:cs="Times New Roman" w:eastAsia="Times New Roman" w:hAnsi="Times New Roman"/>
+          <w:sz w:val="24"/>
+          <w:szCs w:val="24"/>
+        </w:rPr>
+        <w:t xml:space="preserve">III - Exercer as demais atribuições que lhe forem delegadas pelo Diretor de Atividades Técnicas.</w:t>
+      </w:r>
+    </w:p>
+    <w:p>
+      <w:pPr>
+        <w:spacing w:after="60" w:line="360"/>
+        <w:jc w:val="both"/>
+      </w:pPr>
+      <w:r>
+        <w:rPr>
+          <w:rFonts w:ascii="Times New Roman" w:cs="Times New Roman" w:eastAsia="Times New Roman" w:hAnsi="Times New Roman"/>
+          <w:b/>
+          <w:bCs/>
+          <w:sz w:val="24"/>
+          <w:szCs w:val="24"/>
+        </w:rPr>
+        <w:t xml:space="preserve">Art. 129 </w:t>
+      </w:r>
+      <w:r>
+        <w:rPr>
+          <w:rFonts w:ascii="Times New Roman" w:cs="Times New Roman" w:eastAsia="Times New Roman" w:hAnsi="Times New Roman"/>
+          <w:sz w:val="24"/>
+          <w:szCs w:val="24"/>
+        </w:rPr>
+        <w:t xml:space="preserve">Compete ao Chefe de Seção da Diretoria de Atividades Técnicas — de Vistoria, de Análise de Projetos, de Investigação e Prevenção de Incêndio, ou de Hidrantes:</w:t>
+      </w:r>
+    </w:p>
+    <w:p>
+      <w:pPr>
+        <w:spacing w:after="60" w:line="360"/>
+        <w:ind w:left="708" w:hanging="340"/>
+        <w:jc w:val="both"/>
+      </w:pPr>
+      <w:r>
+        <w:rPr>
+          <w:rFonts w:ascii="Times New Roman" w:cs="Times New Roman" w:eastAsia="Times New Roman" w:hAnsi="Times New Roman"/>
+          <w:sz w:val="24"/>
+          <w:szCs w:val="24"/>
+        </w:rPr>
+        <w:t xml:space="preserve">I - Dirigir e distribuir, na respectiva área técnica, os trabalhos da Seção, observadas as disposições do Regulamento de Segurança Contra Incêndio e Pânico do Estado e das Instruções Técnicas;</w:t>
+      </w:r>
+    </w:p>
+    <w:p>
+      <w:pPr>
+        <w:spacing w:after="60" w:line="360"/>
+        <w:ind w:left="708" w:hanging="340"/>
+        <w:jc w:val="both"/>
+      </w:pPr>
+      <w:r>
+        <w:rPr>
+          <w:rFonts w:ascii="Times New Roman" w:cs="Times New Roman" w:eastAsia="Times New Roman" w:hAnsi="Times New Roman"/>
+          <w:sz w:val="24"/>
+          <w:szCs w:val="24"/>
+        </w:rPr>
+        <w:t xml:space="preserve">II - Subscrever, para encaminhamento ao Diretor de Atividades Técnicas, os autos, os pareceres e os demais documentos técnicos produzidos pela Seção; e</w:t>
+      </w:r>
+    </w:p>
+    <w:p>
+      <w:pPr>
+        <w:spacing w:after="60" w:line="360"/>
+        <w:ind w:left="708" w:hanging="340"/>
+        <w:jc w:val="both"/>
+      </w:pPr>
+      <w:r>
+        <w:rPr>
+          <w:rFonts w:ascii="Times New Roman" w:cs="Times New Roman" w:eastAsia="Times New Roman" w:hAnsi="Times New Roman"/>
+          <w:sz w:val="24"/>
+          <w:szCs w:val="24"/>
+        </w:rPr>
+        <w:t xml:space="preserve">III - Submeter ao Diretor de Atividades Técnicas os casos que exijam decisão em nível superior ao da Seção.</w:t>
+      </w:r>
+    </w:p>
+    <w:p>
+      <w:pPr>
+        <w:spacing w:after="60" w:line="360"/>
+        <w:jc w:val="both"/>
+      </w:pPr>
+      <w:r>
+        <w:rPr>
+          <w:rFonts w:ascii="Times New Roman" w:cs="Times New Roman" w:eastAsia="Times New Roman" w:hAnsi="Times New Roman"/>
+          <w:b/>
+          <w:bCs/>
+          <w:sz w:val="24"/>
+          <w:szCs w:val="24"/>
+        </w:rPr>
+        <w:t xml:space="preserve">Art. 130 </w:t>
+      </w:r>
+      <w:r>
+        <w:rPr>
+          <w:rFonts w:ascii="Times New Roman" w:cs="Times New Roman" w:eastAsia="Times New Roman" w:hAnsi="Times New Roman"/>
+          <w:sz w:val="24"/>
+          <w:szCs w:val="24"/>
+        </w:rPr>
+        <w:t xml:space="preserve">Compete ao Chefe da Seção de Atividades Técnicas:</w:t>
+      </w:r>
+    </w:p>
+    <w:p>
+      <w:pPr>
+        <w:spacing w:after="60" w:line="360"/>
+        <w:ind w:left="708" w:hanging="340"/>
+        <w:jc w:val="both"/>
+      </w:pPr>
+      <w:r>
+        <w:rPr>
+          <w:rFonts w:ascii="Times New Roman" w:cs="Times New Roman" w:eastAsia="Times New Roman" w:hAnsi="Times New Roman"/>
+          <w:sz w:val="24"/>
+          <w:szCs w:val="24"/>
+        </w:rPr>
+        <w:t xml:space="preserve">I - Dirigir, no âmbito do respectivo Subgrupamento de Bombeiro Militar, a Seção no cumprimento das competências técnicas previstas no capítulo Da Segurança Contra Incêndio e Pânico deste Regulamento;</w:t>
+      </w:r>
+    </w:p>
+    <w:p>
+      <w:pPr>
+        <w:spacing w:after="60" w:line="360"/>
+        <w:ind w:left="708" w:hanging="340"/>
+        <w:jc w:val="both"/>
+      </w:pPr>
+      <w:r>
+        <w:rPr>
+          <w:rFonts w:ascii="Times New Roman" w:cs="Times New Roman" w:eastAsia="Times New Roman" w:hAnsi="Times New Roman"/>
+          <w:sz w:val="24"/>
+          <w:szCs w:val="24"/>
+        </w:rPr>
+        <w:t xml:space="preserve">II - Observar, no exercício de suas atribuições, a orientação técnica da Diretoria de Atividades Técnicas a que a Seção se vincula; e</w:t>
+      </w:r>
+    </w:p>
+    <w:p>
+      <w:pPr>
+        <w:spacing w:after="60" w:line="360"/>
+        <w:ind w:left="708" w:hanging="340"/>
+        <w:jc w:val="both"/>
+      </w:pPr>
+      <w:r>
+        <w:rPr>
+          <w:rFonts w:ascii="Times New Roman" w:cs="Times New Roman" w:eastAsia="Times New Roman" w:hAnsi="Times New Roman"/>
+          <w:sz w:val="24"/>
+          <w:szCs w:val="24"/>
+        </w:rPr>
+        <w:t xml:space="preserve">III - Submeter à Diretoria de Atividades Técnicas os casos que exijam decisão em nível superior ao da Seção.</w:t>
       </w:r>
     </w:p>
     <w:p>
@@ -11226,7 +10572,7 @@
           <w:sz w:val="26"/>
           <w:szCs w:val="26"/>
         </w:rPr>
-        <w:t xml:space="preserve">CAPÍTULO V</w:t>
+        <w:t xml:space="preserve">CAPÍTULO VI</w:t>
       </w:r>
     </w:p>
     <w:p>
@@ -11244,658 +10590,269 @@
           <w:sz w:val="26"/>
           <w:szCs w:val="26"/>
         </w:rPr>
-        <w:t xml:space="preserve">DAS FUNÇÕES DO SERVIÇO TÉCNICO</w:t>
-      </w:r>
-    </w:p>
-    <w:p>
-      <w:pPr>
-        <w:spacing w:after="60" w:line="360"/>
-        <w:jc w:val="both"/>
-      </w:pPr>
-      <w:r>
-        <w:rPr>
-          <w:rFonts w:ascii="Times New Roman" w:cs="Times New Roman" w:eastAsia="Times New Roman" w:hAnsi="Times New Roman"/>
-          <w:b/>
-          <w:bCs/>
-          <w:sz w:val="24"/>
-          <w:szCs w:val="24"/>
-        </w:rPr>
-        <w:t xml:space="preserve">Art. 151 </w:t>
-      </w:r>
-      <w:r>
-        <w:rPr>
-          <w:rFonts w:ascii="Times New Roman" w:cs="Times New Roman" w:eastAsia="Times New Roman" w:hAnsi="Times New Roman"/>
-          <w:sz w:val="24"/>
-          <w:szCs w:val="24"/>
-        </w:rPr>
-        <w:t xml:space="preserve">Compete ao Coordenador de Atividades Técnicas:</w:t>
-      </w:r>
-    </w:p>
-    <w:p>
-      <w:pPr>
-        <w:spacing w:after="60" w:line="360"/>
-        <w:ind w:left="708" w:hanging="340"/>
-        <w:jc w:val="both"/>
-      </w:pPr>
-      <w:r>
-        <w:rPr>
-          <w:rFonts w:ascii="Times New Roman" w:cs="Times New Roman" w:eastAsia="Times New Roman" w:hAnsi="Times New Roman"/>
-          <w:sz w:val="24"/>
-          <w:szCs w:val="24"/>
-        </w:rPr>
-        <w:t xml:space="preserve">I - Dirigir, coordenar e fiscalizar as atividades da Coordenadoria de Atividades Técnicas e das Diretorias de Atividades Técnicas a ela subordinadas;</w:t>
-      </w:r>
-    </w:p>
-    <w:p>
-      <w:pPr>
-        <w:spacing w:after="60" w:line="360"/>
-        <w:ind w:left="708" w:hanging="340"/>
-        <w:jc w:val="both"/>
-      </w:pPr>
-      <w:r>
-        <w:rPr>
-          <w:rFonts w:ascii="Times New Roman" w:cs="Times New Roman" w:eastAsia="Times New Roman" w:hAnsi="Times New Roman"/>
-          <w:sz w:val="24"/>
-          <w:szCs w:val="24"/>
-        </w:rPr>
-        <w:t xml:space="preserve">II - Submeter à homologação do Comandante-Geral as Instruções Técnicas elaboradas no âmbito da Coordenadoria;</w:t>
-      </w:r>
-    </w:p>
-    <w:p>
-      <w:pPr>
-        <w:spacing w:after="60" w:line="360"/>
-        <w:ind w:left="708" w:hanging="340"/>
-        <w:jc w:val="both"/>
-      </w:pPr>
-      <w:r>
-        <w:rPr>
-          <w:rFonts w:ascii="Times New Roman" w:cs="Times New Roman" w:eastAsia="Times New Roman" w:hAnsi="Times New Roman"/>
-          <w:sz w:val="24"/>
-          <w:szCs w:val="24"/>
-        </w:rPr>
-        <w:t xml:space="preserve">III - Representar o Sistema de Atividades Técnicas perante os demais órgãos da Corporação e perante terceiros, nos assuntos de segurança contra incêndio e pânico;</w:t>
-      </w:r>
-    </w:p>
-    <w:p>
-      <w:pPr>
-        <w:spacing w:after="60" w:line="360"/>
-        <w:ind w:left="708" w:hanging="340"/>
-        <w:jc w:val="both"/>
-      </w:pPr>
-      <w:r>
-        <w:rPr>
-          <w:rFonts w:ascii="Times New Roman" w:cs="Times New Roman" w:eastAsia="Times New Roman" w:hAnsi="Times New Roman"/>
-          <w:sz w:val="24"/>
-          <w:szCs w:val="24"/>
-        </w:rPr>
-        <w:t xml:space="preserve">IV - Presidir a Comissão Técnica Especial – CTE, nomeada por Portaria do Comandante-Geral, que avalia a execução das normas e propõe as alterações necessárias ao Regulamento de Segurança Contra Incêndio e Pânico do Estado e às Instruções Técnicas; e</w:t>
-      </w:r>
-    </w:p>
-    <w:p>
-      <w:pPr>
-        <w:spacing w:after="60" w:line="360"/>
-        <w:ind w:left="708" w:hanging="340"/>
-        <w:jc w:val="both"/>
-      </w:pPr>
-      <w:r>
-        <w:rPr>
-          <w:rFonts w:ascii="Times New Roman" w:cs="Times New Roman" w:eastAsia="Times New Roman" w:hAnsi="Times New Roman"/>
-          <w:sz w:val="24"/>
-          <w:szCs w:val="24"/>
-        </w:rPr>
-        <w:t xml:space="preserve">V - Responder, perante o Comandante-Geral, pelos resultados do Sistema de Atividades Técnicas.</w:t>
-      </w:r>
-    </w:p>
-    <w:p>
-      <w:pPr>
-        <w:spacing w:after="60" w:line="360"/>
-        <w:jc w:val="both"/>
-      </w:pPr>
-      <w:r>
-        <w:rPr>
-          <w:rFonts w:ascii="Times New Roman" w:cs="Times New Roman" w:eastAsia="Times New Roman" w:hAnsi="Times New Roman"/>
-          <w:b/>
-          <w:bCs/>
-          <w:sz w:val="24"/>
-          <w:szCs w:val="24"/>
-        </w:rPr>
-        <w:t xml:space="preserve">Art. 152 </w:t>
-      </w:r>
-      <w:r>
-        <w:rPr>
-          <w:rFonts w:ascii="Times New Roman" w:cs="Times New Roman" w:eastAsia="Times New Roman" w:hAnsi="Times New Roman"/>
-          <w:sz w:val="24"/>
-          <w:szCs w:val="24"/>
-        </w:rPr>
-        <w:t xml:space="preserve">Compete ao Adjunto da Coordenadoria de Atividades Técnicas:</w:t>
-      </w:r>
-    </w:p>
-    <w:p>
-      <w:pPr>
-        <w:spacing w:after="60" w:line="360"/>
-        <w:ind w:left="708" w:hanging="340"/>
-        <w:jc w:val="both"/>
-      </w:pPr>
-      <w:r>
-        <w:rPr>
-          <w:rFonts w:ascii="Times New Roman" w:cs="Times New Roman" w:eastAsia="Times New Roman" w:hAnsi="Times New Roman"/>
-          <w:sz w:val="24"/>
-          <w:szCs w:val="24"/>
-        </w:rPr>
-        <w:t xml:space="preserve">I - Auxiliar o Coordenador de Atividades Técnicas no planejamento, na coordenação e na fiscalização das atividades da Coordenadoria;</w:t>
-      </w:r>
-    </w:p>
-    <w:p>
-      <w:pPr>
-        <w:spacing w:after="60" w:line="360"/>
-        <w:ind w:left="708" w:hanging="340"/>
-        <w:jc w:val="both"/>
-      </w:pPr>
-      <w:r>
-        <w:rPr>
-          <w:rFonts w:ascii="Times New Roman" w:cs="Times New Roman" w:eastAsia="Times New Roman" w:hAnsi="Times New Roman"/>
-          <w:sz w:val="24"/>
-          <w:szCs w:val="24"/>
-        </w:rPr>
-        <w:t xml:space="preserve">II - Substituir o Coordenador de Atividades Técnicas em seus impedimentos e afastamentos eventuais; e</w:t>
-      </w:r>
-    </w:p>
-    <w:p>
-      <w:pPr>
-        <w:spacing w:after="60" w:line="360"/>
-        <w:ind w:left="708" w:hanging="340"/>
-        <w:jc w:val="both"/>
-      </w:pPr>
-      <w:r>
-        <w:rPr>
-          <w:rFonts w:ascii="Times New Roman" w:cs="Times New Roman" w:eastAsia="Times New Roman" w:hAnsi="Times New Roman"/>
-          <w:sz w:val="24"/>
-          <w:szCs w:val="24"/>
-        </w:rPr>
-        <w:t xml:space="preserve">III - Exercer as demais atribuições que lhe forem delegadas pelo Coordenador de Atividades Técnicas.</w:t>
-      </w:r>
-    </w:p>
-    <w:p>
-      <w:pPr>
-        <w:spacing w:after="60" w:line="360"/>
-        <w:jc w:val="both"/>
-      </w:pPr>
-      <w:r>
-        <w:rPr>
-          <w:rFonts w:ascii="Times New Roman" w:cs="Times New Roman" w:eastAsia="Times New Roman" w:hAnsi="Times New Roman"/>
-          <w:b/>
-          <w:bCs/>
-          <w:sz w:val="24"/>
-          <w:szCs w:val="24"/>
-        </w:rPr>
-        <w:t xml:space="preserve">Art. 153 </w:t>
-      </w:r>
-      <w:r>
-        <w:rPr>
-          <w:rFonts w:ascii="Times New Roman" w:cs="Times New Roman" w:eastAsia="Times New Roman" w:hAnsi="Times New Roman"/>
-          <w:sz w:val="24"/>
-          <w:szCs w:val="24"/>
-        </w:rPr>
-        <w:t xml:space="preserve">Compete ao Chefe da Seção Administrativa da Coordenadoria de Atividades Técnicas:</w:t>
-      </w:r>
-    </w:p>
-    <w:p>
-      <w:pPr>
-        <w:spacing w:after="60" w:line="360"/>
-        <w:ind w:left="708" w:hanging="340"/>
-        <w:jc w:val="both"/>
-      </w:pPr>
-      <w:r>
-        <w:rPr>
-          <w:rFonts w:ascii="Times New Roman" w:cs="Times New Roman" w:eastAsia="Times New Roman" w:hAnsi="Times New Roman"/>
-          <w:sz w:val="24"/>
-          <w:szCs w:val="24"/>
-        </w:rPr>
-        <w:t xml:space="preserve">I - Dirigir e distribuir os trabalhos da Seção Administrativa, respondendo pelo expediente, pelo protocolo e pelo arquivo da Coordenadoria de Atividades Técnicas;</w:t>
-      </w:r>
-    </w:p>
-    <w:p>
-      <w:pPr>
-        <w:spacing w:after="60" w:line="360"/>
-        <w:ind w:left="708" w:hanging="340"/>
-        <w:jc w:val="both"/>
-      </w:pPr>
-      <w:r>
-        <w:rPr>
-          <w:rFonts w:ascii="Times New Roman" w:cs="Times New Roman" w:eastAsia="Times New Roman" w:hAnsi="Times New Roman"/>
-          <w:sz w:val="24"/>
-          <w:szCs w:val="24"/>
-        </w:rPr>
-        <w:t xml:space="preserve">II - Controlar o patrimônio e os materiais de consumo em uso nas instalações da Coordenadoria; e</w:t>
-      </w:r>
-    </w:p>
-    <w:p>
-      <w:pPr>
-        <w:spacing w:after="60" w:line="360"/>
-        <w:ind w:left="708" w:hanging="340"/>
-        <w:jc w:val="both"/>
-      </w:pPr>
-      <w:r>
-        <w:rPr>
-          <w:rFonts w:ascii="Times New Roman" w:cs="Times New Roman" w:eastAsia="Times New Roman" w:hAnsi="Times New Roman"/>
-          <w:sz w:val="24"/>
-          <w:szCs w:val="24"/>
-        </w:rPr>
-        <w:t xml:space="preserve">III - Submeter ao Coordenador de Atividades Técnicas os processos administrativos que excedam a competência da Seção.</w:t>
-      </w:r>
-    </w:p>
-    <w:p>
-      <w:pPr>
-        <w:spacing w:after="60" w:line="360"/>
-        <w:jc w:val="both"/>
-      </w:pPr>
-      <w:r>
-        <w:rPr>
-          <w:rFonts w:ascii="Times New Roman" w:cs="Times New Roman" w:eastAsia="Times New Roman" w:hAnsi="Times New Roman"/>
-          <w:b/>
-          <w:bCs/>
-          <w:sz w:val="24"/>
-          <w:szCs w:val="24"/>
-        </w:rPr>
-        <w:t xml:space="preserve">Art. 154 </w:t>
-      </w:r>
-      <w:r>
-        <w:rPr>
-          <w:rFonts w:ascii="Times New Roman" w:cs="Times New Roman" w:eastAsia="Times New Roman" w:hAnsi="Times New Roman"/>
-          <w:sz w:val="24"/>
-          <w:szCs w:val="24"/>
-        </w:rPr>
-        <w:t xml:space="preserve">Compete ao Chefe da Seção de Estudos Técnicos:</w:t>
-      </w:r>
-    </w:p>
-    <w:p>
-      <w:pPr>
-        <w:spacing w:after="60" w:line="360"/>
-        <w:ind w:left="708" w:hanging="340"/>
-        <w:jc w:val="both"/>
-      </w:pPr>
-      <w:r>
-        <w:rPr>
-          <w:rFonts w:ascii="Times New Roman" w:cs="Times New Roman" w:eastAsia="Times New Roman" w:hAnsi="Times New Roman"/>
-          <w:sz w:val="24"/>
-          <w:szCs w:val="24"/>
-        </w:rPr>
-        <w:t xml:space="preserve">I - Dirigir e distribuir os trabalhos da Seção de Estudos Técnicos, supervisionando os estudos que subsidiam a elaboração e a revisão das Instruções Técnicas;</w:t>
-      </w:r>
-    </w:p>
-    <w:p>
-      <w:pPr>
-        <w:spacing w:after="60" w:line="360"/>
-        <w:ind w:left="708" w:hanging="340"/>
-        <w:jc w:val="both"/>
-      </w:pPr>
-      <w:r>
-        <w:rPr>
-          <w:rFonts w:ascii="Times New Roman" w:cs="Times New Roman" w:eastAsia="Times New Roman" w:hAnsi="Times New Roman"/>
-          <w:sz w:val="24"/>
-          <w:szCs w:val="24"/>
-        </w:rPr>
-        <w:t xml:space="preserve">II - Subscrever, para encaminhamento ao Coordenador de Atividades Técnicas, os estudos e os pareceres técnicos produzidos pela Seção; e</w:t>
-      </w:r>
-    </w:p>
-    <w:p>
-      <w:pPr>
-        <w:spacing w:after="60" w:line="360"/>
-        <w:ind w:left="708" w:hanging="340"/>
-        <w:jc w:val="both"/>
-      </w:pPr>
-      <w:r>
-        <w:rPr>
-          <w:rFonts w:ascii="Times New Roman" w:cs="Times New Roman" w:eastAsia="Times New Roman" w:hAnsi="Times New Roman"/>
-          <w:sz w:val="24"/>
-          <w:szCs w:val="24"/>
-        </w:rPr>
-        <w:t xml:space="preserve">III - Zelar pelo cumprimento, pela Seção, das competências técnicas previstas no capítulo Da Segurança Contra Incêndio e Pânico deste Regulamento.</w:t>
-      </w:r>
-    </w:p>
-    <w:p>
-      <w:pPr>
-        <w:spacing w:after="60" w:line="360"/>
-        <w:jc w:val="both"/>
-      </w:pPr>
-      <w:r>
-        <w:rPr>
-          <w:rFonts w:ascii="Times New Roman" w:cs="Times New Roman" w:eastAsia="Times New Roman" w:hAnsi="Times New Roman"/>
-          <w:b/>
-          <w:bCs/>
-          <w:sz w:val="24"/>
-          <w:szCs w:val="24"/>
-        </w:rPr>
-        <w:t xml:space="preserve">Art. 155 </w:t>
-      </w:r>
-      <w:r>
-        <w:rPr>
-          <w:rFonts w:ascii="Times New Roman" w:cs="Times New Roman" w:eastAsia="Times New Roman" w:hAnsi="Times New Roman"/>
-          <w:sz w:val="24"/>
-          <w:szCs w:val="24"/>
-        </w:rPr>
-        <w:t xml:space="preserve">Compete ao Chefe da Seção de Planejamento, Fiscalização e Suporte Técnico:</w:t>
-      </w:r>
-    </w:p>
-    <w:p>
-      <w:pPr>
-        <w:spacing w:after="60" w:line="360"/>
-        <w:ind w:left="708" w:hanging="340"/>
-        <w:jc w:val="both"/>
-      </w:pPr>
-      <w:r>
-        <w:rPr>
-          <w:rFonts w:ascii="Times New Roman" w:cs="Times New Roman" w:eastAsia="Times New Roman" w:hAnsi="Times New Roman"/>
-          <w:sz w:val="24"/>
-          <w:szCs w:val="24"/>
-        </w:rPr>
-        <w:t xml:space="preserve">I - Dirigir e distribuir os trabalhos da Seção de Planejamento, Fiscalização e Suporte Técnico, coordenando as ações de fiscalização das Diretorias de Atividades Técnicas;</w:t>
-      </w:r>
-    </w:p>
-    <w:p>
-      <w:pPr>
-        <w:spacing w:after="60" w:line="360"/>
-        <w:ind w:left="708" w:hanging="340"/>
-        <w:jc w:val="both"/>
-      </w:pPr>
-      <w:r>
-        <w:rPr>
-          <w:rFonts w:ascii="Times New Roman" w:cs="Times New Roman" w:eastAsia="Times New Roman" w:hAnsi="Times New Roman"/>
-          <w:sz w:val="24"/>
-          <w:szCs w:val="24"/>
-        </w:rPr>
-        <w:t xml:space="preserve">II - Acompanhar, no âmbito da Seção, o cumprimento das competências técnicas previstas no capítulo Da Segurança Contra Incêndio e Pânico deste Regulamento; e</w:t>
-      </w:r>
-    </w:p>
-    <w:p>
-      <w:pPr>
-        <w:spacing w:after="60" w:line="360"/>
-        <w:ind w:left="708" w:hanging="340"/>
-        <w:jc w:val="both"/>
-      </w:pPr>
-      <w:r>
-        <w:rPr>
-          <w:rFonts w:ascii="Times New Roman" w:cs="Times New Roman" w:eastAsia="Times New Roman" w:hAnsi="Times New Roman"/>
-          <w:sz w:val="24"/>
-          <w:szCs w:val="24"/>
-        </w:rPr>
-        <w:t xml:space="preserve">III - Submeter ao Coordenador de Atividades Técnicas os processos administrativos que exijam decisão em nível superior ao da Seção.</w:t>
-      </w:r>
-    </w:p>
-    <w:p>
-      <w:pPr>
-        <w:spacing w:after="60" w:line="360"/>
-        <w:jc w:val="both"/>
-      </w:pPr>
-      <w:r>
-        <w:rPr>
-          <w:rFonts w:ascii="Times New Roman" w:cs="Times New Roman" w:eastAsia="Times New Roman" w:hAnsi="Times New Roman"/>
-          <w:b/>
-          <w:bCs/>
-          <w:sz w:val="24"/>
-          <w:szCs w:val="24"/>
-        </w:rPr>
-        <w:t xml:space="preserve">Art. 156 </w:t>
-      </w:r>
-      <w:r>
-        <w:rPr>
-          <w:rFonts w:ascii="Times New Roman" w:cs="Times New Roman" w:eastAsia="Times New Roman" w:hAnsi="Times New Roman"/>
-          <w:sz w:val="24"/>
-          <w:szCs w:val="24"/>
-        </w:rPr>
-        <w:t xml:space="preserve">Compete ao Diretor de Atividades Técnicas:</w:t>
-      </w:r>
-    </w:p>
-    <w:p>
-      <w:pPr>
-        <w:spacing w:after="60" w:line="360"/>
-        <w:ind w:left="708" w:hanging="340"/>
-        <w:jc w:val="both"/>
-      </w:pPr>
-      <w:r>
-        <w:rPr>
-          <w:rFonts w:ascii="Times New Roman" w:cs="Times New Roman" w:eastAsia="Times New Roman" w:hAnsi="Times New Roman"/>
-          <w:sz w:val="24"/>
-          <w:szCs w:val="24"/>
-        </w:rPr>
-        <w:t xml:space="preserve">I - Dirigir, coordenar e fiscalizar as atividades da Diretoria de Atividades Técnicas na sua área de abrangência, observadas as disposições instituídas pela Coordenadoria de Atividades Técnicas;</w:t>
-      </w:r>
-    </w:p>
-    <w:p>
-      <w:pPr>
-        <w:spacing w:after="60" w:line="360"/>
-        <w:ind w:left="708" w:hanging="340"/>
-        <w:jc w:val="both"/>
-      </w:pPr>
-      <w:r>
-        <w:rPr>
-          <w:rFonts w:ascii="Times New Roman" w:cs="Times New Roman" w:eastAsia="Times New Roman" w:hAnsi="Times New Roman"/>
-          <w:sz w:val="24"/>
-          <w:szCs w:val="24"/>
-        </w:rPr>
-        <w:t xml:space="preserve">II - Responder, perante o Coordenador de Atividades Técnicas, pelos resultados do Sistema de Atividades Técnicas na sua área de abrangência; e</w:t>
-      </w:r>
-    </w:p>
-    <w:p>
-      <w:pPr>
-        <w:spacing w:after="60" w:line="360"/>
-        <w:ind w:left="708" w:hanging="340"/>
-        <w:jc w:val="both"/>
-      </w:pPr>
-      <w:r>
-        <w:rPr>
-          <w:rFonts w:ascii="Times New Roman" w:cs="Times New Roman" w:eastAsia="Times New Roman" w:hAnsi="Times New Roman"/>
-          <w:sz w:val="24"/>
-          <w:szCs w:val="24"/>
-        </w:rPr>
-        <w:t xml:space="preserve">III - Representar a Diretoria de Atividades Técnicas perante os demais órgãos do Grupamento de Bombeiro Militar e perante terceiros, nos assuntos de segurança contra incêndio e pânico.</w:t>
-      </w:r>
-    </w:p>
-    <w:p>
-      <w:pPr>
-        <w:spacing w:after="60" w:line="360"/>
-        <w:jc w:val="both"/>
-      </w:pPr>
-      <w:r>
-        <w:rPr>
-          <w:rFonts w:ascii="Times New Roman" w:cs="Times New Roman" w:eastAsia="Times New Roman" w:hAnsi="Times New Roman"/>
-          <w:b/>
-          <w:bCs/>
-          <w:sz w:val="24"/>
-          <w:szCs w:val="24"/>
-        </w:rPr>
-        <w:t xml:space="preserve">Art. 157 </w:t>
-      </w:r>
-      <w:r>
-        <w:rPr>
-          <w:rFonts w:ascii="Times New Roman" w:cs="Times New Roman" w:eastAsia="Times New Roman" w:hAnsi="Times New Roman"/>
-          <w:sz w:val="24"/>
-          <w:szCs w:val="24"/>
-        </w:rPr>
-        <w:t xml:space="preserve">Compete ao Adjunto da Diretoria de Atividades Técnicas:</w:t>
-      </w:r>
-    </w:p>
-    <w:p>
-      <w:pPr>
-        <w:spacing w:after="60" w:line="360"/>
-        <w:ind w:left="708" w:hanging="340"/>
-        <w:jc w:val="both"/>
-      </w:pPr>
-      <w:r>
-        <w:rPr>
-          <w:rFonts w:ascii="Times New Roman" w:cs="Times New Roman" w:eastAsia="Times New Roman" w:hAnsi="Times New Roman"/>
-          <w:sz w:val="24"/>
-          <w:szCs w:val="24"/>
-        </w:rPr>
-        <w:t xml:space="preserve">I - Auxiliar o Diretor de Atividades Técnicas no planejamento, na coordenação e na fiscalização das atividades da Diretoria;</w:t>
-      </w:r>
-    </w:p>
-    <w:p>
-      <w:pPr>
-        <w:spacing w:after="60" w:line="360"/>
-        <w:ind w:left="708" w:hanging="340"/>
-        <w:jc w:val="both"/>
-      </w:pPr>
-      <w:r>
-        <w:rPr>
-          <w:rFonts w:ascii="Times New Roman" w:cs="Times New Roman" w:eastAsia="Times New Roman" w:hAnsi="Times New Roman"/>
-          <w:sz w:val="24"/>
-          <w:szCs w:val="24"/>
-        </w:rPr>
-        <w:t xml:space="preserve">II - Substituir o Diretor de Atividades Técnicas em seus impedimentos e afastamentos eventuais; e</w:t>
-      </w:r>
-    </w:p>
-    <w:p>
-      <w:pPr>
-        <w:spacing w:after="60" w:line="360"/>
-        <w:ind w:left="708" w:hanging="340"/>
-        <w:jc w:val="both"/>
-      </w:pPr>
-      <w:r>
-        <w:rPr>
-          <w:rFonts w:ascii="Times New Roman" w:cs="Times New Roman" w:eastAsia="Times New Roman" w:hAnsi="Times New Roman"/>
-          <w:sz w:val="24"/>
-          <w:szCs w:val="24"/>
-        </w:rPr>
-        <w:t xml:space="preserve">III - Exercer as demais atribuições que lhe forem delegadas pelo Diretor de Atividades Técnicas.</w:t>
-      </w:r>
-    </w:p>
-    <w:p>
-      <w:pPr>
-        <w:spacing w:after="60" w:line="360"/>
-        <w:jc w:val="both"/>
-      </w:pPr>
-      <w:r>
-        <w:rPr>
-          <w:rFonts w:ascii="Times New Roman" w:cs="Times New Roman" w:eastAsia="Times New Roman" w:hAnsi="Times New Roman"/>
-          <w:b/>
-          <w:bCs/>
-          <w:sz w:val="24"/>
-          <w:szCs w:val="24"/>
-        </w:rPr>
-        <w:t xml:space="preserve">Art. 158 </w:t>
-      </w:r>
-      <w:r>
-        <w:rPr>
-          <w:rFonts w:ascii="Times New Roman" w:cs="Times New Roman" w:eastAsia="Times New Roman" w:hAnsi="Times New Roman"/>
-          <w:sz w:val="24"/>
-          <w:szCs w:val="24"/>
-        </w:rPr>
-        <w:t xml:space="preserve">Compete ao Chefe de Seção da Diretoria de Atividades Técnicas — de Vistoria, de Análise de Projetos, de Investigação e Prevenção de Incêndio, ou de Hidrantes:</w:t>
-      </w:r>
-    </w:p>
-    <w:p>
-      <w:pPr>
-        <w:spacing w:after="60" w:line="360"/>
-        <w:ind w:left="708" w:hanging="340"/>
-        <w:jc w:val="both"/>
-      </w:pPr>
-      <w:r>
-        <w:rPr>
-          <w:rFonts w:ascii="Times New Roman" w:cs="Times New Roman" w:eastAsia="Times New Roman" w:hAnsi="Times New Roman"/>
-          <w:sz w:val="24"/>
-          <w:szCs w:val="24"/>
-        </w:rPr>
-        <w:t xml:space="preserve">I - Dirigir e distribuir, na respectiva área técnica, os trabalhos da Seção, observadas as disposições do Regulamento de Segurança Contra Incêndio e Pânico do Estado e das Instruções Técnicas;</w:t>
-      </w:r>
-    </w:p>
-    <w:p>
-      <w:pPr>
-        <w:spacing w:after="60" w:line="360"/>
-        <w:ind w:left="708" w:hanging="340"/>
-        <w:jc w:val="both"/>
-      </w:pPr>
-      <w:r>
-        <w:rPr>
-          <w:rFonts w:ascii="Times New Roman" w:cs="Times New Roman" w:eastAsia="Times New Roman" w:hAnsi="Times New Roman"/>
-          <w:sz w:val="24"/>
-          <w:szCs w:val="24"/>
-        </w:rPr>
-        <w:t xml:space="preserve">II - Subscrever, para encaminhamento ao Diretor de Atividades Técnicas, os autos, os pareceres e os demais documentos técnicos produzidos pela Seção; e</w:t>
-      </w:r>
-    </w:p>
-    <w:p>
-      <w:pPr>
-        <w:spacing w:after="60" w:line="360"/>
-        <w:ind w:left="708" w:hanging="340"/>
-        <w:jc w:val="both"/>
-      </w:pPr>
-      <w:r>
-        <w:rPr>
-          <w:rFonts w:ascii="Times New Roman" w:cs="Times New Roman" w:eastAsia="Times New Roman" w:hAnsi="Times New Roman"/>
-          <w:sz w:val="24"/>
-          <w:szCs w:val="24"/>
-        </w:rPr>
-        <w:t xml:space="preserve">III - Submeter ao Diretor de Atividades Técnicas os casos que exijam decisão em nível superior ao da Seção.</w:t>
-      </w:r>
-    </w:p>
-    <w:p>
-      <w:pPr>
-        <w:spacing w:after="60" w:line="360"/>
-        <w:jc w:val="both"/>
-      </w:pPr>
-      <w:r>
-        <w:rPr>
-          <w:rFonts w:ascii="Times New Roman" w:cs="Times New Roman" w:eastAsia="Times New Roman" w:hAnsi="Times New Roman"/>
-          <w:b/>
-          <w:bCs/>
-          <w:sz w:val="24"/>
-          <w:szCs w:val="24"/>
-        </w:rPr>
-        <w:t xml:space="preserve">Art. 159 </w:t>
-      </w:r>
-      <w:r>
-        <w:rPr>
-          <w:rFonts w:ascii="Times New Roman" w:cs="Times New Roman" w:eastAsia="Times New Roman" w:hAnsi="Times New Roman"/>
-          <w:sz w:val="24"/>
-          <w:szCs w:val="24"/>
-        </w:rPr>
-        <w:t xml:space="preserve">Compete ao Chefe da Seção de Atividades Técnicas:</w:t>
-      </w:r>
-    </w:p>
-    <w:p>
-      <w:pPr>
-        <w:spacing w:after="60" w:line="360"/>
-        <w:ind w:left="708" w:hanging="340"/>
-        <w:jc w:val="both"/>
-      </w:pPr>
-      <w:r>
-        <w:rPr>
-          <w:rFonts w:ascii="Times New Roman" w:cs="Times New Roman" w:eastAsia="Times New Roman" w:hAnsi="Times New Roman"/>
-          <w:sz w:val="24"/>
-          <w:szCs w:val="24"/>
-        </w:rPr>
-        <w:t xml:space="preserve">I - Dirigir, no âmbito do respectivo Subgrupamento de Bombeiro Militar, a Seção no cumprimento das competências técnicas previstas no capítulo Da Segurança Contra Incêndio e Pânico deste Regulamento;</w:t>
-      </w:r>
-    </w:p>
-    <w:p>
-      <w:pPr>
-        <w:spacing w:after="60" w:line="360"/>
-        <w:ind w:left="708" w:hanging="340"/>
-        <w:jc w:val="both"/>
-      </w:pPr>
-      <w:r>
-        <w:rPr>
-          <w:rFonts w:ascii="Times New Roman" w:cs="Times New Roman" w:eastAsia="Times New Roman" w:hAnsi="Times New Roman"/>
-          <w:sz w:val="24"/>
-          <w:szCs w:val="24"/>
-        </w:rPr>
-        <w:t xml:space="preserve">II - Observar, no exercício de suas atribuições, a orientação técnica da Diretoria de Atividades Técnicas a que a Seção se vincula; e</w:t>
-      </w:r>
-    </w:p>
-    <w:p>
-      <w:pPr>
-        <w:spacing w:after="60" w:line="360"/>
-        <w:ind w:left="708" w:hanging="340"/>
-        <w:jc w:val="both"/>
-      </w:pPr>
-      <w:r>
-        <w:rPr>
-          <w:rFonts w:ascii="Times New Roman" w:cs="Times New Roman" w:eastAsia="Times New Roman" w:hAnsi="Times New Roman"/>
-          <w:sz w:val="24"/>
-          <w:szCs w:val="24"/>
-        </w:rPr>
-        <w:t xml:space="preserve">III - Submeter à Diretoria de Atividades Técnicas os casos que exijam decisão em nível superior ao da Seção.</w:t>
+        <w:t xml:space="preserve">DAS PENALIDADES, DAS COMISSÕES E DO DIREITO DE DEFESA</w:t>
+      </w:r>
+    </w:p>
+    <w:p>
+      <w:pPr>
+        <w:spacing w:after="60" w:line="360"/>
+        <w:jc w:val="both"/>
+      </w:pPr>
+      <w:r>
+        <w:rPr>
+          <w:rFonts w:ascii="Times New Roman" w:cs="Times New Roman" w:eastAsia="Times New Roman" w:hAnsi="Times New Roman"/>
+          <w:b/>
+          <w:bCs/>
+          <w:sz w:val="24"/>
+          <w:szCs w:val="24"/>
+        </w:rPr>
+        <w:t xml:space="preserve">Art. 131 </w:t>
+      </w:r>
+      <w:r>
+        <w:rPr>
+          <w:rFonts w:ascii="Times New Roman" w:cs="Times New Roman" w:eastAsia="Times New Roman" w:hAnsi="Times New Roman"/>
+          <w:sz w:val="24"/>
+          <w:szCs w:val="24"/>
+        </w:rPr>
+        <w:t xml:space="preserve">Constatadas irregularidades em vistoria técnica ou fiscalização nas edificações e áreas de risco, o Sistema de Segurança Contra Incêndio e Pânico aplicará, na forma da Lei estadual nº 3.924, de 17 de outubro de 2016, e do Decreto nº 21.425, de 29 de novembro de 2016, as seguintes penalidades:</w:t>
+      </w:r>
+    </w:p>
+    <w:p>
+      <w:pPr>
+        <w:spacing w:after="60" w:line="360"/>
+        <w:ind w:left="708" w:hanging="340"/>
+        <w:jc w:val="both"/>
+      </w:pPr>
+      <w:r>
+        <w:rPr>
+          <w:rFonts w:ascii="Times New Roman" w:cs="Times New Roman" w:eastAsia="Times New Roman" w:hAnsi="Times New Roman"/>
+          <w:sz w:val="24"/>
+          <w:szCs w:val="24"/>
+        </w:rPr>
+        <w:t xml:space="preserve">I - Advertência escrita;</w:t>
+      </w:r>
+    </w:p>
+    <w:p>
+      <w:pPr>
+        <w:spacing w:after="60" w:line="360"/>
+        <w:ind w:left="708" w:hanging="340"/>
+        <w:jc w:val="both"/>
+      </w:pPr>
+      <w:r>
+        <w:rPr>
+          <w:rFonts w:ascii="Times New Roman" w:cs="Times New Roman" w:eastAsia="Times New Roman" w:hAnsi="Times New Roman"/>
+          <w:sz w:val="24"/>
+          <w:szCs w:val="24"/>
+        </w:rPr>
+        <w:t xml:space="preserve">II - Multa;</w:t>
+      </w:r>
+    </w:p>
+    <w:p>
+      <w:pPr>
+        <w:spacing w:after="60" w:line="360"/>
+        <w:ind w:left="708" w:hanging="340"/>
+        <w:jc w:val="both"/>
+      </w:pPr>
+      <w:r>
+        <w:rPr>
+          <w:rFonts w:ascii="Times New Roman" w:cs="Times New Roman" w:eastAsia="Times New Roman" w:hAnsi="Times New Roman"/>
+          <w:sz w:val="24"/>
+          <w:szCs w:val="24"/>
+        </w:rPr>
+        <w:t xml:space="preserve">III - Interdição parcial ou total;</w:t>
+      </w:r>
+    </w:p>
+    <w:p>
+      <w:pPr>
+        <w:spacing w:after="60" w:line="360"/>
+        <w:ind w:left="708" w:hanging="340"/>
+        <w:jc w:val="both"/>
+      </w:pPr>
+      <w:r>
+        <w:rPr>
+          <w:rFonts w:ascii="Times New Roman" w:cs="Times New Roman" w:eastAsia="Times New Roman" w:hAnsi="Times New Roman"/>
+          <w:sz w:val="24"/>
+          <w:szCs w:val="24"/>
+        </w:rPr>
+        <w:t xml:space="preserve">IV - Embargo;</w:t>
+      </w:r>
+    </w:p>
+    <w:p>
+      <w:pPr>
+        <w:spacing w:after="60" w:line="360"/>
+        <w:ind w:left="708" w:hanging="340"/>
+        <w:jc w:val="both"/>
+      </w:pPr>
+      <w:r>
+        <w:rPr>
+          <w:rFonts w:ascii="Times New Roman" w:cs="Times New Roman" w:eastAsia="Times New Roman" w:hAnsi="Times New Roman"/>
+          <w:sz w:val="24"/>
+          <w:szCs w:val="24"/>
+        </w:rPr>
+        <w:t xml:space="preserve">V - Apreensão de materiais e equipamentos;</w:t>
+      </w:r>
+    </w:p>
+    <w:p>
+      <w:pPr>
+        <w:spacing w:after="60" w:line="360"/>
+        <w:ind w:left="708" w:hanging="340"/>
+        <w:jc w:val="both"/>
+      </w:pPr>
+      <w:r>
+        <w:rPr>
+          <w:rFonts w:ascii="Times New Roman" w:cs="Times New Roman" w:eastAsia="Times New Roman" w:hAnsi="Times New Roman"/>
+          <w:sz w:val="24"/>
+          <w:szCs w:val="24"/>
+        </w:rPr>
+        <w:t xml:space="preserve">VI - Cassação do AVCIP para habite-se ou funcionamento;</w:t>
+      </w:r>
+    </w:p>
+    <w:p>
+      <w:pPr>
+        <w:spacing w:after="60" w:line="360"/>
+        <w:ind w:left="708" w:hanging="0"/>
+        <w:jc w:val="both"/>
+      </w:pPr>
+      <w:r>
+        <w:rPr>
+          <w:rFonts w:ascii="Times New Roman" w:cs="Times New Roman" w:eastAsia="Times New Roman" w:hAnsi="Times New Roman"/>
+          <w:sz w:val="24"/>
+          <w:szCs w:val="24"/>
+        </w:rPr>
+        <w:t xml:space="preserve">§ 1º As sanções administrativas seguirão sequência lógica de aplicação, gradual e de caráter instrutivo antes do punitivo, salvo necessidade devidamente justificada.</w:t>
+      </w:r>
+    </w:p>
+    <w:p>
+      <w:pPr>
+        <w:spacing w:after="60" w:line="360"/>
+        <w:ind w:left="708" w:hanging="0"/>
+        <w:jc w:val="both"/>
+      </w:pPr>
+      <w:r>
+        <w:rPr>
+          <w:rFonts w:ascii="Times New Roman" w:cs="Times New Roman" w:eastAsia="Times New Roman" w:hAnsi="Times New Roman"/>
+          <w:sz w:val="24"/>
+          <w:szCs w:val="24"/>
+        </w:rPr>
+        <w:t xml:space="preserve">§ 2º A multa observará a gradação em Unidades Padrão Fiscal do Estado de Rondônia prevista na legislação de regência, e o seu produto será recolhido ao Fundo Estadual de Bombeiros – FUNESBOM.</w:t>
+      </w:r>
+    </w:p>
+    <w:p>
+      <w:pPr>
+        <w:spacing w:after="60" w:line="360"/>
+        <w:ind w:left="708" w:hanging="0"/>
+        <w:jc w:val="both"/>
+      </w:pPr>
+      <w:r>
+        <w:rPr>
+          <w:rFonts w:ascii="Times New Roman" w:cs="Times New Roman" w:eastAsia="Times New Roman" w:hAnsi="Times New Roman"/>
+          <w:sz w:val="24"/>
+          <w:szCs w:val="24"/>
+        </w:rPr>
+        <w:t xml:space="preserve">§ 3º O pagamento da multa não exime o infrator do cumprimento das exigências do Regulamento e das Instruções Técnicas, nem acarreta a cessação da interdição ou do embargo.</w:t>
+      </w:r>
+    </w:p>
+    <w:p>
+      <w:pPr>
+        <w:spacing w:after="60" w:line="360"/>
+        <w:jc w:val="both"/>
+      </w:pPr>
+      <w:r>
+        <w:rPr>
+          <w:rFonts w:ascii="Times New Roman" w:cs="Times New Roman" w:eastAsia="Times New Roman" w:hAnsi="Times New Roman"/>
+          <w:b/>
+          <w:bCs/>
+          <w:sz w:val="24"/>
+          <w:szCs w:val="24"/>
+        </w:rPr>
+        <w:t xml:space="preserve">Art. 132 </w:t>
+      </w:r>
+      <w:r>
+        <w:rPr>
+          <w:rFonts w:ascii="Times New Roman" w:cs="Times New Roman" w:eastAsia="Times New Roman" w:hAnsi="Times New Roman"/>
+          <w:sz w:val="24"/>
+          <w:szCs w:val="24"/>
+        </w:rPr>
+        <w:t xml:space="preserve">A Comissão Técnica – CT, formada por Oficiais e Praças Bombeiros Militares qualificados no campo da segurança contra incêndio e pânico e presidida pelo Oficial de maior posto, tem caráter temporário e destina-se a analisar e emitir pareceres nos casos que exijam solução técnica ou apresentem dúvida quanto às exigências previstas na legislação.</w:t>
+      </w:r>
+    </w:p>
+    <w:p>
+      <w:pPr>
+        <w:spacing w:after="60" w:line="360"/>
+        <w:ind w:left="708" w:hanging="0"/>
+        <w:jc w:val="both"/>
+      </w:pPr>
+      <w:r>
+        <w:rPr>
+          <w:rFonts w:ascii="Times New Roman" w:cs="Times New Roman" w:eastAsia="Times New Roman" w:hAnsi="Times New Roman"/>
+          <w:sz w:val="24"/>
+          <w:szCs w:val="24"/>
+        </w:rPr>
+        <w:t xml:space="preserve">§ 1º Caso o responsável pela edificação ou área de risco não concorde com as irregularidades apontadas ou com as penalidades aplicadas, poderá contestar, por escrito, no prazo de até 10 (dez) dias corridos, protocolando a contestação no órgão de Atividades Técnicas responsável pela autuação.</w:t>
+      </w:r>
+    </w:p>
+    <w:p>
+      <w:pPr>
+        <w:spacing w:after="60" w:line="360"/>
+        <w:ind w:left="708" w:hanging="0"/>
+        <w:jc w:val="both"/>
+      </w:pPr>
+      <w:r>
+        <w:rPr>
+          <w:rFonts w:ascii="Times New Roman" w:cs="Times New Roman" w:eastAsia="Times New Roman" w:hAnsi="Times New Roman"/>
+          <w:sz w:val="24"/>
+          <w:szCs w:val="24"/>
+        </w:rPr>
+        <w:t xml:space="preserve">§ 2º Até a decisão da contestação fica automaticamente suspenso o prazo estabelecido no Auto de Infração, reiniciando-se a contagem após a decisão.</w:t>
+      </w:r>
+    </w:p>
+    <w:p>
+      <w:pPr>
+        <w:spacing w:after="60" w:line="360"/>
+        <w:ind w:left="708" w:hanging="0"/>
+        <w:jc w:val="both"/>
+      </w:pPr>
+      <w:r>
+        <w:rPr>
+          <w:rFonts w:ascii="Times New Roman" w:cs="Times New Roman" w:eastAsia="Times New Roman" w:hAnsi="Times New Roman"/>
+          <w:sz w:val="24"/>
+          <w:szCs w:val="24"/>
+        </w:rPr>
+        <w:t xml:space="preserve">§ 3º A Comissão Técnica terá o prazo de até 30 (trinta) dias corridos para proferir a decisão, que será publicada no Diário Oficial do Estado.</w:t>
+      </w:r>
+    </w:p>
+    <w:p>
+      <w:pPr>
+        <w:spacing w:after="60" w:line="360"/>
+        <w:ind w:left="708" w:hanging="0"/>
+        <w:jc w:val="both"/>
+      </w:pPr>
+      <w:r>
+        <w:rPr>
+          <w:rFonts w:ascii="Times New Roman" w:cs="Times New Roman" w:eastAsia="Times New Roman" w:hAnsi="Times New Roman"/>
+          <w:sz w:val="24"/>
+          <w:szCs w:val="24"/>
+        </w:rPr>
+        <w:t xml:space="preserve">§ 4º A Comissão Técnica Especial – CTE, nomeada por Portaria do Comandante-Geral e presidida pelo Oficial responsável pelo Sistema de Atividades Técnicas, avalia a execução das normas e propõe as alterações necessárias ao Regulamento e às Instruções Técnicas.</w:t>
+      </w:r>
+    </w:p>
+    <w:p>
+      <w:pPr>
+        <w:pageBreakBefore/>
+        <w:spacing w:after="240" w:before="240"/>
+        <w:jc w:val="center"/>
+      </w:pPr>
+      <w:r>
+        <w:rPr>
+          <w:rFonts w:ascii="Times New Roman" w:cs="Times New Roman" w:eastAsia="Times New Roman" w:hAnsi="Times New Roman"/>
+          <w:b/>
+          <w:bCs/>
+          <w:i w:val="false"/>
+          <w:iCs w:val="false"/>
+          <w:sz w:val="30"/>
+          <w:szCs w:val="30"/>
+        </w:rPr>
+        <w:t xml:space="preserve">PARTE III — DISPOSIÇÕES FINAIS</w:t>
       </w:r>
     </w:p>
     <w:p>
@@ -11913,7 +10870,7 @@
           <w:sz w:val="26"/>
           <w:szCs w:val="26"/>
         </w:rPr>
-        <w:t xml:space="preserve">CAPÍTULO VI</w:t>
+        <w:t xml:space="preserve">CAPÍTULO I</w:t>
       </w:r>
     </w:p>
     <w:p>
@@ -11931,304 +10888,6 @@
           <w:sz w:val="26"/>
           <w:szCs w:val="26"/>
         </w:rPr>
-        <w:t xml:space="preserve">DAS PENALIDADES, DAS COMISSÕES E DO DIREITO DE DEFESA</w:t>
-      </w:r>
-    </w:p>
-    <w:p>
-      <w:pPr>
-        <w:spacing w:after="60" w:line="360"/>
-        <w:jc w:val="both"/>
-      </w:pPr>
-      <w:r>
-        <w:rPr>
-          <w:rFonts w:ascii="Times New Roman" w:cs="Times New Roman" w:eastAsia="Times New Roman" w:hAnsi="Times New Roman"/>
-          <w:b/>
-          <w:bCs/>
-          <w:sz w:val="24"/>
-          <w:szCs w:val="24"/>
-        </w:rPr>
-        <w:t xml:space="preserve">Art. 160 </w:t>
-      </w:r>
-      <w:r>
-        <w:rPr>
-          <w:rFonts w:ascii="Times New Roman" w:cs="Times New Roman" w:eastAsia="Times New Roman" w:hAnsi="Times New Roman"/>
-          <w:sz w:val="24"/>
-          <w:szCs w:val="24"/>
-        </w:rPr>
-        <w:t xml:space="preserve">Constatadas irregularidades em vistoria técnica ou fiscalização nas edificações e áreas de risco, o Sistema de Segurança Contra Incêndio e Pânico aplicará, na forma da Lei estadual nº 3.924, de 17 de outubro de 2016, e do Decreto nº 21.425, de 29 de novembro de 2016, as seguintes penalidades:</w:t>
-      </w:r>
-    </w:p>
-    <w:p>
-      <w:pPr>
-        <w:spacing w:after="60" w:line="360"/>
-        <w:ind w:left="708" w:hanging="340"/>
-        <w:jc w:val="both"/>
-      </w:pPr>
-      <w:r>
-        <w:rPr>
-          <w:rFonts w:ascii="Times New Roman" w:cs="Times New Roman" w:eastAsia="Times New Roman" w:hAnsi="Times New Roman"/>
-          <w:sz w:val="24"/>
-          <w:szCs w:val="24"/>
-        </w:rPr>
-        <w:t xml:space="preserve">I - Advertência escrita;</w:t>
-      </w:r>
-    </w:p>
-    <w:p>
-      <w:pPr>
-        <w:spacing w:after="60" w:line="360"/>
-        <w:ind w:left="708" w:hanging="340"/>
-        <w:jc w:val="both"/>
-      </w:pPr>
-      <w:r>
-        <w:rPr>
-          <w:rFonts w:ascii="Times New Roman" w:cs="Times New Roman" w:eastAsia="Times New Roman" w:hAnsi="Times New Roman"/>
-          <w:sz w:val="24"/>
-          <w:szCs w:val="24"/>
-        </w:rPr>
-        <w:t xml:space="preserve">II - Multa;</w:t>
-      </w:r>
-    </w:p>
-    <w:p>
-      <w:pPr>
-        <w:spacing w:after="60" w:line="360"/>
-        <w:ind w:left="708" w:hanging="340"/>
-        <w:jc w:val="both"/>
-      </w:pPr>
-      <w:r>
-        <w:rPr>
-          <w:rFonts w:ascii="Times New Roman" w:cs="Times New Roman" w:eastAsia="Times New Roman" w:hAnsi="Times New Roman"/>
-          <w:sz w:val="24"/>
-          <w:szCs w:val="24"/>
-        </w:rPr>
-        <w:t xml:space="preserve">III - Interdição parcial ou total;</w:t>
-      </w:r>
-    </w:p>
-    <w:p>
-      <w:pPr>
-        <w:spacing w:after="60" w:line="360"/>
-        <w:ind w:left="708" w:hanging="340"/>
-        <w:jc w:val="both"/>
-      </w:pPr>
-      <w:r>
-        <w:rPr>
-          <w:rFonts w:ascii="Times New Roman" w:cs="Times New Roman" w:eastAsia="Times New Roman" w:hAnsi="Times New Roman"/>
-          <w:sz w:val="24"/>
-          <w:szCs w:val="24"/>
-        </w:rPr>
-        <w:t xml:space="preserve">IV - Embargo;</w:t>
-      </w:r>
-    </w:p>
-    <w:p>
-      <w:pPr>
-        <w:spacing w:after="60" w:line="360"/>
-        <w:ind w:left="708" w:hanging="340"/>
-        <w:jc w:val="both"/>
-      </w:pPr>
-      <w:r>
-        <w:rPr>
-          <w:rFonts w:ascii="Times New Roman" w:cs="Times New Roman" w:eastAsia="Times New Roman" w:hAnsi="Times New Roman"/>
-          <w:sz w:val="24"/>
-          <w:szCs w:val="24"/>
-        </w:rPr>
-        <w:t xml:space="preserve">V - Apreensão de materiais e equipamentos;</w:t>
-      </w:r>
-    </w:p>
-    <w:p>
-      <w:pPr>
-        <w:spacing w:after="60" w:line="360"/>
-        <w:ind w:left="708" w:hanging="340"/>
-        <w:jc w:val="both"/>
-      </w:pPr>
-      <w:r>
-        <w:rPr>
-          <w:rFonts w:ascii="Times New Roman" w:cs="Times New Roman" w:eastAsia="Times New Roman" w:hAnsi="Times New Roman"/>
-          <w:sz w:val="24"/>
-          <w:szCs w:val="24"/>
-        </w:rPr>
-        <w:t xml:space="preserve">VI - Cassação do AVCIP para habite-se ou funcionamento;</w:t>
-      </w:r>
-    </w:p>
-    <w:p>
-      <w:pPr>
-        <w:spacing w:after="60" w:line="360"/>
-        <w:ind w:left="708" w:hanging="0"/>
-        <w:jc w:val="both"/>
-      </w:pPr>
-      <w:r>
-        <w:rPr>
-          <w:rFonts w:ascii="Times New Roman" w:cs="Times New Roman" w:eastAsia="Times New Roman" w:hAnsi="Times New Roman"/>
-          <w:sz w:val="24"/>
-          <w:szCs w:val="24"/>
-        </w:rPr>
-        <w:t xml:space="preserve">§ 1º As sanções administrativas seguirão sequência lógica de aplicação, gradual e de caráter instrutivo antes do punitivo, salvo necessidade devidamente justificada.</w:t>
-      </w:r>
-    </w:p>
-    <w:p>
-      <w:pPr>
-        <w:spacing w:after="60" w:line="360"/>
-        <w:ind w:left="708" w:hanging="0"/>
-        <w:jc w:val="both"/>
-      </w:pPr>
-      <w:r>
-        <w:rPr>
-          <w:rFonts w:ascii="Times New Roman" w:cs="Times New Roman" w:eastAsia="Times New Roman" w:hAnsi="Times New Roman"/>
-          <w:sz w:val="24"/>
-          <w:szCs w:val="24"/>
-        </w:rPr>
-        <w:t xml:space="preserve">§ 2º A multa observará a gradação em Unidades Padrão Fiscal do Estado de Rondônia prevista na legislação de regência, e o seu produto será recolhido ao Fundo Estadual de Bombeiros – FUNESBOM.</w:t>
-      </w:r>
-    </w:p>
-    <w:p>
-      <w:pPr>
-        <w:spacing w:after="60" w:line="360"/>
-        <w:ind w:left="708" w:hanging="0"/>
-        <w:jc w:val="both"/>
-      </w:pPr>
-      <w:r>
-        <w:rPr>
-          <w:rFonts w:ascii="Times New Roman" w:cs="Times New Roman" w:eastAsia="Times New Roman" w:hAnsi="Times New Roman"/>
-          <w:sz w:val="24"/>
-          <w:szCs w:val="24"/>
-        </w:rPr>
-        <w:t xml:space="preserve">§ 3º O pagamento da multa não exime o infrator do cumprimento das exigências do Regulamento e das Instruções Técnicas, nem acarreta a cessação da interdição ou do embargo.</w:t>
-      </w:r>
-    </w:p>
-    <w:p>
-      <w:pPr>
-        <w:spacing w:after="60" w:line="360"/>
-        <w:jc w:val="both"/>
-      </w:pPr>
-      <w:r>
-        <w:rPr>
-          <w:rFonts w:ascii="Times New Roman" w:cs="Times New Roman" w:eastAsia="Times New Roman" w:hAnsi="Times New Roman"/>
-          <w:b/>
-          <w:bCs/>
-          <w:sz w:val="24"/>
-          <w:szCs w:val="24"/>
-        </w:rPr>
-        <w:t xml:space="preserve">Art. 161 </w:t>
-      </w:r>
-      <w:r>
-        <w:rPr>
-          <w:rFonts w:ascii="Times New Roman" w:cs="Times New Roman" w:eastAsia="Times New Roman" w:hAnsi="Times New Roman"/>
-          <w:sz w:val="24"/>
-          <w:szCs w:val="24"/>
-        </w:rPr>
-        <w:t xml:space="preserve">A Comissão Técnica – CT, formada por Oficiais e Praças Bombeiros Militares qualificados no campo da segurança contra incêndio e pânico e presidida pelo Oficial de maior posto, tem caráter temporário e destina-se a analisar e emitir pareceres nos casos que exijam solução técnica ou apresentem dúvida quanto às exigências previstas na legislação.</w:t>
-      </w:r>
-    </w:p>
-    <w:p>
-      <w:pPr>
-        <w:spacing w:after="60" w:line="360"/>
-        <w:ind w:left="708" w:hanging="0"/>
-        <w:jc w:val="both"/>
-      </w:pPr>
-      <w:r>
-        <w:rPr>
-          <w:rFonts w:ascii="Times New Roman" w:cs="Times New Roman" w:eastAsia="Times New Roman" w:hAnsi="Times New Roman"/>
-          <w:sz w:val="24"/>
-          <w:szCs w:val="24"/>
-        </w:rPr>
-        <w:t xml:space="preserve">§ 1º Caso o responsável pela edificação ou área de risco não concorde com as irregularidades apontadas ou com as penalidades aplicadas, poderá contestar, por escrito, no prazo de até 10 (dez) dias corridos, protocolando a contestação no órgão de Atividades Técnicas responsável pela autuação.</w:t>
-      </w:r>
-    </w:p>
-    <w:p>
-      <w:pPr>
-        <w:spacing w:after="60" w:line="360"/>
-        <w:ind w:left="708" w:hanging="0"/>
-        <w:jc w:val="both"/>
-      </w:pPr>
-      <w:r>
-        <w:rPr>
-          <w:rFonts w:ascii="Times New Roman" w:cs="Times New Roman" w:eastAsia="Times New Roman" w:hAnsi="Times New Roman"/>
-          <w:sz w:val="24"/>
-          <w:szCs w:val="24"/>
-        </w:rPr>
-        <w:t xml:space="preserve">§ 2º Até a decisão da contestação fica automaticamente suspenso o prazo estabelecido no Auto de Infração, reiniciando-se a contagem após a decisão.</w:t>
-      </w:r>
-    </w:p>
-    <w:p>
-      <w:pPr>
-        <w:spacing w:after="60" w:line="360"/>
-        <w:ind w:left="708" w:hanging="0"/>
-        <w:jc w:val="both"/>
-      </w:pPr>
-      <w:r>
-        <w:rPr>
-          <w:rFonts w:ascii="Times New Roman" w:cs="Times New Roman" w:eastAsia="Times New Roman" w:hAnsi="Times New Roman"/>
-          <w:sz w:val="24"/>
-          <w:szCs w:val="24"/>
-        </w:rPr>
-        <w:t xml:space="preserve">§ 3º A Comissão Técnica terá o prazo de até 30 (trinta) dias corridos para proferir a decisão, que será publicada no Diário Oficial do Estado.</w:t>
-      </w:r>
-    </w:p>
-    <w:p>
-      <w:pPr>
-        <w:spacing w:after="60" w:line="360"/>
-        <w:ind w:left="708" w:hanging="0"/>
-        <w:jc w:val="both"/>
-      </w:pPr>
-      <w:r>
-        <w:rPr>
-          <w:rFonts w:ascii="Times New Roman" w:cs="Times New Roman" w:eastAsia="Times New Roman" w:hAnsi="Times New Roman"/>
-          <w:sz w:val="24"/>
-          <w:szCs w:val="24"/>
-        </w:rPr>
-        <w:t xml:space="preserve">§ 4º A Comissão Técnica Especial – CTE, nomeada por Portaria do Comandante-Geral e presidida pelo Oficial responsável pelo Sistema de Atividades Técnicas, avalia a execução das normas e propõe as alterações necessárias ao Regulamento e às Instruções Técnicas.</w:t>
-      </w:r>
-    </w:p>
-    <w:p>
-      <w:pPr>
-        <w:pageBreakBefore/>
-        <w:spacing w:after="240" w:before="240"/>
-        <w:jc w:val="center"/>
-      </w:pPr>
-      <w:r>
-        <w:rPr>
-          <w:rFonts w:ascii="Times New Roman" w:cs="Times New Roman" w:eastAsia="Times New Roman" w:hAnsi="Times New Roman"/>
-          <w:b/>
-          <w:bCs/>
-          <w:i w:val="false"/>
-          <w:iCs w:val="false"/>
-          <w:sz w:val="30"/>
-          <w:szCs w:val="30"/>
-        </w:rPr>
-        <w:t xml:space="preserve">PARTE III — DISPOSIÇÕES FINAIS</w:t>
-      </w:r>
-    </w:p>
-    <w:p>
-      <w:pPr>
-        <w:spacing w:after="0" w:before="240"/>
-        <w:jc w:val="center"/>
-      </w:pPr>
-      <w:r>
-        <w:rPr>
-          <w:rFonts w:ascii="Times New Roman" w:cs="Times New Roman" w:eastAsia="Times New Roman" w:hAnsi="Times New Roman"/>
-          <w:b/>
-          <w:bCs/>
-          <w:i w:val="false"/>
-          <w:iCs w:val="false"/>
-          <w:sz w:val="26"/>
-          <w:szCs w:val="26"/>
-        </w:rPr>
-        <w:t xml:space="preserve">CAPÍTULO I</w:t>
-      </w:r>
-    </w:p>
-    <w:p>
-      <w:pPr>
-        <w:spacing w:after="120" w:before="0"/>
-        <w:jc w:val="center"/>
-      </w:pPr>
-      <w:r>
-        <w:rPr>
-          <w:rFonts w:ascii="Times New Roman" w:cs="Times New Roman" w:eastAsia="Times New Roman" w:hAnsi="Times New Roman"/>
-          <w:b/>
-          <w:bCs/>
-          <w:i w:val="false"/>
-          <w:iCs w:val="false"/>
-          <w:sz w:val="26"/>
-          <w:szCs w:val="26"/>
-        </w:rPr>
         <w:t xml:space="preserve">DAS DISPOSIÇÕES FINAIS</w:t>
       </w:r>
     </w:p>
@@ -12246,7 +10905,7 @@
           <w:sz w:val="24"/>
           <w:szCs w:val="24"/>
         </w:rPr>
-        <w:t xml:space="preserve">Art. 162 </w:t>
+        <w:t xml:space="preserve">Art. 133 </w:t>
       </w:r>
       <w:r>
         <w:rPr>
@@ -12271,32 +10930,7 @@
           <w:sz w:val="24"/>
           <w:szCs w:val="24"/>
         </w:rPr>
-        <w:t xml:space="preserve">Art. 163 </w:t>
-      </w:r>
-      <w:r>
-        <w:rPr>
-          <w:rFonts w:ascii="Times New Roman" w:cs="Times New Roman" w:eastAsia="Times New Roman" w:hAnsi="Times New Roman"/>
-          <w:sz w:val="24"/>
-          <w:szCs w:val="24"/>
-        </w:rPr>
-        <w:t xml:space="preserve">Os órgãos e as Organizações Bombeiro Militar de todos os níveis da Corporação deverão encaminhar no prazo de 60 (sessenta) dias para a Assessoria Legislativa do CBMRO suas respectivas Normas Gerais de Ação (NGA) fins de avaliação e aprovação do Comandante- Geral.</w:t>
-      </w:r>
-    </w:p>
-    <w:p>
-      <w:pPr>
-        <w:spacing w:after="120" w:line="360"/>
-        <w:ind w:firstLine="708"/>
-        <w:jc w:val="both"/>
-      </w:pPr>
-      <w:r>
-        <w:rPr>
-          <w:rFonts w:ascii="Times New Roman" w:cs="Times New Roman" w:eastAsia="Times New Roman" w:hAnsi="Times New Roman"/>
-          <w:b/>
-          <w:bCs/>
-          <w:sz w:val="24"/>
-          <w:szCs w:val="24"/>
-        </w:rPr>
-        <w:t xml:space="preserve">Art. 164 </w:t>
+        <w:t xml:space="preserve">Art. 134 </w:t>
       </w:r>
       <w:r>
         <w:rPr>

--- a/docs/sei/2026-09-11-regulamento-servico/Minuta_Regulamento_de_Servico_CBMRO_parte_geral_e_especial.docx
+++ b/docs/sei/2026-09-11-regulamento-servico/Minuta_Regulamento_de_Servico_CBMRO_parte_geral_e_especial.docx
@@ -6486,82 +6486,97 @@
           <w:sz w:val="24"/>
           <w:szCs w:val="24"/>
         </w:rPr>
-        <w:t xml:space="preserve">A passagem de serviço, presidida pelo Oficial de Dia no 1º Grupamento de Bombeiro Militar e, nas demais Organizações Bombeiro Militar, pelo Comandante do Subgrupamento de Bombeiro Militar, deverá ser assim realizada:</w:t>
-      </w:r>
-    </w:p>
-    <w:p>
-      <w:pPr>
-        <w:spacing w:after="60" w:line="360"/>
-        <w:ind w:left="708" w:hanging="340"/>
-        <w:jc w:val="both"/>
-      </w:pPr>
-      <w:r>
-        <w:rPr>
-          <w:rFonts w:ascii="Times New Roman" w:cs="Times New Roman" w:eastAsia="Times New Roman" w:hAnsi="Times New Roman"/>
-          <w:sz w:val="24"/>
-          <w:szCs w:val="24"/>
-        </w:rPr>
-        <w:t xml:space="preserve">I - O Oficial de Dia/Comandante do SGBM que sai posicionado em posição intermediária de defronte a tropa comanda “para passagem de serviço – sentido”;</w:t>
-      </w:r>
-    </w:p>
-    <w:p>
-      <w:pPr>
-        <w:spacing w:after="60" w:line="360"/>
-        <w:ind w:left="708" w:hanging="340"/>
-        <w:jc w:val="both"/>
-      </w:pPr>
-      <w:r>
-        <w:rPr>
-          <w:rFonts w:ascii="Times New Roman" w:cs="Times New Roman" w:eastAsia="Times New Roman" w:hAnsi="Times New Roman"/>
-          <w:sz w:val="24"/>
-          <w:szCs w:val="24"/>
-        </w:rPr>
-        <w:t xml:space="preserve">II - O Oficial de Dia/Comandante do SGBM que entra tomará o mesmo procedimento previsto no item anterior;</w:t>
-      </w:r>
-    </w:p>
-    <w:p>
-      <w:pPr>
-        <w:spacing w:after="60" w:line="360"/>
-        <w:ind w:left="708" w:hanging="340"/>
-        <w:jc w:val="both"/>
-      </w:pPr>
-      <w:r>
-        <w:rPr>
-          <w:rFonts w:ascii="Times New Roman" w:cs="Times New Roman" w:eastAsia="Times New Roman" w:hAnsi="Times New Roman"/>
-          <w:sz w:val="24"/>
-          <w:szCs w:val="24"/>
-        </w:rPr>
-        <w:t xml:space="preserve">III - O Oficial de Dia/Comandante do SGBM que sai comanda: “para os Comandantes de Guarnições, um passo em frente, marche”. Tal ato será também comandado pelo Oficial de Dia/Comandante do SGBM que entra;</w:t>
-      </w:r>
-    </w:p>
-    <w:p>
-      <w:pPr>
-        <w:spacing w:after="60" w:line="360"/>
-        <w:ind w:left="708" w:hanging="340"/>
-        <w:jc w:val="both"/>
-      </w:pPr>
-      <w:r>
-        <w:rPr>
-          <w:rFonts w:ascii="Times New Roman" w:cs="Times New Roman" w:eastAsia="Times New Roman" w:hAnsi="Times New Roman"/>
-          <w:sz w:val="24"/>
-          <w:szCs w:val="24"/>
-        </w:rPr>
-        <w:t xml:space="preserve">IV - Em seguida cada Comandante que sai, de acordo com o dispositivo anteriormente descrito, alternadamente passará o serviço ao seu substituto, relatando verbalmente todas as alterações verificadas em seu socorro; e</w:t>
-      </w:r>
-    </w:p>
-    <w:p>
-      <w:pPr>
-        <w:spacing w:after="60" w:line="360"/>
-        <w:ind w:left="708" w:hanging="340"/>
-        <w:jc w:val="both"/>
-      </w:pPr>
-      <w:r>
-        <w:rPr>
-          <w:rFonts w:ascii="Times New Roman" w:cs="Times New Roman" w:eastAsia="Times New Roman" w:hAnsi="Times New Roman"/>
-          <w:sz w:val="24"/>
-          <w:szCs w:val="24"/>
-        </w:rPr>
-        <w:t xml:space="preserve">V - Apresentados todos os Comandantes de Guarnição e passadas todas as alterações existentes, o Oficial de Dia/Comandante do SGBM que sai se apresenta passando o serviço ao Oficial de Dia/Comandante do SGBM que entra. A. O Oficial de Dia/Comandante do SGBM que entra comandará: - “Em continência ao terreno apresentar armas”, b. O Oficial de Dia/Comandante do SGBM que sai comandará: - “Apresentar armas” c. Em seguida, o Oficial de Dia/Comandante do SGBM que entra comandará: -“Descansar armas”, repetindo o mesmo o Oficial de Dia/Comandante do SGBM que sai, d. Por fim, ambos comandarão: - “Descansar”.</w:t>
+        <w:t xml:space="preserve">A passagem de serviço, presidida pelo Oficial de Dia no 1º Grupamento de Bombeiro Militar e conduzida, nas demais Organizações Bombeiro Militar, pelo Comandante do Subgrupamento de Bombeiro Militar, deverá ser assim realizada:</w:t>
+      </w:r>
+    </w:p>
+    <w:p>
+      <w:pPr>
+        <w:spacing w:after="60" w:line="360"/>
+        <w:ind w:left="708" w:hanging="340"/>
+        <w:jc w:val="both"/>
+      </w:pPr>
+      <w:r>
+        <w:rPr>
+          <w:rFonts w:ascii="Times New Roman" w:cs="Times New Roman" w:eastAsia="Times New Roman" w:hAnsi="Times New Roman"/>
+          <w:sz w:val="24"/>
+          <w:szCs w:val="24"/>
+        </w:rPr>
+        <w:t xml:space="preserve">I - O Oficial de Dia que sai ou, nas demais Organizações Bombeiro Militar, o Comandante do SGBM, posicionado em posição intermediária defronte à tropa, comanda “para passagem de serviço – sentido”;</w:t>
+      </w:r>
+    </w:p>
+    <w:p>
+      <w:pPr>
+        <w:spacing w:after="60" w:line="360"/>
+        <w:ind w:left="708" w:hanging="340"/>
+        <w:jc w:val="both"/>
+      </w:pPr>
+      <w:r>
+        <w:rPr>
+          <w:rFonts w:ascii="Times New Roman" w:cs="Times New Roman" w:eastAsia="Times New Roman" w:hAnsi="Times New Roman"/>
+          <w:sz w:val="24"/>
+          <w:szCs w:val="24"/>
+        </w:rPr>
+        <w:t xml:space="preserve">II - No 1º Grupamento de Bombeiro Militar, o Oficial de Dia que entra tomará o mesmo procedimento previsto no item anterior;</w:t>
+      </w:r>
+    </w:p>
+    <w:p>
+      <w:pPr>
+        <w:spacing w:after="60" w:line="360"/>
+        <w:ind w:left="708" w:hanging="340"/>
+        <w:jc w:val="both"/>
+      </w:pPr>
+      <w:r>
+        <w:rPr>
+          <w:rFonts w:ascii="Times New Roman" w:cs="Times New Roman" w:eastAsia="Times New Roman" w:hAnsi="Times New Roman"/>
+          <w:sz w:val="24"/>
+          <w:szCs w:val="24"/>
+        </w:rPr>
+        <w:t xml:space="preserve">III - O Oficial de Dia que sai ou o Comandante do SGBM comanda: “para os Comandantes de Guarnições, um passo em frente, marche”. No 1º Grupamento de Bombeiro Militar, tal ato será também comandado pelo Oficial de Dia que entra;</w:t>
+      </w:r>
+    </w:p>
+    <w:p>
+      <w:pPr>
+        <w:spacing w:after="60" w:line="360"/>
+        <w:ind w:left="708" w:hanging="340"/>
+        <w:jc w:val="both"/>
+      </w:pPr>
+      <w:r>
+        <w:rPr>
+          <w:rFonts w:ascii="Times New Roman" w:cs="Times New Roman" w:eastAsia="Times New Roman" w:hAnsi="Times New Roman"/>
+          <w:sz w:val="24"/>
+          <w:szCs w:val="24"/>
+        </w:rPr>
+        <w:t xml:space="preserve">IV - Em seguida cada Comandante que sai, de acordo com o dispositivo anteriormente descrito, alternadamente passará o serviço ao seu substituto, relatando verbalmente todas as alterações verificadas em seu socorro;</w:t>
+      </w:r>
+    </w:p>
+    <w:p>
+      <w:pPr>
+        <w:spacing w:after="60" w:line="360"/>
+        <w:ind w:left="708" w:hanging="340"/>
+        <w:jc w:val="both"/>
+      </w:pPr>
+      <w:r>
+        <w:rPr>
+          <w:rFonts w:ascii="Times New Roman" w:cs="Times New Roman" w:eastAsia="Times New Roman" w:hAnsi="Times New Roman"/>
+          <w:sz w:val="24"/>
+          <w:szCs w:val="24"/>
+        </w:rPr>
+        <w:t xml:space="preserve">V - No 1º Grupamento de Bombeiro Militar, apresentados todos os Comandantes de Guarnição e passadas todas as alterações existentes, o Oficial de Dia que sai se apresenta passando o serviço ao Oficial de Dia que entra. A. O Oficial de Dia que entra comandará: - “Em continência ao terreno apresentar armas”, b. O Oficial de Dia que sai comandará: - “Apresentar armas” c. Em seguida, o Oficial de Dia que entra comandará: -“Descansar armas”, repetindo o mesmo o Oficial de Dia que sai, d. Por fim, ambos comandarão: - “Descansar”; e</w:t>
+      </w:r>
+    </w:p>
+    <w:p>
+      <w:pPr>
+        <w:spacing w:after="60" w:line="360"/>
+        <w:ind w:left="708" w:hanging="0"/>
+        <w:jc w:val="both"/>
+      </w:pPr>
+      <w:r>
+        <w:rPr>
+          <w:rFonts w:ascii="Times New Roman" w:cs="Times New Roman" w:eastAsia="Times New Roman" w:hAnsi="Times New Roman"/>
+          <w:sz w:val="24"/>
+          <w:szCs w:val="24"/>
+        </w:rPr>
+        <w:t xml:space="preserve">Parágrafo único. Nas demais Organizações Bombeiro Militar, o Comandante do SGBM apenas conduz a solenidade, não havendo passagem de serviço a ele; o ato encerra-se com a passagem do serviço entre os Comandantes de Guarnição, na forma do inciso IV.</w:t>
       </w:r>
     </w:p>
     <w:p>

--- a/docs/sei/2026-09-11-regulamento-servico/Minuta_Regulamento_de_Servico_CBMRO_parte_geral_e_especial.docx
+++ b/docs/sei/2026-09-11-regulamento-servico/Minuta_Regulamento_de_Servico_CBMRO_parte_geral_e_especial.docx
@@ -5336,7 +5336,7 @@
           <w:sz w:val="24"/>
           <w:szCs w:val="24"/>
         </w:rPr>
-        <w:t xml:space="preserve">O serviço de Superior de Dia será realizado em regime de sobreaviso de 24 (vinte e quatro) horas, devendo o Oficial escalado não se ausentar da área de sua residência e permanecer com o telefone celular funcional ligado durante todo o dia de serviço ou outro meio de comunicação o qual deverá ser informado ao Subcomandante-Geral.</w:t>
+        <w:t xml:space="preserve">O serviço de Superior de Dia será realizado em regime de sobreaviso de 24 (vinte e quatro) horas, devendo o Oficial escalado não se ausentar da área de sua residência e permanecer com o telefone celular funcional ligado durante todo o dia de serviço ou outro meio de comunicação o qual deverá ser informado ao Comandante do COB I.</w:t>
       </w:r>
     </w:p>
     <w:p>

--- a/docs/sei/2026-09-11-regulamento-servico/Minuta_Regulamento_de_Servico_CBMRO_parte_geral_e_especial.docx
+++ b/docs/sei/2026-09-11-regulamento-servico/Minuta_Regulamento_de_Servico_CBMRO_parte_geral_e_especial.docx
@@ -5336,7 +5336,7 @@
           <w:sz w:val="24"/>
           <w:szCs w:val="24"/>
         </w:rPr>
-        <w:t xml:space="preserve">O serviço de Superior de Dia será realizado em regime de sobreaviso de 24 (vinte e quatro) horas, devendo o Oficial escalado não se ausentar da área de sua residência e permanecer com o telefone celular funcional ligado durante todo o dia de serviço ou outro meio de comunicação o qual deverá ser informado ao Comandante do COB I.</w:t>
+        <w:t xml:space="preserve">O serviço de Superior de Dia será estabelecido com abrangência em todo o território estadual, em regime de sobreaviso de 24 (vinte e quatro) horas, concorrendo à respectiva escala os oficiais dos postos de Major BM e Tenente-Coronel BM.</w:t>
       </w:r>
     </w:p>
     <w:p>
@@ -5351,7 +5351,235 @@
           <w:sz w:val="24"/>
           <w:szCs w:val="24"/>
         </w:rPr>
-        <w:t xml:space="preserve">§ 1º Ao final do serviço deverá assinar, via Sistema Eletrônico de Informações - SEI, juntamente com o Oficial de Dia a Parte Diária.</w:t>
+        <w:t xml:space="preserve">Parágrafo único. A atuação do Superior de Dia observará as competências próprias do Comando Operacional de Bombeiros e dos Comandantes das Organizações Bombeiro Militar.</w:t>
+      </w:r>
+    </w:p>
+    <w:p>
+      <w:pPr>
+        <w:spacing w:after="60" w:line="360"/>
+        <w:jc w:val="both"/>
+      </w:pPr>
+      <w:r>
+        <w:rPr>
+          <w:rFonts w:ascii="Times New Roman" w:cs="Times New Roman" w:eastAsia="Times New Roman" w:hAnsi="Times New Roman"/>
+          <w:b/>
+          <w:bCs/>
+          <w:sz w:val="24"/>
+          <w:szCs w:val="24"/>
+        </w:rPr>
+        <w:t xml:space="preserve">Art. 53 </w:t>
+      </w:r>
+      <w:r>
+        <w:rPr>
+          <w:rFonts w:ascii="Times New Roman" w:cs="Times New Roman" w:eastAsia="Times New Roman" w:hAnsi="Times New Roman"/>
+          <w:sz w:val="24"/>
+          <w:szCs w:val="24"/>
+        </w:rPr>
+        <w:t xml:space="preserve">Compete ao Superior de Dia:</w:t>
+      </w:r>
+    </w:p>
+    <w:p>
+      <w:pPr>
+        <w:spacing w:after="60" w:line="360"/>
+        <w:ind w:left="708" w:hanging="340"/>
+        <w:jc w:val="both"/>
+      </w:pPr>
+      <w:r>
+        <w:rPr>
+          <w:rFonts w:ascii="Times New Roman" w:cs="Times New Roman" w:eastAsia="Times New Roman" w:hAnsi="Times New Roman"/>
+          <w:sz w:val="24"/>
+          <w:szCs w:val="24"/>
+        </w:rPr>
+        <w:t xml:space="preserve">I - Exercer a supervisão superior do serviço operacional em todo o Estado durante o período para o qual estiver escalado, respeitadas as competências dos comandantes das Organizações Bombeiro Militar;</w:t>
+      </w:r>
+    </w:p>
+    <w:p>
+      <w:pPr>
+        <w:spacing w:after="60" w:line="360"/>
+        <w:ind w:left="708" w:hanging="340"/>
+        <w:jc w:val="both"/>
+      </w:pPr>
+      <w:r>
+        <w:rPr>
+          <w:rFonts w:ascii="Times New Roman" w:cs="Times New Roman" w:eastAsia="Times New Roman" w:hAnsi="Times New Roman"/>
+          <w:sz w:val="24"/>
+          <w:szCs w:val="24"/>
+        </w:rPr>
+        <w:t xml:space="preserve">II - Manter-se informado acerca das ocorrências de maior vulto, complexidade ou repercussão verificadas no Estado;</w:t>
+      </w:r>
+    </w:p>
+    <w:p>
+      <w:pPr>
+        <w:spacing w:after="60" w:line="360"/>
+        <w:ind w:left="708" w:hanging="340"/>
+        <w:jc w:val="both"/>
+      </w:pPr>
+      <w:r>
+        <w:rPr>
+          <w:rFonts w:ascii="Times New Roman" w:cs="Times New Roman" w:eastAsia="Times New Roman" w:hAnsi="Times New Roman"/>
+          <w:sz w:val="24"/>
+          <w:szCs w:val="24"/>
+        </w:rPr>
+        <w:t xml:space="preserve">III - Comparecer às ocorrências de grande vulto, complexidade ou repercussão quando acionado, quando entender necessário ou por determinação de autoridade superior;</w:t>
+      </w:r>
+    </w:p>
+    <w:p>
+      <w:pPr>
+        <w:spacing w:after="60" w:line="360"/>
+        <w:ind w:left="708" w:hanging="340"/>
+        <w:jc w:val="both"/>
+      </w:pPr>
+      <w:r>
+        <w:rPr>
+          <w:rFonts w:ascii="Times New Roman" w:cs="Times New Roman" w:eastAsia="Times New Roman" w:hAnsi="Times New Roman"/>
+          <w:sz w:val="24"/>
+          <w:szCs w:val="24"/>
+        </w:rPr>
+        <w:t xml:space="preserve">IV - Acompanhar e supervisionar, quando necessário, o desenvolvimento das operações de maior vulto, respeitada a cadeia de comando operacional estabelecida neste Regulamento;</w:t>
+      </w:r>
+    </w:p>
+    <w:p>
+      <w:pPr>
+        <w:spacing w:after="60" w:line="360"/>
+        <w:ind w:left="708" w:hanging="340"/>
+        <w:jc w:val="both"/>
+      </w:pPr>
+      <w:r>
+        <w:rPr>
+          <w:rFonts w:ascii="Times New Roman" w:cs="Times New Roman" w:eastAsia="Times New Roman" w:hAnsi="Times New Roman"/>
+          <w:sz w:val="24"/>
+          <w:szCs w:val="24"/>
+        </w:rPr>
+        <w:t xml:space="preserve">V - Comunicar aos escalões superiores as ocorrências relevantes, extraordinárias ou de grande repercussão, mantendo-os informados acerca de sua evolução e das providências adotadas;</w:t>
+      </w:r>
+    </w:p>
+    <w:p>
+      <w:pPr>
+        <w:spacing w:after="60" w:line="360"/>
+        <w:ind w:left="708" w:hanging="340"/>
+        <w:jc w:val="both"/>
+      </w:pPr>
+      <w:r>
+        <w:rPr>
+          <w:rFonts w:ascii="Times New Roman" w:cs="Times New Roman" w:eastAsia="Times New Roman" w:hAnsi="Times New Roman"/>
+          <w:sz w:val="24"/>
+          <w:szCs w:val="24"/>
+        </w:rPr>
+        <w:t xml:space="preserve">VI - Promover, quando necessário, a articulação entre as Organizações Bombeiro Militar para o atendimento de ocorrências que demandem emprego integrado de recursos;</w:t>
+      </w:r>
+    </w:p>
+    <w:p>
+      <w:pPr>
+        <w:spacing w:after="60" w:line="360"/>
+        <w:ind w:left="708" w:hanging="340"/>
+        <w:jc w:val="both"/>
+      </w:pPr>
+      <w:r>
+        <w:rPr>
+          <w:rFonts w:ascii="Times New Roman" w:cs="Times New Roman" w:eastAsia="Times New Roman" w:hAnsi="Times New Roman"/>
+          <w:sz w:val="24"/>
+          <w:szCs w:val="24"/>
+        </w:rPr>
+        <w:t xml:space="preserve">VII - Solicitar ou determinar, dentro dos limites de sua competência, o emprego de recursos operacionais adicionais necessários ao atendimento de ocorrências de maior vulto;</w:t>
+      </w:r>
+    </w:p>
+    <w:p>
+      <w:pPr>
+        <w:spacing w:after="60" w:line="360"/>
+        <w:ind w:left="708" w:hanging="340"/>
+        <w:jc w:val="both"/>
+      </w:pPr>
+      <w:r>
+        <w:rPr>
+          <w:rFonts w:ascii="Times New Roman" w:cs="Times New Roman" w:eastAsia="Times New Roman" w:hAnsi="Times New Roman"/>
+          <w:sz w:val="24"/>
+          <w:szCs w:val="24"/>
+        </w:rPr>
+        <w:t xml:space="preserve">VIII - Adotar, durante o serviço, as providências urgentes de natureza operacional que não comportem adiamento, submetendo posteriormente a matéria à autoridade competente quando necessário;</w:t>
+      </w:r>
+    </w:p>
+    <w:p>
+      <w:pPr>
+        <w:spacing w:after="60" w:line="360"/>
+        <w:ind w:left="708" w:hanging="340"/>
+        <w:jc w:val="both"/>
+      </w:pPr>
+      <w:r>
+        <w:rPr>
+          <w:rFonts w:ascii="Times New Roman" w:cs="Times New Roman" w:eastAsia="Times New Roman" w:hAnsi="Times New Roman"/>
+          <w:sz w:val="24"/>
+          <w:szCs w:val="24"/>
+        </w:rPr>
+        <w:t xml:space="preserve">IX - Articular-se com outros órgãos e instituições envolvidos nas operações, quando a natureza ou dimensão da ocorrência assim exigir;</w:t>
+      </w:r>
+    </w:p>
+    <w:p>
+      <w:pPr>
+        <w:spacing w:after="60" w:line="360"/>
+        <w:ind w:left="708" w:hanging="340"/>
+        <w:jc w:val="both"/>
+      </w:pPr>
+      <w:r>
+        <w:rPr>
+          <w:rFonts w:ascii="Times New Roman" w:cs="Times New Roman" w:eastAsia="Times New Roman" w:hAnsi="Times New Roman"/>
+          <w:sz w:val="24"/>
+          <w:szCs w:val="24"/>
+        </w:rPr>
+        <w:t xml:space="preserve">X - Observar as diretrizes institucionais relativas ao relacionamento com a imprensa nas ocorrências de grande vulto ou repercussão, em articulação com o órgão de comunicação social da Corporação;</w:t>
+      </w:r>
+    </w:p>
+    <w:p>
+      <w:pPr>
+        <w:spacing w:after="60" w:line="360"/>
+        <w:ind w:left="708" w:hanging="340"/>
+        <w:jc w:val="both"/>
+      </w:pPr>
+      <w:r>
+        <w:rPr>
+          <w:rFonts w:ascii="Times New Roman" w:cs="Times New Roman" w:eastAsia="Times New Roman" w:hAnsi="Times New Roman"/>
+          <w:sz w:val="24"/>
+          <w:szCs w:val="24"/>
+        </w:rPr>
+        <w:t xml:space="preserve">XI - Tomar conhecimento das alterações relevantes ocorridas durante o serviço e proceder aos registros ou manifestações que lhe forem determinados; e</w:t>
+      </w:r>
+    </w:p>
+    <w:p>
+      <w:pPr>
+        <w:spacing w:after="60" w:line="360"/>
+        <w:ind w:left="708" w:hanging="340"/>
+        <w:jc w:val="both"/>
+      </w:pPr>
+      <w:r>
+        <w:rPr>
+          <w:rFonts w:ascii="Times New Roman" w:cs="Times New Roman" w:eastAsia="Times New Roman" w:hAnsi="Times New Roman"/>
+          <w:sz w:val="24"/>
+          <w:szCs w:val="24"/>
+        </w:rPr>
+        <w:t xml:space="preserve">XII - Cumprir fielmente as determinações dos escalões superiores relacionadas ao serviço operacional.</w:t>
+      </w:r>
+    </w:p>
+    <w:p>
+      <w:pPr>
+        <w:spacing w:after="60" w:line="360"/>
+        <w:jc w:val="both"/>
+      </w:pPr>
+      <w:r>
+        <w:rPr>
+          <w:rFonts w:ascii="Times New Roman" w:cs="Times New Roman" w:eastAsia="Times New Roman" w:hAnsi="Times New Roman"/>
+          <w:b/>
+          <w:bCs/>
+          <w:sz w:val="24"/>
+          <w:szCs w:val="24"/>
+        </w:rPr>
+        <w:t xml:space="preserve">Art. 54 </w:t>
+      </w:r>
+      <w:r>
+        <w:rPr>
+          <w:rFonts w:ascii="Times New Roman" w:cs="Times New Roman" w:eastAsia="Times New Roman" w:hAnsi="Times New Roman"/>
+          <w:sz w:val="24"/>
+          <w:szCs w:val="24"/>
+        </w:rPr>
+        <w:t xml:space="preserve">O serviço de Superior de Dia será coordenado pelo Comandante do COB I.</w:t>
       </w:r>
     </w:p>
     <w:p>
@@ -5366,7 +5594,7 @@
           <w:sz w:val="24"/>
           <w:szCs w:val="24"/>
         </w:rPr>
-        <w:t xml:space="preserve">§ 2º O regime do serviço poderá sofrer alterações mediante publicação em Boletim Geral por determinação do Comandante-Geral ou pelo Subcomandante-Geral em virtude das necessidades do momento.</w:t>
+        <w:t xml:space="preserve">Parágrafo único. As escalas serão publicadas em processo eletrônico, via Sistema Eletrônico de Informações - SEI.</w:t>
       </w:r>
     </w:p>
     <w:p>
@@ -5383,39 +5611,39 @@
           <w:sz w:val="24"/>
           <w:szCs w:val="24"/>
         </w:rPr>
-        <w:t xml:space="preserve">Art. 53 </w:t>
-      </w:r>
-      <w:r>
-        <w:rPr>
-          <w:rFonts w:ascii="Times New Roman" w:cs="Times New Roman" w:eastAsia="Times New Roman" w:hAnsi="Times New Roman"/>
-          <w:sz w:val="24"/>
-          <w:szCs w:val="24"/>
-        </w:rPr>
-        <w:t xml:space="preserve">A permuta de serviço do Superior de Dia, só será permitida mediante autorização por escrito do Comandante do COB I, via Sistema Eletrônico de Informações - SEI.</w:t>
-      </w:r>
-    </w:p>
-    <w:p>
-      <w:pPr>
-        <w:spacing w:after="60" w:line="360"/>
-        <w:jc w:val="both"/>
-      </w:pPr>
-      <w:r>
-        <w:rPr>
-          <w:rFonts w:ascii="Times New Roman" w:cs="Times New Roman" w:eastAsia="Times New Roman" w:hAnsi="Times New Roman"/>
-          <w:b/>
-          <w:bCs/>
-          <w:sz w:val="24"/>
-          <w:szCs w:val="24"/>
-        </w:rPr>
-        <w:t xml:space="preserve">Art. 54 </w:t>
-      </w:r>
-      <w:r>
-        <w:rPr>
-          <w:rFonts w:ascii="Times New Roman" w:cs="Times New Roman" w:eastAsia="Times New Roman" w:hAnsi="Times New Roman"/>
-          <w:sz w:val="24"/>
-          <w:szCs w:val="24"/>
-        </w:rPr>
-        <w:t xml:space="preserve">O serviço diário de Superior de Dia ao CBMRO será coordenado pelo Comandante do COB I, através do gabinete do Subcomando-Geral.</w:t>
+        <w:t xml:space="preserve">Art. 55 </w:t>
+      </w:r>
+      <w:r>
+        <w:rPr>
+          <w:rFonts w:ascii="Times New Roman" w:cs="Times New Roman" w:eastAsia="Times New Roman" w:hAnsi="Times New Roman"/>
+          <w:sz w:val="24"/>
+          <w:szCs w:val="24"/>
+        </w:rPr>
+        <w:t xml:space="preserve">O regime da escala de serviços diários de Superior de Dia obedecerá ao critério de dias corridos, podendo, a critério do Comandante do COB I, ser alterado.</w:t>
+      </w:r>
+    </w:p>
+    <w:p>
+      <w:pPr>
+        <w:spacing w:after="60" w:line="360"/>
+        <w:jc w:val="both"/>
+      </w:pPr>
+      <w:r>
+        <w:rPr>
+          <w:rFonts w:ascii="Times New Roman" w:cs="Times New Roman" w:eastAsia="Times New Roman" w:hAnsi="Times New Roman"/>
+          <w:b/>
+          <w:bCs/>
+          <w:sz w:val="24"/>
+          <w:szCs w:val="24"/>
+        </w:rPr>
+        <w:t xml:space="preserve">Art. 56 </w:t>
+      </w:r>
+      <w:r>
+        <w:rPr>
+          <w:rFonts w:ascii="Times New Roman" w:cs="Times New Roman" w:eastAsia="Times New Roman" w:hAnsi="Times New Roman"/>
+          <w:sz w:val="24"/>
+          <w:szCs w:val="24"/>
+        </w:rPr>
+        <w:t xml:space="preserve">Na publicação das escalas de Superior de Dia constarão o nome do oficial escalado e do seu eventual substituto (reserva).</w:t>
       </w:r>
     </w:p>
     <w:p>
@@ -5430,7 +5658,7 @@
           <w:sz w:val="24"/>
           <w:szCs w:val="24"/>
         </w:rPr>
-        <w:t xml:space="preserve">Parágrafo único. As escalas serão publicadas em processo eletrônico, via Sistema Eletrônico de Informações - SEI.</w:t>
+        <w:t xml:space="preserve">Parágrafo único. A escalação do oficial substituto (reserva) obedecerá ao mesmo regime da respectiva escala.</w:t>
       </w:r>
     </w:p>
     <w:p>
@@ -5447,54 +5675,15 @@
           <w:sz w:val="24"/>
           <w:szCs w:val="24"/>
         </w:rPr>
-        <w:t xml:space="preserve">Art. 55 </w:t>
-      </w:r>
-      <w:r>
-        <w:rPr>
-          <w:rFonts w:ascii="Times New Roman" w:cs="Times New Roman" w:eastAsia="Times New Roman" w:hAnsi="Times New Roman"/>
-          <w:sz w:val="24"/>
-          <w:szCs w:val="24"/>
-        </w:rPr>
-        <w:t xml:space="preserve">O regime da escala de serviços diários de Superior de Dia obedecerá ao critério de dias corridos, podendo, a critério do Subcomandante-Geral ser alterado.</w:t>
-      </w:r>
-    </w:p>
-    <w:p>
-      <w:pPr>
-        <w:spacing w:after="60" w:line="360"/>
-        <w:jc w:val="both"/>
-      </w:pPr>
-      <w:r>
-        <w:rPr>
-          <w:rFonts w:ascii="Times New Roman" w:cs="Times New Roman" w:eastAsia="Times New Roman" w:hAnsi="Times New Roman"/>
-          <w:b/>
-          <w:bCs/>
-          <w:sz w:val="24"/>
-          <w:szCs w:val="24"/>
-        </w:rPr>
-        <w:t xml:space="preserve">Art. 56 </w:t>
-      </w:r>
-      <w:r>
-        <w:rPr>
-          <w:rFonts w:ascii="Times New Roman" w:cs="Times New Roman" w:eastAsia="Times New Roman" w:hAnsi="Times New Roman"/>
-          <w:sz w:val="24"/>
-          <w:szCs w:val="24"/>
-        </w:rPr>
-        <w:t xml:space="preserve">Na publicação das escalas de Superior de Dia constarão o nome do oficial escalado e do seu eventual substituto (reserva).</w:t>
-      </w:r>
-    </w:p>
-    <w:p>
-      <w:pPr>
-        <w:spacing w:after="60" w:line="360"/>
-        <w:ind w:left="708" w:hanging="0"/>
-        <w:jc w:val="both"/>
-      </w:pPr>
-      <w:r>
-        <w:rPr>
-          <w:rFonts w:ascii="Times New Roman" w:cs="Times New Roman" w:eastAsia="Times New Roman" w:hAnsi="Times New Roman"/>
-          <w:sz w:val="24"/>
-          <w:szCs w:val="24"/>
-        </w:rPr>
-        <w:t xml:space="preserve">Parágrafo único. A escalação do oficial substituto (reserva) obedecerá ao mesmo regime da respectiva escala.</w:t>
+        <w:t xml:space="preserve">Art. 57 </w:t>
+      </w:r>
+      <w:r>
+        <w:rPr>
+          <w:rFonts w:ascii="Times New Roman" w:cs="Times New Roman" w:eastAsia="Times New Roman" w:hAnsi="Times New Roman"/>
+          <w:sz w:val="24"/>
+          <w:szCs w:val="24"/>
+        </w:rPr>
+        <w:t xml:space="preserve">O militar que concorre à escala aqui tratada quando tiver que se ausentar ou retornar às suas atividades normais em decorrência de férias, dispensas, licenças ou que comporão as mesmas deverá dar ciência ao Comandante do COB I a fim de ser reinserido ou inserido na respectiva escala.</w:t>
       </w:r>
     </w:p>
     <w:p>
@@ -5511,30 +5700,6 @@
           <w:sz w:val="24"/>
           <w:szCs w:val="24"/>
         </w:rPr>
-        <w:t xml:space="preserve">Art. 57 </w:t>
-      </w:r>
-      <w:r>
-        <w:rPr>
-          <w:rFonts w:ascii="Times New Roman" w:cs="Times New Roman" w:eastAsia="Times New Roman" w:hAnsi="Times New Roman"/>
-          <w:sz w:val="24"/>
-          <w:szCs w:val="24"/>
-        </w:rPr>
-        <w:t xml:space="preserve">O militar que concorre à escala aqui tratada quando tiver que se ausentar ou retornar às suas atividades normais em decorrência de férias, dispensas, licenças ou que comporão as mesmas deverá dar ciência ao Comandante do COB I a fim de ser reinserido ou inserido na respectiva escala.</w:t>
-      </w:r>
-    </w:p>
-    <w:p>
-      <w:pPr>
-        <w:spacing w:after="60" w:line="360"/>
-        <w:jc w:val="both"/>
-      </w:pPr>
-      <w:r>
-        <w:rPr>
-          <w:rFonts w:ascii="Times New Roman" w:cs="Times New Roman" w:eastAsia="Times New Roman" w:hAnsi="Times New Roman"/>
-          <w:b/>
-          <w:bCs/>
-          <w:sz w:val="24"/>
-          <w:szCs w:val="24"/>
-        </w:rPr>
         <w:t xml:space="preserve">Art. 58 </w:t>
       </w:r>
       <w:r>
@@ -5543,7 +5708,31 @@
           <w:sz w:val="24"/>
           <w:szCs w:val="24"/>
         </w:rPr>
-        <w:t xml:space="preserve">O serviço de Superior de Dia será estabelecido com abrangência em todo o território estadual, em regime de sobreaviso de 24 (vinte e quatro) horas, concorrendo à respectiva escala os oficiais dos postos de Major BM e Tenente-Coronel BM.</w:t>
+        <w:t xml:space="preserve">A permuta de serviço do Superior de Dia só será permitida mediante autorização por escrito do Comandante do COB I, via Sistema Eletrônico de Informações - SEI.</w:t>
+      </w:r>
+    </w:p>
+    <w:p>
+      <w:pPr>
+        <w:spacing w:after="60" w:line="360"/>
+        <w:jc w:val="both"/>
+      </w:pPr>
+      <w:r>
+        <w:rPr>
+          <w:rFonts w:ascii="Times New Roman" w:cs="Times New Roman" w:eastAsia="Times New Roman" w:hAnsi="Times New Roman"/>
+          <w:b/>
+          <w:bCs/>
+          <w:sz w:val="24"/>
+          <w:szCs w:val="24"/>
+        </w:rPr>
+        <w:t xml:space="preserve">Art. 59 </w:t>
+      </w:r>
+      <w:r>
+        <w:rPr>
+          <w:rFonts w:ascii="Times New Roman" w:cs="Times New Roman" w:eastAsia="Times New Roman" w:hAnsi="Times New Roman"/>
+          <w:sz w:val="24"/>
+          <w:szCs w:val="24"/>
+        </w:rPr>
+        <w:t xml:space="preserve">Durante o período de serviço, o Superior de Dia não deverá se ausentar da área de sua residência, permanecendo em condições de pronto acionamento, com o telefone celular funcional ligado ou outro meio de comunicação que permita seu imediato contato e comparecimento, o qual deverá ser informado ao Comandante do COB I.</w:t>
       </w:r>
     </w:p>
     <w:p>
@@ -5558,7 +5747,7 @@
           <w:sz w:val="24"/>
           <w:szCs w:val="24"/>
         </w:rPr>
-        <w:t xml:space="preserve">§ 1º Durante o período de serviço, o Superior de Dia deverá permanecer em condições de pronto acionamento, mantendo disponível meio de comunicação que permita seu imediato contato e comparecimento quando necessário.</w:t>
+        <w:t xml:space="preserve">§ 1º Ao final do serviço, o Superior de Dia deverá assinar, via Sistema Eletrônico de Informações - SEI, juntamente com o Oficial de Dia, a Parte Diária.</w:t>
       </w:r>
     </w:p>
     <w:p>
@@ -5573,211 +5762,7 @@
           <w:sz w:val="24"/>
           <w:szCs w:val="24"/>
         </w:rPr>
-        <w:t xml:space="preserve">§ 2º A atuação do Superior de Dia observará as competências próprias do Comando Operacional de Bombeiros e dos Comandantes das Organizações Bombeiro Militar.</w:t>
-      </w:r>
-    </w:p>
-    <w:p>
-      <w:pPr>
-        <w:spacing w:after="60" w:line="360"/>
-        <w:jc w:val="both"/>
-      </w:pPr>
-      <w:r>
-        <w:rPr>
-          <w:rFonts w:ascii="Times New Roman" w:cs="Times New Roman" w:eastAsia="Times New Roman" w:hAnsi="Times New Roman"/>
-          <w:b/>
-          <w:bCs/>
-          <w:sz w:val="24"/>
-          <w:szCs w:val="24"/>
-        </w:rPr>
-        <w:t xml:space="preserve">Art. 59 </w:t>
-      </w:r>
-      <w:r>
-        <w:rPr>
-          <w:rFonts w:ascii="Times New Roman" w:cs="Times New Roman" w:eastAsia="Times New Roman" w:hAnsi="Times New Roman"/>
-          <w:sz w:val="24"/>
-          <w:szCs w:val="24"/>
-        </w:rPr>
-        <w:t xml:space="preserve">Compete ao Superior de Dia:</w:t>
-      </w:r>
-    </w:p>
-    <w:p>
-      <w:pPr>
-        <w:spacing w:after="60" w:line="360"/>
-        <w:ind w:left="708" w:hanging="340"/>
-        <w:jc w:val="both"/>
-      </w:pPr>
-      <w:r>
-        <w:rPr>
-          <w:rFonts w:ascii="Times New Roman" w:cs="Times New Roman" w:eastAsia="Times New Roman" w:hAnsi="Times New Roman"/>
-          <w:sz w:val="24"/>
-          <w:szCs w:val="24"/>
-        </w:rPr>
-        <w:t xml:space="preserve">I - Exercer a supervisão superior do serviço operacional em todo o Estado durante o período para o qual estiver escalado, respeitadas as competências dos comandantes das Organizações Bombeiro Militar;</w:t>
-      </w:r>
-    </w:p>
-    <w:p>
-      <w:pPr>
-        <w:spacing w:after="60" w:line="360"/>
-        <w:ind w:left="708" w:hanging="340"/>
-        <w:jc w:val="both"/>
-      </w:pPr>
-      <w:r>
-        <w:rPr>
-          <w:rFonts w:ascii="Times New Roman" w:cs="Times New Roman" w:eastAsia="Times New Roman" w:hAnsi="Times New Roman"/>
-          <w:sz w:val="24"/>
-          <w:szCs w:val="24"/>
-        </w:rPr>
-        <w:t xml:space="preserve">II - Manter-se informado acerca das ocorrências de maior vulto, complexidade ou repercussão verificadas no Estado;</w:t>
-      </w:r>
-    </w:p>
-    <w:p>
-      <w:pPr>
-        <w:spacing w:after="60" w:line="360"/>
-        <w:ind w:left="708" w:hanging="340"/>
-        <w:jc w:val="both"/>
-      </w:pPr>
-      <w:r>
-        <w:rPr>
-          <w:rFonts w:ascii="Times New Roman" w:cs="Times New Roman" w:eastAsia="Times New Roman" w:hAnsi="Times New Roman"/>
-          <w:sz w:val="24"/>
-          <w:szCs w:val="24"/>
-        </w:rPr>
-        <w:t xml:space="preserve">III - Comparecer às ocorrências de grande vulto, complexidade ou repercussão quando acionado, quando entender necessário ou por determinação de autoridade superior;</w:t>
-      </w:r>
-    </w:p>
-    <w:p>
-      <w:pPr>
-        <w:spacing w:after="60" w:line="360"/>
-        <w:ind w:left="708" w:hanging="340"/>
-        <w:jc w:val="both"/>
-      </w:pPr>
-      <w:r>
-        <w:rPr>
-          <w:rFonts w:ascii="Times New Roman" w:cs="Times New Roman" w:eastAsia="Times New Roman" w:hAnsi="Times New Roman"/>
-          <w:sz w:val="24"/>
-          <w:szCs w:val="24"/>
-        </w:rPr>
-        <w:t xml:space="preserve">IV - Acompanhar e supervisionar, quando necessário, o desenvolvimento das operações de maior vulto, respeitada a cadeia de comando operacional estabelecida neste Regulamento;</w:t>
-      </w:r>
-    </w:p>
-    <w:p>
-      <w:pPr>
-        <w:spacing w:after="60" w:line="360"/>
-        <w:ind w:left="708" w:hanging="340"/>
-        <w:jc w:val="both"/>
-      </w:pPr>
-      <w:r>
-        <w:rPr>
-          <w:rFonts w:ascii="Times New Roman" w:cs="Times New Roman" w:eastAsia="Times New Roman" w:hAnsi="Times New Roman"/>
-          <w:sz w:val="24"/>
-          <w:szCs w:val="24"/>
-        </w:rPr>
-        <w:t xml:space="preserve">V - Comunicar aos escalões superiores as ocorrências relevantes, extraordinárias ou de grande repercussão, mantendo-os informados acerca de sua evolução e das providências adotadas;</w:t>
-      </w:r>
-    </w:p>
-    <w:p>
-      <w:pPr>
-        <w:spacing w:after="60" w:line="360"/>
-        <w:ind w:left="708" w:hanging="340"/>
-        <w:jc w:val="both"/>
-      </w:pPr>
-      <w:r>
-        <w:rPr>
-          <w:rFonts w:ascii="Times New Roman" w:cs="Times New Roman" w:eastAsia="Times New Roman" w:hAnsi="Times New Roman"/>
-          <w:sz w:val="24"/>
-          <w:szCs w:val="24"/>
-        </w:rPr>
-        <w:t xml:space="preserve">VI - Promover, quando necessário, a articulação entre as Organizações Bombeiro Militar para o atendimento de ocorrências que demandem emprego integrado de recursos;</w:t>
-      </w:r>
-    </w:p>
-    <w:p>
-      <w:pPr>
-        <w:spacing w:after="60" w:line="360"/>
-        <w:ind w:left="708" w:hanging="340"/>
-        <w:jc w:val="both"/>
-      </w:pPr>
-      <w:r>
-        <w:rPr>
-          <w:rFonts w:ascii="Times New Roman" w:cs="Times New Roman" w:eastAsia="Times New Roman" w:hAnsi="Times New Roman"/>
-          <w:sz w:val="24"/>
-          <w:szCs w:val="24"/>
-        </w:rPr>
-        <w:t xml:space="preserve">VII - Solicitar ou determinar, dentro dos limites de sua competência, o emprego de recursos operacionais adicionais necessários ao atendimento de ocorrências de maior vulto;</w:t>
-      </w:r>
-    </w:p>
-    <w:p>
-      <w:pPr>
-        <w:spacing w:after="60" w:line="360"/>
-        <w:ind w:left="708" w:hanging="340"/>
-        <w:jc w:val="both"/>
-      </w:pPr>
-      <w:r>
-        <w:rPr>
-          <w:rFonts w:ascii="Times New Roman" w:cs="Times New Roman" w:eastAsia="Times New Roman" w:hAnsi="Times New Roman"/>
-          <w:sz w:val="24"/>
-          <w:szCs w:val="24"/>
-        </w:rPr>
-        <w:t xml:space="preserve">VIII - Adotar, durante o serviço, as providências urgentes de natureza operacional que não comportem adiamento, submetendo posteriormente a matéria à autoridade competente quando necessário;</w:t>
-      </w:r>
-    </w:p>
-    <w:p>
-      <w:pPr>
-        <w:spacing w:after="60" w:line="360"/>
-        <w:ind w:left="708" w:hanging="340"/>
-        <w:jc w:val="both"/>
-      </w:pPr>
-      <w:r>
-        <w:rPr>
-          <w:rFonts w:ascii="Times New Roman" w:cs="Times New Roman" w:eastAsia="Times New Roman" w:hAnsi="Times New Roman"/>
-          <w:sz w:val="24"/>
-          <w:szCs w:val="24"/>
-        </w:rPr>
-        <w:t xml:space="preserve">IX - Articular-se com outros órgãos e instituições envolvidos nas operações, quando a natureza ou dimensão da ocorrência assim exigir;</w:t>
-      </w:r>
-    </w:p>
-    <w:p>
-      <w:pPr>
-        <w:spacing w:after="60" w:line="360"/>
-        <w:ind w:left="708" w:hanging="340"/>
-        <w:jc w:val="both"/>
-      </w:pPr>
-      <w:r>
-        <w:rPr>
-          <w:rFonts w:ascii="Times New Roman" w:cs="Times New Roman" w:eastAsia="Times New Roman" w:hAnsi="Times New Roman"/>
-          <w:sz w:val="24"/>
-          <w:szCs w:val="24"/>
-        </w:rPr>
-        <w:t xml:space="preserve">X - Observar as diretrizes institucionais relativas ao relacionamento com a imprensa nas ocorrências de grande vulto ou repercussão, em articulação com o órgão de comunicação social da Corporação;</w:t>
-      </w:r>
-    </w:p>
-    <w:p>
-      <w:pPr>
-        <w:spacing w:after="60" w:line="360"/>
-        <w:ind w:left="708" w:hanging="340"/>
-        <w:jc w:val="both"/>
-      </w:pPr>
-      <w:r>
-        <w:rPr>
-          <w:rFonts w:ascii="Times New Roman" w:cs="Times New Roman" w:eastAsia="Times New Roman" w:hAnsi="Times New Roman"/>
-          <w:sz w:val="24"/>
-          <w:szCs w:val="24"/>
-        </w:rPr>
-        <w:t xml:space="preserve">XI - Tomar conhecimento das alterações relevantes ocorridas durante o serviço e proceder aos registros ou manifestações que lhe forem determinados; e</w:t>
-      </w:r>
-    </w:p>
-    <w:p>
-      <w:pPr>
-        <w:spacing w:after="60" w:line="360"/>
-        <w:ind w:left="708" w:hanging="340"/>
-        <w:jc w:val="both"/>
-      </w:pPr>
-      <w:r>
-        <w:rPr>
-          <w:rFonts w:ascii="Times New Roman" w:cs="Times New Roman" w:eastAsia="Times New Roman" w:hAnsi="Times New Roman"/>
-          <w:sz w:val="24"/>
-          <w:szCs w:val="24"/>
-        </w:rPr>
-        <w:t xml:space="preserve">XII - Cumprir fielmente as determinações dos escalões superiores relacionadas ao serviço operacional.</w:t>
+        <w:t xml:space="preserve">§ 2º O regime do serviço poderá sofrer alterações, mediante publicação em Boletim Geral, por determinação do Comandante-Geral ou do Comandante do COB I, em virtude das necessidades do momento.</w:t>
       </w:r>
     </w:p>
     <w:p>

--- a/docs/sei/2026-09-11-regulamento-servico/Minuta_Regulamento_de_Servico_CBMRO_parte_geral_e_especial.docx
+++ b/docs/sei/2026-09-11-regulamento-servico/Minuta_Regulamento_de_Servico_CBMRO_parte_geral_e_especial.docx
@@ -5916,7 +5916,7 @@
           <w:sz w:val="24"/>
           <w:szCs w:val="24"/>
         </w:rPr>
-        <w:t xml:space="preserve">I - Participar das solenidades, formaturas e demais atos regulamentares previstos para o início e término do serviço;</w:t>
+        <w:t xml:space="preserve">I - Presidir a passagem de serviço e participar das demais solenidades, formaturas e atos regulamentares previstos para o início e o término do serviço;</w:t>
       </w:r>
     </w:p>
     <w:p>
@@ -5946,322 +5946,217 @@
           <w:sz w:val="24"/>
           <w:szCs w:val="24"/>
         </w:rPr>
-        <w:t xml:space="preserve">III - Orientar os militares empregados nos serviços internos do quartel quanto às suas atribuições e às determinações em vigor;</w:t>
-      </w:r>
-    </w:p>
-    <w:p>
-      <w:pPr>
-        <w:spacing w:after="60" w:line="360"/>
-        <w:ind w:left="708" w:hanging="340"/>
-        <w:jc w:val="both"/>
-      </w:pPr>
-      <w:r>
-        <w:rPr>
-          <w:rFonts w:ascii="Times New Roman" w:cs="Times New Roman" w:eastAsia="Times New Roman" w:hAnsi="Times New Roman"/>
-          <w:sz w:val="24"/>
-          <w:szCs w:val="24"/>
-        </w:rPr>
-        <w:t xml:space="preserve">IV - Realizar inspeções nas dependências do quartel, adotando ou solicitando as providências necessárias diante das irregularidades constatadas;</w:t>
-      </w:r>
-    </w:p>
-    <w:p>
-      <w:pPr>
-        <w:spacing w:after="60" w:line="360"/>
-        <w:ind w:left="708" w:hanging="340"/>
-        <w:jc w:val="both"/>
-      </w:pPr>
-      <w:r>
-        <w:rPr>
-          <w:rFonts w:ascii="Times New Roman" w:cs="Times New Roman" w:eastAsia="Times New Roman" w:hAnsi="Times New Roman"/>
-          <w:sz w:val="24"/>
-          <w:szCs w:val="24"/>
-        </w:rPr>
-        <w:t xml:space="preserve">V - Fiscalizar os serviços internos, verificando o cumprimento das normas, ordens e determinações em vigor;</w:t>
-      </w:r>
-    </w:p>
-    <w:p>
-      <w:pPr>
-        <w:spacing w:after="60" w:line="360"/>
-        <w:ind w:left="708" w:hanging="340"/>
-        <w:jc w:val="both"/>
-      </w:pPr>
-      <w:r>
-        <w:rPr>
-          <w:rFonts w:ascii="Times New Roman" w:cs="Times New Roman" w:eastAsia="Times New Roman" w:hAnsi="Times New Roman"/>
-          <w:sz w:val="24"/>
-          <w:szCs w:val="24"/>
-        </w:rPr>
-        <w:t xml:space="preserve">VI - Zelar pela disciplina, segurança e ordem no interior do quartel;</w:t>
-      </w:r>
-    </w:p>
-    <w:p>
-      <w:pPr>
-        <w:spacing w:after="60" w:line="360"/>
-        <w:ind w:left="708" w:hanging="340"/>
-        <w:jc w:val="both"/>
-      </w:pPr>
-      <w:r>
-        <w:rPr>
-          <w:rFonts w:ascii="Times New Roman" w:cs="Times New Roman" w:eastAsia="Times New Roman" w:hAnsi="Times New Roman"/>
-          <w:sz w:val="24"/>
-          <w:szCs w:val="24"/>
-        </w:rPr>
-        <w:t xml:space="preserve">VII - Fiscalizar os serviços de guarda e segurança do aquartelamento;</w:t>
-      </w:r>
-    </w:p>
-    <w:p>
-      <w:pPr>
-        <w:spacing w:after="60" w:line="360"/>
-        <w:ind w:left="708" w:hanging="340"/>
-        <w:jc w:val="both"/>
-      </w:pPr>
-      <w:r>
-        <w:rPr>
-          <w:rFonts w:ascii="Times New Roman" w:cs="Times New Roman" w:eastAsia="Times New Roman" w:hAnsi="Times New Roman"/>
-          <w:sz w:val="24"/>
-          <w:szCs w:val="24"/>
-        </w:rPr>
-        <w:t xml:space="preserve">VIII - Certificar-se de que as dependências que devam permanecer fechadas estejam devidamente resguardadas, mantendo o controle das respectivas chaves nos termos das normas internas;</w:t>
-      </w:r>
-    </w:p>
-    <w:p>
-      <w:pPr>
-        <w:spacing w:after="60" w:line="360"/>
-        <w:ind w:left="708" w:hanging="340"/>
-        <w:jc w:val="both"/>
-      </w:pPr>
-      <w:r>
-        <w:rPr>
-          <w:rFonts w:ascii="Times New Roman" w:cs="Times New Roman" w:eastAsia="Times New Roman" w:hAnsi="Times New Roman"/>
-          <w:sz w:val="24"/>
-          <w:szCs w:val="24"/>
-        </w:rPr>
-        <w:t xml:space="preserve">IX - Providenciar, na forma regulamentar, a substituição dos militares que não comparecerem aos serviços internos para os quais estejam escalados;</w:t>
-      </w:r>
-    </w:p>
-    <w:p>
-      <w:pPr>
-        <w:spacing w:after="60" w:line="360"/>
-        <w:ind w:left="708" w:hanging="340"/>
-        <w:jc w:val="both"/>
-      </w:pPr>
-      <w:r>
-        <w:rPr>
-          <w:rFonts w:ascii="Times New Roman" w:cs="Times New Roman" w:eastAsia="Times New Roman" w:hAnsi="Times New Roman"/>
-          <w:sz w:val="24"/>
-          <w:szCs w:val="24"/>
-        </w:rPr>
-        <w:t xml:space="preserve">X - Zelar pelo cumprimento das normas referentes à entrada, saída e permanência de pessoas no quartel;</w:t>
-      </w:r>
-    </w:p>
-    <w:p>
-      <w:pPr>
-        <w:spacing w:after="60" w:line="360"/>
-        <w:ind w:left="708" w:hanging="340"/>
-        <w:jc w:val="both"/>
-      </w:pPr>
-      <w:r>
-        <w:rPr>
-          <w:rFonts w:ascii="Times New Roman" w:cs="Times New Roman" w:eastAsia="Times New Roman" w:hAnsi="Times New Roman"/>
-          <w:sz w:val="24"/>
-          <w:szCs w:val="24"/>
-        </w:rPr>
-        <w:t xml:space="preserve">XI - Fiscalizar a entrada e saída de viaturas do aquartelamento, observadas as normas estabelecidas;</w:t>
-      </w:r>
-    </w:p>
-    <w:p>
-      <w:pPr>
-        <w:spacing w:after="60" w:line="360"/>
-        <w:ind w:left="708" w:hanging="340"/>
-        <w:jc w:val="both"/>
-      </w:pPr>
-      <w:r>
-        <w:rPr>
-          <w:rFonts w:ascii="Times New Roman" w:cs="Times New Roman" w:eastAsia="Times New Roman" w:hAnsi="Times New Roman"/>
-          <w:sz w:val="24"/>
-          <w:szCs w:val="24"/>
-        </w:rPr>
-        <w:t xml:space="preserve">XII - Registrar a entrada ou saída de materiais do quartel fora do horário de expediente, não permitindo sua retirada sem a devida autorização;</w:t>
-      </w:r>
-    </w:p>
-    <w:p>
-      <w:pPr>
-        <w:spacing w:after="60" w:line="360"/>
-        <w:ind w:left="708" w:hanging="340"/>
-        <w:jc w:val="both"/>
-      </w:pPr>
-      <w:r>
-        <w:rPr>
-          <w:rFonts w:ascii="Times New Roman" w:cs="Times New Roman" w:eastAsia="Times New Roman" w:hAnsi="Times New Roman"/>
-          <w:sz w:val="24"/>
-          <w:szCs w:val="24"/>
-        </w:rPr>
-        <w:t xml:space="preserve">XIII - Zelar pelos materiais, armamentos, instalações e demais bens que estejam sob sua responsabilidade durante o serviço;</w:t>
-      </w:r>
-    </w:p>
-    <w:p>
-      <w:pPr>
-        <w:spacing w:after="60" w:line="360"/>
-        <w:ind w:left="708" w:hanging="340"/>
-        <w:jc w:val="both"/>
-      </w:pPr>
-      <w:r>
-        <w:rPr>
-          <w:rFonts w:ascii="Times New Roman" w:cs="Times New Roman" w:eastAsia="Times New Roman" w:hAnsi="Times New Roman"/>
-          <w:sz w:val="24"/>
-          <w:szCs w:val="24"/>
-        </w:rPr>
-        <w:t xml:space="preserve">XIV - Receber autoridades civis e militares que compareçam ao quartel fora do horário de expediente, adotando as providências protocolares cabíveis;</w:t>
-      </w:r>
-    </w:p>
-    <w:p>
-      <w:pPr>
-        <w:spacing w:after="60" w:line="360"/>
-        <w:ind w:left="708" w:hanging="340"/>
-        <w:jc w:val="both"/>
-      </w:pPr>
-      <w:r>
-        <w:rPr>
-          <w:rFonts w:ascii="Times New Roman" w:cs="Times New Roman" w:eastAsia="Times New Roman" w:hAnsi="Times New Roman"/>
-          <w:sz w:val="24"/>
-          <w:szCs w:val="24"/>
-        </w:rPr>
-        <w:t xml:space="preserve">XV - Comunicar imediatamente à autoridade competente as ocorrências extraordinárias verificadas durante o serviço, especialmente aquelas relacionadas à disciplina, segurança, pessoal ou patrimônio;</w:t>
-      </w:r>
-    </w:p>
-    <w:p>
-      <w:pPr>
-        <w:spacing w:after="60" w:line="360"/>
-        <w:ind w:left="708" w:hanging="340"/>
-        <w:jc w:val="both"/>
-      </w:pPr>
-      <w:r>
-        <w:rPr>
-          <w:rFonts w:ascii="Times New Roman" w:cs="Times New Roman" w:eastAsia="Times New Roman" w:hAnsi="Times New Roman"/>
-          <w:sz w:val="24"/>
-          <w:szCs w:val="24"/>
-        </w:rPr>
-        <w:t xml:space="preserve">XVI - Adotar as providências imediatas destinadas a sanar ou minimizar alterações verificadas no funcionamento interno do quartel, submetendo à autoridade competente aquelas que excedam sua atribuição;</w:t>
-      </w:r>
-    </w:p>
-    <w:p>
-      <w:pPr>
-        <w:spacing w:after="60" w:line="360"/>
-        <w:ind w:left="708" w:hanging="340"/>
-        <w:jc w:val="both"/>
-      </w:pPr>
-      <w:r>
-        <w:rPr>
-          <w:rFonts w:ascii="Times New Roman" w:cs="Times New Roman" w:eastAsia="Times New Roman" w:hAnsi="Times New Roman"/>
-          <w:sz w:val="24"/>
-          <w:szCs w:val="24"/>
-        </w:rPr>
-        <w:t xml:space="preserve">XVII - Receber e encaminhar, fora do horário de expediente, documentos ou comunicações de caráter urgente, adotando as providências necessárias para que cheguem tempestivamente à autoridade competente;</w:t>
-      </w:r>
-    </w:p>
-    <w:p>
-      <w:pPr>
-        <w:spacing w:after="60" w:line="360"/>
-        <w:ind w:left="708" w:hanging="340"/>
-        <w:jc w:val="both"/>
-      </w:pPr>
-      <w:r>
-        <w:rPr>
-          <w:rFonts w:ascii="Times New Roman" w:cs="Times New Roman" w:eastAsia="Times New Roman" w:hAnsi="Times New Roman"/>
-          <w:sz w:val="24"/>
-          <w:szCs w:val="24"/>
-        </w:rPr>
-        <w:t xml:space="preserve">XVIII - Registrar em Parte Diária, via Sistema Eletrônico de Informações - SEI, as ocorrências e alterações verificadas durante sua jornada de serviço;</w:t>
-      </w:r>
-    </w:p>
-    <w:p>
-      <w:pPr>
-        <w:spacing w:after="60" w:line="360"/>
-        <w:ind w:left="708" w:hanging="340"/>
-        <w:jc w:val="both"/>
-      </w:pPr>
-      <w:r>
-        <w:rPr>
-          <w:rFonts w:ascii="Times New Roman" w:cs="Times New Roman" w:eastAsia="Times New Roman" w:hAnsi="Times New Roman"/>
-          <w:sz w:val="24"/>
-          <w:szCs w:val="24"/>
-        </w:rPr>
-        <w:t xml:space="preserve">XIX - Comunicar imediatamente qualquer acidente envolvendo pessoal, viatura, material ou patrimônio ocorrido no âmbito do quartel;</w:t>
-      </w:r>
-    </w:p>
-    <w:p>
-      <w:pPr>
-        <w:spacing w:after="60" w:line="360"/>
-        <w:ind w:left="708" w:hanging="340"/>
-        <w:jc w:val="both"/>
-      </w:pPr>
-      <w:r>
-        <w:rPr>
-          <w:rFonts w:ascii="Times New Roman" w:cs="Times New Roman" w:eastAsia="Times New Roman" w:hAnsi="Times New Roman"/>
-          <w:sz w:val="24"/>
-          <w:szCs w:val="24"/>
-        </w:rPr>
-        <w:t xml:space="preserve">XX - Fiscalizar as condições de conservação, limpeza e organização das dependências do quartel;</w:t>
-      </w:r>
-    </w:p>
-    <w:p>
-      <w:pPr>
-        <w:spacing w:after="60" w:line="360"/>
-        <w:ind w:left="708" w:hanging="340"/>
-        <w:jc w:val="both"/>
-      </w:pPr>
-      <w:r>
-        <w:rPr>
-          <w:rFonts w:ascii="Times New Roman" w:cs="Times New Roman" w:eastAsia="Times New Roman" w:hAnsi="Times New Roman"/>
-          <w:sz w:val="24"/>
-          <w:szCs w:val="24"/>
-        </w:rPr>
-        <w:t xml:space="preserve">XXI - Fiscalizar o cumprimento das prisões e detenções de natureza disciplinar executadas nas dependências do aquartelamento, zelando pela observância das determinações da autoridade competente, das condições de segurança e das normas aplicáveis;</w:t>
-      </w:r>
-    </w:p>
-    <w:p>
-      <w:pPr>
-        <w:spacing w:after="60" w:line="360"/>
-        <w:ind w:left="708" w:hanging="340"/>
-        <w:jc w:val="both"/>
-      </w:pPr>
-      <w:r>
-        <w:rPr>
-          <w:rFonts w:ascii="Times New Roman" w:cs="Times New Roman" w:eastAsia="Times New Roman" w:hAnsi="Times New Roman"/>
-          <w:sz w:val="24"/>
-          <w:szCs w:val="24"/>
-        </w:rPr>
-        <w:t xml:space="preserve">XXII - Diante da ocorrência de fato que, em tese, constitua crime militar, adotar as providências imediatas destinadas à preservação do local, dos elementos de informação e das provas, quando cabíveis, bem como comunicar imediatamente o fato à autoridade de polícia judiciária militar competente, para adoção das medidas previstas na legislação processual penal militar;</w:t>
-      </w:r>
-    </w:p>
-    <w:p>
-      <w:pPr>
-        <w:spacing w:after="60" w:line="360"/>
-        <w:ind w:left="708" w:hanging="340"/>
-        <w:jc w:val="both"/>
-      </w:pPr>
-      <w:r>
-        <w:rPr>
-          <w:rFonts w:ascii="Times New Roman" w:cs="Times New Roman" w:eastAsia="Times New Roman" w:hAnsi="Times New Roman"/>
-          <w:sz w:val="24"/>
-          <w:szCs w:val="24"/>
-        </w:rPr>
-        <w:t xml:space="preserve">XXIII - Adotar, nas hipóteses de flagrante de crime militar, as providências que lhe competirem nos termos da legislação processual penal militar, comunicando imediatamente o fato à autoridade de polícia judiciária militar competente; e</w:t>
-      </w:r>
-    </w:p>
-    <w:p>
-      <w:pPr>
-        <w:spacing w:after="60" w:line="360"/>
-        <w:ind w:left="708" w:hanging="340"/>
-        <w:jc w:val="both"/>
-      </w:pPr>
-      <w:r>
-        <w:rPr>
-          <w:rFonts w:ascii="Times New Roman" w:cs="Times New Roman" w:eastAsia="Times New Roman" w:hAnsi="Times New Roman"/>
-          <w:sz w:val="24"/>
-          <w:szCs w:val="24"/>
-        </w:rPr>
-        <w:t xml:space="preserve">XXIV - Cumprir e fazer cumprir as ordens e determinações dos escalões superiores relacionadas ao serviço interno do aquartelamento.</w:t>
+        <w:t xml:space="preserve">III - Orientar e fiscalizar os militares empregados nos serviços internos do quartel, inclusive nos de guarda e segurança do aquartelamento, quanto às suas atribuições e ao cumprimento das normas, ordens e determinações em vigor;</w:t>
+      </w:r>
+    </w:p>
+    <w:p>
+      <w:pPr>
+        <w:spacing w:after="60" w:line="360"/>
+        <w:ind w:left="708" w:hanging="340"/>
+        <w:jc w:val="both"/>
+      </w:pPr>
+      <w:r>
+        <w:rPr>
+          <w:rFonts w:ascii="Times New Roman" w:cs="Times New Roman" w:eastAsia="Times New Roman" w:hAnsi="Times New Roman"/>
+          <w:sz w:val="24"/>
+          <w:szCs w:val="24"/>
+        </w:rPr>
+        <w:t xml:space="preserve">IV - Realizar inspeções nas dependências do quartel, verificando as condições de conservação, limpeza, organização e segurança e adotando ou solicitando as providências necessárias diante das irregularidades constatadas;</w:t>
+      </w:r>
+    </w:p>
+    <w:p>
+      <w:pPr>
+        <w:spacing w:after="60" w:line="360"/>
+        <w:ind w:left="708" w:hanging="340"/>
+        <w:jc w:val="both"/>
+      </w:pPr>
+      <w:r>
+        <w:rPr>
+          <w:rFonts w:ascii="Times New Roman" w:cs="Times New Roman" w:eastAsia="Times New Roman" w:hAnsi="Times New Roman"/>
+          <w:sz w:val="24"/>
+          <w:szCs w:val="24"/>
+        </w:rPr>
+        <w:t xml:space="preserve">V - Certificar-se de que as dependências que devam permanecer fechadas estejam devidamente resguardadas, mantendo o controle das respectivas chaves nos termos das normas internas;</w:t>
+      </w:r>
+    </w:p>
+    <w:p>
+      <w:pPr>
+        <w:spacing w:after="60" w:line="360"/>
+        <w:ind w:left="708" w:hanging="340"/>
+        <w:jc w:val="both"/>
+      </w:pPr>
+      <w:r>
+        <w:rPr>
+          <w:rFonts w:ascii="Times New Roman" w:cs="Times New Roman" w:eastAsia="Times New Roman" w:hAnsi="Times New Roman"/>
+          <w:sz w:val="24"/>
+          <w:szCs w:val="24"/>
+        </w:rPr>
+        <w:t xml:space="preserve">VI - Providenciar, na forma regulamentar, a substituição dos militares que não comparecerem aos serviços internos para os quais estejam escalados;</w:t>
+      </w:r>
+    </w:p>
+    <w:p>
+      <w:pPr>
+        <w:spacing w:after="60" w:line="360"/>
+        <w:ind w:left="708" w:hanging="340"/>
+        <w:jc w:val="both"/>
+      </w:pPr>
+      <w:r>
+        <w:rPr>
+          <w:rFonts w:ascii="Times New Roman" w:cs="Times New Roman" w:eastAsia="Times New Roman" w:hAnsi="Times New Roman"/>
+          <w:sz w:val="24"/>
+          <w:szCs w:val="24"/>
+        </w:rPr>
+        <w:t xml:space="preserve">VII - Controlar, observadas as normas em vigor, a entrada, a saída e a permanência de pessoas e a entrada e a saída de viaturas no quartel;</w:t>
+      </w:r>
+    </w:p>
+    <w:p>
+      <w:pPr>
+        <w:spacing w:after="60" w:line="360"/>
+        <w:ind w:left="708" w:hanging="340"/>
+        <w:jc w:val="both"/>
+      </w:pPr>
+      <w:r>
+        <w:rPr>
+          <w:rFonts w:ascii="Times New Roman" w:cs="Times New Roman" w:eastAsia="Times New Roman" w:hAnsi="Times New Roman"/>
+          <w:sz w:val="24"/>
+          <w:szCs w:val="24"/>
+        </w:rPr>
+        <w:t xml:space="preserve">VIII - Registrar a entrada ou a saída de materiais do quartel fora do horário de expediente, não permitindo sua retirada sem a devida autorização;</w:t>
+      </w:r>
+    </w:p>
+    <w:p>
+      <w:pPr>
+        <w:spacing w:after="60" w:line="360"/>
+        <w:ind w:left="708" w:hanging="340"/>
+        <w:jc w:val="both"/>
+      </w:pPr>
+      <w:r>
+        <w:rPr>
+          <w:rFonts w:ascii="Times New Roman" w:cs="Times New Roman" w:eastAsia="Times New Roman" w:hAnsi="Times New Roman"/>
+          <w:sz w:val="24"/>
+          <w:szCs w:val="24"/>
+        </w:rPr>
+        <w:t xml:space="preserve">IX - Zelar pelos materiais, armamentos, instalações e demais bens que estejam sob sua responsabilidade durante o serviço;</w:t>
+      </w:r>
+    </w:p>
+    <w:p>
+      <w:pPr>
+        <w:spacing w:after="60" w:line="360"/>
+        <w:ind w:left="708" w:hanging="340"/>
+        <w:jc w:val="both"/>
+      </w:pPr>
+      <w:r>
+        <w:rPr>
+          <w:rFonts w:ascii="Times New Roman" w:cs="Times New Roman" w:eastAsia="Times New Roman" w:hAnsi="Times New Roman"/>
+          <w:sz w:val="24"/>
+          <w:szCs w:val="24"/>
+        </w:rPr>
+        <w:t xml:space="preserve">X - Receber autoridades civis e militares que compareçam ao quartel fora do horário de expediente, adotando as providências protocolares cabíveis;</w:t>
+      </w:r>
+    </w:p>
+    <w:p>
+      <w:pPr>
+        <w:spacing w:after="60" w:line="360"/>
+        <w:ind w:left="708" w:hanging="340"/>
+        <w:jc w:val="both"/>
+      </w:pPr>
+      <w:r>
+        <w:rPr>
+          <w:rFonts w:ascii="Times New Roman" w:cs="Times New Roman" w:eastAsia="Times New Roman" w:hAnsi="Times New Roman"/>
+          <w:sz w:val="24"/>
+          <w:szCs w:val="24"/>
+        </w:rPr>
+        <w:t xml:space="preserve">XI - Receber e encaminhar, fora do horário de expediente, documentos ou comunicações de caráter urgente, adotando as providências necessárias para que cheguem tempestivamente à autoridade competente;</w:t>
+      </w:r>
+    </w:p>
+    <w:p>
+      <w:pPr>
+        <w:spacing w:after="60" w:line="360"/>
+        <w:ind w:left="708" w:hanging="340"/>
+        <w:jc w:val="both"/>
+      </w:pPr>
+      <w:r>
+        <w:rPr>
+          <w:rFonts w:ascii="Times New Roman" w:cs="Times New Roman" w:eastAsia="Times New Roman" w:hAnsi="Times New Roman"/>
+          <w:sz w:val="24"/>
+          <w:szCs w:val="24"/>
+        </w:rPr>
+        <w:t xml:space="preserve">XII - Comunicar imediatamente à autoridade competente as ocorrências extraordinárias verificadas durante o serviço, especialmente as relacionadas à disciplina, à segurança, ao pessoal ou ao patrimônio, inclusive os acidentes envolvendo pessoal, viaturas, material ou patrimônio ocorridos no âmbito do quartel;</w:t>
+      </w:r>
+    </w:p>
+    <w:p>
+      <w:pPr>
+        <w:spacing w:after="60" w:line="360"/>
+        <w:ind w:left="708" w:hanging="340"/>
+        <w:jc w:val="both"/>
+      </w:pPr>
+      <w:r>
+        <w:rPr>
+          <w:rFonts w:ascii="Times New Roman" w:cs="Times New Roman" w:eastAsia="Times New Roman" w:hAnsi="Times New Roman"/>
+          <w:sz w:val="24"/>
+          <w:szCs w:val="24"/>
+        </w:rPr>
+        <w:t xml:space="preserve">XIII - Adotar as providências imediatas destinadas a sanar ou minimizar alterações verificadas no funcionamento interno do quartel, submetendo à autoridade competente aquelas que excedam sua atribuição;</w:t>
+      </w:r>
+    </w:p>
+    <w:p>
+      <w:pPr>
+        <w:spacing w:after="60" w:line="360"/>
+        <w:ind w:left="708" w:hanging="340"/>
+        <w:jc w:val="both"/>
+      </w:pPr>
+      <w:r>
+        <w:rPr>
+          <w:rFonts w:ascii="Times New Roman" w:cs="Times New Roman" w:eastAsia="Times New Roman" w:hAnsi="Times New Roman"/>
+          <w:sz w:val="24"/>
+          <w:szCs w:val="24"/>
+        </w:rPr>
+        <w:t xml:space="preserve">XIV - Registrar em Parte Diária, via Sistema Eletrônico de Informações - SEI, as ocorrências e alterações verificadas durante sua jornada de serviço;</w:t>
+      </w:r>
+    </w:p>
+    <w:p>
+      <w:pPr>
+        <w:spacing w:after="60" w:line="360"/>
+        <w:ind w:left="708" w:hanging="340"/>
+        <w:jc w:val="both"/>
+      </w:pPr>
+      <w:r>
+        <w:rPr>
+          <w:rFonts w:ascii="Times New Roman" w:cs="Times New Roman" w:eastAsia="Times New Roman" w:hAnsi="Times New Roman"/>
+          <w:sz w:val="24"/>
+          <w:szCs w:val="24"/>
+        </w:rPr>
+        <w:t xml:space="preserve">XV - Fiscalizar o cumprimento das prisões e detenções de natureza disciplinar executadas nas dependências do aquartelamento, zelando pela observância das determinações da autoridade competente, das condições de segurança e das normas aplicáveis;</w:t>
+      </w:r>
+    </w:p>
+    <w:p>
+      <w:pPr>
+        <w:spacing w:after="60" w:line="360"/>
+        <w:ind w:left="708" w:hanging="340"/>
+        <w:jc w:val="both"/>
+      </w:pPr>
+      <w:r>
+        <w:rPr>
+          <w:rFonts w:ascii="Times New Roman" w:cs="Times New Roman" w:eastAsia="Times New Roman" w:hAnsi="Times New Roman"/>
+          <w:sz w:val="24"/>
+          <w:szCs w:val="24"/>
+        </w:rPr>
+        <w:t xml:space="preserve">XVI - Diante de fato que, em tese, constitua crime militar, adotar as providências imediatas destinadas à preservação do local, dos elementos de informação e das provas e, nas hipóteses de flagrante, as que lhe competirem nos termos da legislação processual penal militar, comunicando imediatamente o fato à autoridade de polícia judiciária militar competente; e</w:t>
+      </w:r>
+    </w:p>
+    <w:p>
+      <w:pPr>
+        <w:spacing w:after="60" w:line="360"/>
+        <w:ind w:left="708" w:hanging="340"/>
+        <w:jc w:val="both"/>
+      </w:pPr>
+      <w:r>
+        <w:rPr>
+          <w:rFonts w:ascii="Times New Roman" w:cs="Times New Roman" w:eastAsia="Times New Roman" w:hAnsi="Times New Roman"/>
+          <w:sz w:val="24"/>
+          <w:szCs w:val="24"/>
+        </w:rPr>
+        <w:t xml:space="preserve">XVII - Cumprir e fazer cumprir as ordens e determinações dos escalões superiores relacionadas ao serviço.</w:t>
       </w:r>
     </w:p>
     <w:p>

--- a/docs/sei/2026-09-11-regulamento-servico/Minuta_Regulamento_de_Servico_CBMRO_parte_geral_e_especial.docx
+++ b/docs/sei/2026-09-11-regulamento-servico/Minuta_Regulamento_de_Servico_CBMRO_parte_geral_e_especial.docx
@@ -175,8 +175,8 @@
     </w:p>
     <w:p>
       <w:pPr>
-        <w:spacing w:after="120" w:line="360"/>
-        <w:ind w:firstLine="708"/>
+        <w:spacing w:after="120" w:line="240"/>
+        <w:ind w:firstLine="1417"/>
         <w:jc w:val="both"/>
       </w:pPr>
       <w:r>
@@ -200,8 +200,8 @@
     </w:p>
     <w:p>
       <w:pPr>
-        <w:spacing w:after="120" w:line="360"/>
-        <w:ind w:firstLine="708"/>
+        <w:spacing w:after="120" w:line="240"/>
+        <w:ind w:firstLine="1417"/>
         <w:jc w:val="both"/>
       </w:pPr>
       <w:r>
@@ -225,7 +225,8 @@
     </w:p>
     <w:p>
       <w:pPr>
-        <w:spacing w:after="60" w:line="360"/>
+        <w:spacing w:after="120" w:line="240"/>
+        <w:ind w:firstLine="1417"/>
         <w:jc w:val="both"/>
       </w:pPr>
       <w:r>
@@ -249,8 +250,8 @@
     </w:p>
     <w:p>
       <w:pPr>
-        <w:spacing w:after="60" w:line="360"/>
-        <w:ind w:left="708" w:hanging="340"/>
+        <w:spacing w:after="120" w:line="240"/>
+        <w:ind w:firstLine="1417"/>
         <w:jc w:val="both"/>
       </w:pPr>
       <w:r>
@@ -264,8 +265,8 @@
     </w:p>
     <w:p>
       <w:pPr>
-        <w:spacing w:after="60" w:line="360"/>
-        <w:ind w:left="1134" w:hanging="0"/>
+        <w:spacing w:after="120" w:line="240"/>
+        <w:ind w:firstLine="1417"/>
         <w:jc w:val="both"/>
       </w:pPr>
       <w:r>
@@ -279,8 +280,8 @@
     </w:p>
     <w:p>
       <w:pPr>
-        <w:spacing w:after="60" w:line="360"/>
-        <w:ind w:left="1134" w:hanging="0"/>
+        <w:spacing w:after="120" w:line="240"/>
+        <w:ind w:firstLine="1417"/>
         <w:jc w:val="both"/>
       </w:pPr>
       <w:r>
@@ -294,8 +295,8 @@
     </w:p>
     <w:p>
       <w:pPr>
-        <w:spacing w:after="60" w:line="360"/>
-        <w:ind w:left="1134" w:hanging="0"/>
+        <w:spacing w:after="120" w:line="240"/>
+        <w:ind w:firstLine="1417"/>
         <w:jc w:val="both"/>
       </w:pPr>
       <w:r>
@@ -309,8 +310,8 @@
     </w:p>
     <w:p>
       <w:pPr>
-        <w:spacing w:after="60" w:line="360"/>
-        <w:ind w:left="1134" w:hanging="0"/>
+        <w:spacing w:after="120" w:line="240"/>
+        <w:ind w:firstLine="1417"/>
         <w:jc w:val="both"/>
       </w:pPr>
       <w:r>
@@ -324,8 +325,8 @@
     </w:p>
     <w:p>
       <w:pPr>
-        <w:spacing w:after="60" w:line="360"/>
-        <w:ind w:left="708" w:hanging="340"/>
+        <w:spacing w:after="120" w:line="240"/>
+        <w:ind w:firstLine="1417"/>
         <w:jc w:val="both"/>
       </w:pPr>
       <w:r>
@@ -339,8 +340,8 @@
     </w:p>
     <w:p>
       <w:pPr>
-        <w:spacing w:after="60" w:line="360"/>
-        <w:ind w:left="708" w:hanging="340"/>
+        <w:spacing w:after="120" w:line="240"/>
+        <w:ind w:firstLine="1417"/>
         <w:jc w:val="both"/>
       </w:pPr>
       <w:r>
@@ -354,8 +355,8 @@
     </w:p>
     <w:p>
       <w:pPr>
-        <w:spacing w:after="60" w:line="360"/>
-        <w:ind w:left="708" w:hanging="340"/>
+        <w:spacing w:after="120" w:line="240"/>
+        <w:ind w:firstLine="1417"/>
         <w:jc w:val="both"/>
       </w:pPr>
       <w:r>
@@ -369,8 +370,8 @@
     </w:p>
     <w:p>
       <w:pPr>
-        <w:spacing w:after="60" w:line="360"/>
-        <w:ind w:left="708" w:hanging="340"/>
+        <w:spacing w:after="120" w:line="240"/>
+        <w:ind w:firstLine="1417"/>
         <w:jc w:val="both"/>
       </w:pPr>
       <w:r>
@@ -384,8 +385,8 @@
     </w:p>
     <w:p>
       <w:pPr>
-        <w:spacing w:after="60" w:line="360"/>
-        <w:ind w:left="708" w:hanging="340"/>
+        <w:spacing w:after="120" w:line="240"/>
+        <w:ind w:firstLine="1417"/>
         <w:jc w:val="both"/>
       </w:pPr>
       <w:r>
@@ -399,8 +400,8 @@
     </w:p>
     <w:p>
       <w:pPr>
-        <w:spacing w:after="60" w:line="360"/>
-        <w:ind w:left="708" w:hanging="340"/>
+        <w:spacing w:after="120" w:line="240"/>
+        <w:ind w:firstLine="1417"/>
         <w:jc w:val="both"/>
       </w:pPr>
       <w:r>
@@ -414,8 +415,8 @@
     </w:p>
     <w:p>
       <w:pPr>
-        <w:spacing w:after="60" w:line="360"/>
-        <w:ind w:left="1134" w:hanging="0"/>
+        <w:spacing w:after="120" w:line="240"/>
+        <w:ind w:firstLine="1417"/>
         <w:jc w:val="both"/>
       </w:pPr>
       <w:r>
@@ -429,8 +430,8 @@
     </w:p>
     <w:p>
       <w:pPr>
-        <w:spacing w:after="60" w:line="360"/>
-        <w:ind w:left="1134" w:hanging="0"/>
+        <w:spacing w:after="120" w:line="240"/>
+        <w:ind w:firstLine="1417"/>
         <w:jc w:val="both"/>
       </w:pPr>
       <w:r>
@@ -444,8 +445,8 @@
     </w:p>
     <w:p>
       <w:pPr>
-        <w:spacing w:after="60" w:line="360"/>
-        <w:ind w:left="1134" w:hanging="0"/>
+        <w:spacing w:after="120" w:line="240"/>
+        <w:ind w:firstLine="1417"/>
         <w:jc w:val="both"/>
       </w:pPr>
       <w:r>
@@ -459,8 +460,8 @@
     </w:p>
     <w:p>
       <w:pPr>
-        <w:spacing w:after="60" w:line="360"/>
-        <w:ind w:left="1134" w:hanging="0"/>
+        <w:spacing w:after="120" w:line="240"/>
+        <w:ind w:firstLine="1417"/>
         <w:jc w:val="both"/>
       </w:pPr>
       <w:r>
@@ -474,8 +475,8 @@
     </w:p>
     <w:p>
       <w:pPr>
-        <w:spacing w:after="60" w:line="360"/>
-        <w:ind w:left="1134" w:hanging="0"/>
+        <w:spacing w:after="120" w:line="240"/>
+        <w:ind w:firstLine="1417"/>
         <w:jc w:val="both"/>
       </w:pPr>
       <w:r>
@@ -489,8 +490,8 @@
     </w:p>
     <w:p>
       <w:pPr>
-        <w:spacing w:after="60" w:line="360"/>
-        <w:ind w:left="1134" w:hanging="0"/>
+        <w:spacing w:after="120" w:line="240"/>
+        <w:ind w:firstLine="1417"/>
         <w:jc w:val="both"/>
       </w:pPr>
       <w:r>
@@ -504,8 +505,8 @@
     </w:p>
     <w:p>
       <w:pPr>
-        <w:spacing w:after="60" w:line="360"/>
-        <w:ind w:left="1134" w:hanging="0"/>
+        <w:spacing w:after="120" w:line="240"/>
+        <w:ind w:firstLine="1417"/>
         <w:jc w:val="both"/>
       </w:pPr>
       <w:r>
@@ -519,8 +520,8 @@
     </w:p>
     <w:p>
       <w:pPr>
-        <w:spacing w:after="60" w:line="360"/>
-        <w:ind w:left="708" w:hanging="340"/>
+        <w:spacing w:after="120" w:line="240"/>
+        <w:ind w:firstLine="1417"/>
         <w:jc w:val="both"/>
       </w:pPr>
       <w:r>
@@ -534,8 +535,8 @@
     </w:p>
     <w:p>
       <w:pPr>
-        <w:spacing w:after="60" w:line="360"/>
-        <w:ind w:left="1134" w:hanging="0"/>
+        <w:spacing w:after="120" w:line="240"/>
+        <w:ind w:firstLine="1417"/>
         <w:jc w:val="both"/>
       </w:pPr>
       <w:r>
@@ -549,8 +550,8 @@
     </w:p>
     <w:p>
       <w:pPr>
-        <w:spacing w:after="60" w:line="360"/>
-        <w:ind w:left="1134" w:hanging="0"/>
+        <w:spacing w:after="120" w:line="240"/>
+        <w:ind w:firstLine="1417"/>
         <w:jc w:val="both"/>
       </w:pPr>
       <w:r>
@@ -564,8 +565,8 @@
     </w:p>
     <w:p>
       <w:pPr>
-        <w:spacing w:after="60" w:line="360"/>
-        <w:ind w:left="708" w:hanging="340"/>
+        <w:spacing w:after="120" w:line="240"/>
+        <w:ind w:firstLine="1417"/>
         <w:jc w:val="both"/>
       </w:pPr>
       <w:r>
@@ -579,8 +580,8 @@
     </w:p>
     <w:p>
       <w:pPr>
-        <w:spacing w:after="60" w:line="360"/>
-        <w:ind w:left="708" w:hanging="340"/>
+        <w:spacing w:after="120" w:line="240"/>
+        <w:ind w:firstLine="1417"/>
         <w:jc w:val="both"/>
       </w:pPr>
       <w:r>
@@ -594,8 +595,8 @@
     </w:p>
     <w:p>
       <w:pPr>
-        <w:spacing w:after="60" w:line="360"/>
-        <w:ind w:left="708" w:hanging="340"/>
+        <w:spacing w:after="120" w:line="240"/>
+        <w:ind w:firstLine="1417"/>
         <w:jc w:val="both"/>
       </w:pPr>
       <w:r>
@@ -609,8 +610,8 @@
     </w:p>
     <w:p>
       <w:pPr>
-        <w:spacing w:after="60" w:line="360"/>
-        <w:ind w:left="708" w:hanging="340"/>
+        <w:spacing w:after="120" w:line="240"/>
+        <w:ind w:firstLine="1417"/>
         <w:jc w:val="both"/>
       </w:pPr>
       <w:r>
@@ -624,8 +625,8 @@
     </w:p>
     <w:p>
       <w:pPr>
-        <w:spacing w:after="60" w:line="360"/>
-        <w:ind w:left="708" w:hanging="340"/>
+        <w:spacing w:after="120" w:line="240"/>
+        <w:ind w:firstLine="1417"/>
         <w:jc w:val="both"/>
       </w:pPr>
       <w:r>
@@ -639,8 +640,8 @@
     </w:p>
     <w:p>
       <w:pPr>
-        <w:spacing w:after="60" w:line="360"/>
-        <w:ind w:left="708" w:hanging="340"/>
+        <w:spacing w:after="120" w:line="240"/>
+        <w:ind w:firstLine="1417"/>
         <w:jc w:val="both"/>
       </w:pPr>
       <w:r>
@@ -654,8 +655,8 @@
     </w:p>
     <w:p>
       <w:pPr>
-        <w:spacing w:after="60" w:line="360"/>
-        <w:ind w:left="708" w:hanging="340"/>
+        <w:spacing w:after="120" w:line="240"/>
+        <w:ind w:firstLine="1417"/>
         <w:jc w:val="both"/>
       </w:pPr>
       <w:r>
@@ -669,8 +670,8 @@
     </w:p>
     <w:p>
       <w:pPr>
-        <w:spacing w:after="60" w:line="360"/>
-        <w:ind w:left="708" w:hanging="340"/>
+        <w:spacing w:after="120" w:line="240"/>
+        <w:ind w:firstLine="1417"/>
         <w:jc w:val="both"/>
       </w:pPr>
       <w:r>
@@ -684,8 +685,8 @@
     </w:p>
     <w:p>
       <w:pPr>
-        <w:spacing w:after="60" w:line="360"/>
-        <w:ind w:left="708" w:hanging="340"/>
+        <w:spacing w:after="120" w:line="240"/>
+        <w:ind w:firstLine="1417"/>
         <w:jc w:val="both"/>
       </w:pPr>
       <w:r>
@@ -699,8 +700,8 @@
     </w:p>
     <w:p>
       <w:pPr>
-        <w:spacing w:after="60" w:line="360"/>
-        <w:ind w:left="708" w:hanging="340"/>
+        <w:spacing w:after="120" w:line="240"/>
+        <w:ind w:firstLine="1417"/>
         <w:jc w:val="both"/>
       </w:pPr>
       <w:r>
@@ -714,8 +715,8 @@
     </w:p>
     <w:p>
       <w:pPr>
-        <w:spacing w:after="60" w:line="360"/>
-        <w:ind w:left="708" w:hanging="340"/>
+        <w:spacing w:after="120" w:line="240"/>
+        <w:ind w:firstLine="1417"/>
         <w:jc w:val="both"/>
       </w:pPr>
       <w:r>
@@ -729,8 +730,8 @@
     </w:p>
     <w:p>
       <w:pPr>
-        <w:spacing w:after="60" w:line="360"/>
-        <w:ind w:left="708" w:hanging="340"/>
+        <w:spacing w:after="120" w:line="240"/>
+        <w:ind w:firstLine="1417"/>
         <w:jc w:val="both"/>
       </w:pPr>
       <w:r>
@@ -744,8 +745,8 @@
     </w:p>
     <w:p>
       <w:pPr>
-        <w:spacing w:after="60" w:line="360"/>
-        <w:ind w:left="708" w:hanging="340"/>
+        <w:spacing w:after="120" w:line="240"/>
+        <w:ind w:firstLine="1417"/>
         <w:jc w:val="both"/>
       </w:pPr>
       <w:r>
@@ -759,8 +760,8 @@
     </w:p>
     <w:p>
       <w:pPr>
-        <w:spacing w:after="60" w:line="360"/>
-        <w:ind w:left="708" w:hanging="340"/>
+        <w:spacing w:after="120" w:line="240"/>
+        <w:ind w:firstLine="1417"/>
         <w:jc w:val="both"/>
       </w:pPr>
       <w:r>
@@ -774,8 +775,8 @@
     </w:p>
     <w:p>
       <w:pPr>
-        <w:spacing w:after="60" w:line="360"/>
-        <w:ind w:left="708" w:hanging="340"/>
+        <w:spacing w:after="120" w:line="240"/>
+        <w:ind w:firstLine="1417"/>
         <w:jc w:val="both"/>
       </w:pPr>
       <w:r>
@@ -789,8 +790,8 @@
     </w:p>
     <w:p>
       <w:pPr>
-        <w:spacing w:after="60" w:line="360"/>
-        <w:ind w:left="708" w:hanging="340"/>
+        <w:spacing w:after="120" w:line="240"/>
+        <w:ind w:firstLine="1417"/>
         <w:jc w:val="both"/>
       </w:pPr>
       <w:r>
@@ -804,8 +805,8 @@
     </w:p>
     <w:p>
       <w:pPr>
-        <w:spacing w:after="60" w:line="360"/>
-        <w:ind w:left="708" w:hanging="340"/>
+        <w:spacing w:after="120" w:line="240"/>
+        <w:ind w:firstLine="1417"/>
         <w:jc w:val="both"/>
       </w:pPr>
       <w:r>
@@ -819,8 +820,8 @@
     </w:p>
     <w:p>
       <w:pPr>
-        <w:spacing w:after="120" w:line="360"/>
-        <w:ind w:firstLine="708"/>
+        <w:spacing w:after="120" w:line="240"/>
+        <w:ind w:firstLine="1417"/>
         <w:jc w:val="both"/>
       </w:pPr>
       <w:r>
@@ -880,7 +881,8 @@
     </w:p>
     <w:p>
       <w:pPr>
-        <w:spacing w:after="60" w:line="360"/>
+        <w:spacing w:after="120" w:line="240"/>
+        <w:ind w:firstLine="1417"/>
         <w:jc w:val="both"/>
       </w:pPr>
       <w:r>
@@ -904,8 +906,8 @@
     </w:p>
     <w:p>
       <w:pPr>
-        <w:spacing w:after="60" w:line="360"/>
-        <w:ind w:left="708" w:hanging="340"/>
+        <w:spacing w:after="120" w:line="240"/>
+        <w:ind w:firstLine="1417"/>
         <w:jc w:val="both"/>
       </w:pPr>
       <w:r>
@@ -919,8 +921,8 @@
     </w:p>
     <w:p>
       <w:pPr>
-        <w:spacing w:after="60" w:line="360"/>
-        <w:ind w:left="708" w:hanging="340"/>
+        <w:spacing w:after="120" w:line="240"/>
+        <w:ind w:firstLine="1417"/>
         <w:jc w:val="both"/>
       </w:pPr>
       <w:r>
@@ -934,8 +936,8 @@
     </w:p>
     <w:p>
       <w:pPr>
-        <w:spacing w:after="60" w:line="360"/>
-        <w:ind w:left="708" w:hanging="340"/>
+        <w:spacing w:after="120" w:line="240"/>
+        <w:ind w:firstLine="1417"/>
         <w:jc w:val="both"/>
       </w:pPr>
       <w:r>
@@ -949,8 +951,8 @@
     </w:p>
     <w:p>
       <w:pPr>
-        <w:spacing w:after="60" w:line="360"/>
-        <w:ind w:left="708" w:hanging="340"/>
+        <w:spacing w:after="120" w:line="240"/>
+        <w:ind w:firstLine="1417"/>
         <w:jc w:val="both"/>
       </w:pPr>
       <w:r>
@@ -964,8 +966,8 @@
     </w:p>
     <w:p>
       <w:pPr>
-        <w:spacing w:after="60" w:line="360"/>
-        <w:ind w:left="708" w:hanging="340"/>
+        <w:spacing w:after="120" w:line="240"/>
+        <w:ind w:firstLine="1417"/>
         <w:jc w:val="both"/>
       </w:pPr>
       <w:r>
@@ -979,8 +981,8 @@
     </w:p>
     <w:p>
       <w:pPr>
-        <w:spacing w:after="60" w:line="360"/>
-        <w:ind w:left="708" w:hanging="340"/>
+        <w:spacing w:after="120" w:line="240"/>
+        <w:ind w:firstLine="1417"/>
         <w:jc w:val="both"/>
       </w:pPr>
       <w:r>
@@ -994,8 +996,8 @@
     </w:p>
     <w:p>
       <w:pPr>
-        <w:spacing w:after="60" w:line="360"/>
-        <w:ind w:left="708" w:hanging="340"/>
+        <w:spacing w:after="120" w:line="240"/>
+        <w:ind w:firstLine="1417"/>
         <w:jc w:val="both"/>
       </w:pPr>
       <w:r>
@@ -1009,8 +1011,8 @@
     </w:p>
     <w:p>
       <w:pPr>
-        <w:spacing w:after="60" w:line="360"/>
-        <w:ind w:left="708" w:hanging="340"/>
+        <w:spacing w:after="120" w:line="240"/>
+        <w:ind w:firstLine="1417"/>
         <w:jc w:val="both"/>
       </w:pPr>
       <w:r>
@@ -1024,8 +1026,8 @@
     </w:p>
     <w:p>
       <w:pPr>
-        <w:spacing w:after="60" w:line="360"/>
-        <w:ind w:left="708" w:hanging="340"/>
+        <w:spacing w:after="120" w:line="240"/>
+        <w:ind w:firstLine="1417"/>
         <w:jc w:val="both"/>
       </w:pPr>
       <w:r>
@@ -1039,8 +1041,8 @@
     </w:p>
     <w:p>
       <w:pPr>
-        <w:spacing w:after="60" w:line="360"/>
-        <w:ind w:left="708" w:hanging="340"/>
+        <w:spacing w:after="120" w:line="240"/>
+        <w:ind w:firstLine="1417"/>
         <w:jc w:val="both"/>
       </w:pPr>
       <w:r>
@@ -1090,7 +1092,8 @@
     </w:p>
     <w:p>
       <w:pPr>
-        <w:spacing w:after="60" w:line="360"/>
+        <w:spacing w:after="120" w:line="240"/>
+        <w:ind w:firstLine="1417"/>
         <w:jc w:val="both"/>
       </w:pPr>
       <w:r>
@@ -1114,8 +1117,8 @@
     </w:p>
     <w:p>
       <w:pPr>
-        <w:spacing w:after="60" w:line="360"/>
-        <w:ind w:left="708" w:hanging="340"/>
+        <w:spacing w:after="120" w:line="240"/>
+        <w:ind w:firstLine="1417"/>
         <w:jc w:val="both"/>
       </w:pPr>
       <w:r>
@@ -1129,8 +1132,8 @@
     </w:p>
     <w:p>
       <w:pPr>
-        <w:spacing w:after="60" w:line="360"/>
-        <w:ind w:left="1134" w:hanging="0"/>
+        <w:spacing w:after="120" w:line="240"/>
+        <w:ind w:firstLine="1417"/>
         <w:jc w:val="both"/>
       </w:pPr>
       <w:r>
@@ -1144,8 +1147,8 @@
     </w:p>
     <w:p>
       <w:pPr>
-        <w:spacing w:after="60" w:line="360"/>
-        <w:ind w:left="1134" w:hanging="0"/>
+        <w:spacing w:after="120" w:line="240"/>
+        <w:ind w:firstLine="1417"/>
         <w:jc w:val="both"/>
       </w:pPr>
       <w:r>
@@ -1159,8 +1162,8 @@
     </w:p>
     <w:p>
       <w:pPr>
-        <w:spacing w:after="60" w:line="360"/>
-        <w:ind w:left="1134" w:hanging="0"/>
+        <w:spacing w:after="120" w:line="240"/>
+        <w:ind w:firstLine="1417"/>
         <w:jc w:val="both"/>
       </w:pPr>
       <w:r>
@@ -1174,8 +1177,8 @@
     </w:p>
     <w:p>
       <w:pPr>
-        <w:spacing w:after="60" w:line="360"/>
-        <w:ind w:left="1134" w:hanging="0"/>
+        <w:spacing w:after="120" w:line="240"/>
+        <w:ind w:firstLine="1417"/>
         <w:jc w:val="both"/>
       </w:pPr>
       <w:r>
@@ -1189,8 +1192,8 @@
     </w:p>
     <w:p>
       <w:pPr>
-        <w:spacing w:after="60" w:line="360"/>
-        <w:ind w:left="708" w:hanging="340"/>
+        <w:spacing w:after="120" w:line="240"/>
+        <w:ind w:firstLine="1417"/>
         <w:jc w:val="both"/>
       </w:pPr>
       <w:r>
@@ -1204,8 +1207,8 @@
     </w:p>
     <w:p>
       <w:pPr>
-        <w:spacing w:after="60" w:line="360"/>
-        <w:ind w:left="1134" w:hanging="0"/>
+        <w:spacing w:after="120" w:line="240"/>
+        <w:ind w:firstLine="1417"/>
         <w:jc w:val="both"/>
       </w:pPr>
       <w:r>
@@ -1219,8 +1222,8 @@
     </w:p>
     <w:p>
       <w:pPr>
-        <w:spacing w:after="60" w:line="360"/>
-        <w:ind w:left="1134" w:hanging="0"/>
+        <w:spacing w:after="120" w:line="240"/>
+        <w:ind w:firstLine="1417"/>
         <w:jc w:val="both"/>
       </w:pPr>
       <w:r>
@@ -1234,7 +1237,8 @@
     </w:p>
     <w:p>
       <w:pPr>
-        <w:spacing w:after="60" w:line="360"/>
+        <w:spacing w:after="120" w:line="240"/>
+        <w:ind w:firstLine="1417"/>
         <w:jc w:val="both"/>
       </w:pPr>
       <w:r>
@@ -1258,8 +1262,8 @@
     </w:p>
     <w:p>
       <w:pPr>
-        <w:spacing w:after="60" w:line="360"/>
-        <w:ind w:left="708" w:hanging="0"/>
+        <w:spacing w:after="120" w:line="240"/>
+        <w:ind w:firstLine="1417"/>
         <w:jc w:val="both"/>
       </w:pPr>
       <w:r>
@@ -1273,8 +1277,8 @@
     </w:p>
     <w:p>
       <w:pPr>
-        <w:spacing w:after="60" w:line="360"/>
-        <w:ind w:left="708" w:hanging="340"/>
+        <w:spacing w:after="120" w:line="240"/>
+        <w:ind w:firstLine="1417"/>
         <w:jc w:val="both"/>
       </w:pPr>
       <w:r>
@@ -1288,8 +1292,8 @@
     </w:p>
     <w:p>
       <w:pPr>
-        <w:spacing w:after="60" w:line="360"/>
-        <w:ind w:left="708" w:hanging="340"/>
+        <w:spacing w:after="120" w:line="240"/>
+        <w:ind w:firstLine="1417"/>
         <w:jc w:val="both"/>
       </w:pPr>
       <w:r>
@@ -1303,8 +1307,8 @@
     </w:p>
     <w:p>
       <w:pPr>
-        <w:spacing w:after="60" w:line="360"/>
-        <w:ind w:left="708" w:hanging="340"/>
+        <w:spacing w:after="120" w:line="240"/>
+        <w:ind w:firstLine="1417"/>
         <w:jc w:val="both"/>
       </w:pPr>
       <w:r>
@@ -1318,8 +1322,8 @@
     </w:p>
     <w:p>
       <w:pPr>
-        <w:spacing w:after="60" w:line="360"/>
-        <w:ind w:left="708" w:hanging="340"/>
+        <w:spacing w:after="120" w:line="240"/>
+        <w:ind w:firstLine="1417"/>
         <w:jc w:val="both"/>
       </w:pPr>
       <w:r>
@@ -1333,8 +1337,8 @@
     </w:p>
     <w:p>
       <w:pPr>
-        <w:spacing w:after="120" w:line="360"/>
-        <w:ind w:firstLine="708"/>
+        <w:spacing w:after="120" w:line="240"/>
+        <w:ind w:firstLine="1417"/>
         <w:jc w:val="both"/>
       </w:pPr>
       <w:r>
@@ -1358,8 +1362,8 @@
     </w:p>
     <w:p>
       <w:pPr>
-        <w:spacing w:after="120" w:line="360"/>
-        <w:ind w:firstLine="708"/>
+        <w:spacing w:after="120" w:line="240"/>
+        <w:ind w:firstLine="1417"/>
         <w:jc w:val="both"/>
       </w:pPr>
       <w:r>
@@ -1383,8 +1387,8 @@
     </w:p>
     <w:p>
       <w:pPr>
-        <w:spacing w:after="120" w:line="360"/>
-        <w:ind w:firstLine="708"/>
+        <w:spacing w:after="120" w:line="240"/>
+        <w:ind w:firstLine="1417"/>
         <w:jc w:val="both"/>
       </w:pPr>
       <w:r>
@@ -1408,8 +1412,8 @@
     </w:p>
     <w:p>
       <w:pPr>
-        <w:spacing w:after="120" w:line="360"/>
-        <w:ind w:firstLine="708"/>
+        <w:spacing w:after="120" w:line="240"/>
+        <w:ind w:firstLine="1417"/>
         <w:jc w:val="both"/>
       </w:pPr>
       <w:r>
@@ -1433,8 +1437,8 @@
     </w:p>
     <w:p>
       <w:pPr>
-        <w:spacing w:after="120" w:line="360"/>
-        <w:ind w:firstLine="708"/>
+        <w:spacing w:after="120" w:line="240"/>
+        <w:ind w:firstLine="1417"/>
         <w:jc w:val="both"/>
       </w:pPr>
       <w:r>
@@ -1494,8 +1498,8 @@
     </w:p>
     <w:p>
       <w:pPr>
-        <w:spacing w:after="120" w:line="360"/>
-        <w:ind w:firstLine="708"/>
+        <w:spacing w:after="120" w:line="240"/>
+        <w:ind w:firstLine="1417"/>
         <w:jc w:val="both"/>
       </w:pPr>
       <w:r>
@@ -1519,8 +1523,8 @@
     </w:p>
     <w:p>
       <w:pPr>
-        <w:spacing w:after="120" w:line="360"/>
-        <w:ind w:firstLine="708"/>
+        <w:spacing w:after="120" w:line="240"/>
+        <w:ind w:firstLine="1417"/>
         <w:jc w:val="both"/>
       </w:pPr>
       <w:r>
@@ -1544,8 +1548,8 @@
     </w:p>
     <w:p>
       <w:pPr>
-        <w:spacing w:after="120" w:line="360"/>
-        <w:ind w:firstLine="708"/>
+        <w:spacing w:after="120" w:line="240"/>
+        <w:ind w:firstLine="1417"/>
         <w:jc w:val="both"/>
       </w:pPr>
       <w:r>
@@ -1569,8 +1573,8 @@
     </w:p>
     <w:p>
       <w:pPr>
-        <w:spacing w:after="120" w:line="360"/>
-        <w:ind w:firstLine="708"/>
+        <w:spacing w:after="120" w:line="240"/>
+        <w:ind w:firstLine="1417"/>
         <w:jc w:val="both"/>
       </w:pPr>
       <w:r>
@@ -1594,8 +1598,8 @@
     </w:p>
     <w:p>
       <w:pPr>
-        <w:spacing w:after="120" w:line="360"/>
-        <w:ind w:firstLine="708"/>
+        <w:spacing w:after="120" w:line="240"/>
+        <w:ind w:firstLine="1417"/>
         <w:jc w:val="both"/>
       </w:pPr>
       <w:r>
@@ -1619,8 +1623,8 @@
     </w:p>
     <w:p>
       <w:pPr>
-        <w:spacing w:after="120" w:line="360"/>
-        <w:ind w:firstLine="708"/>
+        <w:spacing w:after="120" w:line="240"/>
+        <w:ind w:firstLine="1417"/>
         <w:jc w:val="both"/>
       </w:pPr>
       <w:r>
@@ -1644,8 +1648,8 @@
     </w:p>
     <w:p>
       <w:pPr>
-        <w:spacing w:after="120" w:line="360"/>
-        <w:ind w:firstLine="708"/>
+        <w:spacing w:after="120" w:line="240"/>
+        <w:ind w:firstLine="1417"/>
         <w:jc w:val="both"/>
       </w:pPr>
       <w:r>
@@ -1669,8 +1673,8 @@
     </w:p>
     <w:p>
       <w:pPr>
-        <w:spacing w:after="120" w:line="360"/>
-        <w:ind w:firstLine="708"/>
+        <w:spacing w:after="120" w:line="240"/>
+        <w:ind w:firstLine="1417"/>
         <w:jc w:val="both"/>
       </w:pPr>
       <w:r>
@@ -1694,8 +1698,8 @@
     </w:p>
     <w:p>
       <w:pPr>
-        <w:spacing w:after="120" w:line="360"/>
-        <w:ind w:firstLine="708"/>
+        <w:spacing w:after="120" w:line="240"/>
+        <w:ind w:firstLine="1417"/>
         <w:jc w:val="both"/>
       </w:pPr>
       <w:r>
@@ -1719,7 +1723,8 @@
     </w:p>
     <w:p>
       <w:pPr>
-        <w:spacing w:after="60" w:line="360"/>
+        <w:spacing w:after="120" w:line="240"/>
+        <w:ind w:firstLine="1417"/>
         <w:jc w:val="both"/>
       </w:pPr>
       <w:r>
@@ -1743,8 +1748,8 @@
     </w:p>
     <w:p>
       <w:pPr>
-        <w:spacing w:after="60" w:line="360"/>
-        <w:ind w:left="708" w:hanging="340"/>
+        <w:spacing w:after="120" w:line="240"/>
+        <w:ind w:firstLine="1417"/>
         <w:jc w:val="both"/>
       </w:pPr>
       <w:r>
@@ -1758,8 +1763,8 @@
     </w:p>
     <w:p>
       <w:pPr>
-        <w:spacing w:after="60" w:line="360"/>
-        <w:ind w:left="708" w:hanging="340"/>
+        <w:spacing w:after="120" w:line="240"/>
+        <w:ind w:firstLine="1417"/>
         <w:jc w:val="both"/>
       </w:pPr>
       <w:r>
@@ -1773,8 +1778,8 @@
     </w:p>
     <w:p>
       <w:pPr>
-        <w:spacing w:after="60" w:line="360"/>
-        <w:ind w:left="708" w:hanging="340"/>
+        <w:spacing w:after="120" w:line="240"/>
+        <w:ind w:firstLine="1417"/>
         <w:jc w:val="both"/>
       </w:pPr>
       <w:r>
@@ -1788,8 +1793,8 @@
     </w:p>
     <w:p>
       <w:pPr>
-        <w:spacing w:after="60" w:line="360"/>
-        <w:ind w:left="708" w:hanging="340"/>
+        <w:spacing w:after="120" w:line="240"/>
+        <w:ind w:firstLine="1417"/>
         <w:jc w:val="both"/>
       </w:pPr>
       <w:r>
@@ -1803,8 +1808,8 @@
     </w:p>
     <w:p>
       <w:pPr>
-        <w:spacing w:after="60" w:line="360"/>
-        <w:ind w:left="708" w:hanging="340"/>
+        <w:spacing w:after="120" w:line="240"/>
+        <w:ind w:firstLine="1417"/>
         <w:jc w:val="both"/>
       </w:pPr>
       <w:r>
@@ -1818,8 +1823,8 @@
     </w:p>
     <w:p>
       <w:pPr>
-        <w:spacing w:after="60" w:line="360"/>
-        <w:ind w:left="708" w:hanging="340"/>
+        <w:spacing w:after="120" w:line="240"/>
+        <w:ind w:firstLine="1417"/>
         <w:jc w:val="both"/>
       </w:pPr>
       <w:r>
@@ -1833,8 +1838,8 @@
     </w:p>
     <w:p>
       <w:pPr>
-        <w:spacing w:after="60" w:line="360"/>
-        <w:ind w:left="708" w:hanging="340"/>
+        <w:spacing w:after="120" w:line="240"/>
+        <w:ind w:firstLine="1417"/>
         <w:jc w:val="both"/>
       </w:pPr>
       <w:r>
@@ -1848,7 +1853,8 @@
     </w:p>
     <w:p>
       <w:pPr>
-        <w:spacing w:after="60" w:line="360"/>
+        <w:spacing w:after="120" w:line="240"/>
+        <w:ind w:firstLine="1417"/>
         <w:jc w:val="both"/>
       </w:pPr>
       <w:r>
@@ -1872,8 +1878,8 @@
     </w:p>
     <w:p>
       <w:pPr>
-        <w:spacing w:after="60" w:line="360"/>
-        <w:ind w:left="708" w:hanging="340"/>
+        <w:spacing w:after="120" w:line="240"/>
+        <w:ind w:firstLine="1417"/>
         <w:jc w:val="both"/>
       </w:pPr>
       <w:r>
@@ -1887,8 +1893,8 @@
     </w:p>
     <w:p>
       <w:pPr>
-        <w:spacing w:after="60" w:line="360"/>
-        <w:ind w:left="708" w:hanging="340"/>
+        <w:spacing w:after="120" w:line="240"/>
+        <w:ind w:firstLine="1417"/>
         <w:jc w:val="both"/>
       </w:pPr>
       <w:r>
@@ -1902,8 +1908,8 @@
     </w:p>
     <w:p>
       <w:pPr>
-        <w:spacing w:after="60" w:line="360"/>
-        <w:ind w:left="708" w:hanging="340"/>
+        <w:spacing w:after="120" w:line="240"/>
+        <w:ind w:firstLine="1417"/>
         <w:jc w:val="both"/>
       </w:pPr>
       <w:r>
@@ -1917,8 +1923,8 @@
     </w:p>
     <w:p>
       <w:pPr>
-        <w:spacing w:after="60" w:line="360"/>
-        <w:ind w:left="708" w:hanging="340"/>
+        <w:spacing w:after="120" w:line="240"/>
+        <w:ind w:firstLine="1417"/>
         <w:jc w:val="both"/>
       </w:pPr>
       <w:r>
@@ -1932,8 +1938,8 @@
     </w:p>
     <w:p>
       <w:pPr>
-        <w:spacing w:after="60" w:line="360"/>
-        <w:ind w:left="708" w:hanging="340"/>
+        <w:spacing w:after="120" w:line="240"/>
+        <w:ind w:firstLine="1417"/>
         <w:jc w:val="both"/>
       </w:pPr>
       <w:r>
@@ -1947,8 +1953,8 @@
     </w:p>
     <w:p>
       <w:pPr>
-        <w:spacing w:after="60" w:line="360"/>
-        <w:ind w:left="708" w:hanging="340"/>
+        <w:spacing w:after="120" w:line="240"/>
+        <w:ind w:firstLine="1417"/>
         <w:jc w:val="both"/>
       </w:pPr>
       <w:r>
@@ -1962,8 +1968,8 @@
     </w:p>
     <w:p>
       <w:pPr>
-        <w:spacing w:after="60" w:line="360"/>
-        <w:ind w:left="708" w:hanging="340"/>
+        <w:spacing w:after="120" w:line="240"/>
+        <w:ind w:firstLine="1417"/>
         <w:jc w:val="both"/>
       </w:pPr>
       <w:r>
@@ -1977,8 +1983,8 @@
     </w:p>
     <w:p>
       <w:pPr>
-        <w:spacing w:after="60" w:line="360"/>
-        <w:ind w:left="708" w:hanging="0"/>
+        <w:spacing w:after="120" w:line="240"/>
+        <w:ind w:firstLine="1417"/>
         <w:jc w:val="both"/>
       </w:pPr>
       <w:r>
@@ -1992,8 +1998,8 @@
     </w:p>
     <w:p>
       <w:pPr>
-        <w:spacing w:after="120" w:line="360"/>
-        <w:ind w:firstLine="708"/>
+        <w:spacing w:after="120" w:line="240"/>
+        <w:ind w:firstLine="1417"/>
         <w:jc w:val="both"/>
       </w:pPr>
       <w:r>
@@ -2017,8 +2023,8 @@
     </w:p>
     <w:p>
       <w:pPr>
-        <w:spacing w:after="120" w:line="360"/>
-        <w:ind w:firstLine="708"/>
+        <w:spacing w:after="120" w:line="240"/>
+        <w:ind w:firstLine="1417"/>
         <w:jc w:val="both"/>
       </w:pPr>
       <w:r>
@@ -2042,8 +2048,8 @@
     </w:p>
     <w:p>
       <w:pPr>
-        <w:spacing w:after="120" w:line="360"/>
-        <w:ind w:firstLine="708"/>
+        <w:spacing w:after="120" w:line="240"/>
+        <w:ind w:firstLine="1417"/>
         <w:jc w:val="both"/>
       </w:pPr>
       <w:r>
@@ -2067,8 +2073,8 @@
     </w:p>
     <w:p>
       <w:pPr>
-        <w:spacing w:after="120" w:line="360"/>
-        <w:ind w:firstLine="708"/>
+        <w:spacing w:after="120" w:line="240"/>
+        <w:ind w:firstLine="1417"/>
         <w:jc w:val="both"/>
       </w:pPr>
       <w:r>
@@ -2092,8 +2098,8 @@
     </w:p>
     <w:p>
       <w:pPr>
-        <w:spacing w:after="120" w:line="360"/>
-        <w:ind w:firstLine="708"/>
+        <w:spacing w:after="120" w:line="240"/>
+        <w:ind w:firstLine="1417"/>
         <w:jc w:val="both"/>
       </w:pPr>
       <w:r>
@@ -2153,8 +2159,8 @@
     </w:p>
     <w:p>
       <w:pPr>
-        <w:spacing w:after="120" w:line="360"/>
-        <w:ind w:firstLine="708"/>
+        <w:spacing w:after="120" w:line="240"/>
+        <w:ind w:firstLine="1417"/>
         <w:jc w:val="both"/>
       </w:pPr>
       <w:r>
@@ -2178,8 +2184,8 @@
     </w:p>
     <w:p>
       <w:pPr>
-        <w:spacing w:after="120" w:line="360"/>
-        <w:ind w:firstLine="708"/>
+        <w:spacing w:after="120" w:line="240"/>
+        <w:ind w:firstLine="1417"/>
         <w:jc w:val="both"/>
       </w:pPr>
       <w:r>
@@ -2203,8 +2209,8 @@
     </w:p>
     <w:p>
       <w:pPr>
-        <w:spacing w:after="120" w:line="360"/>
-        <w:ind w:firstLine="708"/>
+        <w:spacing w:after="120" w:line="240"/>
+        <w:ind w:firstLine="1417"/>
         <w:jc w:val="both"/>
       </w:pPr>
       <w:r>
@@ -2228,8 +2234,8 @@
     </w:p>
     <w:p>
       <w:pPr>
-        <w:spacing w:after="120" w:line="360"/>
-        <w:ind w:firstLine="708"/>
+        <w:spacing w:after="120" w:line="240"/>
+        <w:ind w:firstLine="1417"/>
         <w:jc w:val="both"/>
       </w:pPr>
       <w:r>
@@ -2253,8 +2259,8 @@
     </w:p>
     <w:p>
       <w:pPr>
-        <w:spacing w:after="120" w:line="360"/>
-        <w:ind w:firstLine="708"/>
+        <w:spacing w:after="120" w:line="240"/>
+        <w:ind w:firstLine="1417"/>
         <w:jc w:val="both"/>
       </w:pPr>
       <w:r>
@@ -2278,8 +2284,8 @@
     </w:p>
     <w:p>
       <w:pPr>
-        <w:spacing w:after="120" w:line="360"/>
-        <w:ind w:firstLine="708"/>
+        <w:spacing w:after="120" w:line="240"/>
+        <w:ind w:firstLine="1417"/>
         <w:jc w:val="both"/>
       </w:pPr>
       <w:r>
@@ -2303,7 +2309,8 @@
     </w:p>
     <w:p>
       <w:pPr>
-        <w:spacing w:after="60" w:line="360"/>
+        <w:spacing w:after="120" w:line="240"/>
+        <w:ind w:firstLine="1417"/>
         <w:jc w:val="both"/>
       </w:pPr>
       <w:r>
@@ -2327,8 +2334,8 @@
     </w:p>
     <w:p>
       <w:pPr>
-        <w:spacing w:after="60" w:line="360"/>
-        <w:ind w:left="708" w:hanging="0"/>
+        <w:spacing w:after="120" w:line="240"/>
+        <w:ind w:firstLine="1417"/>
         <w:jc w:val="both"/>
       </w:pPr>
       <w:r>
@@ -2342,8 +2349,8 @@
     </w:p>
     <w:p>
       <w:pPr>
-        <w:spacing w:after="120" w:line="360"/>
-        <w:ind w:firstLine="708"/>
+        <w:spacing w:after="120" w:line="240"/>
+        <w:ind w:firstLine="1417"/>
         <w:jc w:val="both"/>
       </w:pPr>
       <w:r>
@@ -2403,7 +2410,8 @@
     </w:p>
     <w:p>
       <w:pPr>
-        <w:spacing w:after="60" w:line="360"/>
+        <w:spacing w:after="120" w:line="240"/>
+        <w:ind w:firstLine="1417"/>
         <w:jc w:val="both"/>
       </w:pPr>
       <w:r>
@@ -2427,8 +2435,8 @@
     </w:p>
     <w:p>
       <w:pPr>
-        <w:spacing w:after="60" w:line="360"/>
-        <w:ind w:left="708" w:hanging="0"/>
+        <w:spacing w:after="120" w:line="240"/>
+        <w:ind w:firstLine="1417"/>
         <w:jc w:val="both"/>
       </w:pPr>
       <w:r>
@@ -2442,8 +2450,8 @@
     </w:p>
     <w:p>
       <w:pPr>
-        <w:spacing w:after="60" w:line="360"/>
-        <w:ind w:left="708" w:hanging="0"/>
+        <w:spacing w:after="120" w:line="240"/>
+        <w:ind w:firstLine="1417"/>
         <w:jc w:val="both"/>
       </w:pPr>
       <w:r>
@@ -2548,7 +2556,8 @@
     </w:p>
     <w:p>
       <w:pPr>
-        <w:spacing w:after="60" w:line="360"/>
+        <w:spacing w:after="120" w:line="240"/>
+        <w:ind w:firstLine="1417"/>
         <w:jc w:val="both"/>
       </w:pPr>
       <w:r>
@@ -2572,8 +2581,8 @@
     </w:p>
     <w:p>
       <w:pPr>
-        <w:spacing w:after="60" w:line="360"/>
-        <w:ind w:left="708" w:hanging="0"/>
+        <w:spacing w:after="120" w:line="240"/>
+        <w:ind w:firstLine="1417"/>
         <w:jc w:val="both"/>
       </w:pPr>
       <w:r>
@@ -2587,8 +2596,8 @@
     </w:p>
     <w:p>
       <w:pPr>
-        <w:spacing w:after="60" w:line="360"/>
-        <w:ind w:left="708" w:hanging="340"/>
+        <w:spacing w:after="120" w:line="240"/>
+        <w:ind w:firstLine="1417"/>
         <w:jc w:val="both"/>
       </w:pPr>
       <w:r>
@@ -2602,8 +2611,8 @@
     </w:p>
     <w:p>
       <w:pPr>
-        <w:spacing w:after="60" w:line="360"/>
-        <w:ind w:left="708" w:hanging="340"/>
+        <w:spacing w:after="120" w:line="240"/>
+        <w:ind w:firstLine="1417"/>
         <w:jc w:val="both"/>
       </w:pPr>
       <w:r>
@@ -2617,8 +2626,8 @@
     </w:p>
     <w:p>
       <w:pPr>
-        <w:spacing w:after="60" w:line="360"/>
-        <w:ind w:left="708" w:hanging="340"/>
+        <w:spacing w:after="120" w:line="240"/>
+        <w:ind w:firstLine="1417"/>
         <w:jc w:val="both"/>
       </w:pPr>
       <w:r>
@@ -2632,8 +2641,8 @@
     </w:p>
     <w:p>
       <w:pPr>
-        <w:spacing w:after="60" w:line="360"/>
-        <w:ind w:left="708" w:hanging="340"/>
+        <w:spacing w:after="120" w:line="240"/>
+        <w:ind w:firstLine="1417"/>
         <w:jc w:val="both"/>
       </w:pPr>
       <w:r>
@@ -2647,8 +2656,8 @@
     </w:p>
     <w:p>
       <w:pPr>
-        <w:spacing w:after="60" w:line="360"/>
-        <w:ind w:left="708" w:hanging="340"/>
+        <w:spacing w:after="120" w:line="240"/>
+        <w:ind w:firstLine="1417"/>
         <w:jc w:val="both"/>
       </w:pPr>
       <w:r>
@@ -2662,8 +2671,8 @@
     </w:p>
     <w:p>
       <w:pPr>
-        <w:spacing w:after="60" w:line="360"/>
-        <w:ind w:left="708" w:hanging="340"/>
+        <w:spacing w:after="120" w:line="240"/>
+        <w:ind w:firstLine="1417"/>
         <w:jc w:val="both"/>
       </w:pPr>
       <w:r>
@@ -2677,8 +2686,8 @@
     </w:p>
     <w:p>
       <w:pPr>
-        <w:spacing w:after="60" w:line="360"/>
-        <w:ind w:left="708" w:hanging="340"/>
+        <w:spacing w:after="120" w:line="240"/>
+        <w:ind w:firstLine="1417"/>
         <w:jc w:val="both"/>
       </w:pPr>
       <w:r>
@@ -2692,8 +2701,8 @@
     </w:p>
     <w:p>
       <w:pPr>
-        <w:spacing w:after="60" w:line="360"/>
-        <w:ind w:left="708" w:hanging="340"/>
+        <w:spacing w:after="120" w:line="240"/>
+        <w:ind w:firstLine="1417"/>
         <w:jc w:val="both"/>
       </w:pPr>
       <w:r>
@@ -2707,8 +2716,8 @@
     </w:p>
     <w:p>
       <w:pPr>
-        <w:spacing w:after="60" w:line="360"/>
-        <w:ind w:left="708" w:hanging="340"/>
+        <w:spacing w:after="120" w:line="240"/>
+        <w:ind w:firstLine="1417"/>
         <w:jc w:val="both"/>
       </w:pPr>
       <w:r>
@@ -2722,8 +2731,8 @@
     </w:p>
     <w:p>
       <w:pPr>
-        <w:spacing w:after="60" w:line="360"/>
-        <w:ind w:left="708" w:hanging="340"/>
+        <w:spacing w:after="120" w:line="240"/>
+        <w:ind w:firstLine="1417"/>
         <w:jc w:val="both"/>
       </w:pPr>
       <w:r>
@@ -2737,8 +2746,8 @@
     </w:p>
     <w:p>
       <w:pPr>
-        <w:spacing w:after="60" w:line="360"/>
-        <w:ind w:left="708" w:hanging="340"/>
+        <w:spacing w:after="120" w:line="240"/>
+        <w:ind w:firstLine="1417"/>
         <w:jc w:val="both"/>
       </w:pPr>
       <w:r>
@@ -2752,8 +2761,8 @@
     </w:p>
     <w:p>
       <w:pPr>
-        <w:spacing w:after="60" w:line="360"/>
-        <w:ind w:left="708" w:hanging="340"/>
+        <w:spacing w:after="120" w:line="240"/>
+        <w:ind w:firstLine="1417"/>
         <w:jc w:val="both"/>
       </w:pPr>
       <w:r>
@@ -2803,7 +2812,8 @@
     </w:p>
     <w:p>
       <w:pPr>
-        <w:spacing w:after="60" w:line="360"/>
+        <w:spacing w:after="120" w:line="240"/>
+        <w:ind w:firstLine="1417"/>
         <w:jc w:val="both"/>
       </w:pPr>
       <w:r>
@@ -2827,8 +2837,8 @@
     </w:p>
     <w:p>
       <w:pPr>
-        <w:spacing w:after="60" w:line="360"/>
-        <w:ind w:left="708" w:hanging="340"/>
+        <w:spacing w:after="120" w:line="240"/>
+        <w:ind w:firstLine="1417"/>
         <w:jc w:val="both"/>
       </w:pPr>
       <w:r>
@@ -2842,8 +2852,8 @@
     </w:p>
     <w:p>
       <w:pPr>
-        <w:spacing w:after="60" w:line="360"/>
-        <w:ind w:left="708" w:hanging="340"/>
+        <w:spacing w:after="120" w:line="240"/>
+        <w:ind w:firstLine="1417"/>
         <w:jc w:val="both"/>
       </w:pPr>
       <w:r>
@@ -2857,8 +2867,8 @@
     </w:p>
     <w:p>
       <w:pPr>
-        <w:spacing w:after="60" w:line="360"/>
-        <w:ind w:left="708" w:hanging="340"/>
+        <w:spacing w:after="120" w:line="240"/>
+        <w:ind w:firstLine="1417"/>
         <w:jc w:val="both"/>
       </w:pPr>
       <w:r>
@@ -2872,8 +2882,8 @@
     </w:p>
     <w:p>
       <w:pPr>
-        <w:spacing w:after="60" w:line="360"/>
-        <w:ind w:left="708" w:hanging="340"/>
+        <w:spacing w:after="120" w:line="240"/>
+        <w:ind w:firstLine="1417"/>
         <w:jc w:val="both"/>
       </w:pPr>
       <w:r>
@@ -2887,8 +2897,8 @@
     </w:p>
     <w:p>
       <w:pPr>
-        <w:spacing w:after="60" w:line="360"/>
-        <w:ind w:left="708" w:hanging="340"/>
+        <w:spacing w:after="120" w:line="240"/>
+        <w:ind w:firstLine="1417"/>
         <w:jc w:val="both"/>
       </w:pPr>
       <w:r>
@@ -2902,8 +2912,8 @@
     </w:p>
     <w:p>
       <w:pPr>
-        <w:spacing w:after="60" w:line="360"/>
-        <w:ind w:left="708" w:hanging="340"/>
+        <w:spacing w:after="120" w:line="240"/>
+        <w:ind w:firstLine="1417"/>
         <w:jc w:val="both"/>
       </w:pPr>
       <w:r>
@@ -2917,8 +2927,8 @@
     </w:p>
     <w:p>
       <w:pPr>
-        <w:spacing w:after="60" w:line="360"/>
-        <w:ind w:left="708" w:hanging="340"/>
+        <w:spacing w:after="120" w:line="240"/>
+        <w:ind w:firstLine="1417"/>
         <w:jc w:val="both"/>
       </w:pPr>
       <w:r>
@@ -2932,8 +2942,8 @@
     </w:p>
     <w:p>
       <w:pPr>
-        <w:spacing w:after="60" w:line="360"/>
-        <w:ind w:left="708" w:hanging="340"/>
+        <w:spacing w:after="120" w:line="240"/>
+        <w:ind w:firstLine="1417"/>
         <w:jc w:val="both"/>
       </w:pPr>
       <w:r>
@@ -2947,8 +2957,8 @@
     </w:p>
     <w:p>
       <w:pPr>
-        <w:spacing w:after="60" w:line="360"/>
-        <w:ind w:left="708" w:hanging="340"/>
+        <w:spacing w:after="120" w:line="240"/>
+        <w:ind w:firstLine="1417"/>
         <w:jc w:val="both"/>
       </w:pPr>
       <w:r>
@@ -2962,7 +2972,8 @@
     </w:p>
     <w:p>
       <w:pPr>
-        <w:spacing w:after="60" w:line="360"/>
+        <w:spacing w:after="120" w:line="240"/>
+        <w:ind w:firstLine="1417"/>
         <w:jc w:val="both"/>
       </w:pPr>
       <w:r>
@@ -2986,8 +2997,8 @@
     </w:p>
     <w:p>
       <w:pPr>
-        <w:spacing w:after="60" w:line="360"/>
-        <w:ind w:left="708" w:hanging="340"/>
+        <w:spacing w:after="120" w:line="240"/>
+        <w:ind w:firstLine="1417"/>
         <w:jc w:val="both"/>
       </w:pPr>
       <w:r>
@@ -3001,8 +3012,8 @@
     </w:p>
     <w:p>
       <w:pPr>
-        <w:spacing w:after="60" w:line="360"/>
-        <w:ind w:left="708" w:hanging="340"/>
+        <w:spacing w:after="120" w:line="240"/>
+        <w:ind w:firstLine="1417"/>
         <w:jc w:val="both"/>
       </w:pPr>
       <w:r>
@@ -3016,8 +3027,8 @@
     </w:p>
     <w:p>
       <w:pPr>
-        <w:spacing w:after="60" w:line="360"/>
-        <w:ind w:left="708" w:hanging="340"/>
+        <w:spacing w:after="120" w:line="240"/>
+        <w:ind w:firstLine="1417"/>
         <w:jc w:val="both"/>
       </w:pPr>
       <w:r>
@@ -3031,8 +3042,8 @@
     </w:p>
     <w:p>
       <w:pPr>
-        <w:spacing w:after="60" w:line="360"/>
-        <w:ind w:left="708" w:hanging="340"/>
+        <w:spacing w:after="120" w:line="240"/>
+        <w:ind w:firstLine="1417"/>
         <w:jc w:val="both"/>
       </w:pPr>
       <w:r>
@@ -3046,8 +3057,8 @@
     </w:p>
     <w:p>
       <w:pPr>
-        <w:spacing w:after="60" w:line="360"/>
-        <w:ind w:left="708" w:hanging="340"/>
+        <w:spacing w:after="120" w:line="240"/>
+        <w:ind w:firstLine="1417"/>
         <w:jc w:val="both"/>
       </w:pPr>
       <w:r>
@@ -3061,8 +3072,8 @@
     </w:p>
     <w:p>
       <w:pPr>
-        <w:spacing w:after="60" w:line="360"/>
-        <w:ind w:left="708" w:hanging="340"/>
+        <w:spacing w:after="120" w:line="240"/>
+        <w:ind w:firstLine="1417"/>
         <w:jc w:val="both"/>
       </w:pPr>
       <w:r>
@@ -3076,8 +3087,8 @@
     </w:p>
     <w:p>
       <w:pPr>
-        <w:spacing w:after="60" w:line="360"/>
-        <w:ind w:left="708" w:hanging="340"/>
+        <w:spacing w:after="120" w:line="240"/>
+        <w:ind w:firstLine="1417"/>
         <w:jc w:val="both"/>
       </w:pPr>
       <w:r>
@@ -3091,8 +3102,8 @@
     </w:p>
     <w:p>
       <w:pPr>
-        <w:spacing w:after="60" w:line="360"/>
-        <w:ind w:left="708" w:hanging="340"/>
+        <w:spacing w:after="120" w:line="240"/>
+        <w:ind w:firstLine="1417"/>
         <w:jc w:val="both"/>
       </w:pPr>
       <w:r>
@@ -3106,8 +3117,8 @@
     </w:p>
     <w:p>
       <w:pPr>
-        <w:spacing w:after="60" w:line="360"/>
-        <w:ind w:left="708" w:hanging="340"/>
+        <w:spacing w:after="120" w:line="240"/>
+        <w:ind w:firstLine="1417"/>
         <w:jc w:val="both"/>
       </w:pPr>
       <w:r>
@@ -3121,8 +3132,8 @@
     </w:p>
     <w:p>
       <w:pPr>
-        <w:spacing w:after="60" w:line="360"/>
-        <w:ind w:left="708" w:hanging="340"/>
+        <w:spacing w:after="120" w:line="240"/>
+        <w:ind w:firstLine="1417"/>
         <w:jc w:val="both"/>
       </w:pPr>
       <w:r>
@@ -3136,8 +3147,8 @@
     </w:p>
     <w:p>
       <w:pPr>
-        <w:spacing w:after="60" w:line="360"/>
-        <w:ind w:left="708" w:hanging="340"/>
+        <w:spacing w:after="120" w:line="240"/>
+        <w:ind w:firstLine="1417"/>
         <w:jc w:val="both"/>
       </w:pPr>
       <w:r>
@@ -3151,8 +3162,8 @@
     </w:p>
     <w:p>
       <w:pPr>
-        <w:spacing w:after="60" w:line="360"/>
-        <w:ind w:left="708" w:hanging="340"/>
+        <w:spacing w:after="120" w:line="240"/>
+        <w:ind w:firstLine="1417"/>
         <w:jc w:val="both"/>
       </w:pPr>
       <w:r>
@@ -3166,8 +3177,8 @@
     </w:p>
     <w:p>
       <w:pPr>
-        <w:spacing w:after="60" w:line="360"/>
-        <w:ind w:left="708" w:hanging="340"/>
+        <w:spacing w:after="120" w:line="240"/>
+        <w:ind w:firstLine="1417"/>
         <w:jc w:val="both"/>
       </w:pPr>
       <w:r>
@@ -3181,8 +3192,8 @@
     </w:p>
     <w:p>
       <w:pPr>
-        <w:spacing w:after="60" w:line="360"/>
-        <w:ind w:left="708" w:hanging="340"/>
+        <w:spacing w:after="120" w:line="240"/>
+        <w:ind w:firstLine="1417"/>
         <w:jc w:val="both"/>
       </w:pPr>
       <w:r>
@@ -3196,8 +3207,8 @@
     </w:p>
     <w:p>
       <w:pPr>
-        <w:spacing w:after="60" w:line="360"/>
-        <w:ind w:left="708" w:hanging="340"/>
+        <w:spacing w:after="120" w:line="240"/>
+        <w:ind w:firstLine="1417"/>
         <w:jc w:val="both"/>
       </w:pPr>
       <w:r>
@@ -3211,8 +3222,8 @@
     </w:p>
     <w:p>
       <w:pPr>
-        <w:spacing w:after="60" w:line="360"/>
-        <w:ind w:left="708" w:hanging="340"/>
+        <w:spacing w:after="120" w:line="240"/>
+        <w:ind w:firstLine="1417"/>
         <w:jc w:val="both"/>
       </w:pPr>
       <w:r>
@@ -3226,8 +3237,8 @@
     </w:p>
     <w:p>
       <w:pPr>
-        <w:spacing w:after="60" w:line="360"/>
-        <w:ind w:left="708" w:hanging="340"/>
+        <w:spacing w:after="120" w:line="240"/>
+        <w:ind w:firstLine="1417"/>
         <w:jc w:val="both"/>
       </w:pPr>
       <w:r>
@@ -3241,8 +3252,8 @@
     </w:p>
     <w:p>
       <w:pPr>
-        <w:spacing w:after="60" w:line="360"/>
-        <w:ind w:left="708" w:hanging="340"/>
+        <w:spacing w:after="120" w:line="240"/>
+        <w:ind w:firstLine="1417"/>
         <w:jc w:val="both"/>
       </w:pPr>
       <w:r>
@@ -3256,8 +3267,8 @@
     </w:p>
     <w:p>
       <w:pPr>
-        <w:spacing w:after="60" w:line="360"/>
-        <w:ind w:left="708" w:hanging="340"/>
+        <w:spacing w:after="120" w:line="240"/>
+        <w:ind w:firstLine="1417"/>
         <w:jc w:val="both"/>
       </w:pPr>
       <w:r>
@@ -3271,8 +3282,8 @@
     </w:p>
     <w:p>
       <w:pPr>
-        <w:spacing w:after="60" w:line="360"/>
-        <w:ind w:left="708" w:hanging="340"/>
+        <w:spacing w:after="120" w:line="240"/>
+        <w:ind w:firstLine="1417"/>
         <w:jc w:val="both"/>
       </w:pPr>
       <w:r>
@@ -3286,8 +3297,8 @@
     </w:p>
     <w:p>
       <w:pPr>
-        <w:spacing w:after="60" w:line="360"/>
-        <w:ind w:left="708" w:hanging="340"/>
+        <w:spacing w:after="120" w:line="240"/>
+        <w:ind w:firstLine="1417"/>
         <w:jc w:val="both"/>
       </w:pPr>
       <w:r>
@@ -3301,8 +3312,8 @@
     </w:p>
     <w:p>
       <w:pPr>
-        <w:spacing w:after="60" w:line="360"/>
-        <w:ind w:left="708" w:hanging="340"/>
+        <w:spacing w:after="120" w:line="240"/>
+        <w:ind w:firstLine="1417"/>
         <w:jc w:val="both"/>
       </w:pPr>
       <w:r>
@@ -3316,8 +3327,8 @@
     </w:p>
     <w:p>
       <w:pPr>
-        <w:spacing w:after="60" w:line="360"/>
-        <w:ind w:left="708" w:hanging="340"/>
+        <w:spacing w:after="120" w:line="240"/>
+        <w:ind w:firstLine="1417"/>
         <w:jc w:val="both"/>
       </w:pPr>
       <w:r>
@@ -3331,7 +3342,8 @@
     </w:p>
     <w:p>
       <w:pPr>
-        <w:spacing w:after="60" w:line="360"/>
+        <w:spacing w:after="120" w:line="240"/>
+        <w:ind w:firstLine="1417"/>
         <w:jc w:val="both"/>
       </w:pPr>
       <w:r>
@@ -3355,8 +3367,8 @@
     </w:p>
     <w:p>
       <w:pPr>
-        <w:spacing w:after="60" w:line="360"/>
-        <w:ind w:left="708" w:hanging="340"/>
+        <w:spacing w:after="120" w:line="240"/>
+        <w:ind w:firstLine="1417"/>
         <w:jc w:val="both"/>
       </w:pPr>
       <w:r>
@@ -3370,8 +3382,8 @@
     </w:p>
     <w:p>
       <w:pPr>
-        <w:spacing w:after="60" w:line="360"/>
-        <w:ind w:left="708" w:hanging="340"/>
+        <w:spacing w:after="120" w:line="240"/>
+        <w:ind w:firstLine="1417"/>
         <w:jc w:val="both"/>
       </w:pPr>
       <w:r>
@@ -3385,8 +3397,8 @@
     </w:p>
     <w:p>
       <w:pPr>
-        <w:spacing w:after="60" w:line="360"/>
-        <w:ind w:left="708" w:hanging="340"/>
+        <w:spacing w:after="120" w:line="240"/>
+        <w:ind w:firstLine="1417"/>
         <w:jc w:val="both"/>
       </w:pPr>
       <w:r>
@@ -3400,8 +3412,8 @@
     </w:p>
     <w:p>
       <w:pPr>
-        <w:spacing w:after="60" w:line="360"/>
-        <w:ind w:left="708" w:hanging="340"/>
+        <w:spacing w:after="120" w:line="240"/>
+        <w:ind w:firstLine="1417"/>
         <w:jc w:val="both"/>
       </w:pPr>
       <w:r>
@@ -3415,8 +3427,8 @@
     </w:p>
     <w:p>
       <w:pPr>
-        <w:spacing w:after="60" w:line="360"/>
-        <w:ind w:left="708" w:hanging="340"/>
+        <w:spacing w:after="120" w:line="240"/>
+        <w:ind w:firstLine="1417"/>
         <w:jc w:val="both"/>
       </w:pPr>
       <w:r>
@@ -3430,8 +3442,8 @@
     </w:p>
     <w:p>
       <w:pPr>
-        <w:spacing w:after="60" w:line="360"/>
-        <w:ind w:left="708" w:hanging="340"/>
+        <w:spacing w:after="120" w:line="240"/>
+        <w:ind w:firstLine="1417"/>
         <w:jc w:val="both"/>
       </w:pPr>
       <w:r>
@@ -3445,8 +3457,8 @@
     </w:p>
     <w:p>
       <w:pPr>
-        <w:spacing w:after="60" w:line="360"/>
-        <w:ind w:left="708" w:hanging="340"/>
+        <w:spacing w:after="120" w:line="240"/>
+        <w:ind w:firstLine="1417"/>
         <w:jc w:val="both"/>
       </w:pPr>
       <w:r>
@@ -3460,8 +3472,8 @@
     </w:p>
     <w:p>
       <w:pPr>
-        <w:spacing w:after="60" w:line="360"/>
-        <w:ind w:left="708" w:hanging="340"/>
+        <w:spacing w:after="120" w:line="240"/>
+        <w:ind w:firstLine="1417"/>
         <w:jc w:val="both"/>
       </w:pPr>
       <w:r>
@@ -3475,8 +3487,8 @@
     </w:p>
     <w:p>
       <w:pPr>
-        <w:spacing w:after="60" w:line="360"/>
-        <w:ind w:left="708" w:hanging="340"/>
+        <w:spacing w:after="120" w:line="240"/>
+        <w:ind w:firstLine="1417"/>
         <w:jc w:val="both"/>
       </w:pPr>
       <w:r>
@@ -3490,8 +3502,8 @@
     </w:p>
     <w:p>
       <w:pPr>
-        <w:spacing w:after="60" w:line="360"/>
-        <w:ind w:left="708" w:hanging="340"/>
+        <w:spacing w:after="120" w:line="240"/>
+        <w:ind w:firstLine="1417"/>
         <w:jc w:val="both"/>
       </w:pPr>
       <w:r>
@@ -3505,7 +3517,8 @@
     </w:p>
     <w:p>
       <w:pPr>
-        <w:spacing w:after="60" w:line="360"/>
+        <w:spacing w:after="120" w:line="240"/>
+        <w:ind w:firstLine="1417"/>
         <w:jc w:val="both"/>
       </w:pPr>
       <w:r>
@@ -3529,8 +3542,8 @@
     </w:p>
     <w:p>
       <w:pPr>
-        <w:spacing w:after="60" w:line="360"/>
-        <w:ind w:left="708" w:hanging="340"/>
+        <w:spacing w:after="120" w:line="240"/>
+        <w:ind w:firstLine="1417"/>
         <w:jc w:val="both"/>
       </w:pPr>
       <w:r>
@@ -3544,8 +3557,8 @@
     </w:p>
     <w:p>
       <w:pPr>
-        <w:spacing w:after="60" w:line="360"/>
-        <w:ind w:left="708" w:hanging="340"/>
+        <w:spacing w:after="120" w:line="240"/>
+        <w:ind w:firstLine="1417"/>
         <w:jc w:val="both"/>
       </w:pPr>
       <w:r>
@@ -3559,8 +3572,8 @@
     </w:p>
     <w:p>
       <w:pPr>
-        <w:spacing w:after="60" w:line="360"/>
-        <w:ind w:left="708" w:hanging="340"/>
+        <w:spacing w:after="120" w:line="240"/>
+        <w:ind w:firstLine="1417"/>
         <w:jc w:val="both"/>
       </w:pPr>
       <w:r>
@@ -3574,8 +3587,8 @@
     </w:p>
     <w:p>
       <w:pPr>
-        <w:spacing w:after="60" w:line="360"/>
-        <w:ind w:left="708" w:hanging="340"/>
+        <w:spacing w:after="120" w:line="240"/>
+        <w:ind w:firstLine="1417"/>
         <w:jc w:val="both"/>
       </w:pPr>
       <w:r>
@@ -3589,8 +3602,8 @@
     </w:p>
     <w:p>
       <w:pPr>
-        <w:spacing w:after="60" w:line="360"/>
-        <w:ind w:left="708" w:hanging="340"/>
+        <w:spacing w:after="120" w:line="240"/>
+        <w:ind w:firstLine="1417"/>
         <w:jc w:val="both"/>
       </w:pPr>
       <w:r>
@@ -3604,8 +3617,8 @@
     </w:p>
     <w:p>
       <w:pPr>
-        <w:spacing w:after="60" w:line="360"/>
-        <w:ind w:left="708" w:hanging="340"/>
+        <w:spacing w:after="120" w:line="240"/>
+        <w:ind w:firstLine="1417"/>
         <w:jc w:val="both"/>
       </w:pPr>
       <w:r>
@@ -3619,8 +3632,8 @@
     </w:p>
     <w:p>
       <w:pPr>
-        <w:spacing w:after="60" w:line="360"/>
-        <w:ind w:left="708" w:hanging="340"/>
+        <w:spacing w:after="120" w:line="240"/>
+        <w:ind w:firstLine="1417"/>
         <w:jc w:val="both"/>
       </w:pPr>
       <w:r>
@@ -3634,8 +3647,8 @@
     </w:p>
     <w:p>
       <w:pPr>
-        <w:spacing w:after="60" w:line="360"/>
-        <w:ind w:left="708" w:hanging="340"/>
+        <w:spacing w:after="120" w:line="240"/>
+        <w:ind w:firstLine="1417"/>
         <w:jc w:val="both"/>
       </w:pPr>
       <w:r>
@@ -3649,7 +3662,8 @@
     </w:p>
     <w:p>
       <w:pPr>
-        <w:spacing w:after="60" w:line="360"/>
+        <w:spacing w:after="120" w:line="240"/>
+        <w:ind w:firstLine="1417"/>
         <w:jc w:val="both"/>
       </w:pPr>
       <w:r>
@@ -3673,8 +3687,8 @@
     </w:p>
     <w:p>
       <w:pPr>
-        <w:spacing w:after="60" w:line="360"/>
-        <w:ind w:left="708" w:hanging="340"/>
+        <w:spacing w:after="120" w:line="240"/>
+        <w:ind w:firstLine="1417"/>
         <w:jc w:val="both"/>
       </w:pPr>
       <w:r>
@@ -3688,8 +3702,8 @@
     </w:p>
     <w:p>
       <w:pPr>
-        <w:spacing w:after="60" w:line="360"/>
-        <w:ind w:left="708" w:hanging="340"/>
+        <w:spacing w:after="120" w:line="240"/>
+        <w:ind w:firstLine="1417"/>
         <w:jc w:val="both"/>
       </w:pPr>
       <w:r>
@@ -3703,8 +3717,8 @@
     </w:p>
     <w:p>
       <w:pPr>
-        <w:spacing w:after="60" w:line="360"/>
-        <w:ind w:left="708" w:hanging="340"/>
+        <w:spacing w:after="120" w:line="240"/>
+        <w:ind w:firstLine="1417"/>
         <w:jc w:val="both"/>
       </w:pPr>
       <w:r>
@@ -3718,8 +3732,8 @@
     </w:p>
     <w:p>
       <w:pPr>
-        <w:spacing w:after="60" w:line="360"/>
-        <w:ind w:left="708" w:hanging="340"/>
+        <w:spacing w:after="120" w:line="240"/>
+        <w:ind w:firstLine="1417"/>
         <w:jc w:val="both"/>
       </w:pPr>
       <w:r>
@@ -3733,8 +3747,8 @@
     </w:p>
     <w:p>
       <w:pPr>
-        <w:spacing w:after="60" w:line="360"/>
-        <w:ind w:left="708" w:hanging="340"/>
+        <w:spacing w:after="120" w:line="240"/>
+        <w:ind w:firstLine="1417"/>
         <w:jc w:val="both"/>
       </w:pPr>
       <w:r>
@@ -3748,8 +3762,8 @@
     </w:p>
     <w:p>
       <w:pPr>
-        <w:spacing w:after="60" w:line="360"/>
-        <w:ind w:left="708" w:hanging="340"/>
+        <w:spacing w:after="120" w:line="240"/>
+        <w:ind w:firstLine="1417"/>
         <w:jc w:val="both"/>
       </w:pPr>
       <w:r>
@@ -3763,8 +3777,8 @@
     </w:p>
     <w:p>
       <w:pPr>
-        <w:spacing w:after="60" w:line="360"/>
-        <w:ind w:left="708" w:hanging="340"/>
+        <w:spacing w:after="120" w:line="240"/>
+        <w:ind w:firstLine="1417"/>
         <w:jc w:val="both"/>
       </w:pPr>
       <w:r>
@@ -3778,8 +3792,8 @@
     </w:p>
     <w:p>
       <w:pPr>
-        <w:spacing w:after="60" w:line="360"/>
-        <w:ind w:left="708" w:hanging="340"/>
+        <w:spacing w:after="120" w:line="240"/>
+        <w:ind w:firstLine="1417"/>
         <w:jc w:val="both"/>
       </w:pPr>
       <w:r>
@@ -3793,8 +3807,8 @@
     </w:p>
     <w:p>
       <w:pPr>
-        <w:spacing w:after="60" w:line="360"/>
-        <w:ind w:left="708" w:hanging="340"/>
+        <w:spacing w:after="120" w:line="240"/>
+        <w:ind w:firstLine="1417"/>
         <w:jc w:val="both"/>
       </w:pPr>
       <w:r>
@@ -3808,7 +3822,8 @@
     </w:p>
     <w:p>
       <w:pPr>
-        <w:spacing w:after="60" w:line="360"/>
+        <w:spacing w:after="120" w:line="240"/>
+        <w:ind w:firstLine="1417"/>
         <w:jc w:val="both"/>
       </w:pPr>
       <w:r>
@@ -3832,8 +3847,8 @@
     </w:p>
     <w:p>
       <w:pPr>
-        <w:spacing w:after="60" w:line="360"/>
-        <w:ind w:left="708" w:hanging="340"/>
+        <w:spacing w:after="120" w:line="240"/>
+        <w:ind w:firstLine="1417"/>
         <w:jc w:val="both"/>
       </w:pPr>
       <w:r>
@@ -3847,8 +3862,8 @@
     </w:p>
     <w:p>
       <w:pPr>
-        <w:spacing w:after="60" w:line="360"/>
-        <w:ind w:left="708" w:hanging="340"/>
+        <w:spacing w:after="120" w:line="240"/>
+        <w:ind w:firstLine="1417"/>
         <w:jc w:val="both"/>
       </w:pPr>
       <w:r>
@@ -3862,8 +3877,8 @@
     </w:p>
     <w:p>
       <w:pPr>
-        <w:spacing w:after="60" w:line="360"/>
-        <w:ind w:left="708" w:hanging="340"/>
+        <w:spacing w:after="120" w:line="240"/>
+        <w:ind w:firstLine="1417"/>
         <w:jc w:val="both"/>
       </w:pPr>
       <w:r>
@@ -3877,7 +3892,8 @@
     </w:p>
     <w:p>
       <w:pPr>
-        <w:spacing w:after="60" w:line="360"/>
+        <w:spacing w:after="120" w:line="240"/>
+        <w:ind w:firstLine="1417"/>
         <w:jc w:val="both"/>
       </w:pPr>
       <w:r>
@@ -3901,8 +3917,8 @@
     </w:p>
     <w:p>
       <w:pPr>
-        <w:spacing w:after="60" w:line="360"/>
-        <w:ind w:left="708" w:hanging="340"/>
+        <w:spacing w:after="120" w:line="240"/>
+        <w:ind w:firstLine="1417"/>
         <w:jc w:val="both"/>
       </w:pPr>
       <w:r>
@@ -3916,8 +3932,8 @@
     </w:p>
     <w:p>
       <w:pPr>
-        <w:spacing w:after="60" w:line="360"/>
-        <w:ind w:left="708" w:hanging="340"/>
+        <w:spacing w:after="120" w:line="240"/>
+        <w:ind w:firstLine="1417"/>
         <w:jc w:val="both"/>
       </w:pPr>
       <w:r>
@@ -3931,8 +3947,8 @@
     </w:p>
     <w:p>
       <w:pPr>
-        <w:spacing w:after="60" w:line="360"/>
-        <w:ind w:left="708" w:hanging="340"/>
+        <w:spacing w:after="120" w:line="240"/>
+        <w:ind w:firstLine="1417"/>
         <w:jc w:val="both"/>
       </w:pPr>
       <w:r>
@@ -3946,8 +3962,8 @@
     </w:p>
     <w:p>
       <w:pPr>
-        <w:spacing w:after="60" w:line="360"/>
-        <w:ind w:left="708" w:hanging="340"/>
+        <w:spacing w:after="120" w:line="240"/>
+        <w:ind w:firstLine="1417"/>
         <w:jc w:val="both"/>
       </w:pPr>
       <w:r>
@@ -3961,8 +3977,8 @@
     </w:p>
     <w:p>
       <w:pPr>
-        <w:spacing w:after="60" w:line="360"/>
-        <w:ind w:left="708" w:hanging="340"/>
+        <w:spacing w:after="120" w:line="240"/>
+        <w:ind w:firstLine="1417"/>
         <w:jc w:val="both"/>
       </w:pPr>
       <w:r>
@@ -3976,8 +3992,8 @@
     </w:p>
     <w:p>
       <w:pPr>
-        <w:spacing w:after="60" w:line="360"/>
-        <w:ind w:left="708" w:hanging="340"/>
+        <w:spacing w:after="120" w:line="240"/>
+        <w:ind w:firstLine="1417"/>
         <w:jc w:val="both"/>
       </w:pPr>
       <w:r>
@@ -3991,8 +4007,8 @@
     </w:p>
     <w:p>
       <w:pPr>
-        <w:spacing w:after="60" w:line="360"/>
-        <w:ind w:left="708" w:hanging="340"/>
+        <w:spacing w:after="120" w:line="240"/>
+        <w:ind w:firstLine="1417"/>
         <w:jc w:val="both"/>
       </w:pPr>
       <w:r>
@@ -4006,8 +4022,8 @@
     </w:p>
     <w:p>
       <w:pPr>
-        <w:spacing w:after="60" w:line="360"/>
-        <w:ind w:left="708" w:hanging="340"/>
+        <w:spacing w:after="120" w:line="240"/>
+        <w:ind w:firstLine="1417"/>
         <w:jc w:val="both"/>
       </w:pPr>
       <w:r>
@@ -4021,7 +4037,8 @@
     </w:p>
     <w:p>
       <w:pPr>
-        <w:spacing w:after="60" w:line="360"/>
+        <w:spacing w:after="120" w:line="240"/>
+        <w:ind w:firstLine="1417"/>
         <w:jc w:val="both"/>
       </w:pPr>
       <w:r>
@@ -4045,8 +4062,8 @@
     </w:p>
     <w:p>
       <w:pPr>
-        <w:spacing w:after="60" w:line="360"/>
-        <w:ind w:left="708" w:hanging="340"/>
+        <w:spacing w:after="120" w:line="240"/>
+        <w:ind w:firstLine="1417"/>
         <w:jc w:val="both"/>
       </w:pPr>
       <w:r>
@@ -4060,8 +4077,8 @@
     </w:p>
     <w:p>
       <w:pPr>
-        <w:spacing w:after="60" w:line="360"/>
-        <w:ind w:left="708" w:hanging="340"/>
+        <w:spacing w:after="120" w:line="240"/>
+        <w:ind w:firstLine="1417"/>
         <w:jc w:val="both"/>
       </w:pPr>
       <w:r>
@@ -4075,8 +4092,8 @@
     </w:p>
     <w:p>
       <w:pPr>
-        <w:spacing w:after="60" w:line="360"/>
-        <w:ind w:left="708" w:hanging="340"/>
+        <w:spacing w:after="120" w:line="240"/>
+        <w:ind w:firstLine="1417"/>
         <w:jc w:val="both"/>
       </w:pPr>
       <w:r>
@@ -4090,8 +4107,8 @@
     </w:p>
     <w:p>
       <w:pPr>
-        <w:spacing w:after="60" w:line="360"/>
-        <w:ind w:left="708" w:hanging="340"/>
+        <w:spacing w:after="120" w:line="240"/>
+        <w:ind w:firstLine="1417"/>
         <w:jc w:val="both"/>
       </w:pPr>
       <w:r>
@@ -4105,8 +4122,8 @@
     </w:p>
     <w:p>
       <w:pPr>
-        <w:spacing w:after="60" w:line="360"/>
-        <w:ind w:left="708" w:hanging="340"/>
+        <w:spacing w:after="120" w:line="240"/>
+        <w:ind w:firstLine="1417"/>
         <w:jc w:val="both"/>
       </w:pPr>
       <w:r>
@@ -4120,8 +4137,8 @@
     </w:p>
     <w:p>
       <w:pPr>
-        <w:spacing w:after="60" w:line="360"/>
-        <w:ind w:left="708" w:hanging="340"/>
+        <w:spacing w:after="120" w:line="240"/>
+        <w:ind w:firstLine="1417"/>
         <w:jc w:val="both"/>
       </w:pPr>
       <w:r>
@@ -4135,8 +4152,8 @@
     </w:p>
     <w:p>
       <w:pPr>
-        <w:spacing w:after="60" w:line="360"/>
-        <w:ind w:left="708" w:hanging="340"/>
+        <w:spacing w:after="120" w:line="240"/>
+        <w:ind w:firstLine="1417"/>
         <w:jc w:val="both"/>
       </w:pPr>
       <w:r>
@@ -4150,8 +4167,8 @@
     </w:p>
     <w:p>
       <w:pPr>
-        <w:spacing w:after="60" w:line="360"/>
-        <w:ind w:left="708" w:hanging="340"/>
+        <w:spacing w:after="120" w:line="240"/>
+        <w:ind w:firstLine="1417"/>
         <w:jc w:val="both"/>
       </w:pPr>
       <w:r>
@@ -4165,8 +4182,8 @@
     </w:p>
     <w:p>
       <w:pPr>
-        <w:spacing w:after="60" w:line="360"/>
-        <w:ind w:left="708" w:hanging="340"/>
+        <w:spacing w:after="120" w:line="240"/>
+        <w:ind w:firstLine="1417"/>
         <w:jc w:val="both"/>
       </w:pPr>
       <w:r>
@@ -4180,7 +4197,8 @@
     </w:p>
     <w:p>
       <w:pPr>
-        <w:spacing w:after="60" w:line="360"/>
+        <w:spacing w:after="120" w:line="240"/>
+        <w:ind w:firstLine="1417"/>
         <w:jc w:val="both"/>
       </w:pPr>
       <w:r>
@@ -4204,8 +4222,8 @@
     </w:p>
     <w:p>
       <w:pPr>
-        <w:spacing w:after="60" w:line="360"/>
-        <w:ind w:left="708" w:hanging="340"/>
+        <w:spacing w:after="120" w:line="240"/>
+        <w:ind w:firstLine="1417"/>
         <w:jc w:val="both"/>
       </w:pPr>
       <w:r>
@@ -4219,8 +4237,8 @@
     </w:p>
     <w:p>
       <w:pPr>
-        <w:spacing w:after="60" w:line="360"/>
-        <w:ind w:left="708" w:hanging="340"/>
+        <w:spacing w:after="120" w:line="240"/>
+        <w:ind w:firstLine="1417"/>
         <w:jc w:val="both"/>
       </w:pPr>
       <w:r>
@@ -4234,8 +4252,8 @@
     </w:p>
     <w:p>
       <w:pPr>
-        <w:spacing w:after="60" w:line="360"/>
-        <w:ind w:left="708" w:hanging="340"/>
+        <w:spacing w:after="120" w:line="240"/>
+        <w:ind w:firstLine="1417"/>
         <w:jc w:val="both"/>
       </w:pPr>
       <w:r>
@@ -4249,8 +4267,8 @@
     </w:p>
     <w:p>
       <w:pPr>
-        <w:spacing w:after="60" w:line="360"/>
-        <w:ind w:left="708" w:hanging="340"/>
+        <w:spacing w:after="120" w:line="240"/>
+        <w:ind w:firstLine="1417"/>
         <w:jc w:val="both"/>
       </w:pPr>
       <w:r>
@@ -4264,8 +4282,8 @@
     </w:p>
     <w:p>
       <w:pPr>
-        <w:spacing w:after="60" w:line="360"/>
-        <w:ind w:left="708" w:hanging="340"/>
+        <w:spacing w:after="120" w:line="240"/>
+        <w:ind w:firstLine="1417"/>
         <w:jc w:val="both"/>
       </w:pPr>
       <w:r>
@@ -4279,8 +4297,8 @@
     </w:p>
     <w:p>
       <w:pPr>
-        <w:spacing w:after="60" w:line="360"/>
-        <w:ind w:left="708" w:hanging="340"/>
+        <w:spacing w:after="120" w:line="240"/>
+        <w:ind w:firstLine="1417"/>
         <w:jc w:val="both"/>
       </w:pPr>
       <w:r>
@@ -4294,8 +4312,8 @@
     </w:p>
     <w:p>
       <w:pPr>
-        <w:spacing w:after="60" w:line="360"/>
-        <w:ind w:left="708" w:hanging="340"/>
+        <w:spacing w:after="120" w:line="240"/>
+        <w:ind w:firstLine="1417"/>
         <w:jc w:val="both"/>
       </w:pPr>
       <w:r>
@@ -4309,7 +4327,8 @@
     </w:p>
     <w:p>
       <w:pPr>
-        <w:spacing w:after="60" w:line="360"/>
+        <w:spacing w:after="120" w:line="240"/>
+        <w:ind w:firstLine="1417"/>
         <w:jc w:val="both"/>
       </w:pPr>
       <w:r>
@@ -4333,8 +4352,8 @@
     </w:p>
     <w:p>
       <w:pPr>
-        <w:spacing w:after="60" w:line="360"/>
-        <w:ind w:left="708" w:hanging="340"/>
+        <w:spacing w:after="120" w:line="240"/>
+        <w:ind w:firstLine="1417"/>
         <w:jc w:val="both"/>
       </w:pPr>
       <w:r>
@@ -4348,8 +4367,8 @@
     </w:p>
     <w:p>
       <w:pPr>
-        <w:spacing w:after="60" w:line="360"/>
-        <w:ind w:left="1134" w:hanging="0"/>
+        <w:spacing w:after="120" w:line="240"/>
+        <w:ind w:firstLine="1417"/>
         <w:jc w:val="both"/>
       </w:pPr>
       <w:r>
@@ -4363,8 +4382,8 @@
     </w:p>
     <w:p>
       <w:pPr>
-        <w:spacing w:after="60" w:line="360"/>
-        <w:ind w:left="1134" w:hanging="0"/>
+        <w:spacing w:after="120" w:line="240"/>
+        <w:ind w:firstLine="1417"/>
         <w:jc w:val="both"/>
       </w:pPr>
       <w:r>
@@ -4378,8 +4397,8 @@
     </w:p>
     <w:p>
       <w:pPr>
-        <w:spacing w:after="60" w:line="360"/>
-        <w:ind w:left="1134" w:hanging="0"/>
+        <w:spacing w:after="120" w:line="240"/>
+        <w:ind w:firstLine="1417"/>
         <w:jc w:val="both"/>
       </w:pPr>
       <w:r>
@@ -4393,8 +4412,8 @@
     </w:p>
     <w:p>
       <w:pPr>
-        <w:spacing w:after="60" w:line="360"/>
-        <w:ind w:left="708" w:hanging="340"/>
+        <w:spacing w:after="120" w:line="240"/>
+        <w:ind w:firstLine="1417"/>
         <w:jc w:val="both"/>
       </w:pPr>
       <w:r>
@@ -4408,8 +4427,8 @@
     </w:p>
     <w:p>
       <w:pPr>
-        <w:spacing w:after="60" w:line="360"/>
-        <w:ind w:left="1134" w:hanging="0"/>
+        <w:spacing w:after="120" w:line="240"/>
+        <w:ind w:firstLine="1417"/>
         <w:jc w:val="both"/>
       </w:pPr>
       <w:r>
@@ -4423,8 +4442,8 @@
     </w:p>
     <w:p>
       <w:pPr>
-        <w:spacing w:after="60" w:line="360"/>
-        <w:ind w:left="1134" w:hanging="0"/>
+        <w:spacing w:after="120" w:line="240"/>
+        <w:ind w:firstLine="1417"/>
         <w:jc w:val="both"/>
       </w:pPr>
       <w:r>
@@ -4438,8 +4457,8 @@
     </w:p>
     <w:p>
       <w:pPr>
-        <w:spacing w:after="60" w:line="360"/>
-        <w:ind w:left="1134" w:hanging="0"/>
+        <w:spacing w:after="120" w:line="240"/>
+        <w:ind w:firstLine="1417"/>
         <w:jc w:val="both"/>
       </w:pPr>
       <w:r>
@@ -4453,8 +4472,8 @@
     </w:p>
     <w:p>
       <w:pPr>
-        <w:spacing w:after="60" w:line="360"/>
-        <w:ind w:left="1134" w:hanging="0"/>
+        <w:spacing w:after="120" w:line="240"/>
+        <w:ind w:firstLine="1417"/>
         <w:jc w:val="both"/>
       </w:pPr>
       <w:r>
@@ -4468,8 +4487,8 @@
     </w:p>
     <w:p>
       <w:pPr>
-        <w:spacing w:after="60" w:line="360"/>
-        <w:ind w:left="1134" w:hanging="0"/>
+        <w:spacing w:after="120" w:line="240"/>
+        <w:ind w:firstLine="1417"/>
         <w:jc w:val="both"/>
       </w:pPr>
       <w:r>
@@ -4483,8 +4502,8 @@
     </w:p>
     <w:p>
       <w:pPr>
-        <w:spacing w:after="60" w:line="360"/>
-        <w:ind w:left="1134" w:hanging="0"/>
+        <w:spacing w:after="120" w:line="240"/>
+        <w:ind w:firstLine="1417"/>
         <w:jc w:val="both"/>
       </w:pPr>
       <w:r>
@@ -4498,7 +4517,8 @@
     </w:p>
     <w:p>
       <w:pPr>
-        <w:spacing w:after="60" w:line="360"/>
+        <w:spacing w:after="120" w:line="240"/>
+        <w:ind w:firstLine="1417"/>
         <w:jc w:val="both"/>
       </w:pPr>
       <w:r>
@@ -4522,8 +4542,8 @@
     </w:p>
     <w:p>
       <w:pPr>
-        <w:spacing w:after="60" w:line="360"/>
-        <w:ind w:left="708" w:hanging="340"/>
+        <w:spacing w:after="120" w:line="240"/>
+        <w:ind w:firstLine="1417"/>
         <w:jc w:val="both"/>
       </w:pPr>
       <w:r>
@@ -4537,8 +4557,8 @@
     </w:p>
     <w:p>
       <w:pPr>
-        <w:spacing w:after="60" w:line="360"/>
-        <w:ind w:left="708" w:hanging="340"/>
+        <w:spacing w:after="120" w:line="240"/>
+        <w:ind w:firstLine="1417"/>
         <w:jc w:val="both"/>
       </w:pPr>
       <w:r>
@@ -4552,8 +4572,8 @@
     </w:p>
     <w:p>
       <w:pPr>
-        <w:spacing w:after="60" w:line="360"/>
-        <w:ind w:left="708" w:hanging="340"/>
+        <w:spacing w:after="120" w:line="240"/>
+        <w:ind w:firstLine="1417"/>
         <w:jc w:val="both"/>
       </w:pPr>
       <w:r>
@@ -4567,8 +4587,8 @@
     </w:p>
     <w:p>
       <w:pPr>
-        <w:spacing w:after="60" w:line="360"/>
-        <w:ind w:left="708" w:hanging="340"/>
+        <w:spacing w:after="120" w:line="240"/>
+        <w:ind w:firstLine="1417"/>
         <w:jc w:val="both"/>
       </w:pPr>
       <w:r>
@@ -4582,8 +4602,8 @@
     </w:p>
     <w:p>
       <w:pPr>
-        <w:spacing w:after="60" w:line="360"/>
-        <w:ind w:left="708" w:hanging="340"/>
+        <w:spacing w:after="120" w:line="240"/>
+        <w:ind w:firstLine="1417"/>
         <w:jc w:val="both"/>
       </w:pPr>
       <w:r>
@@ -4597,8 +4617,8 @@
     </w:p>
     <w:p>
       <w:pPr>
-        <w:spacing w:after="60" w:line="360"/>
-        <w:ind w:left="708" w:hanging="340"/>
+        <w:spacing w:after="120" w:line="240"/>
+        <w:ind w:firstLine="1417"/>
         <w:jc w:val="both"/>
       </w:pPr>
       <w:r>
@@ -4612,8 +4632,8 @@
     </w:p>
     <w:p>
       <w:pPr>
-        <w:spacing w:after="60" w:line="360"/>
-        <w:ind w:left="708" w:hanging="340"/>
+        <w:spacing w:after="120" w:line="240"/>
+        <w:ind w:firstLine="1417"/>
         <w:jc w:val="both"/>
       </w:pPr>
       <w:r>
@@ -4627,8 +4647,8 @@
     </w:p>
     <w:p>
       <w:pPr>
-        <w:spacing w:after="60" w:line="360"/>
-        <w:ind w:left="708" w:hanging="340"/>
+        <w:spacing w:after="120" w:line="240"/>
+        <w:ind w:firstLine="1417"/>
         <w:jc w:val="both"/>
       </w:pPr>
       <w:r>
@@ -4642,8 +4662,8 @@
     </w:p>
     <w:p>
       <w:pPr>
-        <w:spacing w:after="60" w:line="360"/>
-        <w:ind w:left="708" w:hanging="340"/>
+        <w:spacing w:after="120" w:line="240"/>
+        <w:ind w:firstLine="1417"/>
         <w:jc w:val="both"/>
       </w:pPr>
       <w:r>
@@ -4657,8 +4677,8 @@
     </w:p>
     <w:p>
       <w:pPr>
-        <w:spacing w:after="60" w:line="360"/>
-        <w:ind w:left="708" w:hanging="340"/>
+        <w:spacing w:after="120" w:line="240"/>
+        <w:ind w:firstLine="1417"/>
         <w:jc w:val="both"/>
       </w:pPr>
       <w:r>
@@ -4672,8 +4692,8 @@
     </w:p>
     <w:p>
       <w:pPr>
-        <w:spacing w:after="60" w:line="360"/>
-        <w:ind w:left="708" w:hanging="340"/>
+        <w:spacing w:after="120" w:line="240"/>
+        <w:ind w:firstLine="1417"/>
         <w:jc w:val="both"/>
       </w:pPr>
       <w:r>
@@ -4687,8 +4707,8 @@
     </w:p>
     <w:p>
       <w:pPr>
-        <w:spacing w:after="60" w:line="360"/>
-        <w:ind w:left="708" w:hanging="340"/>
+        <w:spacing w:after="120" w:line="240"/>
+        <w:ind w:firstLine="1417"/>
         <w:jc w:val="both"/>
       </w:pPr>
       <w:r>
@@ -4702,8 +4722,8 @@
     </w:p>
     <w:p>
       <w:pPr>
-        <w:spacing w:after="60" w:line="360"/>
-        <w:ind w:left="708" w:hanging="340"/>
+        <w:spacing w:after="120" w:line="240"/>
+        <w:ind w:firstLine="1417"/>
         <w:jc w:val="both"/>
       </w:pPr>
       <w:r>
@@ -4717,8 +4737,8 @@
     </w:p>
     <w:p>
       <w:pPr>
-        <w:spacing w:after="60" w:line="360"/>
-        <w:ind w:left="708" w:hanging="340"/>
+        <w:spacing w:after="120" w:line="240"/>
+        <w:ind w:firstLine="1417"/>
         <w:jc w:val="both"/>
       </w:pPr>
       <w:r>
@@ -4732,8 +4752,8 @@
     </w:p>
     <w:p>
       <w:pPr>
-        <w:spacing w:after="60" w:line="360"/>
-        <w:ind w:left="708" w:hanging="340"/>
+        <w:spacing w:after="120" w:line="240"/>
+        <w:ind w:firstLine="1417"/>
         <w:jc w:val="both"/>
       </w:pPr>
       <w:r>
@@ -4747,8 +4767,8 @@
     </w:p>
     <w:p>
       <w:pPr>
-        <w:spacing w:after="60" w:line="360"/>
-        <w:ind w:left="708" w:hanging="340"/>
+        <w:spacing w:after="120" w:line="240"/>
+        <w:ind w:firstLine="1417"/>
         <w:jc w:val="both"/>
       </w:pPr>
       <w:r>
@@ -4762,8 +4782,8 @@
     </w:p>
     <w:p>
       <w:pPr>
-        <w:spacing w:after="60" w:line="360"/>
-        <w:ind w:left="708" w:hanging="340"/>
+        <w:spacing w:after="120" w:line="240"/>
+        <w:ind w:firstLine="1417"/>
         <w:jc w:val="both"/>
       </w:pPr>
       <w:r>
@@ -4777,8 +4797,8 @@
     </w:p>
     <w:p>
       <w:pPr>
-        <w:spacing w:after="60" w:line="360"/>
-        <w:ind w:left="708" w:hanging="340"/>
+        <w:spacing w:after="120" w:line="240"/>
+        <w:ind w:firstLine="1417"/>
         <w:jc w:val="both"/>
       </w:pPr>
       <w:r>
@@ -4792,8 +4812,8 @@
     </w:p>
     <w:p>
       <w:pPr>
-        <w:spacing w:after="60" w:line="360"/>
-        <w:ind w:left="708" w:hanging="340"/>
+        <w:spacing w:after="120" w:line="240"/>
+        <w:ind w:firstLine="1417"/>
         <w:jc w:val="both"/>
       </w:pPr>
       <w:r>
@@ -4807,7 +4827,8 @@
     </w:p>
     <w:p>
       <w:pPr>
-        <w:spacing w:after="60" w:line="360"/>
+        <w:spacing w:after="120" w:line="240"/>
+        <w:ind w:firstLine="1417"/>
         <w:jc w:val="both"/>
       </w:pPr>
       <w:r>
@@ -4831,8 +4852,8 @@
     </w:p>
     <w:p>
       <w:pPr>
-        <w:spacing w:after="60" w:line="360"/>
-        <w:ind w:left="708" w:hanging="340"/>
+        <w:spacing w:after="120" w:line="240"/>
+        <w:ind w:firstLine="1417"/>
         <w:jc w:val="both"/>
       </w:pPr>
       <w:r>
@@ -4846,8 +4867,8 @@
     </w:p>
     <w:p>
       <w:pPr>
-        <w:spacing w:after="60" w:line="360"/>
-        <w:ind w:left="708" w:hanging="340"/>
+        <w:spacing w:after="120" w:line="240"/>
+        <w:ind w:firstLine="1417"/>
         <w:jc w:val="both"/>
       </w:pPr>
       <w:r>
@@ -4861,8 +4882,8 @@
     </w:p>
     <w:p>
       <w:pPr>
-        <w:spacing w:after="60" w:line="360"/>
-        <w:ind w:left="708" w:hanging="340"/>
+        <w:spacing w:after="120" w:line="240"/>
+        <w:ind w:firstLine="1417"/>
         <w:jc w:val="both"/>
       </w:pPr>
       <w:r>
@@ -4876,8 +4897,8 @@
     </w:p>
     <w:p>
       <w:pPr>
-        <w:spacing w:after="60" w:line="360"/>
-        <w:ind w:left="708" w:hanging="340"/>
+        <w:spacing w:after="120" w:line="240"/>
+        <w:ind w:firstLine="1417"/>
         <w:jc w:val="both"/>
       </w:pPr>
       <w:r>
@@ -4891,8 +4912,8 @@
     </w:p>
     <w:p>
       <w:pPr>
-        <w:spacing w:after="60" w:line="360"/>
-        <w:ind w:left="708" w:hanging="340"/>
+        <w:spacing w:after="120" w:line="240"/>
+        <w:ind w:firstLine="1417"/>
         <w:jc w:val="both"/>
       </w:pPr>
       <w:r>
@@ -4906,8 +4927,8 @@
     </w:p>
     <w:p>
       <w:pPr>
-        <w:spacing w:after="60" w:line="360"/>
-        <w:ind w:left="708" w:hanging="340"/>
+        <w:spacing w:after="120" w:line="240"/>
+        <w:ind w:firstLine="1417"/>
         <w:jc w:val="both"/>
       </w:pPr>
       <w:r>
@@ -4921,8 +4942,8 @@
     </w:p>
     <w:p>
       <w:pPr>
-        <w:spacing w:after="60" w:line="360"/>
-        <w:ind w:left="708" w:hanging="340"/>
+        <w:spacing w:after="120" w:line="240"/>
+        <w:ind w:firstLine="1417"/>
         <w:jc w:val="both"/>
       </w:pPr>
       <w:r>
@@ -4936,8 +4957,8 @@
     </w:p>
     <w:p>
       <w:pPr>
-        <w:spacing w:after="60" w:line="360"/>
-        <w:ind w:left="708" w:hanging="340"/>
+        <w:spacing w:after="120" w:line="240"/>
+        <w:ind w:firstLine="1417"/>
         <w:jc w:val="both"/>
       </w:pPr>
       <w:r>
@@ -4951,8 +4972,8 @@
     </w:p>
     <w:p>
       <w:pPr>
-        <w:spacing w:after="60" w:line="360"/>
-        <w:ind w:left="708" w:hanging="340"/>
+        <w:spacing w:after="120" w:line="240"/>
+        <w:ind w:firstLine="1417"/>
         <w:jc w:val="both"/>
       </w:pPr>
       <w:r>
@@ -4966,8 +4987,8 @@
     </w:p>
     <w:p>
       <w:pPr>
-        <w:spacing w:after="60" w:line="360"/>
-        <w:ind w:left="708" w:hanging="340"/>
+        <w:spacing w:after="120" w:line="240"/>
+        <w:ind w:firstLine="1417"/>
         <w:jc w:val="both"/>
       </w:pPr>
       <w:r>
@@ -4981,8 +5002,8 @@
     </w:p>
     <w:p>
       <w:pPr>
-        <w:spacing w:after="60" w:line="360"/>
-        <w:ind w:left="708" w:hanging="340"/>
+        <w:spacing w:after="120" w:line="240"/>
+        <w:ind w:firstLine="1417"/>
         <w:jc w:val="both"/>
       </w:pPr>
       <w:r>
@@ -4996,8 +5017,8 @@
     </w:p>
     <w:p>
       <w:pPr>
-        <w:spacing w:after="60" w:line="360"/>
-        <w:ind w:left="708" w:hanging="340"/>
+        <w:spacing w:after="120" w:line="240"/>
+        <w:ind w:firstLine="1417"/>
         <w:jc w:val="both"/>
       </w:pPr>
       <w:r>
@@ -5011,8 +5032,8 @@
     </w:p>
     <w:p>
       <w:pPr>
-        <w:spacing w:after="60" w:line="360"/>
-        <w:ind w:left="708" w:hanging="340"/>
+        <w:spacing w:after="120" w:line="240"/>
+        <w:ind w:firstLine="1417"/>
         <w:jc w:val="both"/>
       </w:pPr>
       <w:r>
@@ -5026,8 +5047,8 @@
     </w:p>
     <w:p>
       <w:pPr>
-        <w:spacing w:after="60" w:line="360"/>
-        <w:ind w:left="708" w:hanging="340"/>
+        <w:spacing w:after="120" w:line="240"/>
+        <w:ind w:firstLine="1417"/>
         <w:jc w:val="both"/>
       </w:pPr>
       <w:r>
@@ -5041,8 +5062,8 @@
     </w:p>
     <w:p>
       <w:pPr>
-        <w:spacing w:after="60" w:line="360"/>
-        <w:ind w:left="708" w:hanging="340"/>
+        <w:spacing w:after="120" w:line="240"/>
+        <w:ind w:firstLine="1417"/>
         <w:jc w:val="both"/>
       </w:pPr>
       <w:r>
@@ -5056,8 +5077,8 @@
     </w:p>
     <w:p>
       <w:pPr>
-        <w:spacing w:after="60" w:line="360"/>
-        <w:ind w:left="708" w:hanging="340"/>
+        <w:spacing w:after="120" w:line="240"/>
+        <w:ind w:firstLine="1417"/>
         <w:jc w:val="both"/>
       </w:pPr>
       <w:r>
@@ -5071,8 +5092,8 @@
     </w:p>
     <w:p>
       <w:pPr>
-        <w:spacing w:after="60" w:line="360"/>
-        <w:ind w:left="708" w:hanging="340"/>
+        <w:spacing w:after="120" w:line="240"/>
+        <w:ind w:firstLine="1417"/>
         <w:jc w:val="both"/>
       </w:pPr>
       <w:r>
@@ -5086,8 +5107,8 @@
     </w:p>
     <w:p>
       <w:pPr>
-        <w:spacing w:after="60" w:line="360"/>
-        <w:ind w:left="708" w:hanging="340"/>
+        <w:spacing w:after="120" w:line="240"/>
+        <w:ind w:firstLine="1417"/>
         <w:jc w:val="both"/>
       </w:pPr>
       <w:r>
@@ -5137,7 +5158,8 @@
     </w:p>
     <w:p>
       <w:pPr>
-        <w:spacing w:after="60" w:line="360"/>
+        <w:spacing w:after="120" w:line="240"/>
+        <w:ind w:firstLine="1417"/>
         <w:jc w:val="both"/>
       </w:pPr>
       <w:r>
@@ -5161,8 +5183,8 @@
     </w:p>
     <w:p>
       <w:pPr>
-        <w:spacing w:after="60" w:line="360"/>
-        <w:ind w:left="708" w:hanging="340"/>
+        <w:spacing w:after="120" w:line="240"/>
+        <w:ind w:firstLine="1417"/>
         <w:jc w:val="both"/>
       </w:pPr>
       <w:r>
@@ -5176,8 +5198,8 @@
     </w:p>
     <w:p>
       <w:pPr>
-        <w:spacing w:after="60" w:line="360"/>
-        <w:ind w:left="708" w:hanging="340"/>
+        <w:spacing w:after="120" w:line="240"/>
+        <w:ind w:firstLine="1417"/>
         <w:jc w:val="both"/>
       </w:pPr>
       <w:r>
@@ -5191,8 +5213,8 @@
     </w:p>
     <w:p>
       <w:pPr>
-        <w:spacing w:after="60" w:line="360"/>
-        <w:ind w:left="708" w:hanging="340"/>
+        <w:spacing w:after="120" w:line="240"/>
+        <w:ind w:firstLine="1417"/>
         <w:jc w:val="both"/>
       </w:pPr>
       <w:r>
@@ -5206,8 +5228,8 @@
     </w:p>
     <w:p>
       <w:pPr>
-        <w:spacing w:after="60" w:line="360"/>
-        <w:ind w:left="708" w:hanging="340"/>
+        <w:spacing w:after="120" w:line="240"/>
+        <w:ind w:firstLine="1417"/>
         <w:jc w:val="both"/>
       </w:pPr>
       <w:r>
@@ -5221,8 +5243,8 @@
     </w:p>
     <w:p>
       <w:pPr>
-        <w:spacing w:after="60" w:line="360"/>
-        <w:ind w:left="708" w:hanging="340"/>
+        <w:spacing w:after="120" w:line="240"/>
+        <w:ind w:firstLine="1417"/>
         <w:jc w:val="both"/>
       </w:pPr>
       <w:r>
@@ -5236,8 +5258,8 @@
     </w:p>
     <w:p>
       <w:pPr>
-        <w:spacing w:after="60" w:line="360"/>
-        <w:ind w:left="708" w:hanging="340"/>
+        <w:spacing w:after="120" w:line="240"/>
+        <w:ind w:firstLine="1417"/>
         <w:jc w:val="both"/>
       </w:pPr>
       <w:r>
@@ -5251,8 +5273,8 @@
     </w:p>
     <w:p>
       <w:pPr>
-        <w:spacing w:after="60" w:line="360"/>
-        <w:ind w:left="708" w:hanging="340"/>
+        <w:spacing w:after="120" w:line="240"/>
+        <w:ind w:firstLine="1417"/>
         <w:jc w:val="both"/>
       </w:pPr>
       <w:r>
@@ -5266,8 +5288,8 @@
     </w:p>
     <w:p>
       <w:pPr>
-        <w:spacing w:after="60" w:line="360"/>
-        <w:ind w:left="708" w:hanging="0"/>
+        <w:spacing w:after="120" w:line="240"/>
+        <w:ind w:firstLine="1417"/>
         <w:jc w:val="both"/>
       </w:pPr>
       <w:r>
@@ -5317,7 +5339,8 @@
     </w:p>
     <w:p>
       <w:pPr>
-        <w:spacing w:after="60" w:line="360"/>
+        <w:spacing w:after="120" w:line="240"/>
+        <w:ind w:firstLine="1417"/>
         <w:jc w:val="both"/>
       </w:pPr>
       <w:r>
@@ -5341,8 +5364,8 @@
     </w:p>
     <w:p>
       <w:pPr>
-        <w:spacing w:after="60" w:line="360"/>
-        <w:ind w:left="708" w:hanging="0"/>
+        <w:spacing w:after="120" w:line="240"/>
+        <w:ind w:firstLine="1417"/>
         <w:jc w:val="both"/>
       </w:pPr>
       <w:r>
@@ -5356,7 +5379,8 @@
     </w:p>
     <w:p>
       <w:pPr>
-        <w:spacing w:after="60" w:line="360"/>
+        <w:spacing w:after="120" w:line="240"/>
+        <w:ind w:firstLine="1417"/>
         <w:jc w:val="both"/>
       </w:pPr>
       <w:r>
@@ -5380,8 +5404,8 @@
     </w:p>
     <w:p>
       <w:pPr>
-        <w:spacing w:after="60" w:line="360"/>
-        <w:ind w:left="708" w:hanging="340"/>
+        <w:spacing w:after="120" w:line="240"/>
+        <w:ind w:firstLine="1417"/>
         <w:jc w:val="both"/>
       </w:pPr>
       <w:r>
@@ -5395,8 +5419,8 @@
     </w:p>
     <w:p>
       <w:pPr>
-        <w:spacing w:after="60" w:line="360"/>
-        <w:ind w:left="708" w:hanging="340"/>
+        <w:spacing w:after="120" w:line="240"/>
+        <w:ind w:firstLine="1417"/>
         <w:jc w:val="both"/>
       </w:pPr>
       <w:r>
@@ -5410,8 +5434,8 @@
     </w:p>
     <w:p>
       <w:pPr>
-        <w:spacing w:after="60" w:line="360"/>
-        <w:ind w:left="708" w:hanging="340"/>
+        <w:spacing w:after="120" w:line="240"/>
+        <w:ind w:firstLine="1417"/>
         <w:jc w:val="both"/>
       </w:pPr>
       <w:r>
@@ -5425,8 +5449,8 @@
     </w:p>
     <w:p>
       <w:pPr>
-        <w:spacing w:after="60" w:line="360"/>
-        <w:ind w:left="708" w:hanging="340"/>
+        <w:spacing w:after="120" w:line="240"/>
+        <w:ind w:firstLine="1417"/>
         <w:jc w:val="both"/>
       </w:pPr>
       <w:r>
@@ -5440,8 +5464,8 @@
     </w:p>
     <w:p>
       <w:pPr>
-        <w:spacing w:after="60" w:line="360"/>
-        <w:ind w:left="708" w:hanging="340"/>
+        <w:spacing w:after="120" w:line="240"/>
+        <w:ind w:firstLine="1417"/>
         <w:jc w:val="both"/>
       </w:pPr>
       <w:r>
@@ -5455,8 +5479,8 @@
     </w:p>
     <w:p>
       <w:pPr>
-        <w:spacing w:after="60" w:line="360"/>
-        <w:ind w:left="708" w:hanging="340"/>
+        <w:spacing w:after="120" w:line="240"/>
+        <w:ind w:firstLine="1417"/>
         <w:jc w:val="both"/>
       </w:pPr>
       <w:r>
@@ -5470,8 +5494,8 @@
     </w:p>
     <w:p>
       <w:pPr>
-        <w:spacing w:after="60" w:line="360"/>
-        <w:ind w:left="708" w:hanging="340"/>
+        <w:spacing w:after="120" w:line="240"/>
+        <w:ind w:firstLine="1417"/>
         <w:jc w:val="both"/>
       </w:pPr>
       <w:r>
@@ -5485,8 +5509,8 @@
     </w:p>
     <w:p>
       <w:pPr>
-        <w:spacing w:after="60" w:line="360"/>
-        <w:ind w:left="708" w:hanging="340"/>
+        <w:spacing w:after="120" w:line="240"/>
+        <w:ind w:firstLine="1417"/>
         <w:jc w:val="both"/>
       </w:pPr>
       <w:r>
@@ -5500,8 +5524,8 @@
     </w:p>
     <w:p>
       <w:pPr>
-        <w:spacing w:after="60" w:line="360"/>
-        <w:ind w:left="708" w:hanging="340"/>
+        <w:spacing w:after="120" w:line="240"/>
+        <w:ind w:firstLine="1417"/>
         <w:jc w:val="both"/>
       </w:pPr>
       <w:r>
@@ -5515,8 +5539,8 @@
     </w:p>
     <w:p>
       <w:pPr>
-        <w:spacing w:after="60" w:line="360"/>
-        <w:ind w:left="708" w:hanging="340"/>
+        <w:spacing w:after="120" w:line="240"/>
+        <w:ind w:firstLine="1417"/>
         <w:jc w:val="both"/>
       </w:pPr>
       <w:r>
@@ -5530,8 +5554,8 @@
     </w:p>
     <w:p>
       <w:pPr>
-        <w:spacing w:after="60" w:line="360"/>
-        <w:ind w:left="708" w:hanging="340"/>
+        <w:spacing w:after="120" w:line="240"/>
+        <w:ind w:firstLine="1417"/>
         <w:jc w:val="both"/>
       </w:pPr>
       <w:r>
@@ -5545,8 +5569,8 @@
     </w:p>
     <w:p>
       <w:pPr>
-        <w:spacing w:after="60" w:line="360"/>
-        <w:ind w:left="708" w:hanging="340"/>
+        <w:spacing w:after="120" w:line="240"/>
+        <w:ind w:firstLine="1417"/>
         <w:jc w:val="both"/>
       </w:pPr>
       <w:r>
@@ -5560,7 +5584,8 @@
     </w:p>
     <w:p>
       <w:pPr>
-        <w:spacing w:after="60" w:line="360"/>
+        <w:spacing w:after="120" w:line="240"/>
+        <w:ind w:firstLine="1417"/>
         <w:jc w:val="both"/>
       </w:pPr>
       <w:r>
@@ -5584,8 +5609,8 @@
     </w:p>
     <w:p>
       <w:pPr>
-        <w:spacing w:after="60" w:line="360"/>
-        <w:ind w:left="708" w:hanging="0"/>
+        <w:spacing w:after="120" w:line="240"/>
+        <w:ind w:firstLine="1417"/>
         <w:jc w:val="both"/>
       </w:pPr>
       <w:r>
@@ -5599,8 +5624,8 @@
     </w:p>
     <w:p>
       <w:pPr>
-        <w:spacing w:after="120" w:line="360"/>
-        <w:ind w:firstLine="708"/>
+        <w:spacing w:after="120" w:line="240"/>
+        <w:ind w:firstLine="1417"/>
         <w:jc w:val="both"/>
       </w:pPr>
       <w:r>
@@ -5624,7 +5649,8 @@
     </w:p>
     <w:p>
       <w:pPr>
-        <w:spacing w:after="60" w:line="360"/>
+        <w:spacing w:after="120" w:line="240"/>
+        <w:ind w:firstLine="1417"/>
         <w:jc w:val="both"/>
       </w:pPr>
       <w:r>
@@ -5648,8 +5674,8 @@
     </w:p>
     <w:p>
       <w:pPr>
-        <w:spacing w:after="60" w:line="360"/>
-        <w:ind w:left="708" w:hanging="0"/>
+        <w:spacing w:after="120" w:line="240"/>
+        <w:ind w:firstLine="1417"/>
         <w:jc w:val="both"/>
       </w:pPr>
       <w:r>
@@ -5663,8 +5689,8 @@
     </w:p>
     <w:p>
       <w:pPr>
-        <w:spacing w:after="120" w:line="360"/>
-        <w:ind w:firstLine="708"/>
+        <w:spacing w:after="120" w:line="240"/>
+        <w:ind w:firstLine="1417"/>
         <w:jc w:val="both"/>
       </w:pPr>
       <w:r>
@@ -5688,8 +5714,8 @@
     </w:p>
     <w:p>
       <w:pPr>
-        <w:spacing w:after="120" w:line="360"/>
-        <w:ind w:firstLine="708"/>
+        <w:spacing w:after="120" w:line="240"/>
+        <w:ind w:firstLine="1417"/>
         <w:jc w:val="both"/>
       </w:pPr>
       <w:r>
@@ -5713,7 +5739,8 @@
     </w:p>
     <w:p>
       <w:pPr>
-        <w:spacing w:after="60" w:line="360"/>
+        <w:spacing w:after="120" w:line="240"/>
+        <w:ind w:firstLine="1417"/>
         <w:jc w:val="both"/>
       </w:pPr>
       <w:r>
@@ -5737,8 +5764,8 @@
     </w:p>
     <w:p>
       <w:pPr>
-        <w:spacing w:after="60" w:line="360"/>
-        <w:ind w:left="708" w:hanging="0"/>
+        <w:spacing w:after="120" w:line="240"/>
+        <w:ind w:firstLine="1417"/>
         <w:jc w:val="both"/>
       </w:pPr>
       <w:r>
@@ -5752,8 +5779,8 @@
     </w:p>
     <w:p>
       <w:pPr>
-        <w:spacing w:after="60" w:line="360"/>
-        <w:ind w:left="708" w:hanging="0"/>
+        <w:spacing w:after="120" w:line="240"/>
+        <w:ind w:firstLine="1417"/>
         <w:jc w:val="both"/>
       </w:pPr>
       <w:r>
@@ -5803,8 +5830,8 @@
     </w:p>
     <w:p>
       <w:pPr>
-        <w:spacing w:after="120" w:line="360"/>
-        <w:ind w:firstLine="708"/>
+        <w:spacing w:after="120" w:line="240"/>
+        <w:ind w:firstLine="1417"/>
         <w:jc w:val="both"/>
       </w:pPr>
       <w:r>
@@ -5828,7 +5855,8 @@
     </w:p>
     <w:p>
       <w:pPr>
-        <w:spacing w:after="60" w:line="360"/>
+        <w:spacing w:after="120" w:line="240"/>
+        <w:ind w:firstLine="1417"/>
         <w:jc w:val="both"/>
       </w:pPr>
       <w:r>
@@ -5852,8 +5880,8 @@
     </w:p>
     <w:p>
       <w:pPr>
-        <w:spacing w:after="60" w:line="360"/>
-        <w:ind w:left="708" w:hanging="0"/>
+        <w:spacing w:after="120" w:line="240"/>
+        <w:ind w:firstLine="1417"/>
         <w:jc w:val="both"/>
       </w:pPr>
       <w:r>
@@ -5867,8 +5895,8 @@
     </w:p>
     <w:p>
       <w:pPr>
-        <w:spacing w:after="60" w:line="360"/>
-        <w:ind w:left="708" w:hanging="0"/>
+        <w:spacing w:after="120" w:line="240"/>
+        <w:ind w:firstLine="1417"/>
         <w:jc w:val="both"/>
       </w:pPr>
       <w:r>
@@ -5882,7 +5910,8 @@
     </w:p>
     <w:p>
       <w:pPr>
-        <w:spacing w:after="60" w:line="360"/>
+        <w:spacing w:after="120" w:line="240"/>
+        <w:ind w:firstLine="1417"/>
         <w:jc w:val="both"/>
       </w:pPr>
       <w:r>
@@ -5906,8 +5935,8 @@
     </w:p>
     <w:p>
       <w:pPr>
-        <w:spacing w:after="60" w:line="360"/>
-        <w:ind w:left="708" w:hanging="340"/>
+        <w:spacing w:after="120" w:line="240"/>
+        <w:ind w:firstLine="1417"/>
         <w:jc w:val="both"/>
       </w:pPr>
       <w:r>
@@ -5921,8 +5950,8 @@
     </w:p>
     <w:p>
       <w:pPr>
-        <w:spacing w:after="60" w:line="360"/>
-        <w:ind w:left="708" w:hanging="340"/>
+        <w:spacing w:after="120" w:line="240"/>
+        <w:ind w:firstLine="1417"/>
         <w:jc w:val="both"/>
       </w:pPr>
       <w:r>
@@ -5936,8 +5965,8 @@
     </w:p>
     <w:p>
       <w:pPr>
-        <w:spacing w:after="60" w:line="360"/>
-        <w:ind w:left="708" w:hanging="340"/>
+        <w:spacing w:after="120" w:line="240"/>
+        <w:ind w:firstLine="1417"/>
         <w:jc w:val="both"/>
       </w:pPr>
       <w:r>
@@ -5951,8 +5980,8 @@
     </w:p>
     <w:p>
       <w:pPr>
-        <w:spacing w:after="60" w:line="360"/>
-        <w:ind w:left="708" w:hanging="340"/>
+        <w:spacing w:after="120" w:line="240"/>
+        <w:ind w:firstLine="1417"/>
         <w:jc w:val="both"/>
       </w:pPr>
       <w:r>
@@ -5966,8 +5995,8 @@
     </w:p>
     <w:p>
       <w:pPr>
-        <w:spacing w:after="60" w:line="360"/>
-        <w:ind w:left="708" w:hanging="340"/>
+        <w:spacing w:after="120" w:line="240"/>
+        <w:ind w:firstLine="1417"/>
         <w:jc w:val="both"/>
       </w:pPr>
       <w:r>
@@ -5981,8 +6010,8 @@
     </w:p>
     <w:p>
       <w:pPr>
-        <w:spacing w:after="60" w:line="360"/>
-        <w:ind w:left="708" w:hanging="340"/>
+        <w:spacing w:after="120" w:line="240"/>
+        <w:ind w:firstLine="1417"/>
         <w:jc w:val="both"/>
       </w:pPr>
       <w:r>
@@ -5996,8 +6025,8 @@
     </w:p>
     <w:p>
       <w:pPr>
-        <w:spacing w:after="60" w:line="360"/>
-        <w:ind w:left="708" w:hanging="340"/>
+        <w:spacing w:after="120" w:line="240"/>
+        <w:ind w:firstLine="1417"/>
         <w:jc w:val="both"/>
       </w:pPr>
       <w:r>
@@ -6011,8 +6040,8 @@
     </w:p>
     <w:p>
       <w:pPr>
-        <w:spacing w:after="60" w:line="360"/>
-        <w:ind w:left="708" w:hanging="340"/>
+        <w:spacing w:after="120" w:line="240"/>
+        <w:ind w:firstLine="1417"/>
         <w:jc w:val="both"/>
       </w:pPr>
       <w:r>
@@ -6026,8 +6055,8 @@
     </w:p>
     <w:p>
       <w:pPr>
-        <w:spacing w:after="60" w:line="360"/>
-        <w:ind w:left="708" w:hanging="340"/>
+        <w:spacing w:after="120" w:line="240"/>
+        <w:ind w:firstLine="1417"/>
         <w:jc w:val="both"/>
       </w:pPr>
       <w:r>
@@ -6041,8 +6070,8 @@
     </w:p>
     <w:p>
       <w:pPr>
-        <w:spacing w:after="60" w:line="360"/>
-        <w:ind w:left="708" w:hanging="340"/>
+        <w:spacing w:after="120" w:line="240"/>
+        <w:ind w:firstLine="1417"/>
         <w:jc w:val="both"/>
       </w:pPr>
       <w:r>
@@ -6056,8 +6085,8 @@
     </w:p>
     <w:p>
       <w:pPr>
-        <w:spacing w:after="60" w:line="360"/>
-        <w:ind w:left="708" w:hanging="340"/>
+        <w:spacing w:after="120" w:line="240"/>
+        <w:ind w:firstLine="1417"/>
         <w:jc w:val="both"/>
       </w:pPr>
       <w:r>
@@ -6071,8 +6100,8 @@
     </w:p>
     <w:p>
       <w:pPr>
-        <w:spacing w:after="60" w:line="360"/>
-        <w:ind w:left="708" w:hanging="340"/>
+        <w:spacing w:after="120" w:line="240"/>
+        <w:ind w:firstLine="1417"/>
         <w:jc w:val="both"/>
       </w:pPr>
       <w:r>
@@ -6086,8 +6115,8 @@
     </w:p>
     <w:p>
       <w:pPr>
-        <w:spacing w:after="60" w:line="360"/>
-        <w:ind w:left="708" w:hanging="340"/>
+        <w:spacing w:after="120" w:line="240"/>
+        <w:ind w:firstLine="1417"/>
         <w:jc w:val="both"/>
       </w:pPr>
       <w:r>
@@ -6101,8 +6130,8 @@
     </w:p>
     <w:p>
       <w:pPr>
-        <w:spacing w:after="60" w:line="360"/>
-        <w:ind w:left="708" w:hanging="340"/>
+        <w:spacing w:after="120" w:line="240"/>
+        <w:ind w:firstLine="1417"/>
         <w:jc w:val="both"/>
       </w:pPr>
       <w:r>
@@ -6116,8 +6145,8 @@
     </w:p>
     <w:p>
       <w:pPr>
-        <w:spacing w:after="60" w:line="360"/>
-        <w:ind w:left="708" w:hanging="340"/>
+        <w:spacing w:after="120" w:line="240"/>
+        <w:ind w:firstLine="1417"/>
         <w:jc w:val="both"/>
       </w:pPr>
       <w:r>
@@ -6131,8 +6160,8 @@
     </w:p>
     <w:p>
       <w:pPr>
-        <w:spacing w:after="60" w:line="360"/>
-        <w:ind w:left="708" w:hanging="340"/>
+        <w:spacing w:after="120" w:line="240"/>
+        <w:ind w:firstLine="1417"/>
         <w:jc w:val="both"/>
       </w:pPr>
       <w:r>
@@ -6146,8 +6175,8 @@
     </w:p>
     <w:p>
       <w:pPr>
-        <w:spacing w:after="60" w:line="360"/>
-        <w:ind w:left="708" w:hanging="340"/>
+        <w:spacing w:after="120" w:line="240"/>
+        <w:ind w:firstLine="1417"/>
         <w:jc w:val="both"/>
       </w:pPr>
       <w:r>
@@ -6197,8 +6226,8 @@
     </w:p>
     <w:p>
       <w:pPr>
-        <w:spacing w:after="120" w:line="360"/>
-        <w:ind w:firstLine="708"/>
+        <w:spacing w:after="120" w:line="240"/>
+        <w:ind w:firstLine="1417"/>
         <w:jc w:val="both"/>
       </w:pPr>
       <w:r>
@@ -6222,8 +6251,8 @@
     </w:p>
     <w:p>
       <w:pPr>
-        <w:spacing w:after="120" w:line="360"/>
-        <w:ind w:firstLine="708"/>
+        <w:spacing w:after="120" w:line="240"/>
+        <w:ind w:firstLine="1417"/>
         <w:jc w:val="both"/>
       </w:pPr>
       <w:r>
@@ -6247,8 +6276,8 @@
     </w:p>
     <w:p>
       <w:pPr>
-        <w:spacing w:after="120" w:line="360"/>
-        <w:ind w:firstLine="708"/>
+        <w:spacing w:after="120" w:line="240"/>
+        <w:ind w:firstLine="1417"/>
         <w:jc w:val="both"/>
       </w:pPr>
       <w:r>
@@ -6272,8 +6301,8 @@
     </w:p>
     <w:p>
       <w:pPr>
-        <w:spacing w:after="120" w:line="360"/>
-        <w:ind w:firstLine="708"/>
+        <w:spacing w:after="120" w:line="240"/>
+        <w:ind w:firstLine="1417"/>
         <w:jc w:val="both"/>
       </w:pPr>
       <w:r>
@@ -6297,8 +6326,8 @@
     </w:p>
     <w:p>
       <w:pPr>
-        <w:spacing w:after="120" w:line="360"/>
-        <w:ind w:firstLine="708"/>
+        <w:spacing w:after="120" w:line="240"/>
+        <w:ind w:firstLine="1417"/>
         <w:jc w:val="both"/>
       </w:pPr>
       <w:r>
@@ -6322,8 +6351,8 @@
     </w:p>
     <w:p>
       <w:pPr>
-        <w:spacing w:after="120" w:line="360"/>
-        <w:ind w:firstLine="708"/>
+        <w:spacing w:after="120" w:line="240"/>
+        <w:ind w:firstLine="1417"/>
         <w:jc w:val="both"/>
       </w:pPr>
       <w:r>
@@ -6347,7 +6376,8 @@
     </w:p>
     <w:p>
       <w:pPr>
-        <w:spacing w:after="60" w:line="360"/>
+        <w:spacing w:after="120" w:line="240"/>
+        <w:ind w:firstLine="1417"/>
         <w:jc w:val="both"/>
       </w:pPr>
       <w:r>
@@ -6371,8 +6401,8 @@
     </w:p>
     <w:p>
       <w:pPr>
-        <w:spacing w:after="60" w:line="360"/>
-        <w:ind w:left="708" w:hanging="340"/>
+        <w:spacing w:after="120" w:line="240"/>
+        <w:ind w:firstLine="1417"/>
         <w:jc w:val="both"/>
       </w:pPr>
       <w:r>
@@ -6386,8 +6416,8 @@
     </w:p>
     <w:p>
       <w:pPr>
-        <w:spacing w:after="60" w:line="360"/>
-        <w:ind w:left="708" w:hanging="340"/>
+        <w:spacing w:after="120" w:line="240"/>
+        <w:ind w:firstLine="1417"/>
         <w:jc w:val="both"/>
       </w:pPr>
       <w:r>
@@ -6401,8 +6431,8 @@
     </w:p>
     <w:p>
       <w:pPr>
-        <w:spacing w:after="60" w:line="360"/>
-        <w:ind w:left="708" w:hanging="340"/>
+        <w:spacing w:after="120" w:line="240"/>
+        <w:ind w:firstLine="1417"/>
         <w:jc w:val="both"/>
       </w:pPr>
       <w:r>
@@ -6416,8 +6446,8 @@
     </w:p>
     <w:p>
       <w:pPr>
-        <w:spacing w:after="60" w:line="360"/>
-        <w:ind w:left="708" w:hanging="340"/>
+        <w:spacing w:after="120" w:line="240"/>
+        <w:ind w:firstLine="1417"/>
         <w:jc w:val="both"/>
       </w:pPr>
       <w:r>
@@ -6431,8 +6461,8 @@
     </w:p>
     <w:p>
       <w:pPr>
-        <w:spacing w:after="60" w:line="360"/>
-        <w:ind w:left="708" w:hanging="340"/>
+        <w:spacing w:after="120" w:line="240"/>
+        <w:ind w:firstLine="1417"/>
         <w:jc w:val="both"/>
       </w:pPr>
       <w:r>
@@ -6446,8 +6476,8 @@
     </w:p>
     <w:p>
       <w:pPr>
-        <w:spacing w:after="60" w:line="360"/>
-        <w:ind w:left="708" w:hanging="0"/>
+        <w:spacing w:after="120" w:line="240"/>
+        <w:ind w:firstLine="1417"/>
         <w:jc w:val="both"/>
       </w:pPr>
       <w:r>
@@ -6497,8 +6527,8 @@
     </w:p>
     <w:p>
       <w:pPr>
-        <w:spacing w:after="120" w:line="360"/>
-        <w:ind w:firstLine="708"/>
+        <w:spacing w:after="120" w:line="240"/>
+        <w:ind w:firstLine="1417"/>
         <w:jc w:val="both"/>
       </w:pPr>
       <w:r>
@@ -6522,8 +6552,8 @@
     </w:p>
     <w:p>
       <w:pPr>
-        <w:spacing w:after="120" w:line="360"/>
-        <w:ind w:firstLine="708"/>
+        <w:spacing w:after="120" w:line="240"/>
+        <w:ind w:firstLine="1417"/>
         <w:jc w:val="both"/>
       </w:pPr>
       <w:r>
@@ -6547,8 +6577,8 @@
     </w:p>
     <w:p>
       <w:pPr>
-        <w:spacing w:after="120" w:line="360"/>
-        <w:ind w:firstLine="708"/>
+        <w:spacing w:after="120" w:line="240"/>
+        <w:ind w:firstLine="1417"/>
         <w:jc w:val="both"/>
       </w:pPr>
       <w:r>
@@ -6572,8 +6602,8 @@
     </w:p>
     <w:p>
       <w:pPr>
-        <w:spacing w:after="120" w:line="360"/>
-        <w:ind w:firstLine="708"/>
+        <w:spacing w:after="120" w:line="240"/>
+        <w:ind w:firstLine="1417"/>
         <w:jc w:val="both"/>
       </w:pPr>
       <w:r>
@@ -6597,8 +6627,8 @@
     </w:p>
     <w:p>
       <w:pPr>
-        <w:spacing w:after="120" w:line="360"/>
-        <w:ind w:firstLine="708"/>
+        <w:spacing w:after="120" w:line="240"/>
+        <w:ind w:firstLine="1417"/>
         <w:jc w:val="both"/>
       </w:pPr>
       <w:r>
@@ -6622,8 +6652,8 @@
     </w:p>
     <w:p>
       <w:pPr>
-        <w:spacing w:after="120" w:line="360"/>
-        <w:ind w:firstLine="708"/>
+        <w:spacing w:after="120" w:line="240"/>
+        <w:ind w:firstLine="1417"/>
         <w:jc w:val="both"/>
       </w:pPr>
       <w:r>
@@ -6647,8 +6677,8 @@
     </w:p>
     <w:p>
       <w:pPr>
-        <w:spacing w:after="120" w:line="360"/>
-        <w:ind w:firstLine="708"/>
+        <w:spacing w:after="120" w:line="240"/>
+        <w:ind w:firstLine="1417"/>
         <w:jc w:val="both"/>
       </w:pPr>
       <w:r>
@@ -6708,8 +6738,8 @@
     </w:p>
     <w:p>
       <w:pPr>
-        <w:spacing w:after="120" w:line="360"/>
-        <w:ind w:firstLine="708"/>
+        <w:spacing w:after="120" w:line="240"/>
+        <w:ind w:firstLine="1417"/>
         <w:jc w:val="both"/>
       </w:pPr>
       <w:r>
@@ -6733,8 +6763,8 @@
     </w:p>
     <w:p>
       <w:pPr>
-        <w:spacing w:after="120" w:line="360"/>
-        <w:ind w:firstLine="708"/>
+        <w:spacing w:after="120" w:line="240"/>
+        <w:ind w:firstLine="1417"/>
         <w:jc w:val="both"/>
       </w:pPr>
       <w:r>
@@ -6758,8 +6788,8 @@
     </w:p>
     <w:p>
       <w:pPr>
-        <w:spacing w:after="120" w:line="360"/>
-        <w:ind w:firstLine="708"/>
+        <w:spacing w:after="120" w:line="240"/>
+        <w:ind w:firstLine="1417"/>
         <w:jc w:val="both"/>
       </w:pPr>
       <w:r>
@@ -6783,8 +6813,8 @@
     </w:p>
     <w:p>
       <w:pPr>
-        <w:spacing w:after="120" w:line="360"/>
-        <w:ind w:firstLine="708"/>
+        <w:spacing w:after="120" w:line="240"/>
+        <w:ind w:firstLine="1417"/>
         <w:jc w:val="both"/>
       </w:pPr>
       <w:r>
@@ -6808,8 +6838,8 @@
     </w:p>
     <w:p>
       <w:pPr>
-        <w:spacing w:after="120" w:line="360"/>
-        <w:ind w:firstLine="708"/>
+        <w:spacing w:after="120" w:line="240"/>
+        <w:ind w:firstLine="1417"/>
         <w:jc w:val="both"/>
       </w:pPr>
       <w:r>
@@ -6833,8 +6863,8 @@
     </w:p>
     <w:p>
       <w:pPr>
-        <w:spacing w:after="120" w:line="360"/>
-        <w:ind w:firstLine="708"/>
+        <w:spacing w:after="120" w:line="240"/>
+        <w:ind w:firstLine="1417"/>
         <w:jc w:val="both"/>
       </w:pPr>
       <w:r>
@@ -6894,8 +6924,8 @@
     </w:p>
     <w:p>
       <w:pPr>
-        <w:spacing w:after="120" w:line="360"/>
-        <w:ind w:firstLine="708"/>
+        <w:spacing w:after="120" w:line="240"/>
+        <w:ind w:firstLine="1417"/>
         <w:jc w:val="both"/>
       </w:pPr>
       <w:r>
@@ -6919,8 +6949,8 @@
     </w:p>
     <w:p>
       <w:pPr>
-        <w:spacing w:after="120" w:line="360"/>
-        <w:ind w:firstLine="708"/>
+        <w:spacing w:after="120" w:line="240"/>
+        <w:ind w:firstLine="1417"/>
         <w:jc w:val="both"/>
       </w:pPr>
       <w:r>
@@ -6944,8 +6974,8 @@
     </w:p>
     <w:p>
       <w:pPr>
-        <w:spacing w:after="120" w:line="360"/>
-        <w:ind w:firstLine="708"/>
+        <w:spacing w:after="120" w:line="240"/>
+        <w:ind w:firstLine="1417"/>
         <w:jc w:val="both"/>
       </w:pPr>
       <w:r>
@@ -6969,8 +6999,8 @@
     </w:p>
     <w:p>
       <w:pPr>
-        <w:spacing w:after="120" w:line="360"/>
-        <w:ind w:firstLine="708"/>
+        <w:spacing w:after="120" w:line="240"/>
+        <w:ind w:firstLine="1417"/>
         <w:jc w:val="both"/>
       </w:pPr>
       <w:r>
@@ -6994,8 +7024,8 @@
     </w:p>
     <w:p>
       <w:pPr>
-        <w:spacing w:after="120" w:line="360"/>
-        <w:ind w:firstLine="708"/>
+        <w:spacing w:after="120" w:line="240"/>
+        <w:ind w:firstLine="1417"/>
         <w:jc w:val="both"/>
       </w:pPr>
       <w:r>
@@ -7019,8 +7049,8 @@
     </w:p>
     <w:p>
       <w:pPr>
-        <w:spacing w:after="120" w:line="360"/>
-        <w:ind w:firstLine="708"/>
+        <w:spacing w:after="120" w:line="240"/>
+        <w:ind w:firstLine="1417"/>
         <w:jc w:val="both"/>
       </w:pPr>
       <w:r>
@@ -7044,8 +7074,8 @@
     </w:p>
     <w:p>
       <w:pPr>
-        <w:spacing w:after="120" w:line="360"/>
-        <w:ind w:firstLine="708"/>
+        <w:spacing w:after="120" w:line="240"/>
+        <w:ind w:firstLine="1417"/>
         <w:jc w:val="both"/>
       </w:pPr>
       <w:r>
@@ -7069,8 +7099,8 @@
     </w:p>
     <w:p>
       <w:pPr>
-        <w:spacing w:after="120" w:line="360"/>
-        <w:ind w:firstLine="708"/>
+        <w:spacing w:after="120" w:line="240"/>
+        <w:ind w:firstLine="1417"/>
         <w:jc w:val="both"/>
       </w:pPr>
       <w:r>
@@ -7094,8 +7124,8 @@
     </w:p>
     <w:p>
       <w:pPr>
-        <w:spacing w:after="120" w:line="360"/>
-        <w:ind w:firstLine="708"/>
+        <w:spacing w:after="120" w:line="240"/>
+        <w:ind w:firstLine="1417"/>
         <w:jc w:val="both"/>
       </w:pPr>
       <w:r>
@@ -7155,8 +7185,8 @@
     </w:p>
     <w:p>
       <w:pPr>
-        <w:spacing w:after="120" w:line="360"/>
-        <w:ind w:firstLine="708"/>
+        <w:spacing w:after="120" w:line="240"/>
+        <w:ind w:firstLine="1417"/>
         <w:jc w:val="both"/>
       </w:pPr>
       <w:r>
@@ -7180,8 +7210,8 @@
     </w:p>
     <w:p>
       <w:pPr>
-        <w:spacing w:after="120" w:line="360"/>
-        <w:ind w:firstLine="708"/>
+        <w:spacing w:after="120" w:line="240"/>
+        <w:ind w:firstLine="1417"/>
         <w:jc w:val="both"/>
       </w:pPr>
       <w:r>
@@ -7205,8 +7235,8 @@
     </w:p>
     <w:p>
       <w:pPr>
-        <w:spacing w:after="120" w:line="360"/>
-        <w:ind w:firstLine="708"/>
+        <w:spacing w:after="120" w:line="240"/>
+        <w:ind w:firstLine="1417"/>
         <w:jc w:val="both"/>
       </w:pPr>
       <w:r>
@@ -7230,8 +7260,8 @@
     </w:p>
     <w:p>
       <w:pPr>
-        <w:spacing w:after="120" w:line="360"/>
-        <w:ind w:firstLine="708"/>
+        <w:spacing w:after="120" w:line="240"/>
+        <w:ind w:firstLine="1417"/>
         <w:jc w:val="both"/>
       </w:pPr>
       <w:r>
@@ -7255,8 +7285,8 @@
     </w:p>
     <w:p>
       <w:pPr>
-        <w:spacing w:after="120" w:line="360"/>
-        <w:ind w:firstLine="708"/>
+        <w:spacing w:after="120" w:line="240"/>
+        <w:ind w:firstLine="1417"/>
         <w:jc w:val="both"/>
       </w:pPr>
       <w:r>
@@ -7316,7 +7346,8 @@
     </w:p>
     <w:p>
       <w:pPr>
-        <w:spacing w:after="60" w:line="360"/>
+        <w:spacing w:after="120" w:line="240"/>
+        <w:ind w:firstLine="1417"/>
         <w:jc w:val="both"/>
       </w:pPr>
       <w:r>
@@ -7340,8 +7371,8 @@
     </w:p>
     <w:p>
       <w:pPr>
-        <w:spacing w:after="60" w:line="360"/>
-        <w:ind w:left="708" w:hanging="340"/>
+        <w:spacing w:after="120" w:line="240"/>
+        <w:ind w:firstLine="1417"/>
         <w:jc w:val="both"/>
       </w:pPr>
       <w:r>
@@ -7355,8 +7386,8 @@
     </w:p>
     <w:p>
       <w:pPr>
-        <w:spacing w:after="60" w:line="360"/>
-        <w:ind w:left="708" w:hanging="340"/>
+        <w:spacing w:after="120" w:line="240"/>
+        <w:ind w:firstLine="1417"/>
         <w:jc w:val="both"/>
       </w:pPr>
       <w:r>
@@ -7370,8 +7401,8 @@
     </w:p>
     <w:p>
       <w:pPr>
-        <w:spacing w:after="60" w:line="360"/>
-        <w:ind w:left="708" w:hanging="340"/>
+        <w:spacing w:after="120" w:line="240"/>
+        <w:ind w:firstLine="1417"/>
         <w:jc w:val="both"/>
       </w:pPr>
       <w:r>
@@ -7385,8 +7416,8 @@
     </w:p>
     <w:p>
       <w:pPr>
-        <w:spacing w:after="60" w:line="360"/>
-        <w:ind w:left="708" w:hanging="340"/>
+        <w:spacing w:after="120" w:line="240"/>
+        <w:ind w:firstLine="1417"/>
         <w:jc w:val="both"/>
       </w:pPr>
       <w:r>
@@ -7400,8 +7431,8 @@
     </w:p>
     <w:p>
       <w:pPr>
-        <w:spacing w:after="60" w:line="360"/>
-        <w:ind w:left="708" w:hanging="340"/>
+        <w:spacing w:after="120" w:line="240"/>
+        <w:ind w:firstLine="1417"/>
         <w:jc w:val="both"/>
       </w:pPr>
       <w:r>
@@ -7415,8 +7446,8 @@
     </w:p>
     <w:p>
       <w:pPr>
-        <w:spacing w:after="60" w:line="360"/>
-        <w:ind w:left="708" w:hanging="340"/>
+        <w:spacing w:after="120" w:line="240"/>
+        <w:ind w:firstLine="1417"/>
         <w:jc w:val="both"/>
       </w:pPr>
       <w:r>
@@ -7430,8 +7461,8 @@
     </w:p>
     <w:p>
       <w:pPr>
-        <w:spacing w:after="120" w:line="360"/>
-        <w:ind w:firstLine="708"/>
+        <w:spacing w:after="120" w:line="240"/>
+        <w:ind w:firstLine="1417"/>
         <w:jc w:val="both"/>
       </w:pPr>
       <w:r>
@@ -7491,8 +7522,8 @@
     </w:p>
     <w:p>
       <w:pPr>
-        <w:spacing w:after="120" w:line="360"/>
-        <w:ind w:firstLine="708"/>
+        <w:spacing w:after="120" w:line="240"/>
+        <w:ind w:firstLine="1417"/>
         <w:jc w:val="both"/>
       </w:pPr>
       <w:r>
@@ -7516,7 +7547,8 @@
     </w:p>
     <w:p>
       <w:pPr>
-        <w:spacing w:after="60" w:line="360"/>
+        <w:spacing w:after="120" w:line="240"/>
+        <w:ind w:firstLine="1417"/>
         <w:jc w:val="both"/>
       </w:pPr>
       <w:r>
@@ -7540,8 +7572,8 @@
     </w:p>
     <w:p>
       <w:pPr>
-        <w:spacing w:after="60" w:line="360"/>
-        <w:ind w:left="708" w:hanging="340"/>
+        <w:spacing w:after="120" w:line="240"/>
+        <w:ind w:firstLine="1417"/>
         <w:jc w:val="both"/>
       </w:pPr>
       <w:r>
@@ -7555,8 +7587,8 @@
     </w:p>
     <w:p>
       <w:pPr>
-        <w:spacing w:after="60" w:line="360"/>
-        <w:ind w:left="708" w:hanging="340"/>
+        <w:spacing w:after="120" w:line="240"/>
+        <w:ind w:firstLine="1417"/>
         <w:jc w:val="both"/>
       </w:pPr>
       <w:r>
@@ -7570,8 +7602,8 @@
     </w:p>
     <w:p>
       <w:pPr>
-        <w:spacing w:after="60" w:line="360"/>
-        <w:ind w:left="708" w:hanging="340"/>
+        <w:spacing w:after="120" w:line="240"/>
+        <w:ind w:firstLine="1417"/>
         <w:jc w:val="both"/>
       </w:pPr>
       <w:r>
@@ -7585,8 +7617,8 @@
     </w:p>
     <w:p>
       <w:pPr>
-        <w:spacing w:after="60" w:line="360"/>
-        <w:ind w:left="708" w:hanging="340"/>
+        <w:spacing w:after="120" w:line="240"/>
+        <w:ind w:firstLine="1417"/>
         <w:jc w:val="both"/>
       </w:pPr>
       <w:r>
@@ -7600,8 +7632,8 @@
     </w:p>
     <w:p>
       <w:pPr>
-        <w:spacing w:after="60" w:line="360"/>
-        <w:ind w:left="708" w:hanging="340"/>
+        <w:spacing w:after="120" w:line="240"/>
+        <w:ind w:firstLine="1417"/>
         <w:jc w:val="both"/>
       </w:pPr>
       <w:r>
@@ -7615,8 +7647,8 @@
     </w:p>
     <w:p>
       <w:pPr>
-        <w:spacing w:after="60" w:line="360"/>
-        <w:ind w:left="708" w:hanging="340"/>
+        <w:spacing w:after="120" w:line="240"/>
+        <w:ind w:firstLine="1417"/>
         <w:jc w:val="both"/>
       </w:pPr>
       <w:r>
@@ -7630,8 +7662,8 @@
     </w:p>
     <w:p>
       <w:pPr>
-        <w:spacing w:after="60" w:line="360"/>
-        <w:ind w:left="708" w:hanging="340"/>
+        <w:spacing w:after="120" w:line="240"/>
+        <w:ind w:firstLine="1417"/>
         <w:jc w:val="both"/>
       </w:pPr>
       <w:r>
@@ -7645,8 +7677,8 @@
     </w:p>
     <w:p>
       <w:pPr>
-        <w:spacing w:after="60" w:line="360"/>
-        <w:ind w:left="708" w:hanging="340"/>
+        <w:spacing w:after="120" w:line="240"/>
+        <w:ind w:firstLine="1417"/>
         <w:jc w:val="both"/>
       </w:pPr>
       <w:r>
@@ -7660,8 +7692,8 @@
     </w:p>
     <w:p>
       <w:pPr>
-        <w:spacing w:after="60" w:line="360"/>
-        <w:ind w:left="708" w:hanging="340"/>
+        <w:spacing w:after="120" w:line="240"/>
+        <w:ind w:firstLine="1417"/>
         <w:jc w:val="both"/>
       </w:pPr>
       <w:r>
@@ -7675,8 +7707,8 @@
     </w:p>
     <w:p>
       <w:pPr>
-        <w:spacing w:after="60" w:line="360"/>
-        <w:ind w:left="708" w:hanging="340"/>
+        <w:spacing w:after="120" w:line="240"/>
+        <w:ind w:firstLine="1417"/>
         <w:jc w:val="both"/>
       </w:pPr>
       <w:r>
@@ -7690,8 +7722,8 @@
     </w:p>
     <w:p>
       <w:pPr>
-        <w:spacing w:after="60" w:line="360"/>
-        <w:ind w:left="708" w:hanging="340"/>
+        <w:spacing w:after="120" w:line="240"/>
+        <w:ind w:firstLine="1417"/>
         <w:jc w:val="both"/>
       </w:pPr>
       <w:r>
@@ -7705,8 +7737,8 @@
     </w:p>
     <w:p>
       <w:pPr>
-        <w:spacing w:after="120" w:line="360"/>
-        <w:ind w:firstLine="708"/>
+        <w:spacing w:after="120" w:line="240"/>
+        <w:ind w:firstLine="1417"/>
         <w:jc w:val="both"/>
       </w:pPr>
       <w:r>
@@ -7766,7 +7798,8 @@
     </w:p>
     <w:p>
       <w:pPr>
-        <w:spacing w:after="60" w:line="360"/>
+        <w:spacing w:after="120" w:line="240"/>
+        <w:ind w:firstLine="1417"/>
         <w:jc w:val="both"/>
       </w:pPr>
       <w:r>
@@ -7790,8 +7823,8 @@
     </w:p>
     <w:p>
       <w:pPr>
-        <w:spacing w:after="60" w:line="360"/>
-        <w:ind w:left="708" w:hanging="0"/>
+        <w:spacing w:after="120" w:line="240"/>
+        <w:ind w:firstLine="1417"/>
         <w:jc w:val="both"/>
       </w:pPr>
       <w:r>
@@ -7805,8 +7838,8 @@
     </w:p>
     <w:p>
       <w:pPr>
-        <w:spacing w:after="60" w:line="360"/>
-        <w:ind w:left="708" w:hanging="0"/>
+        <w:spacing w:after="120" w:line="240"/>
+        <w:ind w:firstLine="1417"/>
         <w:jc w:val="both"/>
       </w:pPr>
       <w:r>
@@ -7820,8 +7853,8 @@
     </w:p>
     <w:p>
       <w:pPr>
-        <w:spacing w:after="120" w:line="360"/>
-        <w:ind w:firstLine="708"/>
+        <w:spacing w:after="120" w:line="240"/>
+        <w:ind w:firstLine="1417"/>
         <w:jc w:val="both"/>
       </w:pPr>
       <w:r>
@@ -7881,7 +7914,8 @@
     </w:p>
     <w:p>
       <w:pPr>
-        <w:spacing w:after="60" w:line="360"/>
+        <w:spacing w:after="120" w:line="240"/>
+        <w:ind w:firstLine="1417"/>
         <w:jc w:val="both"/>
       </w:pPr>
       <w:r>
@@ -7905,8 +7939,8 @@
     </w:p>
     <w:p>
       <w:pPr>
-        <w:spacing w:after="60" w:line="360"/>
-        <w:ind w:left="708" w:hanging="340"/>
+        <w:spacing w:after="120" w:line="240"/>
+        <w:ind w:firstLine="1417"/>
         <w:jc w:val="both"/>
       </w:pPr>
       <w:r>
@@ -7920,8 +7954,8 @@
     </w:p>
     <w:p>
       <w:pPr>
-        <w:spacing w:after="60" w:line="360"/>
-        <w:ind w:left="708" w:hanging="340"/>
+        <w:spacing w:after="120" w:line="240"/>
+        <w:ind w:firstLine="1417"/>
         <w:jc w:val="both"/>
       </w:pPr>
       <w:r>
@@ -7935,8 +7969,8 @@
     </w:p>
     <w:p>
       <w:pPr>
-        <w:spacing w:after="60" w:line="360"/>
-        <w:ind w:left="708" w:hanging="340"/>
+        <w:spacing w:after="120" w:line="240"/>
+        <w:ind w:firstLine="1417"/>
         <w:jc w:val="both"/>
       </w:pPr>
       <w:r>
@@ -7950,8 +7984,8 @@
     </w:p>
     <w:p>
       <w:pPr>
-        <w:spacing w:after="60" w:line="360"/>
-        <w:ind w:left="708" w:hanging="340"/>
+        <w:spacing w:after="120" w:line="240"/>
+        <w:ind w:firstLine="1417"/>
         <w:jc w:val="both"/>
       </w:pPr>
       <w:r>
@@ -7965,8 +7999,8 @@
     </w:p>
     <w:p>
       <w:pPr>
-        <w:spacing w:after="60" w:line="360"/>
-        <w:ind w:left="708" w:hanging="340"/>
+        <w:spacing w:after="120" w:line="240"/>
+        <w:ind w:firstLine="1417"/>
         <w:jc w:val="both"/>
       </w:pPr>
       <w:r>
@@ -7980,8 +8014,8 @@
     </w:p>
     <w:p>
       <w:pPr>
-        <w:spacing w:after="60" w:line="360"/>
-        <w:ind w:left="708" w:hanging="340"/>
+        <w:spacing w:after="120" w:line="240"/>
+        <w:ind w:firstLine="1417"/>
         <w:jc w:val="both"/>
       </w:pPr>
       <w:r>
@@ -7995,8 +8029,8 @@
     </w:p>
     <w:p>
       <w:pPr>
-        <w:spacing w:after="60" w:line="360"/>
-        <w:ind w:left="708" w:hanging="340"/>
+        <w:spacing w:after="120" w:line="240"/>
+        <w:ind w:firstLine="1417"/>
         <w:jc w:val="both"/>
       </w:pPr>
       <w:r>
@@ -8010,8 +8044,8 @@
     </w:p>
     <w:p>
       <w:pPr>
-        <w:spacing w:after="60" w:line="360"/>
-        <w:ind w:left="708" w:hanging="340"/>
+        <w:spacing w:after="120" w:line="240"/>
+        <w:ind w:firstLine="1417"/>
         <w:jc w:val="both"/>
       </w:pPr>
       <w:r>
@@ -8025,8 +8059,8 @@
     </w:p>
     <w:p>
       <w:pPr>
-        <w:spacing w:after="60" w:line="360"/>
-        <w:ind w:left="708" w:hanging="0"/>
+        <w:spacing w:after="120" w:line="240"/>
+        <w:ind w:firstLine="1417"/>
         <w:jc w:val="both"/>
       </w:pPr>
       <w:r>
@@ -8040,7 +8074,8 @@
     </w:p>
     <w:p>
       <w:pPr>
-        <w:spacing w:after="60" w:line="360"/>
+        <w:spacing w:after="120" w:line="240"/>
+        <w:ind w:firstLine="1417"/>
         <w:jc w:val="both"/>
       </w:pPr>
       <w:r>
@@ -8064,8 +8099,8 @@
     </w:p>
     <w:p>
       <w:pPr>
-        <w:spacing w:after="60" w:line="360"/>
-        <w:ind w:left="708" w:hanging="340"/>
+        <w:spacing w:after="120" w:line="240"/>
+        <w:ind w:firstLine="1417"/>
         <w:jc w:val="both"/>
       </w:pPr>
       <w:r>
@@ -8079,8 +8114,8 @@
     </w:p>
     <w:p>
       <w:pPr>
-        <w:spacing w:after="60" w:line="360"/>
-        <w:ind w:left="708" w:hanging="340"/>
+        <w:spacing w:after="120" w:line="240"/>
+        <w:ind w:firstLine="1417"/>
         <w:jc w:val="both"/>
       </w:pPr>
       <w:r>
@@ -8094,8 +8129,8 @@
     </w:p>
     <w:p>
       <w:pPr>
-        <w:spacing w:after="60" w:line="360"/>
-        <w:ind w:left="708" w:hanging="340"/>
+        <w:spacing w:after="120" w:line="240"/>
+        <w:ind w:firstLine="1417"/>
         <w:jc w:val="both"/>
       </w:pPr>
       <w:r>
@@ -8109,8 +8144,8 @@
     </w:p>
     <w:p>
       <w:pPr>
-        <w:spacing w:after="60" w:line="360"/>
-        <w:ind w:left="708" w:hanging="340"/>
+        <w:spacing w:after="120" w:line="240"/>
+        <w:ind w:firstLine="1417"/>
         <w:jc w:val="both"/>
       </w:pPr>
       <w:r>
@@ -8124,8 +8159,8 @@
     </w:p>
     <w:p>
       <w:pPr>
-        <w:spacing w:after="60" w:line="360"/>
-        <w:ind w:left="708" w:hanging="340"/>
+        <w:spacing w:after="120" w:line="240"/>
+        <w:ind w:firstLine="1417"/>
         <w:jc w:val="both"/>
       </w:pPr>
       <w:r>
@@ -8139,8 +8174,8 @@
     </w:p>
     <w:p>
       <w:pPr>
-        <w:spacing w:after="60" w:line="360"/>
-        <w:ind w:left="708" w:hanging="340"/>
+        <w:spacing w:after="120" w:line="240"/>
+        <w:ind w:firstLine="1417"/>
         <w:jc w:val="both"/>
       </w:pPr>
       <w:r>
@@ -8154,8 +8189,8 @@
     </w:p>
     <w:p>
       <w:pPr>
-        <w:spacing w:after="60" w:line="360"/>
-        <w:ind w:left="708" w:hanging="340"/>
+        <w:spacing w:after="120" w:line="240"/>
+        <w:ind w:firstLine="1417"/>
         <w:jc w:val="both"/>
       </w:pPr>
       <w:r>
@@ -8169,7 +8204,8 @@
     </w:p>
     <w:p>
       <w:pPr>
-        <w:spacing w:after="60" w:line="360"/>
+        <w:spacing w:after="120" w:line="240"/>
+        <w:ind w:firstLine="1417"/>
         <w:jc w:val="both"/>
       </w:pPr>
       <w:r>
@@ -8193,8 +8229,8 @@
     </w:p>
     <w:p>
       <w:pPr>
-        <w:spacing w:after="60" w:line="360"/>
-        <w:ind w:left="708" w:hanging="340"/>
+        <w:spacing w:after="120" w:line="240"/>
+        <w:ind w:firstLine="1417"/>
         <w:jc w:val="both"/>
       </w:pPr>
       <w:r>
@@ -8208,8 +8244,8 @@
     </w:p>
     <w:p>
       <w:pPr>
-        <w:spacing w:after="60" w:line="360"/>
-        <w:ind w:left="708" w:hanging="340"/>
+        <w:spacing w:after="120" w:line="240"/>
+        <w:ind w:firstLine="1417"/>
         <w:jc w:val="both"/>
       </w:pPr>
       <w:r>
@@ -8223,8 +8259,8 @@
     </w:p>
     <w:p>
       <w:pPr>
-        <w:spacing w:after="60" w:line="360"/>
-        <w:ind w:left="708" w:hanging="340"/>
+        <w:spacing w:after="120" w:line="240"/>
+        <w:ind w:firstLine="1417"/>
         <w:jc w:val="both"/>
       </w:pPr>
       <w:r>
@@ -8238,8 +8274,8 @@
     </w:p>
     <w:p>
       <w:pPr>
-        <w:spacing w:after="60" w:line="360"/>
-        <w:ind w:left="708" w:hanging="340"/>
+        <w:spacing w:after="120" w:line="240"/>
+        <w:ind w:firstLine="1417"/>
         <w:jc w:val="both"/>
       </w:pPr>
       <w:r>
@@ -8253,8 +8289,8 @@
     </w:p>
     <w:p>
       <w:pPr>
-        <w:spacing w:after="60" w:line="360"/>
-        <w:ind w:left="708" w:hanging="340"/>
+        <w:spacing w:after="120" w:line="240"/>
+        <w:ind w:firstLine="1417"/>
         <w:jc w:val="both"/>
       </w:pPr>
       <w:r>
@@ -8268,8 +8304,8 @@
     </w:p>
     <w:p>
       <w:pPr>
-        <w:spacing w:after="60" w:line="360"/>
-        <w:ind w:left="708" w:hanging="340"/>
+        <w:spacing w:after="120" w:line="240"/>
+        <w:ind w:firstLine="1417"/>
         <w:jc w:val="both"/>
       </w:pPr>
       <w:r>
@@ -8283,8 +8319,8 @@
     </w:p>
     <w:p>
       <w:pPr>
-        <w:spacing w:after="120" w:line="360"/>
-        <w:ind w:firstLine="708"/>
+        <w:spacing w:after="120" w:line="240"/>
+        <w:ind w:firstLine="1417"/>
         <w:jc w:val="both"/>
       </w:pPr>
       <w:r>
@@ -8362,7 +8398,8 @@
     </w:p>
     <w:p>
       <w:pPr>
-        <w:spacing w:after="60" w:line="360"/>
+        <w:spacing w:after="120" w:line="240"/>
+        <w:ind w:firstLine="1417"/>
         <w:jc w:val="both"/>
       </w:pPr>
       <w:r>
@@ -8386,8 +8423,8 @@
     </w:p>
     <w:p>
       <w:pPr>
-        <w:spacing w:after="60" w:line="360"/>
-        <w:ind w:left="708" w:hanging="0"/>
+        <w:spacing w:after="120" w:line="240"/>
+        <w:ind w:firstLine="1417"/>
         <w:jc w:val="both"/>
       </w:pPr>
       <w:r>
@@ -8401,8 +8438,8 @@
     </w:p>
     <w:p>
       <w:pPr>
-        <w:spacing w:after="60" w:line="360"/>
-        <w:ind w:left="708" w:hanging="340"/>
+        <w:spacing w:after="120" w:line="240"/>
+        <w:ind w:firstLine="1417"/>
         <w:jc w:val="both"/>
       </w:pPr>
       <w:r>
@@ -8416,8 +8453,8 @@
     </w:p>
     <w:p>
       <w:pPr>
-        <w:spacing w:after="60" w:line="360"/>
-        <w:ind w:left="708" w:hanging="340"/>
+        <w:spacing w:after="120" w:line="240"/>
+        <w:ind w:firstLine="1417"/>
         <w:jc w:val="both"/>
       </w:pPr>
       <w:r>
@@ -8431,8 +8468,8 @@
     </w:p>
     <w:p>
       <w:pPr>
-        <w:spacing w:after="60" w:line="360"/>
-        <w:ind w:left="708" w:hanging="340"/>
+        <w:spacing w:after="120" w:line="240"/>
+        <w:ind w:firstLine="1417"/>
         <w:jc w:val="both"/>
       </w:pPr>
       <w:r>
@@ -8446,8 +8483,8 @@
     </w:p>
     <w:p>
       <w:pPr>
-        <w:spacing w:after="60" w:line="360"/>
-        <w:ind w:left="708" w:hanging="340"/>
+        <w:spacing w:after="120" w:line="240"/>
+        <w:ind w:firstLine="1417"/>
         <w:jc w:val="both"/>
       </w:pPr>
       <w:r>
@@ -8461,8 +8498,8 @@
     </w:p>
     <w:p>
       <w:pPr>
-        <w:spacing w:after="60" w:line="360"/>
-        <w:ind w:left="708" w:hanging="340"/>
+        <w:spacing w:after="120" w:line="240"/>
+        <w:ind w:firstLine="1417"/>
         <w:jc w:val="both"/>
       </w:pPr>
       <w:r>
@@ -8476,8 +8513,8 @@
     </w:p>
     <w:p>
       <w:pPr>
-        <w:spacing w:after="60" w:line="360"/>
-        <w:ind w:left="708" w:hanging="340"/>
+        <w:spacing w:after="120" w:line="240"/>
+        <w:ind w:firstLine="1417"/>
         <w:jc w:val="both"/>
       </w:pPr>
       <w:r>
@@ -8491,8 +8528,8 @@
     </w:p>
     <w:p>
       <w:pPr>
-        <w:spacing w:after="60" w:line="360"/>
-        <w:ind w:left="708" w:hanging="340"/>
+        <w:spacing w:after="120" w:line="240"/>
+        <w:ind w:firstLine="1417"/>
         <w:jc w:val="both"/>
       </w:pPr>
       <w:r>
@@ -8506,8 +8543,8 @@
     </w:p>
     <w:p>
       <w:pPr>
-        <w:spacing w:after="60" w:line="360"/>
-        <w:ind w:left="708" w:hanging="340"/>
+        <w:spacing w:after="120" w:line="240"/>
+        <w:ind w:firstLine="1417"/>
         <w:jc w:val="both"/>
       </w:pPr>
       <w:r>
@@ -8557,7 +8594,8 @@
     </w:p>
     <w:p>
       <w:pPr>
-        <w:spacing w:after="60" w:line="360"/>
+        <w:spacing w:after="120" w:line="240"/>
+        <w:ind w:firstLine="1417"/>
         <w:jc w:val="both"/>
       </w:pPr>
       <w:r>
@@ -8581,8 +8619,8 @@
     </w:p>
     <w:p>
       <w:pPr>
-        <w:spacing w:after="60" w:line="360"/>
-        <w:ind w:left="708" w:hanging="340"/>
+        <w:spacing w:after="120" w:line="240"/>
+        <w:ind w:firstLine="1417"/>
         <w:jc w:val="both"/>
       </w:pPr>
       <w:r>
@@ -8596,8 +8634,8 @@
     </w:p>
     <w:p>
       <w:pPr>
-        <w:spacing w:after="60" w:line="360"/>
-        <w:ind w:left="708" w:hanging="340"/>
+        <w:spacing w:after="120" w:line="240"/>
+        <w:ind w:firstLine="1417"/>
         <w:jc w:val="both"/>
       </w:pPr>
       <w:r>
@@ -8611,8 +8649,8 @@
     </w:p>
     <w:p>
       <w:pPr>
-        <w:spacing w:after="60" w:line="360"/>
-        <w:ind w:left="708" w:hanging="340"/>
+        <w:spacing w:after="120" w:line="240"/>
+        <w:ind w:firstLine="1417"/>
         <w:jc w:val="both"/>
       </w:pPr>
       <w:r>
@@ -8626,8 +8664,8 @@
     </w:p>
     <w:p>
       <w:pPr>
-        <w:spacing w:after="60" w:line="360"/>
-        <w:ind w:left="708" w:hanging="340"/>
+        <w:spacing w:after="120" w:line="240"/>
+        <w:ind w:firstLine="1417"/>
         <w:jc w:val="both"/>
       </w:pPr>
       <w:r>
@@ -8641,8 +8679,8 @@
     </w:p>
     <w:p>
       <w:pPr>
-        <w:spacing w:after="60" w:line="360"/>
-        <w:ind w:left="708" w:hanging="340"/>
+        <w:spacing w:after="120" w:line="240"/>
+        <w:ind w:firstLine="1417"/>
         <w:jc w:val="both"/>
       </w:pPr>
       <w:r>
@@ -8656,8 +8694,8 @@
     </w:p>
     <w:p>
       <w:pPr>
-        <w:spacing w:after="60" w:line="360"/>
-        <w:ind w:left="708" w:hanging="340"/>
+        <w:spacing w:after="120" w:line="240"/>
+        <w:ind w:firstLine="1417"/>
         <w:jc w:val="both"/>
       </w:pPr>
       <w:r>
@@ -8671,8 +8709,8 @@
     </w:p>
     <w:p>
       <w:pPr>
-        <w:spacing w:after="60" w:line="360"/>
-        <w:ind w:left="708" w:hanging="340"/>
+        <w:spacing w:after="120" w:line="240"/>
+        <w:ind w:firstLine="1417"/>
         <w:jc w:val="both"/>
       </w:pPr>
       <w:r>
@@ -8722,7 +8760,8 @@
     </w:p>
     <w:p>
       <w:pPr>
-        <w:spacing w:after="60" w:line="360"/>
+        <w:spacing w:after="120" w:line="240"/>
+        <w:ind w:firstLine="1417"/>
         <w:jc w:val="both"/>
       </w:pPr>
       <w:r>
@@ -8746,8 +8785,8 @@
     </w:p>
     <w:p>
       <w:pPr>
-        <w:spacing w:after="60" w:line="360"/>
-        <w:ind w:left="708" w:hanging="0"/>
+        <w:spacing w:after="120" w:line="240"/>
+        <w:ind w:firstLine="1417"/>
         <w:jc w:val="both"/>
       </w:pPr>
       <w:r>
@@ -8761,7 +8800,8 @@
     </w:p>
     <w:p>
       <w:pPr>
-        <w:spacing w:after="60" w:line="360"/>
+        <w:spacing w:after="120" w:line="240"/>
+        <w:ind w:firstLine="1417"/>
         <w:jc w:val="both"/>
       </w:pPr>
       <w:r>
@@ -8785,8 +8825,8 @@
     </w:p>
     <w:p>
       <w:pPr>
-        <w:spacing w:after="60" w:line="360"/>
-        <w:ind w:left="708" w:hanging="340"/>
+        <w:spacing w:after="120" w:line="240"/>
+        <w:ind w:firstLine="1417"/>
         <w:jc w:val="both"/>
       </w:pPr>
       <w:r>
@@ -8800,8 +8840,8 @@
     </w:p>
     <w:p>
       <w:pPr>
-        <w:spacing w:after="60" w:line="360"/>
-        <w:ind w:left="708" w:hanging="340"/>
+        <w:spacing w:after="120" w:line="240"/>
+        <w:ind w:firstLine="1417"/>
         <w:jc w:val="both"/>
       </w:pPr>
       <w:r>
@@ -8815,8 +8855,8 @@
     </w:p>
     <w:p>
       <w:pPr>
-        <w:spacing w:after="60" w:line="360"/>
-        <w:ind w:left="708" w:hanging="340"/>
+        <w:spacing w:after="120" w:line="240"/>
+        <w:ind w:firstLine="1417"/>
         <w:jc w:val="both"/>
       </w:pPr>
       <w:r>
@@ -8830,8 +8870,8 @@
     </w:p>
     <w:p>
       <w:pPr>
-        <w:spacing w:after="60" w:line="360"/>
-        <w:ind w:left="708" w:hanging="340"/>
+        <w:spacing w:after="120" w:line="240"/>
+        <w:ind w:firstLine="1417"/>
         <w:jc w:val="both"/>
       </w:pPr>
       <w:r>
@@ -8845,8 +8885,8 @@
     </w:p>
     <w:p>
       <w:pPr>
-        <w:spacing w:after="60" w:line="360"/>
-        <w:ind w:left="708" w:hanging="340"/>
+        <w:spacing w:after="120" w:line="240"/>
+        <w:ind w:firstLine="1417"/>
         <w:jc w:val="both"/>
       </w:pPr>
       <w:r>
@@ -8860,8 +8900,8 @@
     </w:p>
     <w:p>
       <w:pPr>
-        <w:spacing w:after="60" w:line="360"/>
-        <w:ind w:left="708" w:hanging="340"/>
+        <w:spacing w:after="120" w:line="240"/>
+        <w:ind w:firstLine="1417"/>
         <w:jc w:val="both"/>
       </w:pPr>
       <w:r>
@@ -8875,7 +8915,8 @@
     </w:p>
     <w:p>
       <w:pPr>
-        <w:spacing w:after="60" w:line="360"/>
+        <w:spacing w:after="120" w:line="240"/>
+        <w:ind w:firstLine="1417"/>
         <w:jc w:val="both"/>
       </w:pPr>
       <w:r>
@@ -8899,8 +8940,8 @@
     </w:p>
     <w:p>
       <w:pPr>
-        <w:spacing w:after="60" w:line="360"/>
-        <w:ind w:left="708" w:hanging="340"/>
+        <w:spacing w:after="120" w:line="240"/>
+        <w:ind w:firstLine="1417"/>
         <w:jc w:val="both"/>
       </w:pPr>
       <w:r>
@@ -8914,8 +8955,8 @@
     </w:p>
     <w:p>
       <w:pPr>
-        <w:spacing w:after="60" w:line="360"/>
-        <w:ind w:left="708" w:hanging="340"/>
+        <w:spacing w:after="120" w:line="240"/>
+        <w:ind w:firstLine="1417"/>
         <w:jc w:val="both"/>
       </w:pPr>
       <w:r>
@@ -8929,8 +8970,8 @@
     </w:p>
     <w:p>
       <w:pPr>
-        <w:spacing w:after="60" w:line="360"/>
-        <w:ind w:left="708" w:hanging="340"/>
+        <w:spacing w:after="120" w:line="240"/>
+        <w:ind w:firstLine="1417"/>
         <w:jc w:val="both"/>
       </w:pPr>
       <w:r>
@@ -8944,8 +8985,8 @@
     </w:p>
     <w:p>
       <w:pPr>
-        <w:spacing w:after="60" w:line="360"/>
-        <w:ind w:left="708" w:hanging="340"/>
+        <w:spacing w:after="120" w:line="240"/>
+        <w:ind w:firstLine="1417"/>
         <w:jc w:val="both"/>
       </w:pPr>
       <w:r>
@@ -8959,8 +9000,8 @@
     </w:p>
     <w:p>
       <w:pPr>
-        <w:spacing w:after="60" w:line="360"/>
-        <w:ind w:left="708" w:hanging="340"/>
+        <w:spacing w:after="120" w:line="240"/>
+        <w:ind w:firstLine="1417"/>
         <w:jc w:val="both"/>
       </w:pPr>
       <w:r>
@@ -8974,8 +9015,8 @@
     </w:p>
     <w:p>
       <w:pPr>
-        <w:spacing w:after="60" w:line="360"/>
-        <w:ind w:left="708" w:hanging="340"/>
+        <w:spacing w:after="120" w:line="240"/>
+        <w:ind w:firstLine="1417"/>
         <w:jc w:val="both"/>
       </w:pPr>
       <w:r>
@@ -8989,7 +9030,8 @@
     </w:p>
     <w:p>
       <w:pPr>
-        <w:spacing w:after="60" w:line="360"/>
+        <w:spacing w:after="120" w:line="240"/>
+        <w:ind w:firstLine="1417"/>
         <w:jc w:val="both"/>
       </w:pPr>
       <w:r>
@@ -9013,8 +9055,8 @@
     </w:p>
     <w:p>
       <w:pPr>
-        <w:spacing w:after="60" w:line="360"/>
-        <w:ind w:left="708" w:hanging="340"/>
+        <w:spacing w:after="120" w:line="240"/>
+        <w:ind w:firstLine="1417"/>
         <w:jc w:val="both"/>
       </w:pPr>
       <w:r>
@@ -9028,8 +9070,8 @@
     </w:p>
     <w:p>
       <w:pPr>
-        <w:spacing w:after="60" w:line="360"/>
-        <w:ind w:left="708" w:hanging="340"/>
+        <w:spacing w:after="120" w:line="240"/>
+        <w:ind w:firstLine="1417"/>
         <w:jc w:val="both"/>
       </w:pPr>
       <w:r>
@@ -9043,8 +9085,8 @@
     </w:p>
     <w:p>
       <w:pPr>
-        <w:spacing w:after="60" w:line="360"/>
-        <w:ind w:left="708" w:hanging="340"/>
+        <w:spacing w:after="120" w:line="240"/>
+        <w:ind w:firstLine="1417"/>
         <w:jc w:val="both"/>
       </w:pPr>
       <w:r>
@@ -9058,8 +9100,8 @@
     </w:p>
     <w:p>
       <w:pPr>
-        <w:spacing w:after="60" w:line="360"/>
-        <w:ind w:left="708" w:hanging="340"/>
+        <w:spacing w:after="120" w:line="240"/>
+        <w:ind w:firstLine="1417"/>
         <w:jc w:val="both"/>
       </w:pPr>
       <w:r>
@@ -9073,7 +9115,8 @@
     </w:p>
     <w:p>
       <w:pPr>
-        <w:spacing w:after="60" w:line="360"/>
+        <w:spacing w:after="120" w:line="240"/>
+        <w:ind w:firstLine="1417"/>
         <w:jc w:val="both"/>
       </w:pPr>
       <w:r>
@@ -9097,8 +9140,8 @@
     </w:p>
     <w:p>
       <w:pPr>
-        <w:spacing w:after="60" w:line="360"/>
-        <w:ind w:left="708" w:hanging="340"/>
+        <w:spacing w:after="120" w:line="240"/>
+        <w:ind w:firstLine="1417"/>
         <w:jc w:val="both"/>
       </w:pPr>
       <w:r>
@@ -9112,8 +9155,8 @@
     </w:p>
     <w:p>
       <w:pPr>
-        <w:spacing w:after="60" w:line="360"/>
-        <w:ind w:left="708" w:hanging="340"/>
+        <w:spacing w:after="120" w:line="240"/>
+        <w:ind w:firstLine="1417"/>
         <w:jc w:val="both"/>
       </w:pPr>
       <w:r>
@@ -9127,8 +9170,8 @@
     </w:p>
     <w:p>
       <w:pPr>
-        <w:spacing w:after="60" w:line="360"/>
-        <w:ind w:left="708" w:hanging="340"/>
+        <w:spacing w:after="120" w:line="240"/>
+        <w:ind w:firstLine="1417"/>
         <w:jc w:val="both"/>
       </w:pPr>
       <w:r>
@@ -9142,8 +9185,8 @@
     </w:p>
     <w:p>
       <w:pPr>
-        <w:spacing w:after="60" w:line="360"/>
-        <w:ind w:left="708" w:hanging="340"/>
+        <w:spacing w:after="120" w:line="240"/>
+        <w:ind w:firstLine="1417"/>
         <w:jc w:val="both"/>
       </w:pPr>
       <w:r>
@@ -9193,8 +9236,8 @@
     </w:p>
     <w:p>
       <w:pPr>
-        <w:spacing w:after="120" w:line="360"/>
-        <w:ind w:firstLine="708"/>
+        <w:spacing w:after="120" w:line="240"/>
+        <w:ind w:firstLine="1417"/>
         <w:jc w:val="both"/>
       </w:pPr>
       <w:r>
@@ -9218,7 +9261,8 @@
     </w:p>
     <w:p>
       <w:pPr>
-        <w:spacing w:after="60" w:line="360"/>
+        <w:spacing w:after="120" w:line="240"/>
+        <w:ind w:firstLine="1417"/>
         <w:jc w:val="both"/>
       </w:pPr>
       <w:r>
@@ -9242,8 +9286,8 @@
     </w:p>
     <w:p>
       <w:pPr>
-        <w:spacing w:after="60" w:line="360"/>
-        <w:ind w:left="708" w:hanging="340"/>
+        <w:spacing w:after="120" w:line="240"/>
+        <w:ind w:firstLine="1417"/>
         <w:jc w:val="both"/>
       </w:pPr>
       <w:r>
@@ -9257,8 +9301,8 @@
     </w:p>
     <w:p>
       <w:pPr>
-        <w:spacing w:after="60" w:line="360"/>
-        <w:ind w:left="708" w:hanging="340"/>
+        <w:spacing w:after="120" w:line="240"/>
+        <w:ind w:firstLine="1417"/>
         <w:jc w:val="both"/>
       </w:pPr>
       <w:r>
@@ -9272,8 +9316,8 @@
     </w:p>
     <w:p>
       <w:pPr>
-        <w:spacing w:after="60" w:line="360"/>
-        <w:ind w:left="708" w:hanging="340"/>
+        <w:spacing w:after="120" w:line="240"/>
+        <w:ind w:firstLine="1417"/>
         <w:jc w:val="both"/>
       </w:pPr>
       <w:r>
@@ -9287,8 +9331,8 @@
     </w:p>
     <w:p>
       <w:pPr>
-        <w:spacing w:after="60" w:line="360"/>
-        <w:ind w:left="708" w:hanging="340"/>
+        <w:spacing w:after="120" w:line="240"/>
+        <w:ind w:firstLine="1417"/>
         <w:jc w:val="both"/>
       </w:pPr>
       <w:r>
@@ -9302,8 +9346,8 @@
     </w:p>
     <w:p>
       <w:pPr>
-        <w:spacing w:after="60" w:line="360"/>
-        <w:ind w:left="708" w:hanging="340"/>
+        <w:spacing w:after="120" w:line="240"/>
+        <w:ind w:firstLine="1417"/>
         <w:jc w:val="both"/>
       </w:pPr>
       <w:r>
@@ -9317,8 +9361,8 @@
     </w:p>
     <w:p>
       <w:pPr>
-        <w:spacing w:after="60" w:line="360"/>
-        <w:ind w:left="708" w:hanging="340"/>
+        <w:spacing w:after="120" w:line="240"/>
+        <w:ind w:firstLine="1417"/>
         <w:jc w:val="both"/>
       </w:pPr>
       <w:r>
@@ -9332,8 +9376,8 @@
     </w:p>
     <w:p>
       <w:pPr>
-        <w:spacing w:after="60" w:line="360"/>
-        <w:ind w:left="708" w:hanging="340"/>
+        <w:spacing w:after="120" w:line="240"/>
+        <w:ind w:firstLine="1417"/>
         <w:jc w:val="both"/>
       </w:pPr>
       <w:r>
@@ -9347,8 +9391,8 @@
     </w:p>
     <w:p>
       <w:pPr>
-        <w:spacing w:after="60" w:line="360"/>
-        <w:ind w:left="708" w:hanging="340"/>
+        <w:spacing w:after="120" w:line="240"/>
+        <w:ind w:firstLine="1417"/>
         <w:jc w:val="both"/>
       </w:pPr>
       <w:r>
@@ -9362,7 +9406,8 @@
     </w:p>
     <w:p>
       <w:pPr>
-        <w:spacing w:after="60" w:line="360"/>
+        <w:spacing w:after="120" w:line="240"/>
+        <w:ind w:firstLine="1417"/>
         <w:jc w:val="both"/>
       </w:pPr>
       <w:r>
@@ -9386,8 +9431,8 @@
     </w:p>
     <w:p>
       <w:pPr>
-        <w:spacing w:after="60" w:line="360"/>
-        <w:ind w:left="708" w:hanging="340"/>
+        <w:spacing w:after="120" w:line="240"/>
+        <w:ind w:firstLine="1417"/>
         <w:jc w:val="both"/>
       </w:pPr>
       <w:r>
@@ -9401,8 +9446,8 @@
     </w:p>
     <w:p>
       <w:pPr>
-        <w:spacing w:after="60" w:line="360"/>
-        <w:ind w:left="708" w:hanging="340"/>
+        <w:spacing w:after="120" w:line="240"/>
+        <w:ind w:firstLine="1417"/>
         <w:jc w:val="both"/>
       </w:pPr>
       <w:r>
@@ -9416,8 +9461,8 @@
     </w:p>
     <w:p>
       <w:pPr>
-        <w:spacing w:after="60" w:line="360"/>
-        <w:ind w:left="708" w:hanging="340"/>
+        <w:spacing w:after="120" w:line="240"/>
+        <w:ind w:firstLine="1417"/>
         <w:jc w:val="both"/>
       </w:pPr>
       <w:r>
@@ -9431,8 +9476,8 @@
     </w:p>
     <w:p>
       <w:pPr>
-        <w:spacing w:after="60" w:line="360"/>
-        <w:ind w:left="708" w:hanging="340"/>
+        <w:spacing w:after="120" w:line="240"/>
+        <w:ind w:firstLine="1417"/>
         <w:jc w:val="both"/>
       </w:pPr>
       <w:r>
@@ -9446,8 +9491,8 @@
     </w:p>
     <w:p>
       <w:pPr>
-        <w:spacing w:after="60" w:line="360"/>
-        <w:ind w:left="708" w:hanging="340"/>
+        <w:spacing w:after="120" w:line="240"/>
+        <w:ind w:firstLine="1417"/>
         <w:jc w:val="both"/>
       </w:pPr>
       <w:r>
@@ -9461,7 +9506,8 @@
     </w:p>
     <w:p>
       <w:pPr>
-        <w:spacing w:after="60" w:line="360"/>
+        <w:spacing w:after="120" w:line="240"/>
+        <w:ind w:firstLine="1417"/>
         <w:jc w:val="both"/>
       </w:pPr>
       <w:r>
@@ -9485,8 +9531,8 @@
     </w:p>
     <w:p>
       <w:pPr>
-        <w:spacing w:after="60" w:line="360"/>
-        <w:ind w:left="708" w:hanging="340"/>
+        <w:spacing w:after="120" w:line="240"/>
+        <w:ind w:firstLine="1417"/>
         <w:jc w:val="both"/>
       </w:pPr>
       <w:r>
@@ -9500,8 +9546,8 @@
     </w:p>
     <w:p>
       <w:pPr>
-        <w:spacing w:after="60" w:line="360"/>
-        <w:ind w:left="708" w:hanging="340"/>
+        <w:spacing w:after="120" w:line="240"/>
+        <w:ind w:firstLine="1417"/>
         <w:jc w:val="both"/>
       </w:pPr>
       <w:r>
@@ -9515,8 +9561,8 @@
     </w:p>
     <w:p>
       <w:pPr>
-        <w:spacing w:after="60" w:line="360"/>
-        <w:ind w:left="708" w:hanging="340"/>
+        <w:spacing w:after="120" w:line="240"/>
+        <w:ind w:firstLine="1417"/>
         <w:jc w:val="both"/>
       </w:pPr>
       <w:r>
@@ -9530,8 +9576,8 @@
     </w:p>
     <w:p>
       <w:pPr>
-        <w:spacing w:after="60" w:line="360"/>
-        <w:ind w:left="708" w:hanging="340"/>
+        <w:spacing w:after="120" w:line="240"/>
+        <w:ind w:firstLine="1417"/>
         <w:jc w:val="both"/>
       </w:pPr>
       <w:r>
@@ -9545,8 +9591,8 @@
     </w:p>
     <w:p>
       <w:pPr>
-        <w:spacing w:after="60" w:line="360"/>
-        <w:ind w:left="708" w:hanging="340"/>
+        <w:spacing w:after="120" w:line="240"/>
+        <w:ind w:firstLine="1417"/>
         <w:jc w:val="both"/>
       </w:pPr>
       <w:r>
@@ -9560,7 +9606,8 @@
     </w:p>
     <w:p>
       <w:pPr>
-        <w:spacing w:after="60" w:line="360"/>
+        <w:spacing w:after="120" w:line="240"/>
+        <w:ind w:firstLine="1417"/>
         <w:jc w:val="both"/>
       </w:pPr>
       <w:r>
@@ -9584,8 +9631,8 @@
     </w:p>
     <w:p>
       <w:pPr>
-        <w:spacing w:after="60" w:line="360"/>
-        <w:ind w:left="708" w:hanging="340"/>
+        <w:spacing w:after="120" w:line="240"/>
+        <w:ind w:firstLine="1417"/>
         <w:jc w:val="both"/>
       </w:pPr>
       <w:r>
@@ -9599,8 +9646,8 @@
     </w:p>
     <w:p>
       <w:pPr>
-        <w:spacing w:after="60" w:line="360"/>
-        <w:ind w:left="708" w:hanging="340"/>
+        <w:spacing w:after="120" w:line="240"/>
+        <w:ind w:firstLine="1417"/>
         <w:jc w:val="both"/>
       </w:pPr>
       <w:r>
@@ -9614,8 +9661,8 @@
     </w:p>
     <w:p>
       <w:pPr>
-        <w:spacing w:after="60" w:line="360"/>
-        <w:ind w:left="708" w:hanging="340"/>
+        <w:spacing w:after="120" w:line="240"/>
+        <w:ind w:firstLine="1417"/>
         <w:jc w:val="both"/>
       </w:pPr>
       <w:r>
@@ -9629,8 +9676,8 @@
     </w:p>
     <w:p>
       <w:pPr>
-        <w:spacing w:after="60" w:line="360"/>
-        <w:ind w:left="708" w:hanging="340"/>
+        <w:spacing w:after="120" w:line="240"/>
+        <w:ind w:firstLine="1417"/>
         <w:jc w:val="both"/>
       </w:pPr>
       <w:r>
@@ -9644,7 +9691,8 @@
     </w:p>
     <w:p>
       <w:pPr>
-        <w:spacing w:after="60" w:line="360"/>
+        <w:spacing w:after="120" w:line="240"/>
+        <w:ind w:firstLine="1417"/>
         <w:jc w:val="both"/>
       </w:pPr>
       <w:r>
@@ -9668,8 +9716,8 @@
     </w:p>
     <w:p>
       <w:pPr>
-        <w:spacing w:after="60" w:line="360"/>
-        <w:ind w:left="708" w:hanging="340"/>
+        <w:spacing w:after="120" w:line="240"/>
+        <w:ind w:firstLine="1417"/>
         <w:jc w:val="both"/>
       </w:pPr>
       <w:r>
@@ -9683,8 +9731,8 @@
     </w:p>
     <w:p>
       <w:pPr>
-        <w:spacing w:after="60" w:line="360"/>
-        <w:ind w:left="708" w:hanging="340"/>
+        <w:spacing w:after="120" w:line="240"/>
+        <w:ind w:firstLine="1417"/>
         <w:jc w:val="both"/>
       </w:pPr>
       <w:r>
@@ -9698,8 +9746,8 @@
     </w:p>
     <w:p>
       <w:pPr>
-        <w:spacing w:after="60" w:line="360"/>
-        <w:ind w:left="708" w:hanging="340"/>
+        <w:spacing w:after="120" w:line="240"/>
+        <w:ind w:firstLine="1417"/>
         <w:jc w:val="both"/>
       </w:pPr>
       <w:r>
@@ -9713,8 +9761,8 @@
     </w:p>
     <w:p>
       <w:pPr>
-        <w:spacing w:after="60" w:line="360"/>
-        <w:ind w:left="708" w:hanging="340"/>
+        <w:spacing w:after="120" w:line="240"/>
+        <w:ind w:firstLine="1417"/>
         <w:jc w:val="both"/>
       </w:pPr>
       <w:r>
@@ -9728,7 +9776,8 @@
     </w:p>
     <w:p>
       <w:pPr>
-        <w:spacing w:after="60" w:line="360"/>
+        <w:spacing w:after="120" w:line="240"/>
+        <w:ind w:firstLine="1417"/>
         <w:jc w:val="both"/>
       </w:pPr>
       <w:r>
@@ -9752,8 +9801,8 @@
     </w:p>
     <w:p>
       <w:pPr>
-        <w:spacing w:after="60" w:line="360"/>
-        <w:ind w:left="708" w:hanging="0"/>
+        <w:spacing w:after="120" w:line="240"/>
+        <w:ind w:firstLine="1417"/>
         <w:jc w:val="both"/>
       </w:pPr>
       <w:r>
@@ -9803,7 +9852,8 @@
     </w:p>
     <w:p>
       <w:pPr>
-        <w:spacing w:after="60" w:line="360"/>
+        <w:spacing w:after="120" w:line="240"/>
+        <w:ind w:firstLine="1417"/>
         <w:jc w:val="both"/>
       </w:pPr>
       <w:r>
@@ -9827,8 +9877,8 @@
     </w:p>
     <w:p>
       <w:pPr>
-        <w:spacing w:after="60" w:line="360"/>
-        <w:ind w:left="708" w:hanging="340"/>
+        <w:spacing w:after="120" w:line="240"/>
+        <w:ind w:firstLine="1417"/>
         <w:jc w:val="both"/>
       </w:pPr>
       <w:r>
@@ -9842,8 +9892,8 @@
     </w:p>
     <w:p>
       <w:pPr>
-        <w:spacing w:after="60" w:line="360"/>
-        <w:ind w:left="708" w:hanging="340"/>
+        <w:spacing w:after="120" w:line="240"/>
+        <w:ind w:firstLine="1417"/>
         <w:jc w:val="both"/>
       </w:pPr>
       <w:r>
@@ -9857,8 +9907,8 @@
     </w:p>
     <w:p>
       <w:pPr>
-        <w:spacing w:after="60" w:line="360"/>
-        <w:ind w:left="708" w:hanging="340"/>
+        <w:spacing w:after="120" w:line="240"/>
+        <w:ind w:firstLine="1417"/>
         <w:jc w:val="both"/>
       </w:pPr>
       <w:r>
@@ -9872,8 +9922,8 @@
     </w:p>
     <w:p>
       <w:pPr>
-        <w:spacing w:after="60" w:line="360"/>
-        <w:ind w:left="708" w:hanging="340"/>
+        <w:spacing w:after="120" w:line="240"/>
+        <w:ind w:firstLine="1417"/>
         <w:jc w:val="both"/>
       </w:pPr>
       <w:r>
@@ -9887,8 +9937,8 @@
     </w:p>
     <w:p>
       <w:pPr>
-        <w:spacing w:after="60" w:line="360"/>
-        <w:ind w:left="708" w:hanging="340"/>
+        <w:spacing w:after="120" w:line="240"/>
+        <w:ind w:firstLine="1417"/>
         <w:jc w:val="both"/>
       </w:pPr>
       <w:r>
@@ -9902,7 +9952,8 @@
     </w:p>
     <w:p>
       <w:pPr>
-        <w:spacing w:after="60" w:line="360"/>
+        <w:spacing w:after="120" w:line="240"/>
+        <w:ind w:firstLine="1417"/>
         <w:jc w:val="both"/>
       </w:pPr>
       <w:r>
@@ -9926,8 +9977,8 @@
     </w:p>
     <w:p>
       <w:pPr>
-        <w:spacing w:after="60" w:line="360"/>
-        <w:ind w:left="708" w:hanging="340"/>
+        <w:spacing w:after="120" w:line="240"/>
+        <w:ind w:firstLine="1417"/>
         <w:jc w:val="both"/>
       </w:pPr>
       <w:r>
@@ -9941,8 +9992,8 @@
     </w:p>
     <w:p>
       <w:pPr>
-        <w:spacing w:after="60" w:line="360"/>
-        <w:ind w:left="708" w:hanging="340"/>
+        <w:spacing w:after="120" w:line="240"/>
+        <w:ind w:firstLine="1417"/>
         <w:jc w:val="both"/>
       </w:pPr>
       <w:r>
@@ -9956,8 +10007,8 @@
     </w:p>
     <w:p>
       <w:pPr>
-        <w:spacing w:after="60" w:line="360"/>
-        <w:ind w:left="708" w:hanging="340"/>
+        <w:spacing w:after="120" w:line="240"/>
+        <w:ind w:firstLine="1417"/>
         <w:jc w:val="both"/>
       </w:pPr>
       <w:r>
@@ -9971,7 +10022,8 @@
     </w:p>
     <w:p>
       <w:pPr>
-        <w:spacing w:after="60" w:line="360"/>
+        <w:spacing w:after="120" w:line="240"/>
+        <w:ind w:firstLine="1417"/>
         <w:jc w:val="both"/>
       </w:pPr>
       <w:r>
@@ -9995,8 +10047,8 @@
     </w:p>
     <w:p>
       <w:pPr>
-        <w:spacing w:after="60" w:line="360"/>
-        <w:ind w:left="708" w:hanging="340"/>
+        <w:spacing w:after="120" w:line="240"/>
+        <w:ind w:firstLine="1417"/>
         <w:jc w:val="both"/>
       </w:pPr>
       <w:r>
@@ -10010,8 +10062,8 @@
     </w:p>
     <w:p>
       <w:pPr>
-        <w:spacing w:after="60" w:line="360"/>
-        <w:ind w:left="708" w:hanging="340"/>
+        <w:spacing w:after="120" w:line="240"/>
+        <w:ind w:firstLine="1417"/>
         <w:jc w:val="both"/>
       </w:pPr>
       <w:r>
@@ -10025,8 +10077,8 @@
     </w:p>
     <w:p>
       <w:pPr>
-        <w:spacing w:after="60" w:line="360"/>
-        <w:ind w:left="708" w:hanging="340"/>
+        <w:spacing w:after="120" w:line="240"/>
+        <w:ind w:firstLine="1417"/>
         <w:jc w:val="both"/>
       </w:pPr>
       <w:r>
@@ -10040,7 +10092,8 @@
     </w:p>
     <w:p>
       <w:pPr>
-        <w:spacing w:after="60" w:line="360"/>
+        <w:spacing w:after="120" w:line="240"/>
+        <w:ind w:firstLine="1417"/>
         <w:jc w:val="both"/>
       </w:pPr>
       <w:r>
@@ -10064,8 +10117,8 @@
     </w:p>
     <w:p>
       <w:pPr>
-        <w:spacing w:after="60" w:line="360"/>
-        <w:ind w:left="708" w:hanging="340"/>
+        <w:spacing w:after="120" w:line="240"/>
+        <w:ind w:firstLine="1417"/>
         <w:jc w:val="both"/>
       </w:pPr>
       <w:r>
@@ -10079,8 +10132,8 @@
     </w:p>
     <w:p>
       <w:pPr>
-        <w:spacing w:after="60" w:line="360"/>
-        <w:ind w:left="708" w:hanging="340"/>
+        <w:spacing w:after="120" w:line="240"/>
+        <w:ind w:firstLine="1417"/>
         <w:jc w:val="both"/>
       </w:pPr>
       <w:r>
@@ -10094,8 +10147,8 @@
     </w:p>
     <w:p>
       <w:pPr>
-        <w:spacing w:after="60" w:line="360"/>
-        <w:ind w:left="708" w:hanging="340"/>
+        <w:spacing w:after="120" w:line="240"/>
+        <w:ind w:firstLine="1417"/>
         <w:jc w:val="both"/>
       </w:pPr>
       <w:r>
@@ -10109,7 +10162,8 @@
     </w:p>
     <w:p>
       <w:pPr>
-        <w:spacing w:after="60" w:line="360"/>
+        <w:spacing w:after="120" w:line="240"/>
+        <w:ind w:firstLine="1417"/>
         <w:jc w:val="both"/>
       </w:pPr>
       <w:r>
@@ -10133,8 +10187,8 @@
     </w:p>
     <w:p>
       <w:pPr>
-        <w:spacing w:after="60" w:line="360"/>
-        <w:ind w:left="708" w:hanging="340"/>
+        <w:spacing w:after="120" w:line="240"/>
+        <w:ind w:firstLine="1417"/>
         <w:jc w:val="both"/>
       </w:pPr>
       <w:r>
@@ -10148,8 +10202,8 @@
     </w:p>
     <w:p>
       <w:pPr>
-        <w:spacing w:after="60" w:line="360"/>
-        <w:ind w:left="708" w:hanging="340"/>
+        <w:spacing w:after="120" w:line="240"/>
+        <w:ind w:firstLine="1417"/>
         <w:jc w:val="both"/>
       </w:pPr>
       <w:r>
@@ -10163,8 +10217,8 @@
     </w:p>
     <w:p>
       <w:pPr>
-        <w:spacing w:after="60" w:line="360"/>
-        <w:ind w:left="708" w:hanging="340"/>
+        <w:spacing w:after="120" w:line="240"/>
+        <w:ind w:firstLine="1417"/>
         <w:jc w:val="both"/>
       </w:pPr>
       <w:r>
@@ -10178,7 +10232,8 @@
     </w:p>
     <w:p>
       <w:pPr>
-        <w:spacing w:after="60" w:line="360"/>
+        <w:spacing w:after="120" w:line="240"/>
+        <w:ind w:firstLine="1417"/>
         <w:jc w:val="both"/>
       </w:pPr>
       <w:r>
@@ -10202,8 +10257,8 @@
     </w:p>
     <w:p>
       <w:pPr>
-        <w:spacing w:after="60" w:line="360"/>
-        <w:ind w:left="708" w:hanging="340"/>
+        <w:spacing w:after="120" w:line="240"/>
+        <w:ind w:firstLine="1417"/>
         <w:jc w:val="both"/>
       </w:pPr>
       <w:r>
@@ -10217,8 +10272,8 @@
     </w:p>
     <w:p>
       <w:pPr>
-        <w:spacing w:after="60" w:line="360"/>
-        <w:ind w:left="708" w:hanging="340"/>
+        <w:spacing w:after="120" w:line="240"/>
+        <w:ind w:firstLine="1417"/>
         <w:jc w:val="both"/>
       </w:pPr>
       <w:r>
@@ -10232,8 +10287,8 @@
     </w:p>
     <w:p>
       <w:pPr>
-        <w:spacing w:after="60" w:line="360"/>
-        <w:ind w:left="708" w:hanging="340"/>
+        <w:spacing w:after="120" w:line="240"/>
+        <w:ind w:firstLine="1417"/>
         <w:jc w:val="both"/>
       </w:pPr>
       <w:r>
@@ -10247,7 +10302,8 @@
     </w:p>
     <w:p>
       <w:pPr>
-        <w:spacing w:after="60" w:line="360"/>
+        <w:spacing w:after="120" w:line="240"/>
+        <w:ind w:firstLine="1417"/>
         <w:jc w:val="both"/>
       </w:pPr>
       <w:r>
@@ -10271,8 +10327,8 @@
     </w:p>
     <w:p>
       <w:pPr>
-        <w:spacing w:after="60" w:line="360"/>
-        <w:ind w:left="708" w:hanging="340"/>
+        <w:spacing w:after="120" w:line="240"/>
+        <w:ind w:firstLine="1417"/>
         <w:jc w:val="both"/>
       </w:pPr>
       <w:r>
@@ -10286,8 +10342,8 @@
     </w:p>
     <w:p>
       <w:pPr>
-        <w:spacing w:after="60" w:line="360"/>
-        <w:ind w:left="708" w:hanging="340"/>
+        <w:spacing w:after="120" w:line="240"/>
+        <w:ind w:firstLine="1417"/>
         <w:jc w:val="both"/>
       </w:pPr>
       <w:r>
@@ -10301,8 +10357,8 @@
     </w:p>
     <w:p>
       <w:pPr>
-        <w:spacing w:after="60" w:line="360"/>
-        <w:ind w:left="708" w:hanging="340"/>
+        <w:spacing w:after="120" w:line="240"/>
+        <w:ind w:firstLine="1417"/>
         <w:jc w:val="both"/>
       </w:pPr>
       <w:r>
@@ -10316,7 +10372,8 @@
     </w:p>
     <w:p>
       <w:pPr>
-        <w:spacing w:after="60" w:line="360"/>
+        <w:spacing w:after="120" w:line="240"/>
+        <w:ind w:firstLine="1417"/>
         <w:jc w:val="both"/>
       </w:pPr>
       <w:r>
@@ -10340,8 +10397,8 @@
     </w:p>
     <w:p>
       <w:pPr>
-        <w:spacing w:after="60" w:line="360"/>
-        <w:ind w:left="708" w:hanging="340"/>
+        <w:spacing w:after="120" w:line="240"/>
+        <w:ind w:firstLine="1417"/>
         <w:jc w:val="both"/>
       </w:pPr>
       <w:r>
@@ -10355,8 +10412,8 @@
     </w:p>
     <w:p>
       <w:pPr>
-        <w:spacing w:after="60" w:line="360"/>
-        <w:ind w:left="708" w:hanging="340"/>
+        <w:spacing w:after="120" w:line="240"/>
+        <w:ind w:firstLine="1417"/>
         <w:jc w:val="both"/>
       </w:pPr>
       <w:r>
@@ -10370,8 +10427,8 @@
     </w:p>
     <w:p>
       <w:pPr>
-        <w:spacing w:after="60" w:line="360"/>
-        <w:ind w:left="708" w:hanging="340"/>
+        <w:spacing w:after="120" w:line="240"/>
+        <w:ind w:firstLine="1417"/>
         <w:jc w:val="both"/>
       </w:pPr>
       <w:r>
@@ -10385,7 +10442,8 @@
     </w:p>
     <w:p>
       <w:pPr>
-        <w:spacing w:after="60" w:line="360"/>
+        <w:spacing w:after="120" w:line="240"/>
+        <w:ind w:firstLine="1417"/>
         <w:jc w:val="both"/>
       </w:pPr>
       <w:r>
@@ -10409,8 +10467,8 @@
     </w:p>
     <w:p>
       <w:pPr>
-        <w:spacing w:after="60" w:line="360"/>
-        <w:ind w:left="708" w:hanging="340"/>
+        <w:spacing w:after="120" w:line="240"/>
+        <w:ind w:firstLine="1417"/>
         <w:jc w:val="both"/>
       </w:pPr>
       <w:r>
@@ -10424,8 +10482,8 @@
     </w:p>
     <w:p>
       <w:pPr>
-        <w:spacing w:after="60" w:line="360"/>
-        <w:ind w:left="708" w:hanging="340"/>
+        <w:spacing w:after="120" w:line="240"/>
+        <w:ind w:firstLine="1417"/>
         <w:jc w:val="both"/>
       </w:pPr>
       <w:r>
@@ -10439,8 +10497,8 @@
     </w:p>
     <w:p>
       <w:pPr>
-        <w:spacing w:after="60" w:line="360"/>
-        <w:ind w:left="708" w:hanging="340"/>
+        <w:spacing w:after="120" w:line="240"/>
+        <w:ind w:firstLine="1417"/>
         <w:jc w:val="both"/>
       </w:pPr>
       <w:r>
@@ -10490,7 +10548,8 @@
     </w:p>
     <w:p>
       <w:pPr>
-        <w:spacing w:after="60" w:line="360"/>
+        <w:spacing w:after="120" w:line="240"/>
+        <w:ind w:firstLine="1417"/>
         <w:jc w:val="both"/>
       </w:pPr>
       <w:r>
@@ -10514,8 +10573,8 @@
     </w:p>
     <w:p>
       <w:pPr>
-        <w:spacing w:after="60" w:line="360"/>
-        <w:ind w:left="708" w:hanging="340"/>
+        <w:spacing w:after="120" w:line="240"/>
+        <w:ind w:firstLine="1417"/>
         <w:jc w:val="both"/>
       </w:pPr>
       <w:r>
@@ -10529,8 +10588,8 @@
     </w:p>
     <w:p>
       <w:pPr>
-        <w:spacing w:after="60" w:line="360"/>
-        <w:ind w:left="708" w:hanging="340"/>
+        <w:spacing w:after="120" w:line="240"/>
+        <w:ind w:firstLine="1417"/>
         <w:jc w:val="both"/>
       </w:pPr>
       <w:r>
@@ -10544,8 +10603,8 @@
     </w:p>
     <w:p>
       <w:pPr>
-        <w:spacing w:after="60" w:line="360"/>
-        <w:ind w:left="708" w:hanging="340"/>
+        <w:spacing w:after="120" w:line="240"/>
+        <w:ind w:firstLine="1417"/>
         <w:jc w:val="both"/>
       </w:pPr>
       <w:r>
@@ -10559,8 +10618,8 @@
     </w:p>
     <w:p>
       <w:pPr>
-        <w:spacing w:after="60" w:line="360"/>
-        <w:ind w:left="708" w:hanging="340"/>
+        <w:spacing w:after="120" w:line="240"/>
+        <w:ind w:firstLine="1417"/>
         <w:jc w:val="both"/>
       </w:pPr>
       <w:r>
@@ -10574,8 +10633,8 @@
     </w:p>
     <w:p>
       <w:pPr>
-        <w:spacing w:after="60" w:line="360"/>
-        <w:ind w:left="708" w:hanging="340"/>
+        <w:spacing w:after="120" w:line="240"/>
+        <w:ind w:firstLine="1417"/>
         <w:jc w:val="both"/>
       </w:pPr>
       <w:r>
@@ -10589,8 +10648,8 @@
     </w:p>
     <w:p>
       <w:pPr>
-        <w:spacing w:after="60" w:line="360"/>
-        <w:ind w:left="708" w:hanging="340"/>
+        <w:spacing w:after="120" w:line="240"/>
+        <w:ind w:firstLine="1417"/>
         <w:jc w:val="both"/>
       </w:pPr>
       <w:r>
@@ -10604,8 +10663,8 @@
     </w:p>
     <w:p>
       <w:pPr>
-        <w:spacing w:after="60" w:line="360"/>
-        <w:ind w:left="708" w:hanging="0"/>
+        <w:spacing w:after="120" w:line="240"/>
+        <w:ind w:firstLine="1417"/>
         <w:jc w:val="both"/>
       </w:pPr>
       <w:r>
@@ -10619,8 +10678,8 @@
     </w:p>
     <w:p>
       <w:pPr>
-        <w:spacing w:after="60" w:line="360"/>
-        <w:ind w:left="708" w:hanging="0"/>
+        <w:spacing w:after="120" w:line="240"/>
+        <w:ind w:firstLine="1417"/>
         <w:jc w:val="both"/>
       </w:pPr>
       <w:r>
@@ -10634,8 +10693,8 @@
     </w:p>
     <w:p>
       <w:pPr>
-        <w:spacing w:after="60" w:line="360"/>
-        <w:ind w:left="708" w:hanging="0"/>
+        <w:spacing w:after="120" w:line="240"/>
+        <w:ind w:firstLine="1417"/>
         <w:jc w:val="both"/>
       </w:pPr>
       <w:r>
@@ -10649,7 +10708,8 @@
     </w:p>
     <w:p>
       <w:pPr>
-        <w:spacing w:after="60" w:line="360"/>
+        <w:spacing w:after="120" w:line="240"/>
+        <w:ind w:firstLine="1417"/>
         <w:jc w:val="both"/>
       </w:pPr>
       <w:r>
@@ -10673,8 +10733,8 @@
     </w:p>
     <w:p>
       <w:pPr>
-        <w:spacing w:after="60" w:line="360"/>
-        <w:ind w:left="708" w:hanging="0"/>
+        <w:spacing w:after="120" w:line="240"/>
+        <w:ind w:firstLine="1417"/>
         <w:jc w:val="both"/>
       </w:pPr>
       <w:r>
@@ -10688,8 +10748,8 @@
     </w:p>
     <w:p>
       <w:pPr>
-        <w:spacing w:after="60" w:line="360"/>
-        <w:ind w:left="708" w:hanging="0"/>
+        <w:spacing w:after="120" w:line="240"/>
+        <w:ind w:firstLine="1417"/>
         <w:jc w:val="both"/>
       </w:pPr>
       <w:r>
@@ -10703,8 +10763,8 @@
     </w:p>
     <w:p>
       <w:pPr>
-        <w:spacing w:after="60" w:line="360"/>
-        <w:ind w:left="708" w:hanging="0"/>
+        <w:spacing w:after="120" w:line="240"/>
+        <w:ind w:firstLine="1417"/>
         <w:jc w:val="both"/>
       </w:pPr>
       <w:r>
@@ -10718,8 +10778,8 @@
     </w:p>
     <w:p>
       <w:pPr>
-        <w:spacing w:after="60" w:line="360"/>
-        <w:ind w:left="708" w:hanging="0"/>
+        <w:spacing w:after="120" w:line="240"/>
+        <w:ind w:firstLine="1417"/>
         <w:jc w:val="both"/>
       </w:pPr>
       <w:r>
@@ -10788,8 +10848,8 @@
     </w:p>
     <w:p>
       <w:pPr>
-        <w:spacing w:after="120" w:line="360"/>
-        <w:ind w:firstLine="708"/>
+        <w:spacing w:after="120" w:line="240"/>
+        <w:ind w:firstLine="1417"/>
         <w:jc w:val="both"/>
       </w:pPr>
       <w:r>
@@ -10813,8 +10873,8 @@
     </w:p>
     <w:p>
       <w:pPr>
-        <w:spacing w:after="120" w:line="360"/>
-        <w:ind w:firstLine="708"/>
+        <w:spacing w:after="120" w:line="240"/>
+        <w:ind w:firstLine="1417"/>
         <w:jc w:val="both"/>
       </w:pPr>
       <w:r>
@@ -10839,7 +10899,7 @@
     <w:sectPr>
       <w:footerReference w:type="default" r:id="rId7"/>
       <w:pgSz w:w="11906" w:h="16838" w:orient="portrait"/>
-      <w:pgMar w:top="1701" w:right="1134" w:bottom="1134" w:left="1701" w:header="708" w:footer="708" w:gutter="0"/>
+      <w:pgMar w:top="1134" w:right="850" w:bottom="1134" w:left="1701" w:header="708" w:footer="708" w:gutter="0"/>
       <w:pgNumType/>
       <w:docGrid w:linePitch="360"/>
     </w:sectPr>

--- a/docs/sei/2026-09-11-regulamento-servico/Minuta_Regulamento_de_Servico_CBMRO_parte_geral_e_especial.docx
+++ b/docs/sei/2026-09-11-regulamento-servico/Minuta_Regulamento_de_Servico_CBMRO_parte_geral_e_especial.docx
@@ -7517,7 +7517,7 @@
           <w:sz w:val="26"/>
           <w:szCs w:val="26"/>
         </w:rPr>
-        <w:t xml:space="preserve">DAS OCORRÊNCIAS DE GRANDE PORTE E DO APOIO EXTERNO</w:t>
+        <w:t xml:space="preserve">DAS OCORRÊNCIAS DE GRANDE VULTO E DO APOIO EXTERNO</w:t>
       </w:r>
     </w:p>
     <w:p>
